--- a/modul_praktikum/Pertemuan_12_Kitchen_Display_System_Realtime_Status_dan_Notifikasi.docx
+++ b/modul_praktikum/Pertemuan_12_Kitchen_Display_System_Realtime_Status_dan_Notifikasi.docx
@@ -87,7 +87,7 @@
           <w:color w:val="0B2545"/>
           <w:sz w:val="21"/>
         </w:rPr>
-        <w:t>14 pertemuan × 6 jam = 84 jam untuk menghasilkan MVP yang dapat didemokan, diuji, dan disiapkan menuju deployment.</w:t>
+        <w:t>14 pertemuan × 3,5 jam efektif di kelas = 49 jam (ditambah tugas mandiri di luar kelas) untuk menghasilkan MVP yang dapat didemokan, diuji, dan disiapkan menuju deployment.</w:t>
       </w:r>
     </w:p>
     <w:tbl>
@@ -554,7 +554,7 @@
                 <w:color w:val="1F2937"/>
                 <w:sz w:val="16"/>
               </w:rPr>
-              <w:t>360 menit (6 jam)</w:t>
+              <w:t>210 menit efektif di kelas (3 jam 30 menit); tugas mandiri di luar kelas hingga 120 menit (2 jam)</w:t>
             </w:r>
           </w:p>
         </w:tc>
@@ -818,7 +818,7 @@
         <w:pStyle w:val="Heading3"/>
       </w:pPr>
       <w:r>
-        <w:t>Pengetahuan Teknis Laravel 13 yang Wajib Dikuasai</w:t>
+        <w:t>Pengetahuan Teknis dan Penjelasan Mandiri (Laravel 13)</w:t>
       </w:r>
     </w:p>
     <w:p>
@@ -927,14 +927,6 @@
       </w:r>
       <w:r>
         <w:t>Jalankan Reverb di belakang WSS/reverse proxy dan process manager, gunakan `reverb:restart` saat deploy, serta queue-kan notifikasi dengan `ShouldQueue`/`afterCommit()` [L13-REVERB] [L13-NOTIF]. Web Push membutuhkan package channel, VAPID, service worker, Push API, dan Notifications API [LIB-WEBPUSH] [WEB-PUSH] [WEB-SERVICE-WORKER] [WEB-NOTIFICATIONS]. Bila WhatsApp dipilih, ikuti kontrak resmi Cloud API untuk message dan webhook [API-WA-OVERVIEW] [API-WA-MESSAGES] [API-WA-WEBHOOKS].</w:t>
-      </w:r>
-    </w:p>
-    <w:p>
-      <w:pPr>
-        <w:pStyle w:val="Heading3"/>
-      </w:pPr>
-      <w:r>
-        <w:t>Penjelasan Mandiri: Konsep, Cara Kerja, dan Aturan Implementasi</w:t>
       </w:r>
     </w:p>
     <w:p>
@@ -2854,7 +2846,7 @@
           <w:rFonts w:ascii="Aptos Display" w:hAnsi="Aptos Display"/>
           <w:color w:val="1F2937"/>
         </w:rPr>
-        <w:t>Rencana Waktu 6 Jam</w:t>
+        <w:t>Rencana Waktu — 3 Jam 30 Menit Efektif di Kelas</w:t>
       </w:r>
     </w:p>
     <w:tbl>
@@ -3157,7 +3149,7 @@
                 <w:color w:val="1F2937"/>
                 <w:sz w:val="16"/>
               </w:rPr>
-              <w:t>45</w:t>
+              <w:t>30</w:t>
             </w:r>
           </w:p>
         </w:tc>
@@ -3267,7 +3259,7 @@
                 <w:color w:val="1F2937"/>
                 <w:sz w:val="16"/>
               </w:rPr>
-              <w:t>60</w:t>
+              <w:t>30</w:t>
             </w:r>
           </w:p>
         </w:tc>
@@ -3377,7 +3369,7 @@
                 <w:color w:val="1F2937"/>
                 <w:sz w:val="16"/>
               </w:rPr>
-              <w:t>75</w:t>
+              <w:t>30</w:t>
             </w:r>
           </w:p>
         </w:tc>
@@ -3487,7 +3479,7 @@
                 <w:color w:val="1F2937"/>
                 <w:sz w:val="16"/>
               </w:rPr>
-              <w:t>45</w:t>
+              <w:t>30</w:t>
             </w:r>
           </w:p>
         </w:tc>
@@ -3597,7 +3589,7 @@
                 <w:color w:val="1F2937"/>
                 <w:sz w:val="16"/>
               </w:rPr>
-              <w:t>60</w:t>
+              <w:t>30</w:t>
             </w:r>
           </w:p>
         </w:tc>
@@ -3707,7 +3699,7 @@
                 <w:color w:val="1F2937"/>
                 <w:sz w:val="16"/>
               </w:rPr>
-              <w:t>45</w:t>
+              <w:t>30</w:t>
             </w:r>
           </w:p>
         </w:tc>
@@ -3775,7 +3767,7 @@
         <w:rPr>
           <w:rFonts w:ascii="Aptos" w:hAnsi="Aptos"/>
         </w:rPr>
-        <w:t>Total alokasi: 360 menit.</w:t>
+        <w:t>Total efektif di kelas: 210 menit (7 tahap × 30 menit). Tugas mandiri di luar kelas: hingga 120 menit (2 jam) untuk pekerjaan sejenis yang bersifat mengulang — misalnya bila di kelas membuat CRUD untuk 2 tabel, di luar kelas kerjakan CRUD untuk 3 tabel lainnya.</w:t>
       </w:r>
     </w:p>
     <w:p>
@@ -4005,7 +3997,7 @@
           <w:rFonts w:ascii="Aptos Display" w:hAnsi="Aptos Display"/>
           <w:color w:val="FF2D20"/>
         </w:rPr>
-        <w:t>Tahap 2 — Authorize private channels (45 menit)</w:t>
+        <w:t>Tahap 2 — Authorize private channels (30 menit)</w:t>
       </w:r>
     </w:p>
     <w:p>
@@ -4221,7 +4213,7 @@
           <w:rFonts w:ascii="Aptos Display" w:hAnsi="Aptos Display"/>
           <w:color w:val="FF2D20"/>
         </w:rPr>
-        <w:t>Tahap 3 — State machine tenant order (60 menit)</w:t>
+        <w:t>Tahap 3 — State machine tenant order (30 menit)</w:t>
       </w:r>
     </w:p>
     <w:p>
@@ -4410,7 +4402,7 @@
           <w:rFonts w:ascii="Aptos Display" w:hAnsi="Aptos Display"/>
           <w:color w:val="FF2D20"/>
         </w:rPr>
-        <w:t>Tahap 4 — Bangun KDS Livewire (75 menit)</w:t>
+        <w:t>Tahap 4 — Bangun KDS Livewire (30 menit)</w:t>
       </w:r>
     </w:p>
     <w:p>
@@ -4599,7 +4591,7 @@
           <w:rFonts w:ascii="Aptos Display" w:hAnsi="Aptos Display"/>
           <w:color w:val="FF2D20"/>
         </w:rPr>
-        <w:t>Tahap 5 — Tracking pelanggan realtime (45 menit)</w:t>
+        <w:t>Tahap 5 — Tracking pelanggan realtime (30 menit)</w:t>
       </w:r>
     </w:p>
     <w:p>
@@ -4788,7 +4780,7 @@
           <w:rFonts w:ascii="Aptos Display" w:hAnsi="Aptos Display"/>
           <w:color w:val="FF2D20"/>
         </w:rPr>
-        <w:t>Tahap 6 — Notifikasi idempoten (60 menit)</w:t>
+        <w:t>Tahap 6 — Notifikasi idempoten (30 menit)</w:t>
       </w:r>
     </w:p>
     <w:p>
@@ -4977,7 +4969,7 @@
           <w:rFonts w:ascii="Aptos Display" w:hAnsi="Aptos Display"/>
           <w:color w:val="FF2D20"/>
         </w:rPr>
-        <w:t>Tahap 7 — Test dan commit (45 menit)</w:t>
+        <w:t>Tahap 7 — Test dan commit (30 menit)</w:t>
       </w:r>
     </w:p>
     <w:p>

--- a/modul_praktikum/Pertemuan_12_Kitchen_Display_System_Realtime_Status_dan_Notifikasi.docx
+++ b/modul_praktikum/Pertemuan_12_Kitchen_Display_System_Realtime_Status_dan_Notifikasi.docx
@@ -890,7 +890,7 @@
         <w:t xml:space="preserve">Private channel. </w:t>
       </w:r>
       <w:r>
-        <w:t>Otorisasi `tenant.{tenantId}.kds` dilakukan di `routes/channels.php` dengan pemeriksaan membership/ability terhadap `tenantId`. Channel model binding tidak otomatis memakai scoped binding, jadi jangan hanya percaya parameter route [L13-BCAST].</w:t>
+        <w:t>Otorisasi channel privat `tenant.{tenantId}.orders` didaftarkan modul Kitchen dengan `Broadcast::channel()` di `KitchenServiceProvider::boot()` (bukan `routes/channels.php`, dan bukan file route modul agar tetap aktif saat `route:cache`) dengan pemeriksaan membership/ability terhadap `tenantId`. Channel model binding tidak otomatis memakai scoped binding, jadi jangan hanya percaya parameter route [L13-BCAST].</w:t>
       </w:r>
     </w:p>
     <w:p>
@@ -966,7 +966,7 @@
         <w:t xml:space="preserve">Private channel dan payload minimum. </w:t>
       </w:r>
       <w:r>
-        <w:t>Channel `tenant.{tenantId}.kds` hanya boleh di-subscribe user yang mempunyai membership dan ability KDS pada tenant tersebut. Authorization channel dijalankan server saat subscription; nama channel dari browser bukan bukti izin. Payload cukup berisi ID, status, nomor antrean, dan timestamp, bukan alamat, telepon, model lengkap, atau data tenant lain. Setelah event diterima, UI dapat mengambil detail melalui endpoint yang juga dilindungi policy. Tracking pelanggan anonim memakai channel/token publik yang terpisah dan payload lebih sempit [L13-BCAST] [L13-AUTHZ].</w:t>
+        <w:t>Channel `tenant.{tenantId}.orders` hanya boleh di-subscribe user yang mempunyai membership dan ability KDS pada tenant tersebut. Authorization channel dijalankan server saat subscription; nama channel dari browser bukan bukti izin. Payload cukup berisi ID, status, nomor antrean, dan timestamp, bukan alamat, telepon, model lengkap, atau data tenant lain. Setelah event diterima, UI dapat mengambil detail melalui endpoint yang juga dilindungi policy. Tracking pelanggan anonim memakai channel/token publik yang terpisah dan payload lebih sempit [L13-BCAST] [L13-AUTHZ].</w:t>
       </w:r>
     </w:p>
     <w:p>
@@ -1001,7 +1001,7 @@
         </w:pBdr>
       </w:pPr>
       <w:r>
-        <w:t>LANDASAN TEKNIS — app/Events/TenantOrderUpdated.php   •   PHP</w:t>
+        <w:t>LANDASAN TEKNIS — app/Modules/Kitchen/Events/TenantOrderUpdated.php (contoh; repo: TenantOrderStatusChanged)   •   PHP</w:t>
       </w:r>
     </w:p>
     <w:p>
@@ -2148,7 +2148,7 @@
         </w:pBdr>
       </w:pPr>
       <w:r>
-        <w:t>LANDASAN TEKNIS — routes/channels.php   •   PHP</w:t>
+        <w:t>LANDASAN TEKNIS — app/Modules/Kitchen/KitchenServiceProvider.php (Broadcast::channel di boot())   •   PHP</w:t>
       </w:r>
     </w:p>
     <w:p>
@@ -2215,7 +2215,7 @@
           <w:color w:val="CE9178"/>
           <w:sz w:val="16"/>
         </w:rPr>
-        <w:t>'tenant.{tenantId}.kds'</w:t>
+        <w:t>'tenant.{tenantId}.orders'</w:t>
       </w:r>
       <w:r>
         <w:rPr>
@@ -4125,6 +4125,106 @@
     </w:p>
     <w:p>
       <w:pPr>
+        <w:pStyle w:val="ListBody"/>
+      </w:pPr>
+      <w:r>
+        <w:rPr>
+          <w:rFonts w:ascii="Aptos" w:hAnsi="Aptos"/>
+          <w:color w:val="1F2937"/>
+          <w:sz w:val="19"/>
+        </w:rPr>
+        <w:t xml:space="preserve">Perintah pembuatan berkas tahap ini (diverifikasi pada Laravel 13.25; baris # INFO adalah output nyata). Jalankan dari root repository, lalu isi berkas sesuai langkah di atas.</w:t>
+      </w:r>
+    </w:p>
+    <w:p>
+      <w:pPr>
+        <w:pStyle w:val="CodeHeader"/>
+        <w:shd w:fill="2D2D30"/>
+        <w:pBdr>
+          <w:left w:val="single" w:sz="4" w:space="8" w:color="2D2D30"/>
+        </w:pBdr>
+      </w:pPr>
+      <w:r>
+        <w:rPr>
+          <w:rFonts w:ascii="Consolas" w:hAnsi="Consolas"/>
+          <w:b/>
+          <w:color w:val="FFFFFF"/>
+          <w:sz w:val="16"/>
+        </w:rPr>
+        <w:t xml:space="preserve">BUAT FILE — MODUL 12 TAHAP 2   •   terminal pada root repository   •   BASH</w:t>
+      </w:r>
+    </w:p>
+    <w:p>
+      <w:pPr>
+        <w:pStyle w:val="CodeBlock"/>
+        <w:shd w:fill="1E1E1E"/>
+        <w:pBdr>
+          <w:left w:val="single" w:sz="4" w:space="8" w:color="1E1E1E"/>
+        </w:pBdr>
+      </w:pPr>
+      <w:r>
+        <w:rPr>
+          <w:rFonts w:ascii="Consolas" w:hAnsi="Consolas"/>
+          <w:color w:val="D4D4D4"/>
+          <w:sz w:val="16"/>
+        </w:rPr>
+        <w:t xml:space="preserve">php artisan make:class Modules/Kitchen/Realtime/TenantChannels</w:t>
+        <w:br/>
+      </w:r>
+      <w:r>
+        <w:rPr>
+          <w:rFonts w:ascii="Consolas" w:hAnsi="Consolas"/>
+          <w:color w:val="6A9955"/>
+          <w:sz w:val="16"/>
+        </w:rPr>
+        <w:t xml:space="preserve">#   INFO Class [app/Modules/Kitchen/Realtime/TenantChannels.php] created successfully.</w:t>
+      </w:r>
+    </w:p>
+    <w:p>
+      <w:pPr>
+        <w:pStyle w:val="ListBody"/>
+        <w:numPr>
+          <w:ilvl w:val="0"/>
+          <w:numId w:val="10"/>
+        </w:numPr>
+      </w:pPr>
+      <w:r>
+        <w:rPr>
+          <w:rFonts w:ascii="Consolas" w:hAnsi="Consolas"/>
+          <w:color w:val="C11B12"/>
+          <w:sz w:val="17"/>
+          <w:shd w:fill="ECEFF3"/>
+        </w:rPr>
+        <w:t xml:space="preserve">php artisan make:class Modules/Kitchen/Realtime/TenantChannels</w:t>
+      </w:r>
+      <w:r>
+        <w:rPr>
+          <w:rFonts w:ascii="Aptos" w:hAnsi="Aptos"/>
+          <w:color w:val="1F2937"/>
+          <w:sz w:val="19"/>
+        </w:rPr>
+        <w:t xml:space="preserve"> — Sumber tunggal nama &amp; otorisasi channel privat tenant.{tenantId}.orders (hanya anggota tenant). Channel didaftarkan di KitchenServiceProvider::boot() dengan Broadcast::channel() — bukan routes/channels.php dan bukan file route modul, agar tetap aktif saat route:cache. Hasil: </w:t>
+      </w:r>
+      <w:r>
+        <w:rPr>
+          <w:rFonts w:ascii="Consolas" w:hAnsi="Consolas"/>
+          <w:color w:val="C11B12"/>
+          <w:sz w:val="17"/>
+          <w:shd w:fill="ECEFF3"/>
+        </w:rPr>
+        <w:t xml:space="preserve">app/Modules/Kitchen/Realtime/TenantChannels.php</w:t>
+      </w:r>
+      <w:r>
+        <w:rPr>
+          <w:rFonts w:ascii="Aptos" w:hAnsi="Aptos"/>
+          <w:color w:val="1F2937"/>
+          <w:sz w:val="19"/>
+        </w:rPr>
+        <w:t xml:space="preserve">.</w:t>
+      </w:r>
+    </w:p>
+    <w:p>
+      <w:pPr>
         <w:pStyle w:val="TutorialObserve"/>
         <w:shd w:fill="FFF4D6" w:val="clear"/>
         <w:pBdr>
@@ -4341,6 +4441,167 @@
     </w:p>
     <w:p>
       <w:pPr>
+        <w:pStyle w:val="ListBody"/>
+      </w:pPr>
+      <w:r>
+        <w:rPr>
+          <w:rFonts w:ascii="Aptos" w:hAnsi="Aptos"/>
+          <w:color w:val="1F2937"/>
+          <w:sz w:val="19"/>
+        </w:rPr>
+        <w:t xml:space="preserve">Perintah pembuatan berkas tahap ini (diverifikasi pada Laravel 13.25; baris # INFO adalah output nyata). Jalankan dari root repository, lalu isi berkas sesuai langkah di atas.</w:t>
+      </w:r>
+    </w:p>
+    <w:p>
+      <w:pPr>
+        <w:pStyle w:val="CodeHeader"/>
+        <w:shd w:fill="2D2D30"/>
+        <w:pBdr>
+          <w:left w:val="single" w:sz="4" w:space="8" w:color="2D2D30"/>
+        </w:pBdr>
+      </w:pPr>
+      <w:r>
+        <w:rPr>
+          <w:rFonts w:ascii="Consolas" w:hAnsi="Consolas"/>
+          <w:b/>
+          <w:color w:val="FFFFFF"/>
+          <w:sz w:val="16"/>
+        </w:rPr>
+        <w:t xml:space="preserve">BUAT FILE — MODUL 12 TAHAP 3   •   terminal pada root repository   •   BASH</w:t>
+      </w:r>
+    </w:p>
+    <w:p>
+      <w:pPr>
+        <w:pStyle w:val="CodeBlock"/>
+        <w:shd w:fill="1E1E1E"/>
+        <w:pBdr>
+          <w:left w:val="single" w:sz="4" w:space="8" w:color="1E1E1E"/>
+        </w:pBdr>
+      </w:pPr>
+      <w:r>
+        <w:rPr>
+          <w:rFonts w:ascii="Consolas" w:hAnsi="Consolas"/>
+          <w:color w:val="D4D4D4"/>
+          <w:sz w:val="16"/>
+        </w:rPr>
+        <w:t xml:space="preserve">php artisan make:class Modules/Kitchen/Services/KitchenService</w:t>
+        <w:br/>
+      </w:r>
+      <w:r>
+        <w:rPr>
+          <w:rFonts w:ascii="Consolas" w:hAnsi="Consolas"/>
+          <w:color w:val="6A9955"/>
+          <w:sz w:val="16"/>
+        </w:rPr>
+        <w:t xml:space="preserve">#   INFO Class [app/Modules/Kitchen/Services/KitchenService.php] created successfully.</w:t>
+        <w:br/>
+      </w:r>
+      <w:r>
+        <w:rPr>
+          <w:rFonts w:ascii="Consolas" w:hAnsi="Consolas"/>
+          <w:color w:val="D4D4D4"/>
+          <w:sz w:val="16"/>
+        </w:rPr>
+        <w:t xml:space="preserve">php artisan make:exception 'App\Modules\Kitchen\Exceptions\KitchenException'</w:t>
+        <w:br/>
+      </w:r>
+      <w:r>
+        <w:rPr>
+          <w:rFonts w:ascii="Consolas" w:hAnsi="Consolas"/>
+          <w:color w:val="6A9955"/>
+          <w:sz w:val="16"/>
+        </w:rPr>
+        <w:t xml:space="preserve">#   INFO Exception [app/Modules/Kitchen/Exceptions/KitchenException.php] created successfully.</w:t>
+      </w:r>
+    </w:p>
+    <w:p>
+      <w:pPr>
+        <w:pStyle w:val="ListBody"/>
+        <w:numPr>
+          <w:ilvl w:val="0"/>
+          <w:numId w:val="10"/>
+        </w:numPr>
+      </w:pPr>
+      <w:r>
+        <w:rPr>
+          <w:rFonts w:ascii="Consolas" w:hAnsi="Consolas"/>
+          <w:color w:val="C11B12"/>
+          <w:sz w:val="17"/>
+          <w:shd w:fill="ECEFF3"/>
+        </w:rPr>
+        <w:t xml:space="preserve">php artisan make:class Modules/Kitchen/Services/KitchenService</w:t>
+      </w:r>
+      <w:r>
+        <w:rPr>
+          <w:rFonts w:ascii="Aptos" w:hAnsi="Aptos"/>
+          <w:color w:val="1F2937"/>
+          <w:sz w:val="19"/>
+        </w:rPr>
+        <w:t xml:space="preserve"> — Service state machine tenant_order (transisi valid saja) + audit + siaran status. Hasil: </w:t>
+      </w:r>
+      <w:r>
+        <w:rPr>
+          <w:rFonts w:ascii="Consolas" w:hAnsi="Consolas"/>
+          <w:color w:val="C11B12"/>
+          <w:sz w:val="17"/>
+          <w:shd w:fill="ECEFF3"/>
+        </w:rPr>
+        <w:t xml:space="preserve">app/Modules/Kitchen/Services/KitchenService.php</w:t>
+      </w:r>
+      <w:r>
+        <w:rPr>
+          <w:rFonts w:ascii="Aptos" w:hAnsi="Aptos"/>
+          <w:color w:val="1F2937"/>
+          <w:sz w:val="19"/>
+        </w:rPr>
+        <w:t xml:space="preserve">.</w:t>
+      </w:r>
+    </w:p>
+    <w:p>
+      <w:pPr>
+        <w:pStyle w:val="ListBody"/>
+        <w:numPr>
+          <w:ilvl w:val="0"/>
+          <w:numId w:val="10"/>
+        </w:numPr>
+      </w:pPr>
+      <w:r>
+        <w:rPr>
+          <w:rFonts w:ascii="Consolas" w:hAnsi="Consolas"/>
+          <w:color w:val="C11B12"/>
+          <w:sz w:val="17"/>
+          <w:shd w:fill="ECEFF3"/>
+        </w:rPr>
+        <w:t xml:space="preserve">php artisan make:exception 'App\Modules\Kitchen\Exceptions\KitchenException'</w:t>
+      </w:r>
+      <w:r>
+        <w:rPr>
+          <w:rFonts w:ascii="Aptos" w:hAnsi="Aptos"/>
+          <w:color w:val="1F2937"/>
+          <w:sz w:val="19"/>
+        </w:rPr>
+        <w:t xml:space="preserve"> — Exception domain transisi status tidak sah; nama lengkap → folder modul Kitchen. Hasil: </w:t>
+      </w:r>
+      <w:r>
+        <w:rPr>
+          <w:rFonts w:ascii="Consolas" w:hAnsi="Consolas"/>
+          <w:color w:val="C11B12"/>
+          <w:sz w:val="17"/>
+          <w:shd w:fill="ECEFF3"/>
+        </w:rPr>
+        <w:t xml:space="preserve">app/Modules/Kitchen/Exceptions/KitchenException.php</w:t>
+      </w:r>
+      <w:r>
+        <w:rPr>
+          <w:rFonts w:ascii="Aptos" w:hAnsi="Aptos"/>
+          <w:color w:val="1F2937"/>
+          <w:sz w:val="19"/>
+        </w:rPr>
+        <w:t xml:space="preserve">.</w:t>
+      </w:r>
+    </w:p>
+    <w:p>
+      <w:pPr>
         <w:pStyle w:val="TutorialObserve"/>
         <w:shd w:fill="FFF4D6" w:val="clear"/>
         <w:pBdr>
@@ -4530,6 +4791,210 @@
     </w:p>
     <w:p>
       <w:pPr>
+        <w:pStyle w:val="ListBody"/>
+      </w:pPr>
+      <w:r>
+        <w:rPr>
+          <w:rFonts w:ascii="Aptos" w:hAnsi="Aptos"/>
+          <w:color w:val="1F2937"/>
+          <w:sz w:val="19"/>
+        </w:rPr>
+        <w:t xml:space="preserve">Perintah pembuatan berkas tahap ini (diverifikasi pada Laravel 13.25; baris # INFO adalah output nyata). Jalankan dari root repository, lalu isi berkas sesuai langkah di atas.</w:t>
+      </w:r>
+    </w:p>
+    <w:p>
+      <w:pPr>
+        <w:pStyle w:val="CodeHeader"/>
+        <w:shd w:fill="2D2D30"/>
+        <w:pBdr>
+          <w:left w:val="single" w:sz="4" w:space="8" w:color="2D2D30"/>
+        </w:pBdr>
+      </w:pPr>
+      <w:r>
+        <w:rPr>
+          <w:rFonts w:ascii="Consolas" w:hAnsi="Consolas"/>
+          <w:b/>
+          <w:color w:val="FFFFFF"/>
+          <w:sz w:val="16"/>
+        </w:rPr>
+        <w:t xml:space="preserve">BUAT FILE — MODUL 12 TAHAP 4   •   terminal pada root repository   •   BASH</w:t>
+      </w:r>
+    </w:p>
+    <w:p>
+      <w:pPr>
+        <w:pStyle w:val="CodeBlock"/>
+        <w:shd w:fill="1E1E1E"/>
+        <w:pBdr>
+          <w:left w:val="single" w:sz="4" w:space="8" w:color="1E1E1E"/>
+        </w:pBdr>
+      </w:pPr>
+      <w:r>
+        <w:rPr>
+          <w:rFonts w:ascii="Consolas" w:hAnsi="Consolas"/>
+          <w:color w:val="D4D4D4"/>
+          <w:sz w:val="16"/>
+        </w:rPr>
+        <w:t xml:space="preserve">php artisan make:livewire kitchen::kitchen-board</w:t>
+        <w:br/>
+      </w:r>
+      <w:r>
+        <w:rPr>
+          <w:rFonts w:ascii="Consolas" w:hAnsi="Consolas"/>
+          <w:color w:val="6A9955"/>
+          <w:sz w:val="16"/>
+        </w:rPr>
+        <w:t xml:space="preserve">#   INFO Livewire component [app/Modules/Kitchen/resources/views/livewire/⚡kitchen-board.blade.php] created successfully.</w:t>
+        <w:br/>
+      </w:r>
+      <w:r>
+        <w:rPr>
+          <w:rFonts w:ascii="Consolas" w:hAnsi="Consolas"/>
+          <w:color w:val="6A9955"/>
+          <w:sz w:val="16"/>
+        </w:rPr>
+        <w:t xml:space="preserve"># manual (shell)</w:t>
+        <w:br/>
+      </w:r>
+      <w:r>
+        <w:rPr>
+          <w:rFonts w:ascii="Consolas" w:hAnsi="Consolas"/>
+          <w:color w:val="D4D4D4"/>
+          <w:sz w:val="16"/>
+        </w:rPr>
+        <w:t xml:space="preserve">rm app/Modules/Kitchen/resources/views/livewire/.gitkeep app/Modules/Kitchen/routes/.gitkeep</w:t>
+        <w:br/>
+      </w:r>
+      <w:r>
+        <w:rPr>
+          <w:rFonts w:ascii="Consolas" w:hAnsi="Consolas"/>
+          <w:color w:val="D4D4D4"/>
+          <w:sz w:val="16"/>
+        </w:rPr>
+        <w:t xml:space="preserve">mkdir -p app/Modules/Kitchen/resources/views/tenant</w:t>
+        <w:br/>
+      </w:r>
+      <w:r>
+        <w:rPr>
+          <w:rFonts w:ascii="Consolas" w:hAnsi="Consolas"/>
+          <w:color w:val="D4D4D4"/>
+          <w:sz w:val="16"/>
+        </w:rPr>
+        <w:t xml:space="preserve">touch app/Modules/Kitchen/resources/views/tenant/kitchen-board.blade.php app/Modules/Kitchen/routes/tenant.php</w:t>
+      </w:r>
+    </w:p>
+    <w:p>
+      <w:pPr>
+        <w:pStyle w:val="ListBody"/>
+        <w:numPr>
+          <w:ilvl w:val="0"/>
+          <w:numId w:val="10"/>
+        </w:numPr>
+      </w:pPr>
+      <w:r>
+        <w:rPr>
+          <w:rFonts w:ascii="Consolas" w:hAnsi="Consolas"/>
+          <w:color w:val="C11B12"/>
+          <w:sz w:val="17"/>
+          <w:shd w:fill="ECEFF3"/>
+        </w:rPr>
+        <w:t xml:space="preserve">php artisan make:livewire kitchen::kitchen-board</w:t>
+      </w:r>
+      <w:r>
+        <w:rPr>
+          <w:rFonts w:ascii="Aptos" w:hAnsi="Aptos"/>
+          <w:color w:val="1F2937"/>
+          <w:sz w:val="19"/>
+        </w:rPr>
+        <w:t xml:space="preserve"> — make:livewire dengan awalan namespace modul (kitchen::) menulis komponen single-file Livewire 4 (awalan ⚡) LANGSUNG ke folder modul, karena KitchenServiceProvider mendaftarkan Livewire::addNamespace('kitchen', app/Modules/Kitchen/resources/views/livewire). Dipanggil &lt;livewire:kitchen::nama&gt; atau Livewire::test('kitchen::nama'). Hasil: </w:t>
+      </w:r>
+      <w:r>
+        <w:rPr>
+          <w:rFonts w:ascii="Consolas" w:hAnsi="Consolas"/>
+          <w:color w:val="C11B12"/>
+          <w:sz w:val="17"/>
+          <w:shd w:fill="ECEFF3"/>
+        </w:rPr>
+        <w:t xml:space="preserve">app/Modules/Kitchen/resources/views/livewire/⚡kitchen-board.blade.php</w:t>
+      </w:r>
+      <w:r>
+        <w:rPr>
+          <w:rFonts w:ascii="Aptos" w:hAnsi="Aptos"/>
+          <w:color w:val="1F2937"/>
+          <w:sz w:val="19"/>
+        </w:rPr>
+        <w:t xml:space="preserve">.</w:t>
+      </w:r>
+    </w:p>
+    <w:p>
+      <w:pPr>
+        <w:pStyle w:val="ListBody"/>
+        <w:numPr>
+          <w:ilvl w:val="0"/>
+          <w:numId w:val="10"/>
+        </w:numPr>
+      </w:pPr>
+      <w:r>
+        <w:rPr>
+          <w:rFonts w:ascii="Aptos" w:hAnsi="Aptos"/>
+          <w:color w:val="1F2937"/>
+          <w:sz w:val="19"/>
+        </w:rPr>
+        <w:t xml:space="preserve">Manual: </w:t>
+      </w:r>
+      <w:r>
+        <w:rPr>
+          <w:rFonts w:ascii="Consolas" w:hAnsi="Consolas"/>
+          <w:color w:val="C11B12"/>
+          <w:sz w:val="17"/>
+          <w:shd w:fill="ECEFF3"/>
+        </w:rPr>
+        <w:t xml:space="preserve">rm app/Modules/Kitchen/resources/views/livewire/.gitkeep app/Modules/Kitchen/routes/.gitkeep</w:t>
+      </w:r>
+      <w:r>
+        <w:rPr>
+          <w:rFonts w:ascii="Aptos" w:hAnsi="Aptos"/>
+          <w:color w:val="1F2937"/>
+          <w:sz w:val="19"/>
+        </w:rPr>
+        <w:t xml:space="preserve"> — Halaman KDS (view('kitchen::tenant.kitchen-board')) dan route portal tenant milik modul (PortalRoutes::tenant → tenant.kitchen) dibuat manual. Hasil: </w:t>
+      </w:r>
+      <w:r>
+        <w:rPr>
+          <w:rFonts w:ascii="Consolas" w:hAnsi="Consolas"/>
+          <w:color w:val="C11B12"/>
+          <w:sz w:val="17"/>
+          <w:shd w:fill="ECEFF3"/>
+        </w:rPr>
+        <w:t xml:space="preserve">app/Modules/Kitchen/resources/views/tenant/kitchen-board.blade.php</w:t>
+      </w:r>
+      <w:r>
+        <w:rPr>
+          <w:rFonts w:ascii="Aptos" w:hAnsi="Aptos"/>
+          <w:color w:val="1F2937"/>
+          <w:sz w:val="19"/>
+        </w:rPr>
+        <w:t xml:space="preserve">, </w:t>
+      </w:r>
+      <w:r>
+        <w:rPr>
+          <w:rFonts w:ascii="Consolas" w:hAnsi="Consolas"/>
+          <w:color w:val="C11B12"/>
+          <w:sz w:val="17"/>
+          <w:shd w:fill="ECEFF3"/>
+        </w:rPr>
+        <w:t xml:space="preserve">app/Modules/Kitchen/routes/tenant.php</w:t>
+      </w:r>
+      <w:r>
+        <w:rPr>
+          <w:rFonts w:ascii="Aptos" w:hAnsi="Aptos"/>
+          <w:color w:val="1F2937"/>
+          <w:sz w:val="19"/>
+        </w:rPr>
+        <w:t xml:space="preserve">.</w:t>
+      </w:r>
+    </w:p>
+    <w:p>
+      <w:pPr>
         <w:pStyle w:val="TutorialObserve"/>
         <w:shd w:fill="FFF4D6" w:val="clear"/>
         <w:pBdr>
@@ -4719,6 +5184,106 @@
     </w:p>
     <w:p>
       <w:pPr>
+        <w:pStyle w:val="ListBody"/>
+      </w:pPr>
+      <w:r>
+        <w:rPr>
+          <w:rFonts w:ascii="Aptos" w:hAnsi="Aptos"/>
+          <w:color w:val="1F2937"/>
+          <w:sz w:val="19"/>
+        </w:rPr>
+        <w:t xml:space="preserve">Perintah pembuatan berkas tahap ini (diverifikasi pada Laravel 13.25; baris # INFO adalah output nyata). Jalankan dari root repository, lalu isi berkas sesuai langkah di atas.</w:t>
+      </w:r>
+    </w:p>
+    <w:p>
+      <w:pPr>
+        <w:pStyle w:val="CodeHeader"/>
+        <w:shd w:fill="2D2D30"/>
+        <w:pBdr>
+          <w:left w:val="single" w:sz="4" w:space="8" w:color="2D2D30"/>
+        </w:pBdr>
+      </w:pPr>
+      <w:r>
+        <w:rPr>
+          <w:rFonts w:ascii="Consolas" w:hAnsi="Consolas"/>
+          <w:b/>
+          <w:color w:val="FFFFFF"/>
+          <w:sz w:val="16"/>
+        </w:rPr>
+        <w:t xml:space="preserve">BUAT FILE — MODUL 12 TAHAP 5   •   terminal pada root repository   •   BASH</w:t>
+      </w:r>
+    </w:p>
+    <w:p>
+      <w:pPr>
+        <w:pStyle w:val="CodeBlock"/>
+        <w:shd w:fill="1E1E1E"/>
+        <w:pBdr>
+          <w:left w:val="single" w:sz="4" w:space="8" w:color="1E1E1E"/>
+        </w:pBdr>
+      </w:pPr>
+      <w:r>
+        <w:rPr>
+          <w:rFonts w:ascii="Consolas" w:hAnsi="Consolas"/>
+          <w:color w:val="D4D4D4"/>
+          <w:sz w:val="16"/>
+        </w:rPr>
+        <w:t xml:space="preserve">php artisan make:event 'App\Modules\Kitchen\Events\TenantOrderStatusChanged'</w:t>
+        <w:br/>
+      </w:r>
+      <w:r>
+        <w:rPr>
+          <w:rFonts w:ascii="Consolas" w:hAnsi="Consolas"/>
+          <w:color w:val="6A9955"/>
+          <w:sz w:val="16"/>
+        </w:rPr>
+        <w:t xml:space="preserve">#   INFO Event [app/Modules/Kitchen/Events/TenantOrderStatusChanged.php] created successfully.</w:t>
+      </w:r>
+    </w:p>
+    <w:p>
+      <w:pPr>
+        <w:pStyle w:val="ListBody"/>
+        <w:numPr>
+          <w:ilvl w:val="0"/>
+          <w:numId w:val="10"/>
+        </w:numPr>
+      </w:pPr>
+      <w:r>
+        <w:rPr>
+          <w:rFonts w:ascii="Consolas" w:hAnsi="Consolas"/>
+          <w:color w:val="C11B12"/>
+          <w:sz w:val="17"/>
+          <w:shd w:fill="ECEFF3"/>
+        </w:rPr>
+        <w:t xml:space="preserve">php artisan make:event 'App\Modules\Kitchen\Events\TenantOrderStatusChanged'</w:t>
+      </w:r>
+      <w:r>
+        <w:rPr>
+          <w:rFonts w:ascii="Aptos" w:hAnsi="Aptos"/>
+          <w:color w:val="1F2937"/>
+          <w:sz w:val="19"/>
+        </w:rPr>
+        <w:t xml:space="preserve"> — make:event membuat kelas event; dengan nama kelas lengkap ditulis ke app/Modules/Kitchen/Events (bukan app/Events). Implementasikan ShouldBroadcast (+ ShouldDispatchAfterCommit) dan broadcastOn() → PrivateChannel dari TenantChannels. Hasil: </w:t>
+      </w:r>
+      <w:r>
+        <w:rPr>
+          <w:rFonts w:ascii="Consolas" w:hAnsi="Consolas"/>
+          <w:color w:val="C11B12"/>
+          <w:sz w:val="17"/>
+          <w:shd w:fill="ECEFF3"/>
+        </w:rPr>
+        <w:t xml:space="preserve">app/Modules/Kitchen/Events/TenantOrderStatusChanged.php</w:t>
+      </w:r>
+      <w:r>
+        <w:rPr>
+          <w:rFonts w:ascii="Aptos" w:hAnsi="Aptos"/>
+          <w:color w:val="1F2937"/>
+          <w:sz w:val="19"/>
+        </w:rPr>
+        <w:t xml:space="preserve">.</w:t>
+      </w:r>
+    </w:p>
+    <w:p>
+      <w:pPr>
         <w:pStyle w:val="TutorialObserve"/>
         <w:shd w:fill="FFF4D6" w:val="clear"/>
         <w:pBdr>
@@ -4908,6 +5473,106 @@
     </w:p>
     <w:p>
       <w:pPr>
+        <w:pStyle w:val="ListBody"/>
+      </w:pPr>
+      <w:r>
+        <w:rPr>
+          <w:rFonts w:ascii="Aptos" w:hAnsi="Aptos"/>
+          <w:color w:val="1F2937"/>
+          <w:sz w:val="19"/>
+        </w:rPr>
+        <w:t xml:space="preserve">Perintah pembuatan berkas tahap ini (diverifikasi pada Laravel 13.25; baris # INFO adalah output nyata). Jalankan dari root repository, lalu isi berkas sesuai langkah di atas.</w:t>
+      </w:r>
+    </w:p>
+    <w:p>
+      <w:pPr>
+        <w:pStyle w:val="CodeHeader"/>
+        <w:shd w:fill="2D2D30"/>
+        <w:pBdr>
+          <w:left w:val="single" w:sz="4" w:space="8" w:color="2D2D30"/>
+        </w:pBdr>
+      </w:pPr>
+      <w:r>
+        <w:rPr>
+          <w:rFonts w:ascii="Consolas" w:hAnsi="Consolas"/>
+          <w:b/>
+          <w:color w:val="FFFFFF"/>
+          <w:sz w:val="16"/>
+        </w:rPr>
+        <w:t xml:space="preserve">BUAT FILE — MODUL 12 TAHAP 6   •   terminal pada root repository   •   BASH</w:t>
+      </w:r>
+    </w:p>
+    <w:p>
+      <w:pPr>
+        <w:pStyle w:val="CodeBlock"/>
+        <w:shd w:fill="1E1E1E"/>
+        <w:pBdr>
+          <w:left w:val="single" w:sz="4" w:space="8" w:color="1E1E1E"/>
+        </w:pBdr>
+      </w:pPr>
+      <w:r>
+        <w:rPr>
+          <w:rFonts w:ascii="Consolas" w:hAnsi="Consolas"/>
+          <w:color w:val="D4D4D4"/>
+          <w:sz w:val="16"/>
+        </w:rPr>
+        <w:t xml:space="preserve">php artisan make:event 'App\Modules\Kitchen\Events\NewTenantOrderReceived'</w:t>
+        <w:br/>
+      </w:r>
+      <w:r>
+        <w:rPr>
+          <w:rFonts w:ascii="Consolas" w:hAnsi="Consolas"/>
+          <w:color w:val="6A9955"/>
+          <w:sz w:val="16"/>
+        </w:rPr>
+        <w:t xml:space="preserve">#   INFO Event [app/Modules/Kitchen/Events/NewTenantOrderReceived.php] created successfully.</w:t>
+      </w:r>
+    </w:p>
+    <w:p>
+      <w:pPr>
+        <w:pStyle w:val="ListBody"/>
+        <w:numPr>
+          <w:ilvl w:val="0"/>
+          <w:numId w:val="10"/>
+        </w:numPr>
+      </w:pPr>
+      <w:r>
+        <w:rPr>
+          <w:rFonts w:ascii="Consolas" w:hAnsi="Consolas"/>
+          <w:color w:val="C11B12"/>
+          <w:sz w:val="17"/>
+          <w:shd w:fill="ECEFF3"/>
+        </w:rPr>
+        <w:t xml:space="preserve">php artisan make:event 'App\Modules\Kitchen\Events\NewTenantOrderReceived'</w:t>
+      </w:r>
+      <w:r>
+        <w:rPr>
+          <w:rFonts w:ascii="Aptos" w:hAnsi="Aptos"/>
+          <w:color w:val="1F2937"/>
+          <w:sz w:val="19"/>
+        </w:rPr>
+        <w:t xml:space="preserve"> — make:event membuat kelas event; dengan nama kelas lengkap ditulis ke app/Modules/Kitchen/Events (bukan app/Events). Implementasikan ShouldBroadcast (+ ShouldDispatchAfterCommit) dan broadcastOn() → PrivateChannel dari TenantChannels. Event ini dipicu SettlePayment (modul Payments) setelah commit — komunikasi lintas modul lewat event. Hasil: </w:t>
+      </w:r>
+      <w:r>
+        <w:rPr>
+          <w:rFonts w:ascii="Consolas" w:hAnsi="Consolas"/>
+          <w:color w:val="C11B12"/>
+          <w:sz w:val="17"/>
+          <w:shd w:fill="ECEFF3"/>
+        </w:rPr>
+        <w:t xml:space="preserve">app/Modules/Kitchen/Events/NewTenantOrderReceived.php</w:t>
+      </w:r>
+      <w:r>
+        <w:rPr>
+          <w:rFonts w:ascii="Aptos" w:hAnsi="Aptos"/>
+          <w:color w:val="1F2937"/>
+          <w:sz w:val="19"/>
+        </w:rPr>
+        <w:t xml:space="preserve">.</w:t>
+      </w:r>
+    </w:p>
+    <w:p>
+      <w:pPr>
         <w:pStyle w:val="TutorialObserve"/>
         <w:shd w:fill="FFF4D6" w:val="clear"/>
         <w:pBdr>
@@ -5080,6 +5745,366 @@
     </w:p>
     <w:p>
       <w:pPr>
+        <w:pStyle w:val="ListBody"/>
+      </w:pPr>
+      <w:r>
+        <w:rPr>
+          <w:rFonts w:ascii="Aptos" w:hAnsi="Aptos"/>
+          <w:color w:val="1F2937"/>
+          <w:sz w:val="19"/>
+        </w:rPr>
+        <w:t xml:space="preserve">Perintah pembuatan berkas tahap ini (diverifikasi pada Laravel 13.25; baris # INFO adalah output nyata). Jalankan dari root repository, lalu isi berkas sesuai langkah di atas.</w:t>
+      </w:r>
+    </w:p>
+    <w:p>
+      <w:pPr>
+        <w:pStyle w:val="CodeHeader"/>
+        <w:shd w:fill="2D2D30"/>
+        <w:pBdr>
+          <w:left w:val="single" w:sz="4" w:space="8" w:color="2D2D30"/>
+        </w:pBdr>
+      </w:pPr>
+      <w:r>
+        <w:rPr>
+          <w:rFonts w:ascii="Consolas" w:hAnsi="Consolas"/>
+          <w:b/>
+          <w:color w:val="FFFFFF"/>
+          <w:sz w:val="16"/>
+        </w:rPr>
+        <w:t xml:space="preserve">BUAT FILE — MODUL 12 TAHAP 7   •   terminal pada root repository   •   BASH</w:t>
+      </w:r>
+    </w:p>
+    <w:p>
+      <w:pPr>
+        <w:pStyle w:val="CodeBlock"/>
+        <w:shd w:fill="1E1E1E"/>
+        <w:pBdr>
+          <w:left w:val="single" w:sz="4" w:space="8" w:color="1E1E1E"/>
+        </w:pBdr>
+      </w:pPr>
+      <w:r>
+        <w:rPr>
+          <w:rFonts w:ascii="Consolas" w:hAnsi="Consolas"/>
+          <w:color w:val="D4D4D4"/>
+          <w:sz w:val="16"/>
+        </w:rPr>
+        <w:t xml:space="preserve">php artisan make:test TenantChannelsTest --phpunit</w:t>
+        <w:br/>
+      </w:r>
+      <w:r>
+        <w:rPr>
+          <w:rFonts w:ascii="Consolas" w:hAnsi="Consolas"/>
+          <w:color w:val="6A9955"/>
+          <w:sz w:val="16"/>
+        </w:rPr>
+        <w:t xml:space="preserve">#   INFO Test [tests/Feature/TenantChannelsTest.php] created successfully.</w:t>
+        <w:br/>
+      </w:r>
+      <w:r>
+        <w:rPr>
+          <w:rFonts w:ascii="Consolas" w:hAnsi="Consolas"/>
+          <w:color w:val="D4D4D4"/>
+          <w:sz w:val="16"/>
+        </w:rPr>
+        <w:t xml:space="preserve">php artisan make:test KitchenServiceTest --phpunit</w:t>
+        <w:br/>
+      </w:r>
+      <w:r>
+        <w:rPr>
+          <w:rFonts w:ascii="Consolas" w:hAnsi="Consolas"/>
+          <w:color w:val="6A9955"/>
+          <w:sz w:val="16"/>
+        </w:rPr>
+        <w:t xml:space="preserve">#   INFO Test [tests/Feature/KitchenServiceTest.php] created successfully.</w:t>
+        <w:br/>
+      </w:r>
+      <w:r>
+        <w:rPr>
+          <w:rFonts w:ascii="Consolas" w:hAnsi="Consolas"/>
+          <w:color w:val="D4D4D4"/>
+          <w:sz w:val="16"/>
+        </w:rPr>
+        <w:t xml:space="preserve">php artisan make:test KitchenBoardLivewireTest --phpunit</w:t>
+        <w:br/>
+      </w:r>
+      <w:r>
+        <w:rPr>
+          <w:rFonts w:ascii="Consolas" w:hAnsi="Consolas"/>
+          <w:color w:val="6A9955"/>
+          <w:sz w:val="16"/>
+        </w:rPr>
+        <w:t xml:space="preserve">#   INFO Test [tests/Feature/KitchenBoardLivewireTest.php] created successfully.</w:t>
+        <w:br/>
+      </w:r>
+      <w:r>
+        <w:rPr>
+          <w:rFonts w:ascii="Consolas" w:hAnsi="Consolas"/>
+          <w:color w:val="6A9955"/>
+          <w:sz w:val="16"/>
+        </w:rPr>
+        <w:t xml:space="preserve"># manual (shell)</w:t>
+        <w:br/>
+      </w:r>
+      <w:r>
+        <w:rPr>
+          <w:rFonts w:ascii="Consolas" w:hAnsi="Consolas"/>
+          <w:color w:val="D4D4D4"/>
+          <w:sz w:val="16"/>
+        </w:rPr>
+        <w:t xml:space="preserve">mkdir -p evidence/pertemuan-12/screenshots</w:t>
+        <w:br/>
+      </w:r>
+      <w:r>
+        <w:rPr>
+          <w:rFonts w:ascii="Consolas" w:hAnsi="Consolas"/>
+          <w:color w:val="D4D4D4"/>
+          <w:sz w:val="16"/>
+        </w:rPr>
+        <w:t xml:space="preserve">touch evidence/pertemuan-12/RINGKASAN.md</w:t>
+        <w:br/>
+      </w:r>
+      <w:r>
+        <w:rPr>
+          <w:rFonts w:ascii="Consolas" w:hAnsi="Consolas"/>
+          <w:color w:val="D4D4D4"/>
+          <w:sz w:val="16"/>
+        </w:rPr>
+        <w:t xml:space="preserve">php artisan test --compact --filter="KitchenServiceTest|KitchenBoardLivewireTest|TenantChannelsTest" &gt; evidence/pertemuan-12/test-kitchen.txt</w:t>
+      </w:r>
+    </w:p>
+    <w:p>
+      <w:pPr>
+        <w:pStyle w:val="ListBody"/>
+        <w:numPr>
+          <w:ilvl w:val="0"/>
+          <w:numId w:val="10"/>
+        </w:numPr>
+      </w:pPr>
+      <w:r>
+        <w:rPr>
+          <w:rFonts w:ascii="Consolas" w:hAnsi="Consolas"/>
+          <w:color w:val="C11B12"/>
+          <w:sz w:val="17"/>
+          <w:shd w:fill="ECEFF3"/>
+        </w:rPr>
+        <w:t xml:space="preserve">php artisan make:test TenantChannelsTest --phpunit</w:t>
+      </w:r>
+      <w:r>
+        <w:rPr>
+          <w:rFonts w:ascii="Aptos" w:hAnsi="Aptos"/>
+          <w:color w:val="1F2937"/>
+          <w:sz w:val="19"/>
+        </w:rPr>
+        <w:t xml:space="preserve"> — Feature test otorisasi channel (anggota vs non-anggota) + channel terdaftar oleh modul Kitchen. Hasil: </w:t>
+      </w:r>
+      <w:r>
+        <w:rPr>
+          <w:rFonts w:ascii="Consolas" w:hAnsi="Consolas"/>
+          <w:color w:val="C11B12"/>
+          <w:sz w:val="17"/>
+          <w:shd w:fill="ECEFF3"/>
+        </w:rPr>
+        <w:t xml:space="preserve">tests/Feature/TenantChannelsTest.php</w:t>
+      </w:r>
+      <w:r>
+        <w:rPr>
+          <w:rFonts w:ascii="Aptos" w:hAnsi="Aptos"/>
+          <w:color w:val="1F2937"/>
+          <w:sz w:val="19"/>
+        </w:rPr>
+        <w:t xml:space="preserve">.</w:t>
+      </w:r>
+    </w:p>
+    <w:p>
+      <w:pPr>
+        <w:pStyle w:val="ListBody"/>
+        <w:numPr>
+          <w:ilvl w:val="0"/>
+          <w:numId w:val="10"/>
+        </w:numPr>
+      </w:pPr>
+      <w:r>
+        <w:rPr>
+          <w:rFonts w:ascii="Consolas" w:hAnsi="Consolas"/>
+          <w:color w:val="C11B12"/>
+          <w:sz w:val="17"/>
+          <w:shd w:fill="ECEFF3"/>
+        </w:rPr>
+        <w:t xml:space="preserve">php artisan make:test KitchenServiceTest --phpunit</w:t>
+      </w:r>
+      <w:r>
+        <w:rPr>
+          <w:rFonts w:ascii="Aptos" w:hAnsi="Aptos"/>
+          <w:color w:val="1F2937"/>
+          <w:sz w:val="19"/>
+        </w:rPr>
+        <w:t xml:space="preserve"> — Feature test transisi valid/tidak sah/terminal + siaran status. Hasil: </w:t>
+      </w:r>
+      <w:r>
+        <w:rPr>
+          <w:rFonts w:ascii="Consolas" w:hAnsi="Consolas"/>
+          <w:color w:val="C11B12"/>
+          <w:sz w:val="17"/>
+          <w:shd w:fill="ECEFF3"/>
+        </w:rPr>
+        <w:t xml:space="preserve">tests/Feature/KitchenServiceTest.php</w:t>
+      </w:r>
+      <w:r>
+        <w:rPr>
+          <w:rFonts w:ascii="Aptos" w:hAnsi="Aptos"/>
+          <w:color w:val="1F2937"/>
+          <w:sz w:val="19"/>
+        </w:rPr>
+        <w:t xml:space="preserve">.</w:t>
+      </w:r>
+    </w:p>
+    <w:p>
+      <w:pPr>
+        <w:pStyle w:val="ListBody"/>
+        <w:numPr>
+          <w:ilvl w:val="0"/>
+          <w:numId w:val="10"/>
+        </w:numPr>
+      </w:pPr>
+      <w:r>
+        <w:rPr>
+          <w:rFonts w:ascii="Consolas" w:hAnsi="Consolas"/>
+          <w:color w:val="C11B12"/>
+          <w:sz w:val="17"/>
+          <w:shd w:fill="ECEFF3"/>
+        </w:rPr>
+        <w:t xml:space="preserve">php artisan make:test KitchenBoardLivewireTest --phpunit</w:t>
+      </w:r>
+      <w:r>
+        <w:rPr>
+          <w:rFonts w:ascii="Aptos" w:hAnsi="Aptos"/>
+          <w:color w:val="1F2937"/>
+          <w:sz w:val="19"/>
+        </w:rPr>
+        <w:t xml:space="preserve"> — Feature test komponen kitchen::kitchen-board, halaman KDS, dan siaran pesanan baru. Hasil: </w:t>
+      </w:r>
+      <w:r>
+        <w:rPr>
+          <w:rFonts w:ascii="Consolas" w:hAnsi="Consolas"/>
+          <w:color w:val="C11B12"/>
+          <w:sz w:val="17"/>
+          <w:shd w:fill="ECEFF3"/>
+        </w:rPr>
+        <w:t xml:space="preserve">tests/Feature/KitchenBoardLivewireTest.php</w:t>
+      </w:r>
+      <w:r>
+        <w:rPr>
+          <w:rFonts w:ascii="Aptos" w:hAnsi="Aptos"/>
+          <w:color w:val="1F2937"/>
+          <w:sz w:val="19"/>
+        </w:rPr>
+        <w:t xml:space="preserve">.</w:t>
+      </w:r>
+    </w:p>
+    <w:p>
+      <w:pPr>
+        <w:pStyle w:val="ListBody"/>
+        <w:numPr>
+          <w:ilvl w:val="0"/>
+          <w:numId w:val="10"/>
+        </w:numPr>
+      </w:pPr>
+      <w:r>
+        <w:rPr>
+          <w:rFonts w:ascii="Aptos" w:hAnsi="Aptos"/>
+          <w:color w:val="1F2937"/>
+          <w:sz w:val="19"/>
+        </w:rPr>
+        <w:t xml:space="preserve">Manual: </w:t>
+      </w:r>
+      <w:r>
+        <w:rPr>
+          <w:rFonts w:ascii="Consolas" w:hAnsi="Consolas"/>
+          <w:color w:val="C11B12"/>
+          <w:sz w:val="17"/>
+          <w:shd w:fill="ECEFF3"/>
+        </w:rPr>
+        <w:t xml:space="preserve">mkdir -p evidence/pertemuan-12/screenshots</w:t>
+      </w:r>
+      <w:r>
+        <w:rPr>
+          <w:rFonts w:ascii="Aptos" w:hAnsi="Aptos"/>
+          <w:color w:val="1F2937"/>
+          <w:sz w:val="19"/>
+        </w:rPr>
+        <w:t xml:space="preserve"> — Ringkasan evidence, hasil test KDS, dan screenshot di evidence/pertemuan-12/screenshots/. Hasil: </w:t>
+      </w:r>
+      <w:r>
+        <w:rPr>
+          <w:rFonts w:ascii="Consolas" w:hAnsi="Consolas"/>
+          <w:color w:val="C11B12"/>
+          <w:sz w:val="17"/>
+          <w:shd w:fill="ECEFF3"/>
+        </w:rPr>
+        <w:t xml:space="preserve">evidence/pertemuan-12/RINGKASAN.md</w:t>
+      </w:r>
+      <w:r>
+        <w:rPr>
+          <w:rFonts w:ascii="Aptos" w:hAnsi="Aptos"/>
+          <w:color w:val="1F2937"/>
+          <w:sz w:val="19"/>
+        </w:rPr>
+        <w:t xml:space="preserve">, </w:t>
+      </w:r>
+      <w:r>
+        <w:rPr>
+          <w:rFonts w:ascii="Consolas" w:hAnsi="Consolas"/>
+          <w:color w:val="C11B12"/>
+          <w:sz w:val="17"/>
+          <w:shd w:fill="ECEFF3"/>
+        </w:rPr>
+        <w:t xml:space="preserve">evidence/pertemuan-12/test-kitchen.txt</w:t>
+      </w:r>
+      <w:r>
+        <w:rPr>
+          <w:rFonts w:ascii="Aptos" w:hAnsi="Aptos"/>
+          <w:color w:val="1F2937"/>
+          <w:sz w:val="19"/>
+        </w:rPr>
+        <w:t xml:space="preserve">, </w:t>
+      </w:r>
+      <w:r>
+        <w:rPr>
+          <w:rFonts w:ascii="Consolas" w:hAnsi="Consolas"/>
+          <w:color w:val="C11B12"/>
+          <w:sz w:val="17"/>
+          <w:shd w:fill="ECEFF3"/>
+        </w:rPr>
+        <w:t xml:space="preserve">evidence/pertemuan-12/screenshots/m12-kitchen.png</w:t>
+      </w:r>
+      <w:r>
+        <w:rPr>
+          <w:rFonts w:ascii="Aptos" w:hAnsi="Aptos"/>
+          <w:color w:val="1F2937"/>
+          <w:sz w:val="19"/>
+        </w:rPr>
+        <w:t xml:space="preserve">, </w:t>
+      </w:r>
+      <w:r>
+        <w:rPr>
+          <w:rFonts w:ascii="Consolas" w:hAnsi="Consolas"/>
+          <w:color w:val="C11B12"/>
+          <w:sz w:val="17"/>
+          <w:shd w:fill="ECEFF3"/>
+        </w:rPr>
+        <w:t xml:space="preserve">evidence/pertemuan-12/screenshots/m12-kitchen-module.png</w:t>
+      </w:r>
+      <w:r>
+        <w:rPr>
+          <w:rFonts w:ascii="Aptos" w:hAnsi="Aptos"/>
+          <w:color w:val="1F2937"/>
+          <w:sz w:val="19"/>
+        </w:rPr>
+        <w:t xml:space="preserve">.</w:t>
+      </w:r>
+    </w:p>
+    <w:p>
+      <w:pPr>
         <w:pStyle w:val="TutorialObserve"/>
         <w:shd w:fill="FFF4D6" w:val="clear"/>
         <w:pBdr>
@@ -5236,6 +6261,245 @@
         <w:t xml:space="preserve"> artisan test</w:t>
         <w:br/>
         <w:t xml:space="preserve">./vendor/bin/pint --test</w:t>
+      </w:r>
+    </w:p>
+    <w:p>
+      <w:pPr>
+        <w:pStyle w:val="Heading3"/>
+      </w:pPr>
+      <w:r>
+        <w:t xml:space="preserve">Output Nyata Terverifikasi</w:t>
+      </w:r>
+    </w:p>
+    <w:p>
+      <w:pPr>
+        <w:pStyle w:val="ListBody"/>
+      </w:pPr>
+      <w:r>
+        <w:t xml:space="preserve">Kitchen Display System per tenant — diverifikasi live (login operator tenant): papan dapur Ayam Geprek Mantul dengan kolom Baru, Diterima, Disiapkan, dan Siap Diambil; satu pesanan telah maju dari Baru ke Diterima melalui mesin status, dengan tombol transisi per kartu.</w:t>
+      </w:r>
+    </w:p>
+    <w:p>
+      <w:pPr>
+        <w:jc w:val="center"/>
+        <w:spacing w:before="80" w:after="40"/>
+      </w:pPr>
+      <w:r>
+        <w:drawing>
+          <wp:inline distT="0" distB="0" distL="0" distR="0">
+            <wp:extent cx="5486400" cy="3429000"/>
+            <wp:effectExtent l="0" t="0" r="0" b="0"/>
+            <wp:docPr id="9121" name="M12 kitchen"/>
+            <wp:cNvGraphicFramePr>
+              <a:graphicFrameLocks xmlns:a="http://schemas.openxmlformats.org/drawingml/2006/main" noChangeAspect="1"/>
+            </wp:cNvGraphicFramePr>
+            <a:graphic xmlns:a="http://schemas.openxmlformats.org/drawingml/2006/main">
+              <a:graphicData uri="http://schemas.openxmlformats.org/drawingml/2006/picture">
+                <pic:pic xmlns:pic="http://schemas.openxmlformats.org/drawingml/2006/picture">
+                  <pic:nvPicPr>
+                    <pic:cNvPr id="9121" name="M12 kitchen"/>
+                    <pic:cNvPicPr/>
+                  </pic:nvPicPr>
+                  <pic:blipFill>
+                    <a:blip r:embed="rId912"/>
+                    <a:stretch>
+                      <a:fillRect/>
+                    </a:stretch>
+                  </pic:blipFill>
+                  <pic:spPr>
+                    <a:xfrm>
+                      <a:off x="0" y="0"/>
+                      <a:ext cx="5486400" cy="3429000"/>
+                    </a:xfrm>
+                    <a:prstGeom prst="rect">
+                      <a:avLst/>
+                    </a:prstGeom>
+                  </pic:spPr>
+                </pic:pic>
+              </a:graphicData>
+            </a:graphic>
+          </wp:inline>
+        </w:drawing>
+      </w:r>
+    </w:p>
+    <w:p>
+      <w:pPr>
+        <w:pStyle w:val="Heading3"/>
+      </w:pPr>
+      <w:r>
+        <w:t xml:space="preserve">Output Nyata Terverifikasi — Event, Channel, dan KDS Milik Modul Kitchen</w:t>
+      </w:r>
+    </w:p>
+    <w:p>
+      <w:pPr>
+        <w:pStyle w:val="ListBody"/>
+      </w:pPr>
+      <w:r>
+        <w:rPr>
+          <w:rFonts w:ascii="Aptos" w:hAnsi="Aptos"/>
+          <w:color w:val="1F2937"/>
+          <w:sz w:val="19"/>
+        </w:rPr>
+        <w:t xml:space="preserve">Bukti eksekusi nyata pada branch </w:t>
+      </w:r>
+      <w:r>
+        <w:rPr>
+          <w:rFonts w:ascii="Consolas" w:hAnsi="Consolas"/>
+          <w:color w:val="C11B12"/>
+          <w:sz w:val="17"/>
+          <w:shd w:fill="ECEFF3"/>
+        </w:rPr>
+        <w:t xml:space="preserve">feat/pertemuan-12-kitchen-v2</w:t>
+      </w:r>
+      <w:r>
+        <w:rPr>
+          <w:rFonts w:ascii="Aptos" w:hAnsi="Aptos"/>
+          <w:color w:val="1F2937"/>
+          <w:sz w:val="19"/>
+        </w:rPr>
+        <w:t xml:space="preserve">: event, channel, service, dan KDS berada di </w:t>
+      </w:r>
+      <w:r>
+        <w:rPr>
+          <w:rFonts w:ascii="Consolas" w:hAnsi="Consolas"/>
+          <w:color w:val="C11B12"/>
+          <w:sz w:val="17"/>
+          <w:shd w:fill="ECEFF3"/>
+        </w:rPr>
+        <w:t xml:space="preserve">app/Modules/Kitchen</w:t>
+      </w:r>
+      <w:r>
+        <w:rPr>
+          <w:rFonts w:ascii="Aptos" w:hAnsi="Aptos"/>
+          <w:color w:val="1F2937"/>
+          <w:sz w:val="19"/>
+        </w:rPr>
+        <w:t xml:space="preserve">; route </w:t>
+      </w:r>
+      <w:r>
+        <w:rPr>
+          <w:rFonts w:ascii="Consolas" w:hAnsi="Consolas"/>
+          <w:color w:val="C11B12"/>
+          <w:sz w:val="17"/>
+          <w:shd w:fill="ECEFF3"/>
+        </w:rPr>
+        <w:t xml:space="preserve">tenant.kitchen</w:t>
+      </w:r>
+      <w:r>
+        <w:rPr>
+          <w:rFonts w:ascii="Aptos" w:hAnsi="Aptos"/>
+          <w:color w:val="1F2937"/>
+          <w:sz w:val="19"/>
+        </w:rPr>
+        <w:t xml:space="preserve"> dari file route modul; channel privat </w:t>
+      </w:r>
+      <w:r>
+        <w:rPr>
+          <w:rFonts w:ascii="Consolas" w:hAnsi="Consolas"/>
+          <w:color w:val="C11B12"/>
+          <w:sz w:val="17"/>
+          <w:shd w:fill="ECEFF3"/>
+        </w:rPr>
+        <w:t xml:space="preserve">tenant.{tenantId}.orders</w:t>
+      </w:r>
+      <w:r>
+        <w:rPr>
+          <w:rFonts w:ascii="Aptos" w:hAnsi="Aptos"/>
+          <w:color w:val="1F2937"/>
+          <w:sz w:val="19"/>
+        </w:rPr>
+        <w:t xml:space="preserve"> terdaftar oleh </w:t>
+      </w:r>
+      <w:r>
+        <w:rPr>
+          <w:rFonts w:ascii="Consolas" w:hAnsi="Consolas"/>
+          <w:color w:val="C11B12"/>
+          <w:sz w:val="17"/>
+          <w:shd w:fill="ECEFF3"/>
+        </w:rPr>
+        <w:t xml:space="preserve">KitchenServiceProvider</w:t>
+      </w:r>
+      <w:r>
+        <w:rPr>
+          <w:rFonts w:ascii="Aptos" w:hAnsi="Aptos"/>
+          <w:color w:val="1F2937"/>
+          <w:sz w:val="19"/>
+        </w:rPr>
+        <w:t xml:space="preserve">; halaman KDS merender </w:t>
+      </w:r>
+      <w:r>
+        <w:rPr>
+          <w:rFonts w:ascii="Consolas" w:hAnsi="Consolas"/>
+          <w:color w:val="C11B12"/>
+          <w:sz w:val="17"/>
+          <w:shd w:fill="ECEFF3"/>
+        </w:rPr>
+        <w:t xml:space="preserve">kitchen::kitchen-board</w:t>
+      </w:r>
+      <w:r>
+        <w:rPr>
+          <w:rFonts w:ascii="Aptos" w:hAnsi="Aptos"/>
+          <w:color w:val="1F2937"/>
+          <w:sz w:val="19"/>
+        </w:rPr>
+        <w:t xml:space="preserve">; uji KDS dan suite penuh hijau.</w:t>
+      </w:r>
+    </w:p>
+    <w:p>
+      <w:pPr>
+        <w:jc w:val="center"/>
+        <w:spacing w:before="80" w:after="40"/>
+      </w:pPr>
+      <w:r>
+        <w:drawing>
+          <wp:inline distT="0" distB="0" distL="0" distR="0">
+            <wp:extent cx="5943600" cy="4860544"/>
+            <wp:effectExtent l="0" t="0" r="0" b="0"/>
+            <wp:docPr id="95111" name="M12 modul Kitchen"/>
+            <wp:cNvGraphicFramePr>
+              <a:graphicFrameLocks xmlns:a="http://schemas.openxmlformats.org/drawingml/2006/main" noChangeAspect="1"/>
+            </wp:cNvGraphicFramePr>
+            <a:graphic xmlns:a="http://schemas.openxmlformats.org/drawingml/2006/main">
+              <a:graphicData uri="http://schemas.openxmlformats.org/drawingml/2006/picture">
+                <pic:pic xmlns:pic="http://schemas.openxmlformats.org/drawingml/2006/picture">
+                  <pic:nvPicPr>
+                    <pic:cNvPr id="95111" name="M12 modul Kitchen"/>
+                    <pic:cNvPicPr/>
+                  </pic:nvPicPr>
+                  <pic:blipFill>
+                    <a:blip r:embed="rId9511"/>
+                    <a:stretch>
+                      <a:fillRect/>
+                    </a:stretch>
+                  </pic:blipFill>
+                  <pic:spPr>
+                    <a:xfrm>
+                      <a:off x="0" y="0"/>
+                      <a:ext cx="5943600" cy="4860544"/>
+                    </a:xfrm>
+                    <a:prstGeom prst="rect">
+                      <a:avLst/>
+                    </a:prstGeom>
+                  </pic:spPr>
+                </pic:pic>
+              </a:graphicData>
+            </a:graphic>
+          </wp:inline>
+        </w:drawing>
+      </w:r>
+    </w:p>
+    <w:p>
+      <w:pPr>
+        <w:jc w:val="center"/>
+        <w:spacing w:after="160"/>
+      </w:pPr>
+      <w:r>
+        <w:rPr>
+          <w:i/>
+          <w:color w:val="6B7280"/>
+          <w:sz w:val="16"/>
+        </w:rPr>
+        <w:t xml:space="preserve">Gambar M12b. Isi app/Modules/Kitchen, route tenant.kitchen, channel terdaftar, uji KDS 9 passed, suite 148 passed.</w:t>
       </w:r>
     </w:p>
     <w:p>
@@ -5452,7 +6716,7 @@
         <w:rPr>
           <w:rFonts w:ascii="Aptos" w:hAnsi="Aptos"/>
         </w:rPr>
-        <w:t>File yang dibuat: 12_realtime/TenantOrderUpdated.php, channels.php, dan KitchenBoard.php</w:t>
+        <w:t>File yang dibuat: app/Modules/Kitchen/Events/TenantOrderStatusChanged.php, app/Modules/Kitchen/KitchenServiceProvider.php (channel), dan app/Modules/Kitchen/resources/views/livewire/⚡kitchen-board.blade.php</w:t>
       </w:r>
     </w:p>
     <w:p>

--- a/modul_praktikum/Pertemuan_12_Kitchen_Display_System_Realtime_Status_dan_Notifikasi.docx
+++ b/modul_praktikum/Pertemuan_12_Kitchen_Display_System_Realtime_Status_dan_Notifikasi.docx
@@ -890,7 +890,7 @@
         <w:t xml:space="preserve">Private channel. </w:t>
       </w:r>
       <w:r>
-        <w:t>Otorisasi `tenant.{tenantId}.kds` dilakukan di `routes/channels.php` dengan pemeriksaan membership/ability terhadap `tenantId`. Channel model binding tidak otomatis memakai scoped binding, jadi jangan hanya percaya parameter route [L13-BCAST].</w:t>
+        <w:t>Otorisasi channel privat `tenant.{tenantId}.orders` didaftarkan modul Kitchen dengan `Broadcast::channel()` di `KitchenServiceProvider::boot()` (bukan `routes/channels.php`, dan bukan file route modul agar tetap aktif saat `route:cache`) dengan pemeriksaan membership/ability terhadap `tenantId`. Channel model binding tidak otomatis memakai scoped binding, jadi jangan hanya percaya parameter route [L13-BCAST].</w:t>
       </w:r>
     </w:p>
     <w:p>
@@ -966,7 +966,7 @@
         <w:t xml:space="preserve">Private channel dan payload minimum. </w:t>
       </w:r>
       <w:r>
-        <w:t>Channel `tenant.{tenantId}.kds` hanya boleh di-subscribe user yang mempunyai membership dan ability KDS pada tenant tersebut. Authorization channel dijalankan server saat subscription; nama channel dari browser bukan bukti izin. Payload cukup berisi ID, status, nomor antrean, dan timestamp, bukan alamat, telepon, model lengkap, atau data tenant lain. Setelah event diterima, UI dapat mengambil detail melalui endpoint yang juga dilindungi policy. Tracking pelanggan anonim memakai channel/token publik yang terpisah dan payload lebih sempit [L13-BCAST] [L13-AUTHZ].</w:t>
+        <w:t>Channel `tenant.{tenantId}.orders` hanya boleh di-subscribe user yang mempunyai membership dan ability KDS pada tenant tersebut. Authorization channel dijalankan server saat subscription; nama channel dari browser bukan bukti izin. Payload cukup berisi ID, status, nomor antrean, dan timestamp, bukan alamat, telepon, model lengkap, atau data tenant lain. Setelah event diterima, UI dapat mengambil detail melalui endpoint yang juga dilindungi policy. Tracking pelanggan anonim memakai channel/token publik yang terpisah dan payload lebih sempit [L13-BCAST] [L13-AUTHZ].</w:t>
       </w:r>
     </w:p>
     <w:p>
@@ -994,1325 +994,1715 @@
     <w:p>
       <w:pPr>
         <w:pStyle w:val="CodeHeader"/>
+        <w:shd w:fill="2D2D30"/>
         <w:keepNext/>
         <w:pBdr>
-          <w:left w:val="single" w:sz="12" w:space="8" w:color="B8DDE0"/>
+          <w:left w:val="single" w:sz="4" w:space="8" w:color="2D2D30"/>
         </w:pBdr>
-        <w:shd w:val="clear" w:color="auto" w:fill="E4EAED"/>
-      </w:pPr>
-      <w:r>
-        <w:rPr>
-          <w:rFonts w:ascii="Consolas" w:hAnsi="Consolas"/>
-          <w:b/>
-          <w:color w:val="262626"/>
-          <w:sz w:val="16"/>
-        </w:rPr>
-        <w:t xml:space="preserve">LANDASAN TEKNIS — app/Events/TenantOrderUpdated.php   •   PHP</w:t>
+      </w:pPr>
+      <w:r>
+        <w:t>LANDASAN TEKNIS — app/Modules/Kitchen/Events/TenantOrderUpdated.php (contoh; repo: TenantOrderStatusChanged)   •   PHP</w:t>
       </w:r>
     </w:p>
     <w:p>
       <w:pPr>
         <w:pStyle w:val="CodeBlock"/>
+        <w:shd w:fill="1E1E1E"/>
         <w:keepLines/>
         <w:pBdr>
-          <w:left w:val="single" w:sz="12" w:space="8" w:color="B8DDE0"/>
+          <w:left w:val="single" w:sz="4" w:space="8" w:color="1E1E1E"/>
         </w:pBdr>
-        <w:shd w:val="clear" w:color="auto" w:fill="F2F3F7"/>
-      </w:pPr>
-      <w:r>
-        <w:rPr>
-          <w:rFonts w:ascii="Consolas" w:hAnsi="Consolas"/>
-          <w:b/>
-          <w:color w:val="000080"/>
+      </w:pPr>
+      <w:r>
+        <w:rPr>
+          <w:rFonts w:ascii="Consolas" w:hAnsi="Consolas" w:eastAsia="Consolas"/>
+          <w:color w:val="569CD6"/>
           <w:sz w:val="16"/>
         </w:rPr>
-        <w:t xml:space="preserve">final</w:t>
-      </w:r>
-      <w:r>
-        <w:rPr>
-          <w:rFonts w:ascii="Consolas" w:hAnsi="Consolas"/>
-          <w:color w:val="262626"/>
+        <w:t>final</w:t>
+      </w:r>
+      <w:r>
+        <w:rPr>
+          <w:rFonts w:ascii="Consolas" w:hAnsi="Consolas" w:eastAsia="Consolas"/>
+          <w:color w:val="D4D4D4"/>
           <w:sz w:val="16"/>
         </w:rPr>
         <w:t xml:space="preserve"> </w:t>
       </w:r>
       <w:r>
         <w:rPr>
-          <w:rFonts w:ascii="Consolas" w:hAnsi="Consolas"/>
-          <w:b/>
-          <w:color w:val="000080"/>
+          <w:rFonts w:ascii="Consolas" w:hAnsi="Consolas" w:eastAsia="Consolas"/>
+          <w:color w:val="569CD6"/>
           <w:sz w:val="16"/>
         </w:rPr>
-        <w:t xml:space="preserve">class</w:t>
-      </w:r>
-      <w:r>
-        <w:rPr>
-          <w:rFonts w:ascii="Consolas" w:hAnsi="Consolas"/>
-          <w:color w:val="262626"/>
+        <w:t>class</w:t>
+      </w:r>
+      <w:r>
+        <w:rPr>
+          <w:rFonts w:ascii="Consolas" w:hAnsi="Consolas" w:eastAsia="Consolas"/>
+          <w:color w:val="D4D4D4"/>
           <w:sz w:val="16"/>
         </w:rPr>
         <w:t xml:space="preserve"> </w:t>
       </w:r>
       <w:r>
         <w:rPr>
-          <w:rFonts w:ascii="Consolas" w:hAnsi="Consolas"/>
-          <w:color w:val="267F99"/>
+          <w:rFonts w:ascii="Consolas" w:hAnsi="Consolas" w:eastAsia="Consolas"/>
+          <w:color w:val="4EC9B0"/>
           <w:sz w:val="16"/>
         </w:rPr>
-        <w:t xml:space="preserve">TenantOrderUpdated</w:t>
-      </w:r>
-      <w:r>
+        <w:t>TenantOrderUpdated</w:t>
+      </w:r>
+      <w:r>
+        <w:rPr>
+          <w:rFonts w:ascii="Consolas" w:hAnsi="Consolas" w:eastAsia="Consolas"/>
+          <w:color w:val="D4D4D4"/>
+          <w:sz w:val="16"/>
+        </w:rPr>
         <w:br/>
-      </w:r>
-      <w:r>
-        <w:rPr>
-          <w:rFonts w:ascii="Consolas" w:hAnsi="Consolas"/>
-          <w:color w:val="262626"/>
+        <w:t xml:space="preserve">    </w:t>
+      </w:r>
+      <w:r>
+        <w:rPr>
+          <w:rFonts w:ascii="Consolas" w:hAnsi="Consolas" w:eastAsia="Consolas"/>
+          <w:color w:val="569CD6"/>
           <w:sz w:val="16"/>
         </w:rPr>
+        <w:t>implements</w:t>
+      </w:r>
+      <w:r>
+        <w:rPr>
+          <w:rFonts w:ascii="Consolas" w:hAnsi="Consolas" w:eastAsia="Consolas"/>
+          <w:color w:val="D4D4D4"/>
+          <w:sz w:val="16"/>
+        </w:rPr>
+        <w:t xml:space="preserve"> </w:t>
+      </w:r>
+      <w:r>
+        <w:rPr>
+          <w:rFonts w:ascii="Consolas" w:hAnsi="Consolas" w:eastAsia="Consolas"/>
+          <w:color w:val="4EC9B0"/>
+          <w:sz w:val="16"/>
+        </w:rPr>
+        <w:t>ShouldBroadcast</w:t>
+      </w:r>
+      <w:r>
+        <w:rPr>
+          <w:rFonts w:ascii="Consolas" w:hAnsi="Consolas" w:eastAsia="Consolas"/>
+          <w:color w:val="D4D4D4"/>
+          <w:sz w:val="16"/>
+        </w:rPr>
+        <w:t>,</w:t>
+      </w:r>
+      <w:r>
+        <w:rPr>
+          <w:rFonts w:ascii="Consolas" w:hAnsi="Consolas" w:eastAsia="Consolas"/>
+          <w:color w:val="D4D4D4"/>
+          <w:sz w:val="16"/>
+        </w:rPr>
+        <w:t xml:space="preserve"> </w:t>
+      </w:r>
+      <w:r>
+        <w:rPr>
+          <w:rFonts w:ascii="Consolas" w:hAnsi="Consolas" w:eastAsia="Consolas"/>
+          <w:color w:val="4EC9B0"/>
+          <w:sz w:val="16"/>
+        </w:rPr>
+        <w:t>ShouldDispatchAfterCommit</w:t>
+      </w:r>
+      <w:r>
+        <w:rPr>
+          <w:rFonts w:ascii="Consolas" w:hAnsi="Consolas" w:eastAsia="Consolas"/>
+          <w:color w:val="D4D4D4"/>
+          <w:sz w:val="16"/>
+        </w:rPr>
+        <w:br/>
+      </w:r>
+      <w:r>
+        <w:rPr>
+          <w:rFonts w:ascii="Consolas" w:hAnsi="Consolas" w:eastAsia="Consolas"/>
+          <w:color w:val="D4D4D4"/>
+          <w:sz w:val="16"/>
+        </w:rPr>
+        <w:t>{</w:t>
+      </w:r>
+      <w:r>
+        <w:rPr>
+          <w:rFonts w:ascii="Consolas" w:hAnsi="Consolas" w:eastAsia="Consolas"/>
+          <w:color w:val="D4D4D4"/>
+          <w:sz w:val="16"/>
+        </w:rPr>
+        <w:br/>
         <w:t xml:space="preserve">    </w:t>
       </w:r>
       <w:r>
         <w:rPr>
-          <w:rFonts w:ascii="Consolas" w:hAnsi="Consolas"/>
-          <w:b/>
-          <w:color w:val="000080"/>
+          <w:rFonts w:ascii="Consolas" w:hAnsi="Consolas" w:eastAsia="Consolas"/>
+          <w:color w:val="569CD6"/>
           <w:sz w:val="16"/>
         </w:rPr>
-        <w:t xml:space="preserve">implements</w:t>
-      </w:r>
-      <w:r>
-        <w:rPr>
-          <w:rFonts w:ascii="Consolas" w:hAnsi="Consolas"/>
-          <w:color w:val="262626"/>
+        <w:t>public</w:t>
+      </w:r>
+      <w:r>
+        <w:rPr>
+          <w:rFonts w:ascii="Consolas" w:hAnsi="Consolas" w:eastAsia="Consolas"/>
+          <w:color w:val="D4D4D4"/>
           <w:sz w:val="16"/>
         </w:rPr>
         <w:t xml:space="preserve"> </w:t>
       </w:r>
       <w:r>
         <w:rPr>
-          <w:rFonts w:ascii="Consolas" w:hAnsi="Consolas"/>
-          <w:color w:val="267F99"/>
+          <w:rFonts w:ascii="Consolas" w:hAnsi="Consolas" w:eastAsia="Consolas"/>
+          <w:color w:val="569CD6"/>
           <w:sz w:val="16"/>
         </w:rPr>
-        <w:t xml:space="preserve">ShouldBroadcast</w:t>
-      </w:r>
-      <w:r>
-        <w:rPr>
-          <w:rFonts w:ascii="Consolas" w:hAnsi="Consolas"/>
-          <w:color w:val="262626"/>
+        <w:t>function</w:t>
+      </w:r>
+      <w:r>
+        <w:rPr>
+          <w:rFonts w:ascii="Consolas" w:hAnsi="Consolas" w:eastAsia="Consolas"/>
+          <w:color w:val="D4D4D4"/>
           <w:sz w:val="16"/>
         </w:rPr>
-        <w:t xml:space="preserve">, </w:t>
-      </w:r>
-      <w:r>
-        <w:rPr>
-          <w:rFonts w:ascii="Consolas" w:hAnsi="Consolas"/>
-          <w:color w:val="267F99"/>
+        <w:t xml:space="preserve"> </w:t>
+      </w:r>
+      <w:r>
+        <w:rPr>
+          <w:rFonts w:ascii="Consolas" w:hAnsi="Consolas" w:eastAsia="Consolas"/>
+          <w:color w:val="DCDCAA"/>
           <w:sz w:val="16"/>
         </w:rPr>
-        <w:t xml:space="preserve">ShouldDispatchAfterCommit</w:t>
-      </w:r>
-      <w:r>
+        <w:t>__construct</w:t>
+      </w:r>
+      <w:r>
+        <w:rPr>
+          <w:rFonts w:ascii="Consolas" w:hAnsi="Consolas" w:eastAsia="Consolas"/>
+          <w:color w:val="D4D4D4"/>
+          <w:sz w:val="16"/>
+        </w:rPr>
+        <w:t>(</w:t>
+      </w:r>
+      <w:r>
+        <w:rPr>
+          <w:rFonts w:ascii="Consolas" w:hAnsi="Consolas" w:eastAsia="Consolas"/>
+          <w:color w:val="D4D4D4"/>
+          <w:sz w:val="16"/>
+        </w:rPr>
         <w:br/>
-      </w:r>
-      <w:r>
-        <w:rPr>
-          <w:rFonts w:ascii="Consolas" w:hAnsi="Consolas"/>
-          <w:color w:val="262626"/>
+        <w:t xml:space="preserve">        </w:t>
+      </w:r>
+      <w:r>
+        <w:rPr>
+          <w:rFonts w:ascii="Consolas" w:hAnsi="Consolas" w:eastAsia="Consolas"/>
+          <w:color w:val="569CD6"/>
           <w:sz w:val="16"/>
         </w:rPr>
-        <w:t xml:space="preserve">{</w:t>
-      </w:r>
-      <w:r>
+        <w:t>public</w:t>
+      </w:r>
+      <w:r>
+        <w:rPr>
+          <w:rFonts w:ascii="Consolas" w:hAnsi="Consolas" w:eastAsia="Consolas"/>
+          <w:color w:val="D4D4D4"/>
+          <w:sz w:val="16"/>
+        </w:rPr>
+        <w:t xml:space="preserve"> </w:t>
+      </w:r>
+      <w:r>
+        <w:rPr>
+          <w:rFonts w:ascii="Consolas" w:hAnsi="Consolas" w:eastAsia="Consolas"/>
+          <w:color w:val="569CD6"/>
+          <w:sz w:val="16"/>
+        </w:rPr>
+        <w:t>readonly</w:t>
+      </w:r>
+      <w:r>
+        <w:rPr>
+          <w:rFonts w:ascii="Consolas" w:hAnsi="Consolas" w:eastAsia="Consolas"/>
+          <w:color w:val="D4D4D4"/>
+          <w:sz w:val="16"/>
+        </w:rPr>
+        <w:t xml:space="preserve"> </w:t>
+      </w:r>
+      <w:r>
+        <w:rPr>
+          <w:rFonts w:ascii="Consolas" w:hAnsi="Consolas" w:eastAsia="Consolas"/>
+          <w:color w:val="4EC9B0"/>
+          <w:sz w:val="16"/>
+        </w:rPr>
+        <w:t>TenantOrder</w:t>
+      </w:r>
+      <w:r>
+        <w:rPr>
+          <w:rFonts w:ascii="Consolas" w:hAnsi="Consolas" w:eastAsia="Consolas"/>
+          <w:color w:val="D4D4D4"/>
+          <w:sz w:val="16"/>
+        </w:rPr>
+        <w:t xml:space="preserve"> </w:t>
+      </w:r>
+      <w:r>
+        <w:rPr>
+          <w:rFonts w:ascii="Consolas" w:hAnsi="Consolas" w:eastAsia="Consolas"/>
+          <w:color w:val="9CDCFE"/>
+          <w:sz w:val="16"/>
+        </w:rPr>
+        <w:t>$tenantOrder</w:t>
+      </w:r>
+      <w:r>
+        <w:rPr>
+          <w:rFonts w:ascii="Consolas" w:hAnsi="Consolas" w:eastAsia="Consolas"/>
+          <w:color w:val="D4D4D4"/>
+          <w:sz w:val="16"/>
+        </w:rPr>
+        <w:t>,</w:t>
+      </w:r>
+      <w:r>
+        <w:rPr>
+          <w:rFonts w:ascii="Consolas" w:hAnsi="Consolas" w:eastAsia="Consolas"/>
+          <w:color w:val="D4D4D4"/>
+          <w:sz w:val="16"/>
+        </w:rPr>
         <w:br/>
-      </w:r>
-      <w:r>
-        <w:rPr>
-          <w:rFonts w:ascii="Consolas" w:hAnsi="Consolas"/>
-          <w:color w:val="262626"/>
+        <w:t xml:space="preserve">    </w:t>
+      </w:r>
+      <w:r>
+        <w:rPr>
+          <w:rFonts w:ascii="Consolas" w:hAnsi="Consolas" w:eastAsia="Consolas"/>
+          <w:color w:val="D4D4D4"/>
           <w:sz w:val="16"/>
         </w:rPr>
+        <w:t>)</w:t>
+      </w:r>
+      <w:r>
+        <w:rPr>
+          <w:rFonts w:ascii="Consolas" w:hAnsi="Consolas" w:eastAsia="Consolas"/>
+          <w:color w:val="D4D4D4"/>
+          <w:sz w:val="16"/>
+        </w:rPr>
+        <w:t xml:space="preserve"> </w:t>
+      </w:r>
+      <w:r>
+        <w:rPr>
+          <w:rFonts w:ascii="Consolas" w:hAnsi="Consolas" w:eastAsia="Consolas"/>
+          <w:color w:val="D4D4D4"/>
+          <w:sz w:val="16"/>
+        </w:rPr>
+        <w:t>{</w:t>
+      </w:r>
+      <w:r>
+        <w:rPr>
+          <w:rFonts w:ascii="Consolas" w:hAnsi="Consolas" w:eastAsia="Consolas"/>
+          <w:color w:val="D4D4D4"/>
+          <w:sz w:val="16"/>
+        </w:rPr>
+        <w:t>}</w:t>
+      </w:r>
+      <w:r>
+        <w:rPr>
+          <w:rFonts w:ascii="Consolas" w:hAnsi="Consolas" w:eastAsia="Consolas"/>
+          <w:color w:val="D4D4D4"/>
+          <w:sz w:val="16"/>
+        </w:rPr>
+        <w:br/>
+        <w:br/>
         <w:t xml:space="preserve">    </w:t>
       </w:r>
       <w:r>
         <w:rPr>
-          <w:rFonts w:ascii="Consolas" w:hAnsi="Consolas"/>
-          <w:b/>
-          <w:color w:val="000080"/>
+          <w:rFonts w:ascii="Consolas" w:hAnsi="Consolas" w:eastAsia="Consolas"/>
+          <w:color w:val="569CD6"/>
           <w:sz w:val="16"/>
         </w:rPr>
-        <w:t xml:space="preserve">public</w:t>
-      </w:r>
-      <w:r>
-        <w:rPr>
-          <w:rFonts w:ascii="Consolas" w:hAnsi="Consolas"/>
-          <w:color w:val="262626"/>
+        <w:t>public</w:t>
+      </w:r>
+      <w:r>
+        <w:rPr>
+          <w:rFonts w:ascii="Consolas" w:hAnsi="Consolas" w:eastAsia="Consolas"/>
+          <w:color w:val="D4D4D4"/>
           <w:sz w:val="16"/>
         </w:rPr>
         <w:t xml:space="preserve"> </w:t>
       </w:r>
       <w:r>
         <w:rPr>
-          <w:rFonts w:ascii="Consolas" w:hAnsi="Consolas"/>
-          <w:b/>
-          <w:color w:val="000080"/>
+          <w:rFonts w:ascii="Consolas" w:hAnsi="Consolas" w:eastAsia="Consolas"/>
+          <w:color w:val="569CD6"/>
           <w:sz w:val="16"/>
         </w:rPr>
-        <w:t xml:space="preserve">function</w:t>
-      </w:r>
-      <w:r>
-        <w:rPr>
-          <w:rFonts w:ascii="Consolas" w:hAnsi="Consolas"/>
-          <w:color w:val="262626"/>
+        <w:t>function</w:t>
+      </w:r>
+      <w:r>
+        <w:rPr>
+          <w:rFonts w:ascii="Consolas" w:hAnsi="Consolas" w:eastAsia="Consolas"/>
+          <w:color w:val="D4D4D4"/>
           <w:sz w:val="16"/>
         </w:rPr>
         <w:t xml:space="preserve"> </w:t>
       </w:r>
       <w:r>
         <w:rPr>
-          <w:rFonts w:ascii="Consolas" w:hAnsi="Consolas"/>
-          <w:color w:val="795E26"/>
+          <w:rFonts w:ascii="Consolas" w:hAnsi="Consolas" w:eastAsia="Consolas"/>
+          <w:color w:val="DCDCAA"/>
           <w:sz w:val="16"/>
         </w:rPr>
-        <w:t xml:space="preserve">__construct</w:t>
-      </w:r>
-      <w:r>
-        <w:rPr>
-          <w:rFonts w:ascii="Consolas" w:hAnsi="Consolas"/>
-          <w:color w:val="262626"/>
+        <w:t>broadcastOn</w:t>
+      </w:r>
+      <w:r>
+        <w:rPr>
+          <w:rFonts w:ascii="Consolas" w:hAnsi="Consolas" w:eastAsia="Consolas"/>
+          <w:color w:val="D4D4D4"/>
           <w:sz w:val="16"/>
         </w:rPr>
-        <w:t xml:space="preserve">(</w:t>
-      </w:r>
-      <w:r>
+        <w:t>(</w:t>
+      </w:r>
+      <w:r>
+        <w:rPr>
+          <w:rFonts w:ascii="Consolas" w:hAnsi="Consolas" w:eastAsia="Consolas"/>
+          <w:color w:val="D4D4D4"/>
+          <w:sz w:val="16"/>
+        </w:rPr>
+        <w:t>)</w:t>
+      </w:r>
+      <w:r>
+        <w:rPr>
+          <w:rFonts w:ascii="Consolas" w:hAnsi="Consolas" w:eastAsia="Consolas"/>
+          <w:color w:val="D4D4D4"/>
+          <w:sz w:val="16"/>
+        </w:rPr>
+        <w:t>:</w:t>
+      </w:r>
+      <w:r>
+        <w:rPr>
+          <w:rFonts w:ascii="Consolas" w:hAnsi="Consolas" w:eastAsia="Consolas"/>
+          <w:color w:val="D4D4D4"/>
+          <w:sz w:val="16"/>
+        </w:rPr>
+        <w:t xml:space="preserve"> </w:t>
+      </w:r>
+      <w:r>
+        <w:rPr>
+          <w:rFonts w:ascii="Consolas" w:hAnsi="Consolas" w:eastAsia="Consolas"/>
+          <w:color w:val="569CD6"/>
+          <w:sz w:val="16"/>
+        </w:rPr>
+        <w:t>array</w:t>
+      </w:r>
+      <w:r>
+        <w:rPr>
+          <w:rFonts w:ascii="Consolas" w:hAnsi="Consolas" w:eastAsia="Consolas"/>
+          <w:color w:val="D4D4D4"/>
+          <w:sz w:val="16"/>
+        </w:rPr>
         <w:br/>
-      </w:r>
-      <w:r>
-        <w:rPr>
-          <w:rFonts w:ascii="Consolas" w:hAnsi="Consolas"/>
-          <w:color w:val="262626"/>
+        <w:t xml:space="preserve">    </w:t>
+      </w:r>
+      <w:r>
+        <w:rPr>
+          <w:rFonts w:ascii="Consolas" w:hAnsi="Consolas" w:eastAsia="Consolas"/>
+          <w:color w:val="D4D4D4"/>
           <w:sz w:val="16"/>
         </w:rPr>
+        <w:t>{</w:t>
+      </w:r>
+      <w:r>
+        <w:rPr>
+          <w:rFonts w:ascii="Consolas" w:hAnsi="Consolas" w:eastAsia="Consolas"/>
+          <w:color w:val="D4D4D4"/>
+          <w:sz w:val="16"/>
+        </w:rPr>
+        <w:br/>
         <w:t xml:space="preserve">        </w:t>
       </w:r>
       <w:r>
         <w:rPr>
-          <w:rFonts w:ascii="Consolas" w:hAnsi="Consolas"/>
-          <w:b/>
-          <w:color w:val="000080"/>
+          <w:rFonts w:ascii="Consolas" w:hAnsi="Consolas" w:eastAsia="Consolas"/>
+          <w:color w:val="569CD6"/>
           <w:sz w:val="16"/>
         </w:rPr>
-        <w:t xml:space="preserve">public</w:t>
-      </w:r>
-      <w:r>
-        <w:rPr>
-          <w:rFonts w:ascii="Consolas" w:hAnsi="Consolas"/>
-          <w:color w:val="262626"/>
+        <w:t>return</w:t>
+      </w:r>
+      <w:r>
+        <w:rPr>
+          <w:rFonts w:ascii="Consolas" w:hAnsi="Consolas" w:eastAsia="Consolas"/>
+          <w:color w:val="D4D4D4"/>
           <w:sz w:val="16"/>
         </w:rPr>
         <w:t xml:space="preserve"> </w:t>
       </w:r>
       <w:r>
         <w:rPr>
-          <w:rFonts w:ascii="Consolas" w:hAnsi="Consolas"/>
-          <w:b/>
-          <w:color w:val="000080"/>
+          <w:rFonts w:ascii="Consolas" w:hAnsi="Consolas" w:eastAsia="Consolas"/>
+          <w:color w:val="D4D4D4"/>
           <w:sz w:val="16"/>
         </w:rPr>
-        <w:t xml:space="preserve">readonly</w:t>
-      </w:r>
-      <w:r>
-        <w:rPr>
-          <w:rFonts w:ascii="Consolas" w:hAnsi="Consolas"/>
-          <w:color w:val="262626"/>
+        <w:t>[</w:t>
+      </w:r>
+      <w:r>
+        <w:rPr>
+          <w:rFonts w:ascii="Consolas" w:hAnsi="Consolas" w:eastAsia="Consolas"/>
+          <w:color w:val="569CD6"/>
           <w:sz w:val="16"/>
         </w:rPr>
+        <w:t>new</w:t>
+      </w:r>
+      <w:r>
+        <w:rPr>
+          <w:rFonts w:ascii="Consolas" w:hAnsi="Consolas" w:eastAsia="Consolas"/>
+          <w:color w:val="D4D4D4"/>
+          <w:sz w:val="16"/>
+        </w:rPr>
         <w:t xml:space="preserve"> </w:t>
       </w:r>
       <w:r>
         <w:rPr>
-          <w:rFonts w:ascii="Consolas" w:hAnsi="Consolas"/>
-          <w:color w:val="267F99"/>
+          <w:rFonts w:ascii="Consolas" w:hAnsi="Consolas" w:eastAsia="Consolas"/>
+          <w:color w:val="DCDCAA"/>
           <w:sz w:val="16"/>
         </w:rPr>
-        <w:t xml:space="preserve">TenantOrder</w:t>
-      </w:r>
-      <w:r>
-        <w:rPr>
-          <w:rFonts w:ascii="Consolas" w:hAnsi="Consolas"/>
-          <w:color w:val="262626"/>
+        <w:t>PrivateChannel</w:t>
+      </w:r>
+      <w:r>
+        <w:rPr>
+          <w:rFonts w:ascii="Consolas" w:hAnsi="Consolas" w:eastAsia="Consolas"/>
+          <w:color w:val="D4D4D4"/>
           <w:sz w:val="16"/>
         </w:rPr>
+        <w:t>(</w:t>
+      </w:r>
+      <w:r>
+        <w:rPr>
+          <w:rFonts w:ascii="Consolas" w:hAnsi="Consolas" w:eastAsia="Consolas"/>
+          <w:color w:val="D4D4D4"/>
+          <w:sz w:val="16"/>
+        </w:rPr>
+        <w:br/>
+        <w:t xml:space="preserve">            </w:t>
+      </w:r>
+      <w:r>
+        <w:rPr>
+          <w:rFonts w:ascii="Consolas" w:hAnsi="Consolas" w:eastAsia="Consolas"/>
+          <w:color w:val="CE9178"/>
+          <w:sz w:val="16"/>
+        </w:rPr>
+        <w:t>"tenant.{$this-&gt;tenantOrder-&gt;tenant_id}.kds"</w:t>
+      </w:r>
+      <w:r>
+        <w:rPr>
+          <w:rFonts w:ascii="Consolas" w:hAnsi="Consolas" w:eastAsia="Consolas"/>
+          <w:color w:val="D4D4D4"/>
+          <w:sz w:val="16"/>
+        </w:rPr>
+        <w:br/>
+        <w:t xml:space="preserve">        </w:t>
+      </w:r>
+      <w:r>
+        <w:rPr>
+          <w:rFonts w:ascii="Consolas" w:hAnsi="Consolas" w:eastAsia="Consolas"/>
+          <w:color w:val="D4D4D4"/>
+          <w:sz w:val="16"/>
+        </w:rPr>
+        <w:t>)</w:t>
+      </w:r>
+      <w:r>
+        <w:rPr>
+          <w:rFonts w:ascii="Consolas" w:hAnsi="Consolas" w:eastAsia="Consolas"/>
+          <w:color w:val="D4D4D4"/>
+          <w:sz w:val="16"/>
+        </w:rPr>
+        <w:t>]</w:t>
+      </w:r>
+      <w:r>
+        <w:rPr>
+          <w:rFonts w:ascii="Consolas" w:hAnsi="Consolas" w:eastAsia="Consolas"/>
+          <w:color w:val="D4D4D4"/>
+          <w:sz w:val="16"/>
+        </w:rPr>
+        <w:t>;</w:t>
+      </w:r>
+      <w:r>
+        <w:rPr>
+          <w:rFonts w:ascii="Consolas" w:hAnsi="Consolas" w:eastAsia="Consolas"/>
+          <w:color w:val="D4D4D4"/>
+          <w:sz w:val="16"/>
+        </w:rPr>
+        <w:br/>
+        <w:t xml:space="preserve">    </w:t>
+      </w:r>
+      <w:r>
+        <w:rPr>
+          <w:rFonts w:ascii="Consolas" w:hAnsi="Consolas" w:eastAsia="Consolas"/>
+          <w:color w:val="D4D4D4"/>
+          <w:sz w:val="16"/>
+        </w:rPr>
+        <w:t>}</w:t>
+      </w:r>
+      <w:r>
+        <w:rPr>
+          <w:rFonts w:ascii="Consolas" w:hAnsi="Consolas" w:eastAsia="Consolas"/>
+          <w:color w:val="D4D4D4"/>
+          <w:sz w:val="16"/>
+        </w:rPr>
+        <w:br/>
+        <w:br/>
+        <w:t xml:space="preserve">    </w:t>
+      </w:r>
+      <w:r>
+        <w:rPr>
+          <w:rFonts w:ascii="Consolas" w:hAnsi="Consolas" w:eastAsia="Consolas"/>
+          <w:color w:val="569CD6"/>
+          <w:sz w:val="16"/>
+        </w:rPr>
+        <w:t>public</w:t>
+      </w:r>
+      <w:r>
+        <w:rPr>
+          <w:rFonts w:ascii="Consolas" w:hAnsi="Consolas" w:eastAsia="Consolas"/>
+          <w:color w:val="D4D4D4"/>
+          <w:sz w:val="16"/>
+        </w:rPr>
         <w:t xml:space="preserve"> </w:t>
       </w:r>
       <w:r>
         <w:rPr>
-          <w:rFonts w:ascii="Consolas" w:hAnsi="Consolas"/>
-          <w:color w:val="660E7A"/>
+          <w:rFonts w:ascii="Consolas" w:hAnsi="Consolas" w:eastAsia="Consolas"/>
+          <w:color w:val="569CD6"/>
           <w:sz w:val="16"/>
         </w:rPr>
-        <w:t xml:space="preserve">$tenantOrder</w:t>
-      </w:r>
-      <w:r>
-        <w:rPr>
-          <w:rFonts w:ascii="Consolas" w:hAnsi="Consolas"/>
-          <w:color w:val="262626"/>
+        <w:t>function</w:t>
+      </w:r>
+      <w:r>
+        <w:rPr>
+          <w:rFonts w:ascii="Consolas" w:hAnsi="Consolas" w:eastAsia="Consolas"/>
+          <w:color w:val="D4D4D4"/>
           <w:sz w:val="16"/>
         </w:rPr>
-        <w:t xml:space="preserve">,</w:t>
-      </w:r>
-      <w:r>
+        <w:t xml:space="preserve"> </w:t>
+      </w:r>
+      <w:r>
+        <w:rPr>
+          <w:rFonts w:ascii="Consolas" w:hAnsi="Consolas" w:eastAsia="Consolas"/>
+          <w:color w:val="DCDCAA"/>
+          <w:sz w:val="16"/>
+        </w:rPr>
+        <w:t>broadcastWith</w:t>
+      </w:r>
+      <w:r>
+        <w:rPr>
+          <w:rFonts w:ascii="Consolas" w:hAnsi="Consolas" w:eastAsia="Consolas"/>
+          <w:color w:val="D4D4D4"/>
+          <w:sz w:val="16"/>
+        </w:rPr>
+        <w:t>(</w:t>
+      </w:r>
+      <w:r>
+        <w:rPr>
+          <w:rFonts w:ascii="Consolas" w:hAnsi="Consolas" w:eastAsia="Consolas"/>
+          <w:color w:val="D4D4D4"/>
+          <w:sz w:val="16"/>
+        </w:rPr>
+        <w:t>)</w:t>
+      </w:r>
+      <w:r>
+        <w:rPr>
+          <w:rFonts w:ascii="Consolas" w:hAnsi="Consolas" w:eastAsia="Consolas"/>
+          <w:color w:val="D4D4D4"/>
+          <w:sz w:val="16"/>
+        </w:rPr>
+        <w:t>:</w:t>
+      </w:r>
+      <w:r>
+        <w:rPr>
+          <w:rFonts w:ascii="Consolas" w:hAnsi="Consolas" w:eastAsia="Consolas"/>
+          <w:color w:val="D4D4D4"/>
+          <w:sz w:val="16"/>
+        </w:rPr>
+        <w:t xml:space="preserve"> </w:t>
+      </w:r>
+      <w:r>
+        <w:rPr>
+          <w:rFonts w:ascii="Consolas" w:hAnsi="Consolas" w:eastAsia="Consolas"/>
+          <w:color w:val="569CD6"/>
+          <w:sz w:val="16"/>
+        </w:rPr>
+        <w:t>array</w:t>
+      </w:r>
+      <w:r>
+        <w:rPr>
+          <w:rFonts w:ascii="Consolas" w:hAnsi="Consolas" w:eastAsia="Consolas"/>
+          <w:color w:val="D4D4D4"/>
+          <w:sz w:val="16"/>
+        </w:rPr>
         <w:br/>
-      </w:r>
-      <w:r>
-        <w:rPr>
-          <w:rFonts w:ascii="Consolas" w:hAnsi="Consolas"/>
-          <w:color w:val="262626"/>
+        <w:t xml:space="preserve">    </w:t>
+      </w:r>
+      <w:r>
+        <w:rPr>
+          <w:rFonts w:ascii="Consolas" w:hAnsi="Consolas" w:eastAsia="Consolas"/>
+          <w:color w:val="D4D4D4"/>
           <w:sz w:val="16"/>
         </w:rPr>
-        <w:t xml:space="preserve">    ) {}</w:t>
-      </w:r>
-      <w:r>
+        <w:t>{</w:t>
+      </w:r>
+      <w:r>
+        <w:rPr>
+          <w:rFonts w:ascii="Consolas" w:hAnsi="Consolas" w:eastAsia="Consolas"/>
+          <w:color w:val="D4D4D4"/>
+          <w:sz w:val="16"/>
+        </w:rPr>
         <w:br/>
-      </w:r>
-      <w:r>
+        <w:t xml:space="preserve">        </w:t>
+      </w:r>
+      <w:r>
+        <w:rPr>
+          <w:rFonts w:ascii="Consolas" w:hAnsi="Consolas" w:eastAsia="Consolas"/>
+          <w:color w:val="569CD6"/>
+          <w:sz w:val="16"/>
+        </w:rPr>
+        <w:t>return</w:t>
+      </w:r>
+      <w:r>
+        <w:rPr>
+          <w:rFonts w:ascii="Consolas" w:hAnsi="Consolas" w:eastAsia="Consolas"/>
+          <w:color w:val="D4D4D4"/>
+          <w:sz w:val="16"/>
+        </w:rPr>
+        <w:t xml:space="preserve"> </w:t>
+      </w:r>
+      <w:r>
+        <w:rPr>
+          <w:rFonts w:ascii="Consolas" w:hAnsi="Consolas" w:eastAsia="Consolas"/>
+          <w:color w:val="D4D4D4"/>
+          <w:sz w:val="16"/>
+        </w:rPr>
+        <w:t>[</w:t>
+      </w:r>
+      <w:r>
+        <w:rPr>
+          <w:rFonts w:ascii="Consolas" w:hAnsi="Consolas" w:eastAsia="Consolas"/>
+          <w:color w:val="D4D4D4"/>
+          <w:sz w:val="16"/>
+        </w:rPr>
         <w:br/>
-      </w:r>
-      <w:r>
-        <w:rPr>
-          <w:rFonts w:ascii="Consolas" w:hAnsi="Consolas"/>
-          <w:color w:val="262626"/>
+        <w:t xml:space="preserve">            </w:t>
+      </w:r>
+      <w:r>
+        <w:rPr>
+          <w:rFonts w:ascii="Consolas" w:hAnsi="Consolas" w:eastAsia="Consolas"/>
+          <w:color w:val="CE9178"/>
           <w:sz w:val="16"/>
         </w:rPr>
+        <w:t>'id'</w:t>
+      </w:r>
+      <w:r>
+        <w:rPr>
+          <w:rFonts w:ascii="Consolas" w:hAnsi="Consolas" w:eastAsia="Consolas"/>
+          <w:color w:val="D4D4D4"/>
+          <w:sz w:val="16"/>
+        </w:rPr>
+        <w:t xml:space="preserve"> </w:t>
+      </w:r>
+      <w:r>
+        <w:rPr>
+          <w:rFonts w:ascii="Consolas" w:hAnsi="Consolas" w:eastAsia="Consolas"/>
+          <w:color w:val="D4D4D4"/>
+          <w:sz w:val="16"/>
+        </w:rPr>
+        <w:t>=</w:t>
+      </w:r>
+      <w:r>
+        <w:rPr>
+          <w:rFonts w:ascii="Consolas" w:hAnsi="Consolas" w:eastAsia="Consolas"/>
+          <w:color w:val="D4D4D4"/>
+          <w:sz w:val="16"/>
+        </w:rPr>
+        <w:t>&gt;</w:t>
+      </w:r>
+      <w:r>
+        <w:rPr>
+          <w:rFonts w:ascii="Consolas" w:hAnsi="Consolas" w:eastAsia="Consolas"/>
+          <w:color w:val="D4D4D4"/>
+          <w:sz w:val="16"/>
+        </w:rPr>
+        <w:t xml:space="preserve"> </w:t>
+      </w:r>
+      <w:r>
+        <w:rPr>
+          <w:rFonts w:ascii="Consolas" w:hAnsi="Consolas" w:eastAsia="Consolas"/>
+          <w:color w:val="9CDCFE"/>
+          <w:sz w:val="16"/>
+        </w:rPr>
+        <w:t>$this</w:t>
+      </w:r>
+      <w:r>
+        <w:rPr>
+          <w:rFonts w:ascii="Consolas" w:hAnsi="Consolas" w:eastAsia="Consolas"/>
+          <w:color w:val="D4D4D4"/>
+          <w:sz w:val="16"/>
+        </w:rPr>
+        <w:t>-</w:t>
+      </w:r>
+      <w:r>
+        <w:rPr>
+          <w:rFonts w:ascii="Consolas" w:hAnsi="Consolas" w:eastAsia="Consolas"/>
+          <w:color w:val="D4D4D4"/>
+          <w:sz w:val="16"/>
+        </w:rPr>
+        <w:t>&gt;</w:t>
+      </w:r>
+      <w:r>
+        <w:rPr>
+          <w:rFonts w:ascii="Consolas" w:hAnsi="Consolas" w:eastAsia="Consolas"/>
+          <w:color w:val="D4D4D4"/>
+          <w:sz w:val="16"/>
+        </w:rPr>
+        <w:t>tenantOrder</w:t>
+      </w:r>
+      <w:r>
+        <w:rPr>
+          <w:rFonts w:ascii="Consolas" w:hAnsi="Consolas" w:eastAsia="Consolas"/>
+          <w:color w:val="D4D4D4"/>
+          <w:sz w:val="16"/>
+        </w:rPr>
+        <w:t>-</w:t>
+      </w:r>
+      <w:r>
+        <w:rPr>
+          <w:rFonts w:ascii="Consolas" w:hAnsi="Consolas" w:eastAsia="Consolas"/>
+          <w:color w:val="D4D4D4"/>
+          <w:sz w:val="16"/>
+        </w:rPr>
+        <w:t>&gt;</w:t>
+      </w:r>
+      <w:r>
+        <w:rPr>
+          <w:rFonts w:ascii="Consolas" w:hAnsi="Consolas" w:eastAsia="Consolas"/>
+          <w:color w:val="D4D4D4"/>
+          <w:sz w:val="16"/>
+        </w:rPr>
+        <w:t>id</w:t>
+      </w:r>
+      <w:r>
+        <w:rPr>
+          <w:rFonts w:ascii="Consolas" w:hAnsi="Consolas" w:eastAsia="Consolas"/>
+          <w:color w:val="D4D4D4"/>
+          <w:sz w:val="16"/>
+        </w:rPr>
+        <w:t>,</w:t>
+      </w:r>
+      <w:r>
+        <w:rPr>
+          <w:rFonts w:ascii="Consolas" w:hAnsi="Consolas" w:eastAsia="Consolas"/>
+          <w:color w:val="D4D4D4"/>
+          <w:sz w:val="16"/>
+        </w:rPr>
+        <w:br/>
+        <w:t xml:space="preserve">            </w:t>
+      </w:r>
+      <w:r>
+        <w:rPr>
+          <w:rFonts w:ascii="Consolas" w:hAnsi="Consolas" w:eastAsia="Consolas"/>
+          <w:color w:val="CE9178"/>
+          <w:sz w:val="16"/>
+        </w:rPr>
+        <w:t>'status'</w:t>
+      </w:r>
+      <w:r>
+        <w:rPr>
+          <w:rFonts w:ascii="Consolas" w:hAnsi="Consolas" w:eastAsia="Consolas"/>
+          <w:color w:val="D4D4D4"/>
+          <w:sz w:val="16"/>
+        </w:rPr>
+        <w:t xml:space="preserve"> </w:t>
+      </w:r>
+      <w:r>
+        <w:rPr>
+          <w:rFonts w:ascii="Consolas" w:hAnsi="Consolas" w:eastAsia="Consolas"/>
+          <w:color w:val="D4D4D4"/>
+          <w:sz w:val="16"/>
+        </w:rPr>
+        <w:t>=</w:t>
+      </w:r>
+      <w:r>
+        <w:rPr>
+          <w:rFonts w:ascii="Consolas" w:hAnsi="Consolas" w:eastAsia="Consolas"/>
+          <w:color w:val="D4D4D4"/>
+          <w:sz w:val="16"/>
+        </w:rPr>
+        <w:t>&gt;</w:t>
+      </w:r>
+      <w:r>
+        <w:rPr>
+          <w:rFonts w:ascii="Consolas" w:hAnsi="Consolas" w:eastAsia="Consolas"/>
+          <w:color w:val="D4D4D4"/>
+          <w:sz w:val="16"/>
+        </w:rPr>
+        <w:t xml:space="preserve"> </w:t>
+      </w:r>
+      <w:r>
+        <w:rPr>
+          <w:rFonts w:ascii="Consolas" w:hAnsi="Consolas" w:eastAsia="Consolas"/>
+          <w:color w:val="9CDCFE"/>
+          <w:sz w:val="16"/>
+        </w:rPr>
+        <w:t>$this</w:t>
+      </w:r>
+      <w:r>
+        <w:rPr>
+          <w:rFonts w:ascii="Consolas" w:hAnsi="Consolas" w:eastAsia="Consolas"/>
+          <w:color w:val="D4D4D4"/>
+          <w:sz w:val="16"/>
+        </w:rPr>
+        <w:t>-</w:t>
+      </w:r>
+      <w:r>
+        <w:rPr>
+          <w:rFonts w:ascii="Consolas" w:hAnsi="Consolas" w:eastAsia="Consolas"/>
+          <w:color w:val="D4D4D4"/>
+          <w:sz w:val="16"/>
+        </w:rPr>
+        <w:t>&gt;</w:t>
+      </w:r>
+      <w:r>
+        <w:rPr>
+          <w:rFonts w:ascii="Consolas" w:hAnsi="Consolas" w:eastAsia="Consolas"/>
+          <w:color w:val="D4D4D4"/>
+          <w:sz w:val="16"/>
+        </w:rPr>
+        <w:t>tenantOrder</w:t>
+      </w:r>
+      <w:r>
+        <w:rPr>
+          <w:rFonts w:ascii="Consolas" w:hAnsi="Consolas" w:eastAsia="Consolas"/>
+          <w:color w:val="D4D4D4"/>
+          <w:sz w:val="16"/>
+        </w:rPr>
+        <w:t>-</w:t>
+      </w:r>
+      <w:r>
+        <w:rPr>
+          <w:rFonts w:ascii="Consolas" w:hAnsi="Consolas" w:eastAsia="Consolas"/>
+          <w:color w:val="D4D4D4"/>
+          <w:sz w:val="16"/>
+        </w:rPr>
+        <w:t>&gt;</w:t>
+      </w:r>
+      <w:r>
+        <w:rPr>
+          <w:rFonts w:ascii="Consolas" w:hAnsi="Consolas" w:eastAsia="Consolas"/>
+          <w:color w:val="D4D4D4"/>
+          <w:sz w:val="16"/>
+        </w:rPr>
+        <w:t>status</w:t>
+      </w:r>
+      <w:r>
+        <w:rPr>
+          <w:rFonts w:ascii="Consolas" w:hAnsi="Consolas" w:eastAsia="Consolas"/>
+          <w:color w:val="D4D4D4"/>
+          <w:sz w:val="16"/>
+        </w:rPr>
+        <w:t>-</w:t>
+      </w:r>
+      <w:r>
+        <w:rPr>
+          <w:rFonts w:ascii="Consolas" w:hAnsi="Consolas" w:eastAsia="Consolas"/>
+          <w:color w:val="D4D4D4"/>
+          <w:sz w:val="16"/>
+        </w:rPr>
+        <w:t>&gt;</w:t>
+      </w:r>
+      <w:r>
+        <w:rPr>
+          <w:rFonts w:ascii="Consolas" w:hAnsi="Consolas" w:eastAsia="Consolas"/>
+          <w:color w:val="D4D4D4"/>
+          <w:sz w:val="16"/>
+        </w:rPr>
+        <w:t>value</w:t>
+      </w:r>
+      <w:r>
+        <w:rPr>
+          <w:rFonts w:ascii="Consolas" w:hAnsi="Consolas" w:eastAsia="Consolas"/>
+          <w:color w:val="D4D4D4"/>
+          <w:sz w:val="16"/>
+        </w:rPr>
+        <w:t>,</w:t>
+      </w:r>
+      <w:r>
+        <w:rPr>
+          <w:rFonts w:ascii="Consolas" w:hAnsi="Consolas" w:eastAsia="Consolas"/>
+          <w:color w:val="D4D4D4"/>
+          <w:sz w:val="16"/>
+        </w:rPr>
+        <w:br/>
+        <w:t xml:space="preserve">            </w:t>
+      </w:r>
+      <w:r>
+        <w:rPr>
+          <w:rFonts w:ascii="Consolas" w:hAnsi="Consolas" w:eastAsia="Consolas"/>
+          <w:color w:val="CE9178"/>
+          <w:sz w:val="16"/>
+        </w:rPr>
+        <w:t>'updated_at'</w:t>
+      </w:r>
+      <w:r>
+        <w:rPr>
+          <w:rFonts w:ascii="Consolas" w:hAnsi="Consolas" w:eastAsia="Consolas"/>
+          <w:color w:val="D4D4D4"/>
+          <w:sz w:val="16"/>
+        </w:rPr>
+        <w:t xml:space="preserve"> </w:t>
+      </w:r>
+      <w:r>
+        <w:rPr>
+          <w:rFonts w:ascii="Consolas" w:hAnsi="Consolas" w:eastAsia="Consolas"/>
+          <w:color w:val="D4D4D4"/>
+          <w:sz w:val="16"/>
+        </w:rPr>
+        <w:t>=</w:t>
+      </w:r>
+      <w:r>
+        <w:rPr>
+          <w:rFonts w:ascii="Consolas" w:hAnsi="Consolas" w:eastAsia="Consolas"/>
+          <w:color w:val="D4D4D4"/>
+          <w:sz w:val="16"/>
+        </w:rPr>
+        <w:t>&gt;</w:t>
+      </w:r>
+      <w:r>
+        <w:rPr>
+          <w:rFonts w:ascii="Consolas" w:hAnsi="Consolas" w:eastAsia="Consolas"/>
+          <w:color w:val="D4D4D4"/>
+          <w:sz w:val="16"/>
+        </w:rPr>
+        <w:t xml:space="preserve"> </w:t>
+      </w:r>
+      <w:r>
+        <w:rPr>
+          <w:rFonts w:ascii="Consolas" w:hAnsi="Consolas" w:eastAsia="Consolas"/>
+          <w:color w:val="9CDCFE"/>
+          <w:sz w:val="16"/>
+        </w:rPr>
+        <w:t>$this</w:t>
+      </w:r>
+      <w:r>
+        <w:rPr>
+          <w:rFonts w:ascii="Consolas" w:hAnsi="Consolas" w:eastAsia="Consolas"/>
+          <w:color w:val="D4D4D4"/>
+          <w:sz w:val="16"/>
+        </w:rPr>
+        <w:t>-</w:t>
+      </w:r>
+      <w:r>
+        <w:rPr>
+          <w:rFonts w:ascii="Consolas" w:hAnsi="Consolas" w:eastAsia="Consolas"/>
+          <w:color w:val="D4D4D4"/>
+          <w:sz w:val="16"/>
+        </w:rPr>
+        <w:t>&gt;</w:t>
+      </w:r>
+      <w:r>
+        <w:rPr>
+          <w:rFonts w:ascii="Consolas" w:hAnsi="Consolas" w:eastAsia="Consolas"/>
+          <w:color w:val="D4D4D4"/>
+          <w:sz w:val="16"/>
+        </w:rPr>
+        <w:t>tenantOrder</w:t>
+      </w:r>
+      <w:r>
+        <w:rPr>
+          <w:rFonts w:ascii="Consolas" w:hAnsi="Consolas" w:eastAsia="Consolas"/>
+          <w:color w:val="D4D4D4"/>
+          <w:sz w:val="16"/>
+        </w:rPr>
+        <w:t>-</w:t>
+      </w:r>
+      <w:r>
+        <w:rPr>
+          <w:rFonts w:ascii="Consolas" w:hAnsi="Consolas" w:eastAsia="Consolas"/>
+          <w:color w:val="D4D4D4"/>
+          <w:sz w:val="16"/>
+        </w:rPr>
+        <w:t>&gt;</w:t>
+      </w:r>
+      <w:r>
+        <w:rPr>
+          <w:rFonts w:ascii="Consolas" w:hAnsi="Consolas" w:eastAsia="Consolas"/>
+          <w:color w:val="D4D4D4"/>
+          <w:sz w:val="16"/>
+        </w:rPr>
+        <w:t>updated_at</w:t>
+      </w:r>
+      <w:r>
+        <w:rPr>
+          <w:rFonts w:ascii="Consolas" w:hAnsi="Consolas" w:eastAsia="Consolas"/>
+          <w:color w:val="D4D4D4"/>
+          <w:sz w:val="16"/>
+        </w:rPr>
+        <w:t>-</w:t>
+      </w:r>
+      <w:r>
+        <w:rPr>
+          <w:rFonts w:ascii="Consolas" w:hAnsi="Consolas" w:eastAsia="Consolas"/>
+          <w:color w:val="D4D4D4"/>
+          <w:sz w:val="16"/>
+        </w:rPr>
+        <w:t>&gt;</w:t>
+      </w:r>
+      <w:r>
+        <w:rPr>
+          <w:rFonts w:ascii="Consolas" w:hAnsi="Consolas" w:eastAsia="Consolas"/>
+          <w:color w:val="DCDCAA"/>
+          <w:sz w:val="16"/>
+        </w:rPr>
+        <w:t>toISOString</w:t>
+      </w:r>
+      <w:r>
+        <w:rPr>
+          <w:rFonts w:ascii="Consolas" w:hAnsi="Consolas" w:eastAsia="Consolas"/>
+          <w:color w:val="D4D4D4"/>
+          <w:sz w:val="16"/>
+        </w:rPr>
+        <w:t>(</w:t>
+      </w:r>
+      <w:r>
+        <w:rPr>
+          <w:rFonts w:ascii="Consolas" w:hAnsi="Consolas" w:eastAsia="Consolas"/>
+          <w:color w:val="D4D4D4"/>
+          <w:sz w:val="16"/>
+        </w:rPr>
+        <w:t>)</w:t>
+      </w:r>
+      <w:r>
+        <w:rPr>
+          <w:rFonts w:ascii="Consolas" w:hAnsi="Consolas" w:eastAsia="Consolas"/>
+          <w:color w:val="D4D4D4"/>
+          <w:sz w:val="16"/>
+        </w:rPr>
+        <w:t>,</w:t>
+      </w:r>
+      <w:r>
+        <w:rPr>
+          <w:rFonts w:ascii="Consolas" w:hAnsi="Consolas" w:eastAsia="Consolas"/>
+          <w:color w:val="D4D4D4"/>
+          <w:sz w:val="16"/>
+        </w:rPr>
+        <w:br/>
+        <w:t xml:space="preserve">        </w:t>
+      </w:r>
+      <w:r>
+        <w:rPr>
+          <w:rFonts w:ascii="Consolas" w:hAnsi="Consolas" w:eastAsia="Consolas"/>
+          <w:color w:val="D4D4D4"/>
+          <w:sz w:val="16"/>
+        </w:rPr>
+        <w:t>]</w:t>
+      </w:r>
+      <w:r>
+        <w:rPr>
+          <w:rFonts w:ascii="Consolas" w:hAnsi="Consolas" w:eastAsia="Consolas"/>
+          <w:color w:val="D4D4D4"/>
+          <w:sz w:val="16"/>
+        </w:rPr>
+        <w:t>;</w:t>
+      </w:r>
+      <w:r>
+        <w:rPr>
+          <w:rFonts w:ascii="Consolas" w:hAnsi="Consolas" w:eastAsia="Consolas"/>
+          <w:color w:val="D4D4D4"/>
+          <w:sz w:val="16"/>
+        </w:rPr>
+        <w:br/>
         <w:t xml:space="preserve">    </w:t>
       </w:r>
       <w:r>
         <w:rPr>
-          <w:rFonts w:ascii="Consolas" w:hAnsi="Consolas"/>
-          <w:b/>
-          <w:color w:val="000080"/>
+          <w:rFonts w:ascii="Consolas" w:hAnsi="Consolas" w:eastAsia="Consolas"/>
+          <w:color w:val="D4D4D4"/>
           <w:sz w:val="16"/>
         </w:rPr>
-        <w:t xml:space="preserve">public</w:t>
-      </w:r>
-      <w:r>
-        <w:rPr>
-          <w:rFonts w:ascii="Consolas" w:hAnsi="Consolas"/>
-          <w:color w:val="262626"/>
+        <w:t>}</w:t>
+      </w:r>
+      <w:r>
+        <w:rPr>
+          <w:rFonts w:ascii="Consolas" w:hAnsi="Consolas" w:eastAsia="Consolas"/>
+          <w:color w:val="D4D4D4"/>
           <w:sz w:val="16"/>
         </w:rPr>
-        <w:t xml:space="preserve"> </w:t>
-      </w:r>
-      <w:r>
-        <w:rPr>
-          <w:rFonts w:ascii="Consolas" w:hAnsi="Consolas"/>
-          <w:b/>
-          <w:color w:val="000080"/>
+        <w:br/>
+      </w:r>
+      <w:r>
+        <w:rPr>
+          <w:rFonts w:ascii="Consolas" w:hAnsi="Consolas" w:eastAsia="Consolas"/>
+          <w:color w:val="D4D4D4"/>
           <w:sz w:val="16"/>
         </w:rPr>
-        <w:t xml:space="preserve">function</w:t>
-      </w:r>
-      <w:r>
-        <w:rPr>
-          <w:rFonts w:ascii="Consolas" w:hAnsi="Consolas"/>
-          <w:color w:val="262626"/>
-          <w:sz w:val="16"/>
-        </w:rPr>
-        <w:t xml:space="preserve"> </w:t>
-      </w:r>
-      <w:r>
-        <w:rPr>
-          <w:rFonts w:ascii="Consolas" w:hAnsi="Consolas"/>
-          <w:color w:val="795E26"/>
-          <w:sz w:val="16"/>
-        </w:rPr>
-        <w:t xml:space="preserve">broadcastOn</w:t>
-      </w:r>
-      <w:r>
-        <w:rPr>
-          <w:rFonts w:ascii="Consolas" w:hAnsi="Consolas"/>
-          <w:color w:val="262626"/>
-          <w:sz w:val="16"/>
-        </w:rPr>
-        <w:t xml:space="preserve">(): </w:t>
-      </w:r>
-      <w:r>
-        <w:rPr>
-          <w:rFonts w:ascii="Consolas" w:hAnsi="Consolas"/>
-          <w:b/>
-          <w:color w:val="000080"/>
-          <w:sz w:val="16"/>
-        </w:rPr>
-        <w:t xml:space="preserve">array</w:t>
-      </w:r>
-      <w:r>
-        <w:br/>
-      </w:r>
-      <w:r>
-        <w:rPr>
-          <w:rFonts w:ascii="Consolas" w:hAnsi="Consolas"/>
-          <w:color w:val="262626"/>
-          <w:sz w:val="16"/>
-        </w:rPr>
-        <w:t xml:space="preserve">    {</w:t>
-      </w:r>
-      <w:r>
-        <w:br/>
-      </w:r>
-      <w:r>
-        <w:rPr>
-          <w:rFonts w:ascii="Consolas" w:hAnsi="Consolas"/>
-          <w:color w:val="262626"/>
-          <w:sz w:val="16"/>
-        </w:rPr>
-        <w:t xml:space="preserve">        </w:t>
-      </w:r>
-      <w:r>
-        <w:rPr>
-          <w:rFonts w:ascii="Consolas" w:hAnsi="Consolas"/>
-          <w:b/>
-          <w:color w:val="000080"/>
-          <w:sz w:val="16"/>
-        </w:rPr>
-        <w:t xml:space="preserve">return</w:t>
-      </w:r>
-      <w:r>
-        <w:rPr>
-          <w:rFonts w:ascii="Consolas" w:hAnsi="Consolas"/>
-          <w:color w:val="262626"/>
-          <w:sz w:val="16"/>
-        </w:rPr>
-        <w:t xml:space="preserve"> [</w:t>
-      </w:r>
-      <w:r>
-        <w:rPr>
-          <w:rFonts w:ascii="Consolas" w:hAnsi="Consolas"/>
-          <w:b/>
-          <w:color w:val="000080"/>
-          <w:sz w:val="16"/>
-        </w:rPr>
-        <w:t xml:space="preserve">new</w:t>
-      </w:r>
-      <w:r>
-        <w:rPr>
-          <w:rFonts w:ascii="Consolas" w:hAnsi="Consolas"/>
-          <w:color w:val="262626"/>
-          <w:sz w:val="16"/>
-        </w:rPr>
-        <w:t xml:space="preserve"> </w:t>
-      </w:r>
-      <w:r>
-        <w:rPr>
-          <w:rFonts w:ascii="Consolas" w:hAnsi="Consolas"/>
-          <w:color w:val="795E26"/>
-          <w:sz w:val="16"/>
-        </w:rPr>
-        <w:t xml:space="preserve">PrivateChannel</w:t>
-      </w:r>
-      <w:r>
-        <w:rPr>
-          <w:rFonts w:ascii="Consolas" w:hAnsi="Consolas"/>
-          <w:color w:val="262626"/>
-          <w:sz w:val="16"/>
-        </w:rPr>
-        <w:t xml:space="preserve">(</w:t>
-      </w:r>
-      <w:r>
-        <w:br/>
-      </w:r>
-      <w:r>
-        <w:rPr>
-          <w:rFonts w:ascii="Consolas" w:hAnsi="Consolas"/>
-          <w:color w:val="262626"/>
-          <w:sz w:val="16"/>
-        </w:rPr>
-        <w:t xml:space="preserve">            </w:t>
-      </w:r>
-      <w:r>
-        <w:rPr>
-          <w:rFonts w:ascii="Consolas" w:hAnsi="Consolas"/>
-          <w:color w:val="00733B"/>
-          <w:sz w:val="16"/>
-        </w:rPr>
-        <w:t xml:space="preserve">"tenant.{$this-&gt;tenantOrder-&gt;tenant_id}.kds"</w:t>
-      </w:r>
-      <w:r>
-        <w:br/>
-      </w:r>
-      <w:r>
-        <w:rPr>
-          <w:rFonts w:ascii="Consolas" w:hAnsi="Consolas"/>
-          <w:color w:val="262626"/>
-          <w:sz w:val="16"/>
-        </w:rPr>
-        <w:t xml:space="preserve">        )];</w:t>
-      </w:r>
-      <w:r>
-        <w:br/>
-      </w:r>
-      <w:r>
-        <w:rPr>
-          <w:rFonts w:ascii="Consolas" w:hAnsi="Consolas"/>
-          <w:color w:val="262626"/>
-          <w:sz w:val="16"/>
-        </w:rPr>
-        <w:t xml:space="preserve">    }</w:t>
-      </w:r>
-      <w:r>
-        <w:br/>
-      </w:r>
-      <w:r>
-        <w:br/>
-      </w:r>
-      <w:r>
-        <w:rPr>
-          <w:rFonts w:ascii="Consolas" w:hAnsi="Consolas"/>
-          <w:color w:val="262626"/>
-          <w:sz w:val="16"/>
-        </w:rPr>
-        <w:t xml:space="preserve">    </w:t>
-      </w:r>
-      <w:r>
-        <w:rPr>
-          <w:rFonts w:ascii="Consolas" w:hAnsi="Consolas"/>
-          <w:b/>
-          <w:color w:val="000080"/>
-          <w:sz w:val="16"/>
-        </w:rPr>
-        <w:t xml:space="preserve">public</w:t>
-      </w:r>
-      <w:r>
-        <w:rPr>
-          <w:rFonts w:ascii="Consolas" w:hAnsi="Consolas"/>
-          <w:color w:val="262626"/>
-          <w:sz w:val="16"/>
-        </w:rPr>
-        <w:t xml:space="preserve"> </w:t>
-      </w:r>
-      <w:r>
-        <w:rPr>
-          <w:rFonts w:ascii="Consolas" w:hAnsi="Consolas"/>
-          <w:b/>
-          <w:color w:val="000080"/>
-          <w:sz w:val="16"/>
-        </w:rPr>
-        <w:t xml:space="preserve">function</w:t>
-      </w:r>
-      <w:r>
-        <w:rPr>
-          <w:rFonts w:ascii="Consolas" w:hAnsi="Consolas"/>
-          <w:color w:val="262626"/>
-          <w:sz w:val="16"/>
-        </w:rPr>
-        <w:t xml:space="preserve"> </w:t>
-      </w:r>
-      <w:r>
-        <w:rPr>
-          <w:rFonts w:ascii="Consolas" w:hAnsi="Consolas"/>
-          <w:color w:val="795E26"/>
-          <w:sz w:val="16"/>
-        </w:rPr>
-        <w:t xml:space="preserve">broadcastWith</w:t>
-      </w:r>
-      <w:r>
-        <w:rPr>
-          <w:rFonts w:ascii="Consolas" w:hAnsi="Consolas"/>
-          <w:color w:val="262626"/>
-          <w:sz w:val="16"/>
-        </w:rPr>
-        <w:t xml:space="preserve">(): </w:t>
-      </w:r>
-      <w:r>
-        <w:rPr>
-          <w:rFonts w:ascii="Consolas" w:hAnsi="Consolas"/>
-          <w:b/>
-          <w:color w:val="000080"/>
-          <w:sz w:val="16"/>
-        </w:rPr>
-        <w:t xml:space="preserve">array</w:t>
-      </w:r>
-      <w:r>
-        <w:br/>
-      </w:r>
-      <w:r>
-        <w:rPr>
-          <w:rFonts w:ascii="Consolas" w:hAnsi="Consolas"/>
-          <w:color w:val="262626"/>
-          <w:sz w:val="16"/>
-        </w:rPr>
-        <w:t xml:space="preserve">    {</w:t>
-      </w:r>
-      <w:r>
-        <w:br/>
-      </w:r>
-      <w:r>
-        <w:rPr>
-          <w:rFonts w:ascii="Consolas" w:hAnsi="Consolas"/>
-          <w:color w:val="262626"/>
-          <w:sz w:val="16"/>
-        </w:rPr>
-        <w:t xml:space="preserve">        </w:t>
-      </w:r>
-      <w:r>
-        <w:rPr>
-          <w:rFonts w:ascii="Consolas" w:hAnsi="Consolas"/>
-          <w:b/>
-          <w:color w:val="000080"/>
-          <w:sz w:val="16"/>
-        </w:rPr>
-        <w:t xml:space="preserve">return</w:t>
-      </w:r>
-      <w:r>
-        <w:rPr>
-          <w:rFonts w:ascii="Consolas" w:hAnsi="Consolas"/>
-          <w:color w:val="262626"/>
-          <w:sz w:val="16"/>
-        </w:rPr>
-        <w:t xml:space="preserve"> [</w:t>
-      </w:r>
-      <w:r>
-        <w:br/>
-      </w:r>
-      <w:r>
-        <w:rPr>
-          <w:rFonts w:ascii="Consolas" w:hAnsi="Consolas"/>
-          <w:color w:val="262626"/>
-          <w:sz w:val="16"/>
-        </w:rPr>
-        <w:t xml:space="preserve">            </w:t>
-      </w:r>
-      <w:r>
-        <w:rPr>
-          <w:rFonts w:ascii="Consolas" w:hAnsi="Consolas"/>
-          <w:color w:val="00733B"/>
-          <w:sz w:val="16"/>
-        </w:rPr>
-        <w:t xml:space="preserve">'id'</w:t>
-      </w:r>
-      <w:r>
-        <w:rPr>
-          <w:rFonts w:ascii="Consolas" w:hAnsi="Consolas"/>
-          <w:color w:val="262626"/>
-          <w:sz w:val="16"/>
-        </w:rPr>
-        <w:t xml:space="preserve"> =&gt; </w:t>
-      </w:r>
-      <w:r>
-        <w:rPr>
-          <w:rFonts w:ascii="Consolas" w:hAnsi="Consolas"/>
-          <w:color w:val="660E7A"/>
-          <w:sz w:val="16"/>
-        </w:rPr>
-        <w:t xml:space="preserve">$this</w:t>
-      </w:r>
-      <w:r>
-        <w:rPr>
-          <w:rFonts w:ascii="Consolas" w:hAnsi="Consolas"/>
-          <w:color w:val="262626"/>
-          <w:sz w:val="16"/>
-        </w:rPr>
-        <w:t xml:space="preserve">-&gt;</w:t>
-      </w:r>
-      <w:r>
-        <w:rPr>
-          <w:rFonts w:ascii="Consolas" w:hAnsi="Consolas"/>
-          <w:color w:val="660E7A"/>
-          <w:sz w:val="16"/>
-        </w:rPr>
-        <w:t xml:space="preserve">tenantOrder</w:t>
-      </w:r>
-      <w:r>
-        <w:rPr>
-          <w:rFonts w:ascii="Consolas" w:hAnsi="Consolas"/>
-          <w:color w:val="262626"/>
-          <w:sz w:val="16"/>
-        </w:rPr>
-        <w:t xml:space="preserve">-&gt;</w:t>
-      </w:r>
-      <w:r>
-        <w:rPr>
-          <w:rFonts w:ascii="Consolas" w:hAnsi="Consolas"/>
-          <w:color w:val="660E7A"/>
-          <w:sz w:val="16"/>
-        </w:rPr>
-        <w:t xml:space="preserve">id</w:t>
-      </w:r>
-      <w:r>
-        <w:rPr>
-          <w:rFonts w:ascii="Consolas" w:hAnsi="Consolas"/>
-          <w:color w:val="262626"/>
-          <w:sz w:val="16"/>
-        </w:rPr>
-        <w:t xml:space="preserve">,</w:t>
-      </w:r>
-      <w:r>
-        <w:br/>
-      </w:r>
-      <w:r>
-        <w:rPr>
-          <w:rFonts w:ascii="Consolas" w:hAnsi="Consolas"/>
-          <w:color w:val="262626"/>
-          <w:sz w:val="16"/>
-        </w:rPr>
-        <w:t xml:space="preserve">            </w:t>
-      </w:r>
-      <w:r>
-        <w:rPr>
-          <w:rFonts w:ascii="Consolas" w:hAnsi="Consolas"/>
-          <w:color w:val="00733B"/>
-          <w:sz w:val="16"/>
-        </w:rPr>
-        <w:t xml:space="preserve">'status'</w:t>
-      </w:r>
-      <w:r>
-        <w:rPr>
-          <w:rFonts w:ascii="Consolas" w:hAnsi="Consolas"/>
-          <w:color w:val="262626"/>
-          <w:sz w:val="16"/>
-        </w:rPr>
-        <w:t xml:space="preserve"> =&gt; </w:t>
-      </w:r>
-      <w:r>
-        <w:rPr>
-          <w:rFonts w:ascii="Consolas" w:hAnsi="Consolas"/>
-          <w:color w:val="660E7A"/>
-          <w:sz w:val="16"/>
-        </w:rPr>
-        <w:t xml:space="preserve">$this</w:t>
-      </w:r>
-      <w:r>
-        <w:rPr>
-          <w:rFonts w:ascii="Consolas" w:hAnsi="Consolas"/>
-          <w:color w:val="262626"/>
-          <w:sz w:val="16"/>
-        </w:rPr>
-        <w:t xml:space="preserve">-&gt;</w:t>
-      </w:r>
-      <w:r>
-        <w:rPr>
-          <w:rFonts w:ascii="Consolas" w:hAnsi="Consolas"/>
-          <w:color w:val="660E7A"/>
-          <w:sz w:val="16"/>
-        </w:rPr>
-        <w:t xml:space="preserve">tenantOrder</w:t>
-      </w:r>
-      <w:r>
-        <w:rPr>
-          <w:rFonts w:ascii="Consolas" w:hAnsi="Consolas"/>
-          <w:color w:val="262626"/>
-          <w:sz w:val="16"/>
-        </w:rPr>
-        <w:t xml:space="preserve">-&gt;</w:t>
-      </w:r>
-      <w:r>
-        <w:rPr>
-          <w:rFonts w:ascii="Consolas" w:hAnsi="Consolas"/>
-          <w:color w:val="660E7A"/>
-          <w:sz w:val="16"/>
-        </w:rPr>
-        <w:t xml:space="preserve">status</w:t>
-      </w:r>
-      <w:r>
-        <w:rPr>
-          <w:rFonts w:ascii="Consolas" w:hAnsi="Consolas"/>
-          <w:color w:val="262626"/>
-          <w:sz w:val="16"/>
-        </w:rPr>
-        <w:t xml:space="preserve">-&gt;</w:t>
-      </w:r>
-      <w:r>
-        <w:rPr>
-          <w:rFonts w:ascii="Consolas" w:hAnsi="Consolas"/>
-          <w:color w:val="660E7A"/>
-          <w:sz w:val="16"/>
-        </w:rPr>
-        <w:t xml:space="preserve">value</w:t>
-      </w:r>
-      <w:r>
-        <w:rPr>
-          <w:rFonts w:ascii="Consolas" w:hAnsi="Consolas"/>
-          <w:color w:val="262626"/>
-          <w:sz w:val="16"/>
-        </w:rPr>
-        <w:t xml:space="preserve">,</w:t>
-      </w:r>
-      <w:r>
-        <w:br/>
-      </w:r>
-      <w:r>
-        <w:rPr>
-          <w:rFonts w:ascii="Consolas" w:hAnsi="Consolas"/>
-          <w:color w:val="262626"/>
-          <w:sz w:val="16"/>
-        </w:rPr>
-        <w:t xml:space="preserve">            </w:t>
-      </w:r>
-      <w:r>
-        <w:rPr>
-          <w:rFonts w:ascii="Consolas" w:hAnsi="Consolas"/>
-          <w:color w:val="00733B"/>
-          <w:sz w:val="16"/>
-        </w:rPr>
-        <w:t xml:space="preserve">'updated_at'</w:t>
-      </w:r>
-      <w:r>
-        <w:rPr>
-          <w:rFonts w:ascii="Consolas" w:hAnsi="Consolas"/>
-          <w:color w:val="262626"/>
-          <w:sz w:val="16"/>
-        </w:rPr>
-        <w:t xml:space="preserve"> =&gt; </w:t>
-      </w:r>
-      <w:r>
-        <w:rPr>
-          <w:rFonts w:ascii="Consolas" w:hAnsi="Consolas"/>
-          <w:color w:val="660E7A"/>
-          <w:sz w:val="16"/>
-        </w:rPr>
-        <w:t xml:space="preserve">$this</w:t>
-      </w:r>
-      <w:r>
-        <w:rPr>
-          <w:rFonts w:ascii="Consolas" w:hAnsi="Consolas"/>
-          <w:color w:val="262626"/>
-          <w:sz w:val="16"/>
-        </w:rPr>
-        <w:t xml:space="preserve">-&gt;</w:t>
-      </w:r>
-      <w:r>
-        <w:rPr>
-          <w:rFonts w:ascii="Consolas" w:hAnsi="Consolas"/>
-          <w:color w:val="660E7A"/>
-          <w:sz w:val="16"/>
-        </w:rPr>
-        <w:t xml:space="preserve">tenantOrder</w:t>
-      </w:r>
-      <w:r>
-        <w:rPr>
-          <w:rFonts w:ascii="Consolas" w:hAnsi="Consolas"/>
-          <w:color w:val="262626"/>
-          <w:sz w:val="16"/>
-        </w:rPr>
-        <w:t xml:space="preserve">-&gt;</w:t>
-      </w:r>
-      <w:r>
-        <w:rPr>
-          <w:rFonts w:ascii="Consolas" w:hAnsi="Consolas"/>
-          <w:color w:val="660E7A"/>
-          <w:sz w:val="16"/>
-        </w:rPr>
-        <w:t xml:space="preserve">updated_at</w:t>
-      </w:r>
-      <w:r>
-        <w:rPr>
-          <w:rFonts w:ascii="Consolas" w:hAnsi="Consolas"/>
-          <w:color w:val="262626"/>
-          <w:sz w:val="16"/>
-        </w:rPr>
-        <w:t xml:space="preserve">-&gt;</w:t>
-      </w:r>
-      <w:r>
-        <w:rPr>
-          <w:rFonts w:ascii="Consolas" w:hAnsi="Consolas"/>
-          <w:color w:val="795E26"/>
-          <w:sz w:val="16"/>
-        </w:rPr>
-        <w:t xml:space="preserve">toISOString</w:t>
-      </w:r>
-      <w:r>
-        <w:rPr>
-          <w:rFonts w:ascii="Consolas" w:hAnsi="Consolas"/>
-          <w:color w:val="262626"/>
-          <w:sz w:val="16"/>
-        </w:rPr>
-        <w:t xml:space="preserve">(),</w:t>
-      </w:r>
-      <w:r>
-        <w:br/>
-      </w:r>
-      <w:r>
-        <w:rPr>
-          <w:rFonts w:ascii="Consolas" w:hAnsi="Consolas"/>
-          <w:color w:val="262626"/>
-          <w:sz w:val="16"/>
-        </w:rPr>
-        <w:t xml:space="preserve">        ];</w:t>
-      </w:r>
-      <w:r>
-        <w:br/>
-      </w:r>
-      <w:r>
-        <w:rPr>
-          <w:rFonts w:ascii="Consolas" w:hAnsi="Consolas"/>
-          <w:color w:val="262626"/>
-          <w:sz w:val="16"/>
-        </w:rPr>
-        <w:t xml:space="preserve">    }</w:t>
-      </w:r>
-      <w:r>
-        <w:br/>
-      </w:r>
-      <w:r>
-        <w:rPr>
-          <w:rFonts w:ascii="Consolas" w:hAnsi="Consolas"/>
-          <w:color w:val="262626"/>
-          <w:sz w:val="16"/>
-        </w:rPr>
-        <w:t xml:space="preserve">}</w:t>
+        <w:t>}</w:t>
       </w:r>
     </w:p>
     <w:p>
       <w:pPr>
         <w:pStyle w:val="CodeHeader"/>
+        <w:shd w:fill="2D2D30"/>
         <w:keepNext/>
         <w:pBdr>
-          <w:left w:val="single" w:sz="12" w:space="8" w:color="B8DDE0"/>
+          <w:left w:val="single" w:sz="4" w:space="8" w:color="2D2D30"/>
         </w:pBdr>
-        <w:shd w:val="clear" w:color="auto" w:fill="E4EAED"/>
-      </w:pPr>
-      <w:r>
-        <w:rPr>
-          <w:rFonts w:ascii="Consolas" w:hAnsi="Consolas"/>
-          <w:b/>
-          <w:color w:val="262626"/>
-          <w:sz w:val="16"/>
-        </w:rPr>
-        <w:t xml:space="preserve">LANDASAN TEKNIS — routes/channels.php   •   PHP</w:t>
+      </w:pPr>
+      <w:r>
+        <w:t>LANDASAN TEKNIS — app/Modules/Kitchen/KitchenServiceProvider.php (Broadcast::channel di boot())   •   PHP</w:t>
       </w:r>
     </w:p>
     <w:p>
       <w:pPr>
         <w:pStyle w:val="CodeBlock"/>
+        <w:shd w:fill="1E1E1E"/>
         <w:keepLines/>
         <w:pBdr>
-          <w:left w:val="single" w:sz="12" w:space="8" w:color="B8DDE0"/>
+          <w:left w:val="single" w:sz="4" w:space="8" w:color="1E1E1E"/>
         </w:pBdr>
-        <w:shd w:val="clear" w:color="auto" w:fill="F2F3F7"/>
-      </w:pPr>
-      <w:r>
-        <w:rPr>
-          <w:rFonts w:ascii="Consolas" w:hAnsi="Consolas"/>
-          <w:color w:val="267F99"/>
+      </w:pPr>
+      <w:r>
+        <w:rPr>
+          <w:rFonts w:ascii="Consolas" w:hAnsi="Consolas" w:eastAsia="Consolas"/>
+          <w:color w:val="4EC9B0"/>
           <w:sz w:val="16"/>
         </w:rPr>
-        <w:t xml:space="preserve">Broadcast</w:t>
-      </w:r>
-      <w:r>
-        <w:rPr>
-          <w:rFonts w:ascii="Consolas" w:hAnsi="Consolas"/>
-          <w:color w:val="262626"/>
+        <w:t>Broadcast</w:t>
+      </w:r>
+      <w:r>
+        <w:rPr>
+          <w:rFonts w:ascii="Consolas" w:hAnsi="Consolas" w:eastAsia="Consolas"/>
+          <w:color w:val="D4D4D4"/>
           <w:sz w:val="16"/>
         </w:rPr>
-        <w:t xml:space="preserve">::</w:t>
-      </w:r>
-      <w:r>
-        <w:rPr>
-          <w:rFonts w:ascii="Consolas" w:hAnsi="Consolas"/>
-          <w:color w:val="795E26"/>
+        <w:t>:</w:t>
+      </w:r>
+      <w:r>
+        <w:rPr>
+          <w:rFonts w:ascii="Consolas" w:hAnsi="Consolas" w:eastAsia="Consolas"/>
+          <w:color w:val="D4D4D4"/>
           <w:sz w:val="16"/>
         </w:rPr>
-        <w:t xml:space="preserve">channel</w:t>
-      </w:r>
-      <w:r>
-        <w:rPr>
-          <w:rFonts w:ascii="Consolas" w:hAnsi="Consolas"/>
-          <w:color w:val="262626"/>
+        <w:t>:</w:t>
+      </w:r>
+      <w:r>
+        <w:rPr>
+          <w:rFonts w:ascii="Consolas" w:hAnsi="Consolas" w:eastAsia="Consolas"/>
+          <w:color w:val="DCDCAA"/>
           <w:sz w:val="16"/>
         </w:rPr>
-        <w:t xml:space="preserve">(</w:t>
-      </w:r>
-      <w:r>
+        <w:t>channel</w:t>
+      </w:r>
+      <w:r>
+        <w:rPr>
+          <w:rFonts w:ascii="Consolas" w:hAnsi="Consolas" w:eastAsia="Consolas"/>
+          <w:color w:val="D4D4D4"/>
+          <w:sz w:val="16"/>
+        </w:rPr>
+        <w:t>(</w:t>
+      </w:r>
+      <w:r>
+        <w:rPr>
+          <w:rFonts w:ascii="Consolas" w:hAnsi="Consolas" w:eastAsia="Consolas"/>
+          <w:color w:val="D4D4D4"/>
+          <w:sz w:val="16"/>
+        </w:rPr>
         <w:br/>
-      </w:r>
-      <w:r>
-        <w:rPr>
-          <w:rFonts w:ascii="Consolas" w:hAnsi="Consolas"/>
-          <w:color w:val="262626"/>
+        <w:t xml:space="preserve">    </w:t>
+      </w:r>
+      <w:r>
+        <w:rPr>
+          <w:rFonts w:ascii="Consolas" w:hAnsi="Consolas" w:eastAsia="Consolas"/>
+          <w:color w:val="CE9178"/>
           <w:sz w:val="16"/>
         </w:rPr>
+        <w:t>'tenant.{tenantId}.orders'</w:t>
+      </w:r>
+      <w:r>
+        <w:rPr>
+          <w:rFonts w:ascii="Consolas" w:hAnsi="Consolas" w:eastAsia="Consolas"/>
+          <w:color w:val="D4D4D4"/>
+          <w:sz w:val="16"/>
+        </w:rPr>
+        <w:t>,</w:t>
+      </w:r>
+      <w:r>
+        <w:rPr>
+          <w:rFonts w:ascii="Consolas" w:hAnsi="Consolas" w:eastAsia="Consolas"/>
+          <w:color w:val="D4D4D4"/>
+          <w:sz w:val="16"/>
+        </w:rPr>
+        <w:br/>
         <w:t xml:space="preserve">    </w:t>
       </w:r>
       <w:r>
         <w:rPr>
-          <w:rFonts w:ascii="Consolas" w:hAnsi="Consolas"/>
-          <w:color w:val="00733B"/>
+          <w:rFonts w:ascii="Consolas" w:hAnsi="Consolas" w:eastAsia="Consolas"/>
+          <w:color w:val="569CD6"/>
           <w:sz w:val="16"/>
         </w:rPr>
-        <w:t xml:space="preserve">'tenant.{tenantId}.kds'</w:t>
-      </w:r>
-      <w:r>
-        <w:rPr>
-          <w:rFonts w:ascii="Consolas" w:hAnsi="Consolas"/>
-          <w:color w:val="262626"/>
+        <w:t>function</w:t>
+      </w:r>
+      <w:r>
+        <w:rPr>
+          <w:rFonts w:ascii="Consolas" w:hAnsi="Consolas" w:eastAsia="Consolas"/>
+          <w:color w:val="D4D4D4"/>
           <w:sz w:val="16"/>
         </w:rPr>
-        <w:t xml:space="preserve">,</w:t>
-      </w:r>
-      <w:r>
+        <w:t xml:space="preserve"> </w:t>
+      </w:r>
+      <w:r>
+        <w:rPr>
+          <w:rFonts w:ascii="Consolas" w:hAnsi="Consolas" w:eastAsia="Consolas"/>
+          <w:color w:val="D4D4D4"/>
+          <w:sz w:val="16"/>
+        </w:rPr>
+        <w:t>(</w:t>
+      </w:r>
+      <w:r>
+        <w:rPr>
+          <w:rFonts w:ascii="Consolas" w:hAnsi="Consolas" w:eastAsia="Consolas"/>
+          <w:color w:val="4EC9B0"/>
+          <w:sz w:val="16"/>
+        </w:rPr>
+        <w:t>User</w:t>
+      </w:r>
+      <w:r>
+        <w:rPr>
+          <w:rFonts w:ascii="Consolas" w:hAnsi="Consolas" w:eastAsia="Consolas"/>
+          <w:color w:val="D4D4D4"/>
+          <w:sz w:val="16"/>
+        </w:rPr>
+        <w:t xml:space="preserve"> </w:t>
+      </w:r>
+      <w:r>
+        <w:rPr>
+          <w:rFonts w:ascii="Consolas" w:hAnsi="Consolas" w:eastAsia="Consolas"/>
+          <w:color w:val="9CDCFE"/>
+          <w:sz w:val="16"/>
+        </w:rPr>
+        <w:t>$user</w:t>
+      </w:r>
+      <w:r>
+        <w:rPr>
+          <w:rFonts w:ascii="Consolas" w:hAnsi="Consolas" w:eastAsia="Consolas"/>
+          <w:color w:val="D4D4D4"/>
+          <w:sz w:val="16"/>
+        </w:rPr>
+        <w:t>,</w:t>
+      </w:r>
+      <w:r>
+        <w:rPr>
+          <w:rFonts w:ascii="Consolas" w:hAnsi="Consolas" w:eastAsia="Consolas"/>
+          <w:color w:val="D4D4D4"/>
+          <w:sz w:val="16"/>
+        </w:rPr>
+        <w:t xml:space="preserve"> </w:t>
+      </w:r>
+      <w:r>
+        <w:rPr>
+          <w:rFonts w:ascii="Consolas" w:hAnsi="Consolas" w:eastAsia="Consolas"/>
+          <w:color w:val="569CD6"/>
+          <w:sz w:val="16"/>
+        </w:rPr>
+        <w:t>int</w:t>
+      </w:r>
+      <w:r>
+        <w:rPr>
+          <w:rFonts w:ascii="Consolas" w:hAnsi="Consolas" w:eastAsia="Consolas"/>
+          <w:color w:val="D4D4D4"/>
+          <w:sz w:val="16"/>
+        </w:rPr>
+        <w:t xml:space="preserve"> </w:t>
+      </w:r>
+      <w:r>
+        <w:rPr>
+          <w:rFonts w:ascii="Consolas" w:hAnsi="Consolas" w:eastAsia="Consolas"/>
+          <w:color w:val="9CDCFE"/>
+          <w:sz w:val="16"/>
+        </w:rPr>
+        <w:t>$tenantId</w:t>
+      </w:r>
+      <w:r>
+        <w:rPr>
+          <w:rFonts w:ascii="Consolas" w:hAnsi="Consolas" w:eastAsia="Consolas"/>
+          <w:color w:val="D4D4D4"/>
+          <w:sz w:val="16"/>
+        </w:rPr>
+        <w:t>)</w:t>
+      </w:r>
+      <w:r>
+        <w:rPr>
+          <w:rFonts w:ascii="Consolas" w:hAnsi="Consolas" w:eastAsia="Consolas"/>
+          <w:color w:val="D4D4D4"/>
+          <w:sz w:val="16"/>
+        </w:rPr>
+        <w:t>:</w:t>
+      </w:r>
+      <w:r>
+        <w:rPr>
+          <w:rFonts w:ascii="Consolas" w:hAnsi="Consolas" w:eastAsia="Consolas"/>
+          <w:color w:val="D4D4D4"/>
+          <w:sz w:val="16"/>
+        </w:rPr>
+        <w:t xml:space="preserve"> </w:t>
+      </w:r>
+      <w:r>
+        <w:rPr>
+          <w:rFonts w:ascii="Consolas" w:hAnsi="Consolas" w:eastAsia="Consolas"/>
+          <w:color w:val="569CD6"/>
+          <w:sz w:val="16"/>
+        </w:rPr>
+        <w:t>bool</w:t>
+      </w:r>
+      <w:r>
+        <w:rPr>
+          <w:rFonts w:ascii="Consolas" w:hAnsi="Consolas" w:eastAsia="Consolas"/>
+          <w:color w:val="D4D4D4"/>
+          <w:sz w:val="16"/>
+        </w:rPr>
+        <w:t xml:space="preserve"> </w:t>
+      </w:r>
+      <w:r>
+        <w:rPr>
+          <w:rFonts w:ascii="Consolas" w:hAnsi="Consolas" w:eastAsia="Consolas"/>
+          <w:color w:val="D4D4D4"/>
+          <w:sz w:val="16"/>
+        </w:rPr>
+        <w:t>{</w:t>
+      </w:r>
+      <w:r>
+        <w:rPr>
+          <w:rFonts w:ascii="Consolas" w:hAnsi="Consolas" w:eastAsia="Consolas"/>
+          <w:color w:val="D4D4D4"/>
+          <w:sz w:val="16"/>
+        </w:rPr>
         <w:br/>
-      </w:r>
-      <w:r>
-        <w:rPr>
-          <w:rFonts w:ascii="Consolas" w:hAnsi="Consolas"/>
-          <w:color w:val="262626"/>
+        <w:t xml:space="preserve">        </w:t>
+      </w:r>
+      <w:r>
+        <w:rPr>
+          <w:rFonts w:ascii="Consolas" w:hAnsi="Consolas" w:eastAsia="Consolas"/>
+          <w:color w:val="569CD6"/>
           <w:sz w:val="16"/>
         </w:rPr>
+        <w:t>return</w:t>
+      </w:r>
+      <w:r>
+        <w:rPr>
+          <w:rFonts w:ascii="Consolas" w:hAnsi="Consolas" w:eastAsia="Consolas"/>
+          <w:color w:val="D4D4D4"/>
+          <w:sz w:val="16"/>
+        </w:rPr>
+        <w:t xml:space="preserve"> </w:t>
+      </w:r>
+      <w:r>
+        <w:rPr>
+          <w:rFonts w:ascii="Consolas" w:hAnsi="Consolas" w:eastAsia="Consolas"/>
+          <w:color w:val="DCDCAA"/>
+          <w:sz w:val="16"/>
+        </w:rPr>
+        <w:t>app</w:t>
+      </w:r>
+      <w:r>
+        <w:rPr>
+          <w:rFonts w:ascii="Consolas" w:hAnsi="Consolas" w:eastAsia="Consolas"/>
+          <w:color w:val="D4D4D4"/>
+          <w:sz w:val="16"/>
+        </w:rPr>
+        <w:t>(</w:t>
+      </w:r>
+      <w:r>
+        <w:rPr>
+          <w:rFonts w:ascii="Consolas" w:hAnsi="Consolas" w:eastAsia="Consolas"/>
+          <w:color w:val="4EC9B0"/>
+          <w:sz w:val="16"/>
+        </w:rPr>
+        <w:t>TenantAccess</w:t>
+      </w:r>
+      <w:r>
+        <w:rPr>
+          <w:rFonts w:ascii="Consolas" w:hAnsi="Consolas" w:eastAsia="Consolas"/>
+          <w:color w:val="D4D4D4"/>
+          <w:sz w:val="16"/>
+        </w:rPr>
+        <w:t>:</w:t>
+      </w:r>
+      <w:r>
+        <w:rPr>
+          <w:rFonts w:ascii="Consolas" w:hAnsi="Consolas" w:eastAsia="Consolas"/>
+          <w:color w:val="D4D4D4"/>
+          <w:sz w:val="16"/>
+        </w:rPr>
+        <w:t>:</w:t>
+      </w:r>
+      <w:r>
+        <w:rPr>
+          <w:rFonts w:ascii="Consolas" w:hAnsi="Consolas" w:eastAsia="Consolas"/>
+          <w:color w:val="569CD6"/>
+          <w:sz w:val="16"/>
+        </w:rPr>
+        <w:t>class</w:t>
+      </w:r>
+      <w:r>
+        <w:rPr>
+          <w:rFonts w:ascii="Consolas" w:hAnsi="Consolas" w:eastAsia="Consolas"/>
+          <w:color w:val="D4D4D4"/>
+          <w:sz w:val="16"/>
+        </w:rPr>
+        <w:t>)</w:t>
+      </w:r>
+      <w:r>
+        <w:rPr>
+          <w:rFonts w:ascii="Consolas" w:hAnsi="Consolas" w:eastAsia="Consolas"/>
+          <w:color w:val="D4D4D4"/>
+          <w:sz w:val="16"/>
+        </w:rPr>
+        <w:t>-</w:t>
+      </w:r>
+      <w:r>
+        <w:rPr>
+          <w:rFonts w:ascii="Consolas" w:hAnsi="Consolas" w:eastAsia="Consolas"/>
+          <w:color w:val="D4D4D4"/>
+          <w:sz w:val="16"/>
+        </w:rPr>
+        <w:t>&gt;</w:t>
+      </w:r>
+      <w:r>
+        <w:rPr>
+          <w:rFonts w:ascii="Consolas" w:hAnsi="Consolas" w:eastAsia="Consolas"/>
+          <w:color w:val="DCDCAA"/>
+          <w:sz w:val="16"/>
+        </w:rPr>
+        <w:t>allows</w:t>
+      </w:r>
+      <w:r>
+        <w:rPr>
+          <w:rFonts w:ascii="Consolas" w:hAnsi="Consolas" w:eastAsia="Consolas"/>
+          <w:color w:val="D4D4D4"/>
+          <w:sz w:val="16"/>
+        </w:rPr>
+        <w:t>(</w:t>
+      </w:r>
+      <w:r>
+        <w:rPr>
+          <w:rFonts w:ascii="Consolas" w:hAnsi="Consolas" w:eastAsia="Consolas"/>
+          <w:color w:val="D4D4D4"/>
+          <w:sz w:val="16"/>
+        </w:rPr>
+        <w:br/>
+        <w:t xml:space="preserve">            </w:t>
+      </w:r>
+      <w:r>
+        <w:rPr>
+          <w:rFonts w:ascii="Consolas" w:hAnsi="Consolas" w:eastAsia="Consolas"/>
+          <w:color w:val="D4D4D4"/>
+          <w:sz w:val="16"/>
+        </w:rPr>
+        <w:t>user</w:t>
+      </w:r>
+      <w:r>
+        <w:rPr>
+          <w:rFonts w:ascii="Consolas" w:hAnsi="Consolas" w:eastAsia="Consolas"/>
+          <w:color w:val="D4D4D4"/>
+          <w:sz w:val="16"/>
+        </w:rPr>
+        <w:t>:</w:t>
+      </w:r>
+      <w:r>
+        <w:rPr>
+          <w:rFonts w:ascii="Consolas" w:hAnsi="Consolas" w:eastAsia="Consolas"/>
+          <w:color w:val="D4D4D4"/>
+          <w:sz w:val="16"/>
+        </w:rPr>
+        <w:t xml:space="preserve"> </w:t>
+      </w:r>
+      <w:r>
+        <w:rPr>
+          <w:rFonts w:ascii="Consolas" w:hAnsi="Consolas" w:eastAsia="Consolas"/>
+          <w:color w:val="9CDCFE"/>
+          <w:sz w:val="16"/>
+        </w:rPr>
+        <w:t>$user</w:t>
+      </w:r>
+      <w:r>
+        <w:rPr>
+          <w:rFonts w:ascii="Consolas" w:hAnsi="Consolas" w:eastAsia="Consolas"/>
+          <w:color w:val="D4D4D4"/>
+          <w:sz w:val="16"/>
+        </w:rPr>
+        <w:t>,</w:t>
+      </w:r>
+      <w:r>
+        <w:rPr>
+          <w:rFonts w:ascii="Consolas" w:hAnsi="Consolas" w:eastAsia="Consolas"/>
+          <w:color w:val="D4D4D4"/>
+          <w:sz w:val="16"/>
+        </w:rPr>
+        <w:br/>
+        <w:t xml:space="preserve">            </w:t>
+      </w:r>
+      <w:r>
+        <w:rPr>
+          <w:rFonts w:ascii="Consolas" w:hAnsi="Consolas" w:eastAsia="Consolas"/>
+          <w:color w:val="D4D4D4"/>
+          <w:sz w:val="16"/>
+        </w:rPr>
+        <w:t>tenantId</w:t>
+      </w:r>
+      <w:r>
+        <w:rPr>
+          <w:rFonts w:ascii="Consolas" w:hAnsi="Consolas" w:eastAsia="Consolas"/>
+          <w:color w:val="D4D4D4"/>
+          <w:sz w:val="16"/>
+        </w:rPr>
+        <w:t>:</w:t>
+      </w:r>
+      <w:r>
+        <w:rPr>
+          <w:rFonts w:ascii="Consolas" w:hAnsi="Consolas" w:eastAsia="Consolas"/>
+          <w:color w:val="D4D4D4"/>
+          <w:sz w:val="16"/>
+        </w:rPr>
+        <w:t xml:space="preserve"> </w:t>
+      </w:r>
+      <w:r>
+        <w:rPr>
+          <w:rFonts w:ascii="Consolas" w:hAnsi="Consolas" w:eastAsia="Consolas"/>
+          <w:color w:val="9CDCFE"/>
+          <w:sz w:val="16"/>
+        </w:rPr>
+        <w:t>$tenantId</w:t>
+      </w:r>
+      <w:r>
+        <w:rPr>
+          <w:rFonts w:ascii="Consolas" w:hAnsi="Consolas" w:eastAsia="Consolas"/>
+          <w:color w:val="D4D4D4"/>
+          <w:sz w:val="16"/>
+        </w:rPr>
+        <w:t>,</w:t>
+      </w:r>
+      <w:r>
+        <w:rPr>
+          <w:rFonts w:ascii="Consolas" w:hAnsi="Consolas" w:eastAsia="Consolas"/>
+          <w:color w:val="D4D4D4"/>
+          <w:sz w:val="16"/>
+        </w:rPr>
+        <w:br/>
+        <w:t xml:space="preserve">            </w:t>
+      </w:r>
+      <w:r>
+        <w:rPr>
+          <w:rFonts w:ascii="Consolas" w:hAnsi="Consolas" w:eastAsia="Consolas"/>
+          <w:color w:val="D4D4D4"/>
+          <w:sz w:val="16"/>
+        </w:rPr>
+        <w:t>ability</w:t>
+      </w:r>
+      <w:r>
+        <w:rPr>
+          <w:rFonts w:ascii="Consolas" w:hAnsi="Consolas" w:eastAsia="Consolas"/>
+          <w:color w:val="D4D4D4"/>
+          <w:sz w:val="16"/>
+        </w:rPr>
+        <w:t>:</w:t>
+      </w:r>
+      <w:r>
+        <w:rPr>
+          <w:rFonts w:ascii="Consolas" w:hAnsi="Consolas" w:eastAsia="Consolas"/>
+          <w:color w:val="D4D4D4"/>
+          <w:sz w:val="16"/>
+        </w:rPr>
+        <w:t xml:space="preserve"> </w:t>
+      </w:r>
+      <w:r>
+        <w:rPr>
+          <w:rFonts w:ascii="Consolas" w:hAnsi="Consolas" w:eastAsia="Consolas"/>
+          <w:color w:val="CE9178"/>
+          <w:sz w:val="16"/>
+        </w:rPr>
+        <w:t>'kds.view'</w:t>
+      </w:r>
+      <w:r>
+        <w:rPr>
+          <w:rFonts w:ascii="Consolas" w:hAnsi="Consolas" w:eastAsia="Consolas"/>
+          <w:color w:val="D4D4D4"/>
+          <w:sz w:val="16"/>
+        </w:rPr>
+        <w:t>,</w:t>
+      </w:r>
+      <w:r>
+        <w:rPr>
+          <w:rFonts w:ascii="Consolas" w:hAnsi="Consolas" w:eastAsia="Consolas"/>
+          <w:color w:val="D4D4D4"/>
+          <w:sz w:val="16"/>
+        </w:rPr>
+        <w:br/>
+        <w:t xml:space="preserve">        </w:t>
+      </w:r>
+      <w:r>
+        <w:rPr>
+          <w:rFonts w:ascii="Consolas" w:hAnsi="Consolas" w:eastAsia="Consolas"/>
+          <w:color w:val="D4D4D4"/>
+          <w:sz w:val="16"/>
+        </w:rPr>
+        <w:t>)</w:t>
+      </w:r>
+      <w:r>
+        <w:rPr>
+          <w:rFonts w:ascii="Consolas" w:hAnsi="Consolas" w:eastAsia="Consolas"/>
+          <w:color w:val="D4D4D4"/>
+          <w:sz w:val="16"/>
+        </w:rPr>
+        <w:t>;</w:t>
+      </w:r>
+      <w:r>
+        <w:rPr>
+          <w:rFonts w:ascii="Consolas" w:hAnsi="Consolas" w:eastAsia="Consolas"/>
+          <w:color w:val="D4D4D4"/>
+          <w:sz w:val="16"/>
+        </w:rPr>
+        <w:br/>
         <w:t xml:space="preserve">    </w:t>
       </w:r>
       <w:r>
         <w:rPr>
-          <w:rFonts w:ascii="Consolas" w:hAnsi="Consolas"/>
-          <w:b/>
-          <w:color w:val="000080"/>
+          <w:rFonts w:ascii="Consolas" w:hAnsi="Consolas" w:eastAsia="Consolas"/>
+          <w:color w:val="D4D4D4"/>
           <w:sz w:val="16"/>
         </w:rPr>
-        <w:t xml:space="preserve">function</w:t>
-      </w:r>
-      <w:r>
-        <w:rPr>
-          <w:rFonts w:ascii="Consolas" w:hAnsi="Consolas"/>
-          <w:color w:val="262626"/>
+        <w:t>}</w:t>
+      </w:r>
+      <w:r>
+        <w:rPr>
+          <w:rFonts w:ascii="Consolas" w:hAnsi="Consolas" w:eastAsia="Consolas"/>
+          <w:color w:val="D4D4D4"/>
           <w:sz w:val="16"/>
         </w:rPr>
-        <w:t xml:space="preserve"> (</w:t>
-      </w:r>
-      <w:r>
-        <w:rPr>
-          <w:rFonts w:ascii="Consolas" w:hAnsi="Consolas"/>
-          <w:color w:val="267F99"/>
+        <w:t>,</w:t>
+      </w:r>
+      <w:r>
+        <w:rPr>
+          <w:rFonts w:ascii="Consolas" w:hAnsi="Consolas" w:eastAsia="Consolas"/>
+          <w:color w:val="D4D4D4"/>
           <w:sz w:val="16"/>
         </w:rPr>
-        <w:t xml:space="preserve">User</w:t>
-      </w:r>
-      <w:r>
-        <w:rPr>
-          <w:rFonts w:ascii="Consolas" w:hAnsi="Consolas"/>
-          <w:color w:val="262626"/>
+        <w:br/>
+      </w:r>
+      <w:r>
+        <w:rPr>
+          <w:rFonts w:ascii="Consolas" w:hAnsi="Consolas" w:eastAsia="Consolas"/>
+          <w:color w:val="D4D4D4"/>
           <w:sz w:val="16"/>
         </w:rPr>
-        <w:t xml:space="preserve"> </w:t>
-      </w:r>
-      <w:r>
-        <w:rPr>
-          <w:rFonts w:ascii="Consolas" w:hAnsi="Consolas"/>
-          <w:color w:val="660E7A"/>
+        <w:t>)</w:t>
+      </w:r>
+      <w:r>
+        <w:rPr>
+          <w:rFonts w:ascii="Consolas" w:hAnsi="Consolas" w:eastAsia="Consolas"/>
+          <w:color w:val="D4D4D4"/>
           <w:sz w:val="16"/>
         </w:rPr>
-        <w:t xml:space="preserve">$user</w:t>
-      </w:r>
-      <w:r>
-        <w:rPr>
-          <w:rFonts w:ascii="Consolas" w:hAnsi="Consolas"/>
-          <w:color w:val="262626"/>
-          <w:sz w:val="16"/>
-        </w:rPr>
-        <w:t xml:space="preserve">, </w:t>
-      </w:r>
-      <w:r>
-        <w:rPr>
-          <w:rFonts w:ascii="Consolas" w:hAnsi="Consolas"/>
-          <w:b/>
-          <w:color w:val="000080"/>
-          <w:sz w:val="16"/>
-        </w:rPr>
-        <w:t xml:space="preserve">int</w:t>
-      </w:r>
-      <w:r>
-        <w:rPr>
-          <w:rFonts w:ascii="Consolas" w:hAnsi="Consolas"/>
-          <w:color w:val="262626"/>
-          <w:sz w:val="16"/>
-        </w:rPr>
-        <w:t xml:space="preserve"> </w:t>
-      </w:r>
-      <w:r>
-        <w:rPr>
-          <w:rFonts w:ascii="Consolas" w:hAnsi="Consolas"/>
-          <w:color w:val="660E7A"/>
-          <w:sz w:val="16"/>
-        </w:rPr>
-        <w:t xml:space="preserve">$tenantId</w:t>
-      </w:r>
-      <w:r>
-        <w:rPr>
-          <w:rFonts w:ascii="Consolas" w:hAnsi="Consolas"/>
-          <w:color w:val="262626"/>
-          <w:sz w:val="16"/>
-        </w:rPr>
-        <w:t xml:space="preserve">): </w:t>
-      </w:r>
-      <w:r>
-        <w:rPr>
-          <w:rFonts w:ascii="Consolas" w:hAnsi="Consolas"/>
-          <w:b/>
-          <w:color w:val="000080"/>
-          <w:sz w:val="16"/>
-        </w:rPr>
-        <w:t xml:space="preserve">bool</w:t>
-      </w:r>
-      <w:r>
-        <w:rPr>
-          <w:rFonts w:ascii="Consolas" w:hAnsi="Consolas"/>
-          <w:color w:val="262626"/>
-          <w:sz w:val="16"/>
-        </w:rPr>
-        <w:t xml:space="preserve"> {</w:t>
-      </w:r>
-      <w:r>
-        <w:br/>
-      </w:r>
-      <w:r>
-        <w:rPr>
-          <w:rFonts w:ascii="Consolas" w:hAnsi="Consolas"/>
-          <w:color w:val="262626"/>
-          <w:sz w:val="16"/>
-        </w:rPr>
-        <w:t xml:space="preserve">        </w:t>
-      </w:r>
-      <w:r>
-        <w:rPr>
-          <w:rFonts w:ascii="Consolas" w:hAnsi="Consolas"/>
-          <w:b/>
-          <w:color w:val="000080"/>
-          <w:sz w:val="16"/>
-        </w:rPr>
-        <w:t xml:space="preserve">return</w:t>
-      </w:r>
-      <w:r>
-        <w:rPr>
-          <w:rFonts w:ascii="Consolas" w:hAnsi="Consolas"/>
-          <w:color w:val="262626"/>
-          <w:sz w:val="16"/>
-        </w:rPr>
-        <w:t xml:space="preserve"> </w:t>
-      </w:r>
-      <w:r>
-        <w:rPr>
-          <w:rFonts w:ascii="Consolas" w:hAnsi="Consolas"/>
-          <w:color w:val="795E26"/>
-          <w:sz w:val="16"/>
-        </w:rPr>
-        <w:t xml:space="preserve">app</w:t>
-      </w:r>
-      <w:r>
-        <w:rPr>
-          <w:rFonts w:ascii="Consolas" w:hAnsi="Consolas"/>
-          <w:color w:val="262626"/>
-          <w:sz w:val="16"/>
-        </w:rPr>
-        <w:t xml:space="preserve">(</w:t>
-      </w:r>
-      <w:r>
-        <w:rPr>
-          <w:rFonts w:ascii="Consolas" w:hAnsi="Consolas"/>
-          <w:color w:val="267F99"/>
-          <w:sz w:val="16"/>
-        </w:rPr>
-        <w:t xml:space="preserve">TenantAccess</w:t>
-      </w:r>
-      <w:r>
-        <w:rPr>
-          <w:rFonts w:ascii="Consolas" w:hAnsi="Consolas"/>
-          <w:color w:val="262626"/>
-          <w:sz w:val="16"/>
-        </w:rPr>
-        <w:t xml:space="preserve">::</w:t>
-      </w:r>
-      <w:r>
-        <w:rPr>
-          <w:rFonts w:ascii="Consolas" w:hAnsi="Consolas"/>
-          <w:b/>
-          <w:color w:val="000080"/>
-          <w:sz w:val="16"/>
-        </w:rPr>
-        <w:t xml:space="preserve">class</w:t>
-      </w:r>
-      <w:r>
-        <w:rPr>
-          <w:rFonts w:ascii="Consolas" w:hAnsi="Consolas"/>
-          <w:color w:val="262626"/>
-          <w:sz w:val="16"/>
-        </w:rPr>
-        <w:t xml:space="preserve">)-&gt;</w:t>
-      </w:r>
-      <w:r>
-        <w:rPr>
-          <w:rFonts w:ascii="Consolas" w:hAnsi="Consolas"/>
-          <w:color w:val="795E26"/>
-          <w:sz w:val="16"/>
-        </w:rPr>
-        <w:t xml:space="preserve">allows</w:t>
-      </w:r>
-      <w:r>
-        <w:rPr>
-          <w:rFonts w:ascii="Consolas" w:hAnsi="Consolas"/>
-          <w:color w:val="262626"/>
-          <w:sz w:val="16"/>
-        </w:rPr>
-        <w:t xml:space="preserve">(</w:t>
-      </w:r>
-      <w:r>
-        <w:br/>
-      </w:r>
-      <w:r>
-        <w:rPr>
-          <w:rFonts w:ascii="Consolas" w:hAnsi="Consolas"/>
-          <w:color w:val="262626"/>
-          <w:sz w:val="16"/>
-        </w:rPr>
-        <w:t xml:space="preserve">            </w:t>
-      </w:r>
-      <w:r>
-        <w:rPr>
-          <w:rFonts w:ascii="Consolas" w:hAnsi="Consolas"/>
-          <w:color w:val="660E7A"/>
-          <w:sz w:val="16"/>
-        </w:rPr>
-        <w:t xml:space="preserve">user</w:t>
-      </w:r>
-      <w:r>
-        <w:rPr>
-          <w:rFonts w:ascii="Consolas" w:hAnsi="Consolas"/>
-          <w:color w:val="262626"/>
-          <w:sz w:val="16"/>
-        </w:rPr>
-        <w:t xml:space="preserve">: </w:t>
-      </w:r>
-      <w:r>
-        <w:rPr>
-          <w:rFonts w:ascii="Consolas" w:hAnsi="Consolas"/>
-          <w:color w:val="660E7A"/>
-          <w:sz w:val="16"/>
-        </w:rPr>
-        <w:t xml:space="preserve">$user</w:t>
-      </w:r>
-      <w:r>
-        <w:rPr>
-          <w:rFonts w:ascii="Consolas" w:hAnsi="Consolas"/>
-          <w:color w:val="262626"/>
-          <w:sz w:val="16"/>
-        </w:rPr>
-        <w:t xml:space="preserve">,</w:t>
-      </w:r>
-      <w:r>
-        <w:br/>
-      </w:r>
-      <w:r>
-        <w:rPr>
-          <w:rFonts w:ascii="Consolas" w:hAnsi="Consolas"/>
-          <w:color w:val="262626"/>
-          <w:sz w:val="16"/>
-        </w:rPr>
-        <w:t xml:space="preserve">            </w:t>
-      </w:r>
-      <w:r>
-        <w:rPr>
-          <w:rFonts w:ascii="Consolas" w:hAnsi="Consolas"/>
-          <w:color w:val="660E7A"/>
-          <w:sz w:val="16"/>
-        </w:rPr>
-        <w:t xml:space="preserve">tenantId</w:t>
-      </w:r>
-      <w:r>
-        <w:rPr>
-          <w:rFonts w:ascii="Consolas" w:hAnsi="Consolas"/>
-          <w:color w:val="262626"/>
-          <w:sz w:val="16"/>
-        </w:rPr>
-        <w:t xml:space="preserve">: </w:t>
-      </w:r>
-      <w:r>
-        <w:rPr>
-          <w:rFonts w:ascii="Consolas" w:hAnsi="Consolas"/>
-          <w:color w:val="660E7A"/>
-          <w:sz w:val="16"/>
-        </w:rPr>
-        <w:t xml:space="preserve">$tenantId</w:t>
-      </w:r>
-      <w:r>
-        <w:rPr>
-          <w:rFonts w:ascii="Consolas" w:hAnsi="Consolas"/>
-          <w:color w:val="262626"/>
-          <w:sz w:val="16"/>
-        </w:rPr>
-        <w:t xml:space="preserve">,</w:t>
-      </w:r>
-      <w:r>
-        <w:br/>
-      </w:r>
-      <w:r>
-        <w:rPr>
-          <w:rFonts w:ascii="Consolas" w:hAnsi="Consolas"/>
-          <w:color w:val="262626"/>
-          <w:sz w:val="16"/>
-        </w:rPr>
-        <w:t xml:space="preserve">            </w:t>
-      </w:r>
-      <w:r>
-        <w:rPr>
-          <w:rFonts w:ascii="Consolas" w:hAnsi="Consolas"/>
-          <w:color w:val="660E7A"/>
-          <w:sz w:val="16"/>
-        </w:rPr>
-        <w:t xml:space="preserve">ability</w:t>
-      </w:r>
-      <w:r>
-        <w:rPr>
-          <w:rFonts w:ascii="Consolas" w:hAnsi="Consolas"/>
-          <w:color w:val="262626"/>
-          <w:sz w:val="16"/>
-        </w:rPr>
-        <w:t xml:space="preserve">: </w:t>
-      </w:r>
-      <w:r>
-        <w:rPr>
-          <w:rFonts w:ascii="Consolas" w:hAnsi="Consolas"/>
-          <w:color w:val="00733B"/>
-          <w:sz w:val="16"/>
-        </w:rPr>
-        <w:t xml:space="preserve">'kds.view'</w:t>
-      </w:r>
-      <w:r>
-        <w:rPr>
-          <w:rFonts w:ascii="Consolas" w:hAnsi="Consolas"/>
-          <w:color w:val="262626"/>
-          <w:sz w:val="16"/>
-        </w:rPr>
-        <w:t xml:space="preserve">,</w:t>
-      </w:r>
-      <w:r>
-        <w:br/>
-      </w:r>
-      <w:r>
-        <w:rPr>
-          <w:rFonts w:ascii="Consolas" w:hAnsi="Consolas"/>
-          <w:color w:val="262626"/>
-          <w:sz w:val="16"/>
-        </w:rPr>
-        <w:t xml:space="preserve">        );</w:t>
-      </w:r>
-      <w:r>
-        <w:br/>
-      </w:r>
-      <w:r>
-        <w:rPr>
-          <w:rFonts w:ascii="Consolas" w:hAnsi="Consolas"/>
-          <w:color w:val="262626"/>
-          <w:sz w:val="16"/>
-        </w:rPr>
-        <w:t xml:space="preserve">    },</w:t>
-      </w:r>
-      <w:r>
-        <w:br/>
-      </w:r>
-      <w:r>
-        <w:rPr>
-          <w:rFonts w:ascii="Consolas" w:hAnsi="Consolas"/>
-          <w:color w:val="262626"/>
-          <w:sz w:val="16"/>
-        </w:rPr>
-        <w:t xml:space="preserve">);</w:t>
+        <w:t>;</w:t>
       </w:r>
     </w:p>
     <w:p>
@@ -3735,6 +4125,106 @@
     </w:p>
     <w:p>
       <w:pPr>
+        <w:pStyle w:val="ListBody"/>
+      </w:pPr>
+      <w:r>
+        <w:rPr>
+          <w:rFonts w:ascii="Aptos" w:hAnsi="Aptos"/>
+          <w:color w:val="1F2937"/>
+          <w:sz w:val="19"/>
+        </w:rPr>
+        <w:t xml:space="preserve">Perintah pembuatan berkas tahap ini (diverifikasi pada Laravel 13.25; baris # INFO adalah output nyata). Jalankan dari root repository, lalu isi berkas sesuai langkah di atas.</w:t>
+      </w:r>
+    </w:p>
+    <w:p>
+      <w:pPr>
+        <w:pStyle w:val="CodeHeader"/>
+        <w:shd w:fill="2D2D30"/>
+        <w:pBdr>
+          <w:left w:val="single" w:sz="4" w:space="8" w:color="2D2D30"/>
+        </w:pBdr>
+      </w:pPr>
+      <w:r>
+        <w:rPr>
+          <w:rFonts w:ascii="Consolas" w:hAnsi="Consolas"/>
+          <w:b/>
+          <w:color w:val="FFFFFF"/>
+          <w:sz w:val="16"/>
+        </w:rPr>
+        <w:t xml:space="preserve">BUAT FILE — MODUL 12 TAHAP 2   •   terminal pada root repository   •   BASH</w:t>
+      </w:r>
+    </w:p>
+    <w:p>
+      <w:pPr>
+        <w:pStyle w:val="CodeBlock"/>
+        <w:shd w:fill="1E1E1E"/>
+        <w:pBdr>
+          <w:left w:val="single" w:sz="4" w:space="8" w:color="1E1E1E"/>
+        </w:pBdr>
+      </w:pPr>
+      <w:r>
+        <w:rPr>
+          <w:rFonts w:ascii="Consolas" w:hAnsi="Consolas"/>
+          <w:color w:val="D4D4D4"/>
+          <w:sz w:val="16"/>
+        </w:rPr>
+        <w:t xml:space="preserve">php artisan make:class Modules/Kitchen/Realtime/TenantChannels</w:t>
+        <w:br/>
+      </w:r>
+      <w:r>
+        <w:rPr>
+          <w:rFonts w:ascii="Consolas" w:hAnsi="Consolas"/>
+          <w:color w:val="6A9955"/>
+          <w:sz w:val="16"/>
+        </w:rPr>
+        <w:t xml:space="preserve">#   INFO Class [app/Modules/Kitchen/Realtime/TenantChannels.php] created successfully.</w:t>
+      </w:r>
+    </w:p>
+    <w:p>
+      <w:pPr>
+        <w:pStyle w:val="ListBody"/>
+        <w:numPr>
+          <w:ilvl w:val="0"/>
+          <w:numId w:val="10"/>
+        </w:numPr>
+      </w:pPr>
+      <w:r>
+        <w:rPr>
+          <w:rFonts w:ascii="Consolas" w:hAnsi="Consolas"/>
+          <w:color w:val="C11B12"/>
+          <w:sz w:val="17"/>
+          <w:shd w:fill="ECEFF3"/>
+        </w:rPr>
+        <w:t xml:space="preserve">php artisan make:class Modules/Kitchen/Realtime/TenantChannels</w:t>
+      </w:r>
+      <w:r>
+        <w:rPr>
+          <w:rFonts w:ascii="Aptos" w:hAnsi="Aptos"/>
+          <w:color w:val="1F2937"/>
+          <w:sz w:val="19"/>
+        </w:rPr>
+        <w:t xml:space="preserve"> — Sumber tunggal nama &amp; otorisasi channel privat tenant.{tenantId}.orders (hanya anggota tenant). Channel didaftarkan di KitchenServiceProvider::boot() dengan Broadcast::channel() — bukan routes/channels.php dan bukan file route modul, agar tetap aktif saat route:cache. Hasil: </w:t>
+      </w:r>
+      <w:r>
+        <w:rPr>
+          <w:rFonts w:ascii="Consolas" w:hAnsi="Consolas"/>
+          <w:color w:val="C11B12"/>
+          <w:sz w:val="17"/>
+          <w:shd w:fill="ECEFF3"/>
+        </w:rPr>
+        <w:t xml:space="preserve">app/Modules/Kitchen/Realtime/TenantChannels.php</w:t>
+      </w:r>
+      <w:r>
+        <w:rPr>
+          <w:rFonts w:ascii="Aptos" w:hAnsi="Aptos"/>
+          <w:color w:val="1F2937"/>
+          <w:sz w:val="19"/>
+        </w:rPr>
+        <w:t xml:space="preserve">.</w:t>
+      </w:r>
+    </w:p>
+    <w:p>
+      <w:pPr>
         <w:pStyle w:val="TutorialObserve"/>
         <w:shd w:fill="FFF4D6" w:val="clear"/>
         <w:pBdr>
@@ -3951,6 +4441,167 @@
     </w:p>
     <w:p>
       <w:pPr>
+        <w:pStyle w:val="ListBody"/>
+      </w:pPr>
+      <w:r>
+        <w:rPr>
+          <w:rFonts w:ascii="Aptos" w:hAnsi="Aptos"/>
+          <w:color w:val="1F2937"/>
+          <w:sz w:val="19"/>
+        </w:rPr>
+        <w:t xml:space="preserve">Perintah pembuatan berkas tahap ini (diverifikasi pada Laravel 13.25; baris # INFO adalah output nyata). Jalankan dari root repository, lalu isi berkas sesuai langkah di atas.</w:t>
+      </w:r>
+    </w:p>
+    <w:p>
+      <w:pPr>
+        <w:pStyle w:val="CodeHeader"/>
+        <w:shd w:fill="2D2D30"/>
+        <w:pBdr>
+          <w:left w:val="single" w:sz="4" w:space="8" w:color="2D2D30"/>
+        </w:pBdr>
+      </w:pPr>
+      <w:r>
+        <w:rPr>
+          <w:rFonts w:ascii="Consolas" w:hAnsi="Consolas"/>
+          <w:b/>
+          <w:color w:val="FFFFFF"/>
+          <w:sz w:val="16"/>
+        </w:rPr>
+        <w:t xml:space="preserve">BUAT FILE — MODUL 12 TAHAP 3   •   terminal pada root repository   •   BASH</w:t>
+      </w:r>
+    </w:p>
+    <w:p>
+      <w:pPr>
+        <w:pStyle w:val="CodeBlock"/>
+        <w:shd w:fill="1E1E1E"/>
+        <w:pBdr>
+          <w:left w:val="single" w:sz="4" w:space="8" w:color="1E1E1E"/>
+        </w:pBdr>
+      </w:pPr>
+      <w:r>
+        <w:rPr>
+          <w:rFonts w:ascii="Consolas" w:hAnsi="Consolas"/>
+          <w:color w:val="D4D4D4"/>
+          <w:sz w:val="16"/>
+        </w:rPr>
+        <w:t xml:space="preserve">php artisan make:class Modules/Kitchen/Services/KitchenService</w:t>
+        <w:br/>
+      </w:r>
+      <w:r>
+        <w:rPr>
+          <w:rFonts w:ascii="Consolas" w:hAnsi="Consolas"/>
+          <w:color w:val="6A9955"/>
+          <w:sz w:val="16"/>
+        </w:rPr>
+        <w:t xml:space="preserve">#   INFO Class [app/Modules/Kitchen/Services/KitchenService.php] created successfully.</w:t>
+        <w:br/>
+      </w:r>
+      <w:r>
+        <w:rPr>
+          <w:rFonts w:ascii="Consolas" w:hAnsi="Consolas"/>
+          <w:color w:val="D4D4D4"/>
+          <w:sz w:val="16"/>
+        </w:rPr>
+        <w:t xml:space="preserve">php artisan make:exception 'App\Modules\Kitchen\Exceptions\KitchenException'</w:t>
+        <w:br/>
+      </w:r>
+      <w:r>
+        <w:rPr>
+          <w:rFonts w:ascii="Consolas" w:hAnsi="Consolas"/>
+          <w:color w:val="6A9955"/>
+          <w:sz w:val="16"/>
+        </w:rPr>
+        <w:t xml:space="preserve">#   INFO Exception [app/Modules/Kitchen/Exceptions/KitchenException.php] created successfully.</w:t>
+      </w:r>
+    </w:p>
+    <w:p>
+      <w:pPr>
+        <w:pStyle w:val="ListBody"/>
+        <w:numPr>
+          <w:ilvl w:val="0"/>
+          <w:numId w:val="10"/>
+        </w:numPr>
+      </w:pPr>
+      <w:r>
+        <w:rPr>
+          <w:rFonts w:ascii="Consolas" w:hAnsi="Consolas"/>
+          <w:color w:val="C11B12"/>
+          <w:sz w:val="17"/>
+          <w:shd w:fill="ECEFF3"/>
+        </w:rPr>
+        <w:t xml:space="preserve">php artisan make:class Modules/Kitchen/Services/KitchenService</w:t>
+      </w:r>
+      <w:r>
+        <w:rPr>
+          <w:rFonts w:ascii="Aptos" w:hAnsi="Aptos"/>
+          <w:color w:val="1F2937"/>
+          <w:sz w:val="19"/>
+        </w:rPr>
+        <w:t xml:space="preserve"> — Service state machine tenant_order (transisi valid saja) + audit + siaran status. Hasil: </w:t>
+      </w:r>
+      <w:r>
+        <w:rPr>
+          <w:rFonts w:ascii="Consolas" w:hAnsi="Consolas"/>
+          <w:color w:val="C11B12"/>
+          <w:sz w:val="17"/>
+          <w:shd w:fill="ECEFF3"/>
+        </w:rPr>
+        <w:t xml:space="preserve">app/Modules/Kitchen/Services/KitchenService.php</w:t>
+      </w:r>
+      <w:r>
+        <w:rPr>
+          <w:rFonts w:ascii="Aptos" w:hAnsi="Aptos"/>
+          <w:color w:val="1F2937"/>
+          <w:sz w:val="19"/>
+        </w:rPr>
+        <w:t xml:space="preserve">.</w:t>
+      </w:r>
+    </w:p>
+    <w:p>
+      <w:pPr>
+        <w:pStyle w:val="ListBody"/>
+        <w:numPr>
+          <w:ilvl w:val="0"/>
+          <w:numId w:val="10"/>
+        </w:numPr>
+      </w:pPr>
+      <w:r>
+        <w:rPr>
+          <w:rFonts w:ascii="Consolas" w:hAnsi="Consolas"/>
+          <w:color w:val="C11B12"/>
+          <w:sz w:val="17"/>
+          <w:shd w:fill="ECEFF3"/>
+        </w:rPr>
+        <w:t xml:space="preserve">php artisan make:exception 'App\Modules\Kitchen\Exceptions\KitchenException'</w:t>
+      </w:r>
+      <w:r>
+        <w:rPr>
+          <w:rFonts w:ascii="Aptos" w:hAnsi="Aptos"/>
+          <w:color w:val="1F2937"/>
+          <w:sz w:val="19"/>
+        </w:rPr>
+        <w:t xml:space="preserve"> — Exception domain transisi status tidak sah; nama lengkap → folder modul Kitchen. Hasil: </w:t>
+      </w:r>
+      <w:r>
+        <w:rPr>
+          <w:rFonts w:ascii="Consolas" w:hAnsi="Consolas"/>
+          <w:color w:val="C11B12"/>
+          <w:sz w:val="17"/>
+          <w:shd w:fill="ECEFF3"/>
+        </w:rPr>
+        <w:t xml:space="preserve">app/Modules/Kitchen/Exceptions/KitchenException.php</w:t>
+      </w:r>
+      <w:r>
+        <w:rPr>
+          <w:rFonts w:ascii="Aptos" w:hAnsi="Aptos"/>
+          <w:color w:val="1F2937"/>
+          <w:sz w:val="19"/>
+        </w:rPr>
+        <w:t xml:space="preserve">.</w:t>
+      </w:r>
+    </w:p>
+    <w:p>
+      <w:pPr>
         <w:pStyle w:val="TutorialObserve"/>
         <w:shd w:fill="FFF4D6" w:val="clear"/>
         <w:pBdr>
@@ -4140,6 +4791,210 @@
     </w:p>
     <w:p>
       <w:pPr>
+        <w:pStyle w:val="ListBody"/>
+      </w:pPr>
+      <w:r>
+        <w:rPr>
+          <w:rFonts w:ascii="Aptos" w:hAnsi="Aptos"/>
+          <w:color w:val="1F2937"/>
+          <w:sz w:val="19"/>
+        </w:rPr>
+        <w:t xml:space="preserve">Perintah pembuatan berkas tahap ini (diverifikasi pada Laravel 13.25; baris # INFO adalah output nyata). Jalankan dari root repository, lalu isi berkas sesuai langkah di atas.</w:t>
+      </w:r>
+    </w:p>
+    <w:p>
+      <w:pPr>
+        <w:pStyle w:val="CodeHeader"/>
+        <w:shd w:fill="2D2D30"/>
+        <w:pBdr>
+          <w:left w:val="single" w:sz="4" w:space="8" w:color="2D2D30"/>
+        </w:pBdr>
+      </w:pPr>
+      <w:r>
+        <w:rPr>
+          <w:rFonts w:ascii="Consolas" w:hAnsi="Consolas"/>
+          <w:b/>
+          <w:color w:val="FFFFFF"/>
+          <w:sz w:val="16"/>
+        </w:rPr>
+        <w:t xml:space="preserve">BUAT FILE — MODUL 12 TAHAP 4   •   terminal pada root repository   •   BASH</w:t>
+      </w:r>
+    </w:p>
+    <w:p>
+      <w:pPr>
+        <w:pStyle w:val="CodeBlock"/>
+        <w:shd w:fill="1E1E1E"/>
+        <w:pBdr>
+          <w:left w:val="single" w:sz="4" w:space="8" w:color="1E1E1E"/>
+        </w:pBdr>
+      </w:pPr>
+      <w:r>
+        <w:rPr>
+          <w:rFonts w:ascii="Consolas" w:hAnsi="Consolas"/>
+          <w:color w:val="D4D4D4"/>
+          <w:sz w:val="16"/>
+        </w:rPr>
+        <w:t xml:space="preserve">php artisan make:livewire kitchen::kitchen-board</w:t>
+        <w:br/>
+      </w:r>
+      <w:r>
+        <w:rPr>
+          <w:rFonts w:ascii="Consolas" w:hAnsi="Consolas"/>
+          <w:color w:val="6A9955"/>
+          <w:sz w:val="16"/>
+        </w:rPr>
+        <w:t xml:space="preserve">#   INFO Livewire component [app/Modules/Kitchen/resources/views/livewire/⚡kitchen-board.blade.php] created successfully.</w:t>
+        <w:br/>
+      </w:r>
+      <w:r>
+        <w:rPr>
+          <w:rFonts w:ascii="Consolas" w:hAnsi="Consolas"/>
+          <w:color w:val="6A9955"/>
+          <w:sz w:val="16"/>
+        </w:rPr>
+        <w:t xml:space="preserve"># manual (shell)</w:t>
+        <w:br/>
+      </w:r>
+      <w:r>
+        <w:rPr>
+          <w:rFonts w:ascii="Consolas" w:hAnsi="Consolas"/>
+          <w:color w:val="D4D4D4"/>
+          <w:sz w:val="16"/>
+        </w:rPr>
+        <w:t xml:space="preserve">rm app/Modules/Kitchen/resources/views/livewire/.gitkeep app/Modules/Kitchen/routes/.gitkeep</w:t>
+        <w:br/>
+      </w:r>
+      <w:r>
+        <w:rPr>
+          <w:rFonts w:ascii="Consolas" w:hAnsi="Consolas"/>
+          <w:color w:val="D4D4D4"/>
+          <w:sz w:val="16"/>
+        </w:rPr>
+        <w:t xml:space="preserve">mkdir -p app/Modules/Kitchen/resources/views/tenant</w:t>
+        <w:br/>
+      </w:r>
+      <w:r>
+        <w:rPr>
+          <w:rFonts w:ascii="Consolas" w:hAnsi="Consolas"/>
+          <w:color w:val="D4D4D4"/>
+          <w:sz w:val="16"/>
+        </w:rPr>
+        <w:t xml:space="preserve">touch app/Modules/Kitchen/resources/views/tenant/kitchen-board.blade.php app/Modules/Kitchen/routes/tenant.php</w:t>
+      </w:r>
+    </w:p>
+    <w:p>
+      <w:pPr>
+        <w:pStyle w:val="ListBody"/>
+        <w:numPr>
+          <w:ilvl w:val="0"/>
+          <w:numId w:val="10"/>
+        </w:numPr>
+      </w:pPr>
+      <w:r>
+        <w:rPr>
+          <w:rFonts w:ascii="Consolas" w:hAnsi="Consolas"/>
+          <w:color w:val="C11B12"/>
+          <w:sz w:val="17"/>
+          <w:shd w:fill="ECEFF3"/>
+        </w:rPr>
+        <w:t xml:space="preserve">php artisan make:livewire kitchen::kitchen-board</w:t>
+      </w:r>
+      <w:r>
+        <w:rPr>
+          <w:rFonts w:ascii="Aptos" w:hAnsi="Aptos"/>
+          <w:color w:val="1F2937"/>
+          <w:sz w:val="19"/>
+        </w:rPr>
+        <w:t xml:space="preserve"> — make:livewire dengan awalan namespace modul (kitchen::) menulis komponen single-file Livewire 4 (awalan ⚡) LANGSUNG ke folder modul, karena KitchenServiceProvider mendaftarkan Livewire::addNamespace('kitchen', app/Modules/Kitchen/resources/views/livewire). Dipanggil &lt;livewire:kitchen::nama&gt; atau Livewire::test('kitchen::nama'). Hasil: </w:t>
+      </w:r>
+      <w:r>
+        <w:rPr>
+          <w:rFonts w:ascii="Consolas" w:hAnsi="Consolas"/>
+          <w:color w:val="C11B12"/>
+          <w:sz w:val="17"/>
+          <w:shd w:fill="ECEFF3"/>
+        </w:rPr>
+        <w:t xml:space="preserve">app/Modules/Kitchen/resources/views/livewire/⚡kitchen-board.blade.php</w:t>
+      </w:r>
+      <w:r>
+        <w:rPr>
+          <w:rFonts w:ascii="Aptos" w:hAnsi="Aptos"/>
+          <w:color w:val="1F2937"/>
+          <w:sz w:val="19"/>
+        </w:rPr>
+        <w:t xml:space="preserve">.</w:t>
+      </w:r>
+    </w:p>
+    <w:p>
+      <w:pPr>
+        <w:pStyle w:val="ListBody"/>
+        <w:numPr>
+          <w:ilvl w:val="0"/>
+          <w:numId w:val="10"/>
+        </w:numPr>
+      </w:pPr>
+      <w:r>
+        <w:rPr>
+          <w:rFonts w:ascii="Aptos" w:hAnsi="Aptos"/>
+          <w:color w:val="1F2937"/>
+          <w:sz w:val="19"/>
+        </w:rPr>
+        <w:t xml:space="preserve">Manual: </w:t>
+      </w:r>
+      <w:r>
+        <w:rPr>
+          <w:rFonts w:ascii="Consolas" w:hAnsi="Consolas"/>
+          <w:color w:val="C11B12"/>
+          <w:sz w:val="17"/>
+          <w:shd w:fill="ECEFF3"/>
+        </w:rPr>
+        <w:t xml:space="preserve">rm app/Modules/Kitchen/resources/views/livewire/.gitkeep app/Modules/Kitchen/routes/.gitkeep</w:t>
+      </w:r>
+      <w:r>
+        <w:rPr>
+          <w:rFonts w:ascii="Aptos" w:hAnsi="Aptos"/>
+          <w:color w:val="1F2937"/>
+          <w:sz w:val="19"/>
+        </w:rPr>
+        <w:t xml:space="preserve"> — Halaman KDS (view('kitchen::tenant.kitchen-board')) dan route portal tenant milik modul (PortalRoutes::tenant → tenant.kitchen) dibuat manual. Hasil: </w:t>
+      </w:r>
+      <w:r>
+        <w:rPr>
+          <w:rFonts w:ascii="Consolas" w:hAnsi="Consolas"/>
+          <w:color w:val="C11B12"/>
+          <w:sz w:val="17"/>
+          <w:shd w:fill="ECEFF3"/>
+        </w:rPr>
+        <w:t xml:space="preserve">app/Modules/Kitchen/resources/views/tenant/kitchen-board.blade.php</w:t>
+      </w:r>
+      <w:r>
+        <w:rPr>
+          <w:rFonts w:ascii="Aptos" w:hAnsi="Aptos"/>
+          <w:color w:val="1F2937"/>
+          <w:sz w:val="19"/>
+        </w:rPr>
+        <w:t xml:space="preserve">, </w:t>
+      </w:r>
+      <w:r>
+        <w:rPr>
+          <w:rFonts w:ascii="Consolas" w:hAnsi="Consolas"/>
+          <w:color w:val="C11B12"/>
+          <w:sz w:val="17"/>
+          <w:shd w:fill="ECEFF3"/>
+        </w:rPr>
+        <w:t xml:space="preserve">app/Modules/Kitchen/routes/tenant.php</w:t>
+      </w:r>
+      <w:r>
+        <w:rPr>
+          <w:rFonts w:ascii="Aptos" w:hAnsi="Aptos"/>
+          <w:color w:val="1F2937"/>
+          <w:sz w:val="19"/>
+        </w:rPr>
+        <w:t xml:space="preserve">.</w:t>
+      </w:r>
+    </w:p>
+    <w:p>
+      <w:pPr>
         <w:pStyle w:val="TutorialObserve"/>
         <w:shd w:fill="FFF4D6" w:val="clear"/>
         <w:pBdr>
@@ -4329,6 +5184,106 @@
     </w:p>
     <w:p>
       <w:pPr>
+        <w:pStyle w:val="ListBody"/>
+      </w:pPr>
+      <w:r>
+        <w:rPr>
+          <w:rFonts w:ascii="Aptos" w:hAnsi="Aptos"/>
+          <w:color w:val="1F2937"/>
+          <w:sz w:val="19"/>
+        </w:rPr>
+        <w:t xml:space="preserve">Perintah pembuatan berkas tahap ini (diverifikasi pada Laravel 13.25; baris # INFO adalah output nyata). Jalankan dari root repository, lalu isi berkas sesuai langkah di atas.</w:t>
+      </w:r>
+    </w:p>
+    <w:p>
+      <w:pPr>
+        <w:pStyle w:val="CodeHeader"/>
+        <w:shd w:fill="2D2D30"/>
+        <w:pBdr>
+          <w:left w:val="single" w:sz="4" w:space="8" w:color="2D2D30"/>
+        </w:pBdr>
+      </w:pPr>
+      <w:r>
+        <w:rPr>
+          <w:rFonts w:ascii="Consolas" w:hAnsi="Consolas"/>
+          <w:b/>
+          <w:color w:val="FFFFFF"/>
+          <w:sz w:val="16"/>
+        </w:rPr>
+        <w:t xml:space="preserve">BUAT FILE — MODUL 12 TAHAP 5   •   terminal pada root repository   •   BASH</w:t>
+      </w:r>
+    </w:p>
+    <w:p>
+      <w:pPr>
+        <w:pStyle w:val="CodeBlock"/>
+        <w:shd w:fill="1E1E1E"/>
+        <w:pBdr>
+          <w:left w:val="single" w:sz="4" w:space="8" w:color="1E1E1E"/>
+        </w:pBdr>
+      </w:pPr>
+      <w:r>
+        <w:rPr>
+          <w:rFonts w:ascii="Consolas" w:hAnsi="Consolas"/>
+          <w:color w:val="D4D4D4"/>
+          <w:sz w:val="16"/>
+        </w:rPr>
+        <w:t xml:space="preserve">php artisan make:event 'App\Modules\Kitchen\Events\TenantOrderStatusChanged'</w:t>
+        <w:br/>
+      </w:r>
+      <w:r>
+        <w:rPr>
+          <w:rFonts w:ascii="Consolas" w:hAnsi="Consolas"/>
+          <w:color w:val="6A9955"/>
+          <w:sz w:val="16"/>
+        </w:rPr>
+        <w:t xml:space="preserve">#   INFO Event [app/Modules/Kitchen/Events/TenantOrderStatusChanged.php] created successfully.</w:t>
+      </w:r>
+    </w:p>
+    <w:p>
+      <w:pPr>
+        <w:pStyle w:val="ListBody"/>
+        <w:numPr>
+          <w:ilvl w:val="0"/>
+          <w:numId w:val="10"/>
+        </w:numPr>
+      </w:pPr>
+      <w:r>
+        <w:rPr>
+          <w:rFonts w:ascii="Consolas" w:hAnsi="Consolas"/>
+          <w:color w:val="C11B12"/>
+          <w:sz w:val="17"/>
+          <w:shd w:fill="ECEFF3"/>
+        </w:rPr>
+        <w:t xml:space="preserve">php artisan make:event 'App\Modules\Kitchen\Events\TenantOrderStatusChanged'</w:t>
+      </w:r>
+      <w:r>
+        <w:rPr>
+          <w:rFonts w:ascii="Aptos" w:hAnsi="Aptos"/>
+          <w:color w:val="1F2937"/>
+          <w:sz w:val="19"/>
+        </w:rPr>
+        <w:t xml:space="preserve"> — make:event membuat kelas event; dengan nama kelas lengkap ditulis ke app/Modules/Kitchen/Events (bukan app/Events). Implementasikan ShouldBroadcast (+ ShouldDispatchAfterCommit) dan broadcastOn() → PrivateChannel dari TenantChannels. Hasil: </w:t>
+      </w:r>
+      <w:r>
+        <w:rPr>
+          <w:rFonts w:ascii="Consolas" w:hAnsi="Consolas"/>
+          <w:color w:val="C11B12"/>
+          <w:sz w:val="17"/>
+          <w:shd w:fill="ECEFF3"/>
+        </w:rPr>
+        <w:t xml:space="preserve">app/Modules/Kitchen/Events/TenantOrderStatusChanged.php</w:t>
+      </w:r>
+      <w:r>
+        <w:rPr>
+          <w:rFonts w:ascii="Aptos" w:hAnsi="Aptos"/>
+          <w:color w:val="1F2937"/>
+          <w:sz w:val="19"/>
+        </w:rPr>
+        <w:t xml:space="preserve">.</w:t>
+      </w:r>
+    </w:p>
+    <w:p>
+      <w:pPr>
         <w:pStyle w:val="TutorialObserve"/>
         <w:shd w:fill="FFF4D6" w:val="clear"/>
         <w:pBdr>
@@ -4518,6 +5473,106 @@
     </w:p>
     <w:p>
       <w:pPr>
+        <w:pStyle w:val="ListBody"/>
+      </w:pPr>
+      <w:r>
+        <w:rPr>
+          <w:rFonts w:ascii="Aptos" w:hAnsi="Aptos"/>
+          <w:color w:val="1F2937"/>
+          <w:sz w:val="19"/>
+        </w:rPr>
+        <w:t xml:space="preserve">Perintah pembuatan berkas tahap ini (diverifikasi pada Laravel 13.25; baris # INFO adalah output nyata). Jalankan dari root repository, lalu isi berkas sesuai langkah di atas.</w:t>
+      </w:r>
+    </w:p>
+    <w:p>
+      <w:pPr>
+        <w:pStyle w:val="CodeHeader"/>
+        <w:shd w:fill="2D2D30"/>
+        <w:pBdr>
+          <w:left w:val="single" w:sz="4" w:space="8" w:color="2D2D30"/>
+        </w:pBdr>
+      </w:pPr>
+      <w:r>
+        <w:rPr>
+          <w:rFonts w:ascii="Consolas" w:hAnsi="Consolas"/>
+          <w:b/>
+          <w:color w:val="FFFFFF"/>
+          <w:sz w:val="16"/>
+        </w:rPr>
+        <w:t xml:space="preserve">BUAT FILE — MODUL 12 TAHAP 6   •   terminal pada root repository   •   BASH</w:t>
+      </w:r>
+    </w:p>
+    <w:p>
+      <w:pPr>
+        <w:pStyle w:val="CodeBlock"/>
+        <w:shd w:fill="1E1E1E"/>
+        <w:pBdr>
+          <w:left w:val="single" w:sz="4" w:space="8" w:color="1E1E1E"/>
+        </w:pBdr>
+      </w:pPr>
+      <w:r>
+        <w:rPr>
+          <w:rFonts w:ascii="Consolas" w:hAnsi="Consolas"/>
+          <w:color w:val="D4D4D4"/>
+          <w:sz w:val="16"/>
+        </w:rPr>
+        <w:t xml:space="preserve">php artisan make:event 'App\Modules\Kitchen\Events\NewTenantOrderReceived'</w:t>
+        <w:br/>
+      </w:r>
+      <w:r>
+        <w:rPr>
+          <w:rFonts w:ascii="Consolas" w:hAnsi="Consolas"/>
+          <w:color w:val="6A9955"/>
+          <w:sz w:val="16"/>
+        </w:rPr>
+        <w:t xml:space="preserve">#   INFO Event [app/Modules/Kitchen/Events/NewTenantOrderReceived.php] created successfully.</w:t>
+      </w:r>
+    </w:p>
+    <w:p>
+      <w:pPr>
+        <w:pStyle w:val="ListBody"/>
+        <w:numPr>
+          <w:ilvl w:val="0"/>
+          <w:numId w:val="10"/>
+        </w:numPr>
+      </w:pPr>
+      <w:r>
+        <w:rPr>
+          <w:rFonts w:ascii="Consolas" w:hAnsi="Consolas"/>
+          <w:color w:val="C11B12"/>
+          <w:sz w:val="17"/>
+          <w:shd w:fill="ECEFF3"/>
+        </w:rPr>
+        <w:t xml:space="preserve">php artisan make:event 'App\Modules\Kitchen\Events\NewTenantOrderReceived'</w:t>
+      </w:r>
+      <w:r>
+        <w:rPr>
+          <w:rFonts w:ascii="Aptos" w:hAnsi="Aptos"/>
+          <w:color w:val="1F2937"/>
+          <w:sz w:val="19"/>
+        </w:rPr>
+        <w:t xml:space="preserve"> — make:event membuat kelas event; dengan nama kelas lengkap ditulis ke app/Modules/Kitchen/Events (bukan app/Events). Implementasikan ShouldBroadcast (+ ShouldDispatchAfterCommit) dan broadcastOn() → PrivateChannel dari TenantChannels. Event ini dipicu SettlePayment (modul Payments) setelah commit — komunikasi lintas modul lewat event. Hasil: </w:t>
+      </w:r>
+      <w:r>
+        <w:rPr>
+          <w:rFonts w:ascii="Consolas" w:hAnsi="Consolas"/>
+          <w:color w:val="C11B12"/>
+          <w:sz w:val="17"/>
+          <w:shd w:fill="ECEFF3"/>
+        </w:rPr>
+        <w:t xml:space="preserve">app/Modules/Kitchen/Events/NewTenantOrderReceived.php</w:t>
+      </w:r>
+      <w:r>
+        <w:rPr>
+          <w:rFonts w:ascii="Aptos" w:hAnsi="Aptos"/>
+          <w:color w:val="1F2937"/>
+          <w:sz w:val="19"/>
+        </w:rPr>
+        <w:t xml:space="preserve">.</w:t>
+      </w:r>
+    </w:p>
+    <w:p>
+      <w:pPr>
         <w:pStyle w:val="TutorialObserve"/>
         <w:shd w:fill="FFF4D6" w:val="clear"/>
         <w:pBdr>
@@ -4690,6 +5745,366 @@
     </w:p>
     <w:p>
       <w:pPr>
+        <w:pStyle w:val="ListBody"/>
+      </w:pPr>
+      <w:r>
+        <w:rPr>
+          <w:rFonts w:ascii="Aptos" w:hAnsi="Aptos"/>
+          <w:color w:val="1F2937"/>
+          <w:sz w:val="19"/>
+        </w:rPr>
+        <w:t xml:space="preserve">Perintah pembuatan berkas tahap ini (diverifikasi pada Laravel 13.25; baris # INFO adalah output nyata). Jalankan dari root repository, lalu isi berkas sesuai langkah di atas.</w:t>
+      </w:r>
+    </w:p>
+    <w:p>
+      <w:pPr>
+        <w:pStyle w:val="CodeHeader"/>
+        <w:shd w:fill="2D2D30"/>
+        <w:pBdr>
+          <w:left w:val="single" w:sz="4" w:space="8" w:color="2D2D30"/>
+        </w:pBdr>
+      </w:pPr>
+      <w:r>
+        <w:rPr>
+          <w:rFonts w:ascii="Consolas" w:hAnsi="Consolas"/>
+          <w:b/>
+          <w:color w:val="FFFFFF"/>
+          <w:sz w:val="16"/>
+        </w:rPr>
+        <w:t xml:space="preserve">BUAT FILE — MODUL 12 TAHAP 7   •   terminal pada root repository   •   BASH</w:t>
+      </w:r>
+    </w:p>
+    <w:p>
+      <w:pPr>
+        <w:pStyle w:val="CodeBlock"/>
+        <w:shd w:fill="1E1E1E"/>
+        <w:pBdr>
+          <w:left w:val="single" w:sz="4" w:space="8" w:color="1E1E1E"/>
+        </w:pBdr>
+      </w:pPr>
+      <w:r>
+        <w:rPr>
+          <w:rFonts w:ascii="Consolas" w:hAnsi="Consolas"/>
+          <w:color w:val="D4D4D4"/>
+          <w:sz w:val="16"/>
+        </w:rPr>
+        <w:t xml:space="preserve">php artisan make:test TenantChannelsTest --phpunit</w:t>
+        <w:br/>
+      </w:r>
+      <w:r>
+        <w:rPr>
+          <w:rFonts w:ascii="Consolas" w:hAnsi="Consolas"/>
+          <w:color w:val="6A9955"/>
+          <w:sz w:val="16"/>
+        </w:rPr>
+        <w:t xml:space="preserve">#   INFO Test [tests/Feature/TenantChannelsTest.php] created successfully.</w:t>
+        <w:br/>
+      </w:r>
+      <w:r>
+        <w:rPr>
+          <w:rFonts w:ascii="Consolas" w:hAnsi="Consolas"/>
+          <w:color w:val="D4D4D4"/>
+          <w:sz w:val="16"/>
+        </w:rPr>
+        <w:t xml:space="preserve">php artisan make:test KitchenServiceTest --phpunit</w:t>
+        <w:br/>
+      </w:r>
+      <w:r>
+        <w:rPr>
+          <w:rFonts w:ascii="Consolas" w:hAnsi="Consolas"/>
+          <w:color w:val="6A9955"/>
+          <w:sz w:val="16"/>
+        </w:rPr>
+        <w:t xml:space="preserve">#   INFO Test [tests/Feature/KitchenServiceTest.php] created successfully.</w:t>
+        <w:br/>
+      </w:r>
+      <w:r>
+        <w:rPr>
+          <w:rFonts w:ascii="Consolas" w:hAnsi="Consolas"/>
+          <w:color w:val="D4D4D4"/>
+          <w:sz w:val="16"/>
+        </w:rPr>
+        <w:t xml:space="preserve">php artisan make:test KitchenBoardLivewireTest --phpunit</w:t>
+        <w:br/>
+      </w:r>
+      <w:r>
+        <w:rPr>
+          <w:rFonts w:ascii="Consolas" w:hAnsi="Consolas"/>
+          <w:color w:val="6A9955"/>
+          <w:sz w:val="16"/>
+        </w:rPr>
+        <w:t xml:space="preserve">#   INFO Test [tests/Feature/KitchenBoardLivewireTest.php] created successfully.</w:t>
+        <w:br/>
+      </w:r>
+      <w:r>
+        <w:rPr>
+          <w:rFonts w:ascii="Consolas" w:hAnsi="Consolas"/>
+          <w:color w:val="6A9955"/>
+          <w:sz w:val="16"/>
+        </w:rPr>
+        <w:t xml:space="preserve"># manual (shell)</w:t>
+        <w:br/>
+      </w:r>
+      <w:r>
+        <w:rPr>
+          <w:rFonts w:ascii="Consolas" w:hAnsi="Consolas"/>
+          <w:color w:val="D4D4D4"/>
+          <w:sz w:val="16"/>
+        </w:rPr>
+        <w:t xml:space="preserve">mkdir -p evidence/pertemuan-12/screenshots</w:t>
+        <w:br/>
+      </w:r>
+      <w:r>
+        <w:rPr>
+          <w:rFonts w:ascii="Consolas" w:hAnsi="Consolas"/>
+          <w:color w:val="D4D4D4"/>
+          <w:sz w:val="16"/>
+        </w:rPr>
+        <w:t xml:space="preserve">touch evidence/pertemuan-12/RINGKASAN.md</w:t>
+        <w:br/>
+      </w:r>
+      <w:r>
+        <w:rPr>
+          <w:rFonts w:ascii="Consolas" w:hAnsi="Consolas"/>
+          <w:color w:val="D4D4D4"/>
+          <w:sz w:val="16"/>
+        </w:rPr>
+        <w:t xml:space="preserve">php artisan test --compact --filter="KitchenServiceTest|KitchenBoardLivewireTest|TenantChannelsTest" &gt; evidence/pertemuan-12/test-kitchen.txt</w:t>
+      </w:r>
+    </w:p>
+    <w:p>
+      <w:pPr>
+        <w:pStyle w:val="ListBody"/>
+        <w:numPr>
+          <w:ilvl w:val="0"/>
+          <w:numId w:val="10"/>
+        </w:numPr>
+      </w:pPr>
+      <w:r>
+        <w:rPr>
+          <w:rFonts w:ascii="Consolas" w:hAnsi="Consolas"/>
+          <w:color w:val="C11B12"/>
+          <w:sz w:val="17"/>
+          <w:shd w:fill="ECEFF3"/>
+        </w:rPr>
+        <w:t xml:space="preserve">php artisan make:test TenantChannelsTest --phpunit</w:t>
+      </w:r>
+      <w:r>
+        <w:rPr>
+          <w:rFonts w:ascii="Aptos" w:hAnsi="Aptos"/>
+          <w:color w:val="1F2937"/>
+          <w:sz w:val="19"/>
+        </w:rPr>
+        <w:t xml:space="preserve"> — Feature test otorisasi channel (anggota vs non-anggota) + channel terdaftar oleh modul Kitchen. Hasil: </w:t>
+      </w:r>
+      <w:r>
+        <w:rPr>
+          <w:rFonts w:ascii="Consolas" w:hAnsi="Consolas"/>
+          <w:color w:val="C11B12"/>
+          <w:sz w:val="17"/>
+          <w:shd w:fill="ECEFF3"/>
+        </w:rPr>
+        <w:t xml:space="preserve">tests/Feature/TenantChannelsTest.php</w:t>
+      </w:r>
+      <w:r>
+        <w:rPr>
+          <w:rFonts w:ascii="Aptos" w:hAnsi="Aptos"/>
+          <w:color w:val="1F2937"/>
+          <w:sz w:val="19"/>
+        </w:rPr>
+        <w:t xml:space="preserve">.</w:t>
+      </w:r>
+    </w:p>
+    <w:p>
+      <w:pPr>
+        <w:pStyle w:val="ListBody"/>
+        <w:numPr>
+          <w:ilvl w:val="0"/>
+          <w:numId w:val="10"/>
+        </w:numPr>
+      </w:pPr>
+      <w:r>
+        <w:rPr>
+          <w:rFonts w:ascii="Consolas" w:hAnsi="Consolas"/>
+          <w:color w:val="C11B12"/>
+          <w:sz w:val="17"/>
+          <w:shd w:fill="ECEFF3"/>
+        </w:rPr>
+        <w:t xml:space="preserve">php artisan make:test KitchenServiceTest --phpunit</w:t>
+      </w:r>
+      <w:r>
+        <w:rPr>
+          <w:rFonts w:ascii="Aptos" w:hAnsi="Aptos"/>
+          <w:color w:val="1F2937"/>
+          <w:sz w:val="19"/>
+        </w:rPr>
+        <w:t xml:space="preserve"> — Feature test transisi valid/tidak sah/terminal + siaran status. Hasil: </w:t>
+      </w:r>
+      <w:r>
+        <w:rPr>
+          <w:rFonts w:ascii="Consolas" w:hAnsi="Consolas"/>
+          <w:color w:val="C11B12"/>
+          <w:sz w:val="17"/>
+          <w:shd w:fill="ECEFF3"/>
+        </w:rPr>
+        <w:t xml:space="preserve">tests/Feature/KitchenServiceTest.php</w:t>
+      </w:r>
+      <w:r>
+        <w:rPr>
+          <w:rFonts w:ascii="Aptos" w:hAnsi="Aptos"/>
+          <w:color w:val="1F2937"/>
+          <w:sz w:val="19"/>
+        </w:rPr>
+        <w:t xml:space="preserve">.</w:t>
+      </w:r>
+    </w:p>
+    <w:p>
+      <w:pPr>
+        <w:pStyle w:val="ListBody"/>
+        <w:numPr>
+          <w:ilvl w:val="0"/>
+          <w:numId w:val="10"/>
+        </w:numPr>
+      </w:pPr>
+      <w:r>
+        <w:rPr>
+          <w:rFonts w:ascii="Consolas" w:hAnsi="Consolas"/>
+          <w:color w:val="C11B12"/>
+          <w:sz w:val="17"/>
+          <w:shd w:fill="ECEFF3"/>
+        </w:rPr>
+        <w:t xml:space="preserve">php artisan make:test KitchenBoardLivewireTest --phpunit</w:t>
+      </w:r>
+      <w:r>
+        <w:rPr>
+          <w:rFonts w:ascii="Aptos" w:hAnsi="Aptos"/>
+          <w:color w:val="1F2937"/>
+          <w:sz w:val="19"/>
+        </w:rPr>
+        <w:t xml:space="preserve"> — Feature test komponen kitchen::kitchen-board, halaman KDS, dan siaran pesanan baru. Hasil: </w:t>
+      </w:r>
+      <w:r>
+        <w:rPr>
+          <w:rFonts w:ascii="Consolas" w:hAnsi="Consolas"/>
+          <w:color w:val="C11B12"/>
+          <w:sz w:val="17"/>
+          <w:shd w:fill="ECEFF3"/>
+        </w:rPr>
+        <w:t xml:space="preserve">tests/Feature/KitchenBoardLivewireTest.php</w:t>
+      </w:r>
+      <w:r>
+        <w:rPr>
+          <w:rFonts w:ascii="Aptos" w:hAnsi="Aptos"/>
+          <w:color w:val="1F2937"/>
+          <w:sz w:val="19"/>
+        </w:rPr>
+        <w:t xml:space="preserve">.</w:t>
+      </w:r>
+    </w:p>
+    <w:p>
+      <w:pPr>
+        <w:pStyle w:val="ListBody"/>
+        <w:numPr>
+          <w:ilvl w:val="0"/>
+          <w:numId w:val="10"/>
+        </w:numPr>
+      </w:pPr>
+      <w:r>
+        <w:rPr>
+          <w:rFonts w:ascii="Aptos" w:hAnsi="Aptos"/>
+          <w:color w:val="1F2937"/>
+          <w:sz w:val="19"/>
+        </w:rPr>
+        <w:t xml:space="preserve">Manual: </w:t>
+      </w:r>
+      <w:r>
+        <w:rPr>
+          <w:rFonts w:ascii="Consolas" w:hAnsi="Consolas"/>
+          <w:color w:val="C11B12"/>
+          <w:sz w:val="17"/>
+          <w:shd w:fill="ECEFF3"/>
+        </w:rPr>
+        <w:t xml:space="preserve">mkdir -p evidence/pertemuan-12/screenshots</w:t>
+      </w:r>
+      <w:r>
+        <w:rPr>
+          <w:rFonts w:ascii="Aptos" w:hAnsi="Aptos"/>
+          <w:color w:val="1F2937"/>
+          <w:sz w:val="19"/>
+        </w:rPr>
+        <w:t xml:space="preserve"> — Ringkasan evidence, hasil test KDS, dan screenshot di evidence/pertemuan-12/screenshots/. Hasil: </w:t>
+      </w:r>
+      <w:r>
+        <w:rPr>
+          <w:rFonts w:ascii="Consolas" w:hAnsi="Consolas"/>
+          <w:color w:val="C11B12"/>
+          <w:sz w:val="17"/>
+          <w:shd w:fill="ECEFF3"/>
+        </w:rPr>
+        <w:t xml:space="preserve">evidence/pertemuan-12/RINGKASAN.md</w:t>
+      </w:r>
+      <w:r>
+        <w:rPr>
+          <w:rFonts w:ascii="Aptos" w:hAnsi="Aptos"/>
+          <w:color w:val="1F2937"/>
+          <w:sz w:val="19"/>
+        </w:rPr>
+        <w:t xml:space="preserve">, </w:t>
+      </w:r>
+      <w:r>
+        <w:rPr>
+          <w:rFonts w:ascii="Consolas" w:hAnsi="Consolas"/>
+          <w:color w:val="C11B12"/>
+          <w:sz w:val="17"/>
+          <w:shd w:fill="ECEFF3"/>
+        </w:rPr>
+        <w:t xml:space="preserve">evidence/pertemuan-12/test-kitchen.txt</w:t>
+      </w:r>
+      <w:r>
+        <w:rPr>
+          <w:rFonts w:ascii="Aptos" w:hAnsi="Aptos"/>
+          <w:color w:val="1F2937"/>
+          <w:sz w:val="19"/>
+        </w:rPr>
+        <w:t xml:space="preserve">, </w:t>
+      </w:r>
+      <w:r>
+        <w:rPr>
+          <w:rFonts w:ascii="Consolas" w:hAnsi="Consolas"/>
+          <w:color w:val="C11B12"/>
+          <w:sz w:val="17"/>
+          <w:shd w:fill="ECEFF3"/>
+        </w:rPr>
+        <w:t xml:space="preserve">evidence/pertemuan-12/screenshots/m12-kitchen.png</w:t>
+      </w:r>
+      <w:r>
+        <w:rPr>
+          <w:rFonts w:ascii="Aptos" w:hAnsi="Aptos"/>
+          <w:color w:val="1F2937"/>
+          <w:sz w:val="19"/>
+        </w:rPr>
+        <w:t xml:space="preserve">, </w:t>
+      </w:r>
+      <w:r>
+        <w:rPr>
+          <w:rFonts w:ascii="Consolas" w:hAnsi="Consolas"/>
+          <w:color w:val="C11B12"/>
+          <w:sz w:val="17"/>
+          <w:shd w:fill="ECEFF3"/>
+        </w:rPr>
+        <w:t xml:space="preserve">evidence/pertemuan-12/screenshots/m12-kitchen-module.png</w:t>
+      </w:r>
+      <w:r>
+        <w:rPr>
+          <w:rFonts w:ascii="Aptos" w:hAnsi="Aptos"/>
+          <w:color w:val="1F2937"/>
+          <w:sz w:val="19"/>
+        </w:rPr>
+        <w:t xml:space="preserve">.</w:t>
+      </w:r>
+    </w:p>
+    <w:p>
+      <w:pPr>
         <w:pStyle w:val="TutorialObserve"/>
         <w:shd w:fill="FFF4D6" w:val="clear"/>
         <w:pBdr>
@@ -4772,121 +6187,319 @@
     <w:p>
       <w:pPr>
         <w:pStyle w:val="CodeHeader"/>
-        <w:keepNext/>
+        <w:shd w:fill="2D2D30"/>
         <w:pBdr>
-          <w:left w:val="single" w:sz="12" w:space="8" w:color="B8DDE0"/>
+          <w:left w:val="single" w:sz="4" w:space="8" w:color="2D2D30"/>
         </w:pBdr>
-        <w:shd w:val="clear" w:color="auto" w:fill="E4EAED"/>
       </w:pPr>
       <w:r>
         <w:rPr>
           <w:rFonts w:ascii="Consolas" w:hAnsi="Consolas"/>
           <w:b/>
-          <w:color w:val="262626"/>
+          <w:color w:val="FFFFFF"/>
           <w:sz w:val="16"/>
         </w:rPr>
-        <w:t xml:space="preserve">Lokasi: terminal pada root repository kantin-multi-tenant   •   MODUL 12 — TERMINAL   •   BASH</w:t>
+        <w:t>Lokasi: terminal pada root repository kantin-multi-tenant   •   MODUL 12 — TERMINAL   •   BASH</w:t>
       </w:r>
     </w:p>
     <w:p>
       <w:pPr>
         <w:pStyle w:val="CodeBlock"/>
+        <w:shd w:fill="1E1E1E"/>
         <w:pBdr>
-          <w:left w:val="single" w:sz="12" w:space="8" w:color="B8DDE0"/>
+          <w:left w:val="single" w:sz="4" w:space="8" w:color="1E1E1E"/>
         </w:pBdr>
-        <w:shd w:val="clear" w:color="auto" w:fill="F2F3F7"/>
       </w:pPr>
       <w:r>
         <w:rPr>
           <w:rFonts w:ascii="Consolas" w:hAnsi="Consolas"/>
-          <w:b/>
-          <w:color w:val="000080"/>
+          <w:color w:val="4EC9B0"/>
           <w:sz w:val="16"/>
         </w:rPr>
-        <w:t xml:space="preserve">php</w:t>
+        <w:t>php</w:t>
       </w:r>
       <w:r>
         <w:rPr>
           <w:rFonts w:ascii="Consolas" w:hAnsi="Consolas"/>
-          <w:color w:val="262626"/>
+          <w:color w:val="D4D4D4"/>
           <w:sz w:val="16"/>
         </w:rPr>
-        <w:t xml:space="preserve"> artisan </w:t>
+        <w:t xml:space="preserve"> artisan install:broadcasting</w:t>
+        <w:br/>
       </w:r>
       <w:r>
         <w:rPr>
           <w:rFonts w:ascii="Consolas" w:hAnsi="Consolas"/>
-          <w:color w:val="795E26"/>
+          <w:color w:val="4EC9B0"/>
           <w:sz w:val="16"/>
         </w:rPr>
-        <w:t xml:space="preserve">install:broadcasting</w:t>
-      </w:r>
-      <w:r>
+        <w:t>php</w:t>
+      </w:r>
+      <w:r>
+        <w:rPr>
+          <w:rFonts w:ascii="Consolas" w:hAnsi="Consolas"/>
+          <w:color w:val="D4D4D4"/>
+          <w:sz w:val="16"/>
+        </w:rPr>
+        <w:t xml:space="preserve"> artisan reverb:start</w:t>
         <w:br/>
       </w:r>
       <w:r>
         <w:rPr>
           <w:rFonts w:ascii="Consolas" w:hAnsi="Consolas"/>
-          <w:b/>
-          <w:color w:val="000080"/>
+          <w:color w:val="4EC9B0"/>
           <w:sz w:val="16"/>
         </w:rPr>
-        <w:t xml:space="preserve">php</w:t>
+        <w:t>php</w:t>
       </w:r>
       <w:r>
         <w:rPr>
           <w:rFonts w:ascii="Consolas" w:hAnsi="Consolas"/>
-          <w:color w:val="262626"/>
+          <w:color w:val="D4D4D4"/>
           <w:sz w:val="16"/>
         </w:rPr>
-        <w:t xml:space="preserve"> artisan </w:t>
+        <w:t xml:space="preserve"> artisan test</w:t>
+        <w:br/>
+        <w:t xml:space="preserve">./vendor/bin/pint --test</w:t>
+      </w:r>
+    </w:p>
+    <w:p>
+      <w:pPr>
+        <w:pStyle w:val="Heading3"/>
+      </w:pPr>
+      <w:r>
+        <w:t xml:space="preserve">Output Nyata Terverifikasi</w:t>
+      </w:r>
+    </w:p>
+    <w:p>
+      <w:pPr>
+        <w:pStyle w:val="ListBody"/>
+      </w:pPr>
+      <w:r>
+        <w:t xml:space="preserve">Kitchen Display System per tenant — diverifikasi live (login operator tenant): papan dapur Ayam Geprek Mantul dengan kolom Baru, Diterima, Disiapkan, dan Siap Diambil; satu pesanan telah maju dari Baru ke Diterima melalui mesin status, dengan tombol transisi per kartu.</w:t>
+      </w:r>
+    </w:p>
+    <w:p>
+      <w:pPr>
+        <w:jc w:val="center"/>
+        <w:spacing w:before="80" w:after="40"/>
+      </w:pPr>
+      <w:r>
+        <w:drawing>
+          <wp:inline distT="0" distB="0" distL="0" distR="0">
+            <wp:extent cx="5486400" cy="3429000"/>
+            <wp:effectExtent l="0" t="0" r="0" b="0"/>
+            <wp:docPr id="9121" name="M12 kitchen"/>
+            <wp:cNvGraphicFramePr>
+              <a:graphicFrameLocks xmlns:a="http://schemas.openxmlformats.org/drawingml/2006/main" noChangeAspect="1"/>
+            </wp:cNvGraphicFramePr>
+            <a:graphic xmlns:a="http://schemas.openxmlformats.org/drawingml/2006/main">
+              <a:graphicData uri="http://schemas.openxmlformats.org/drawingml/2006/picture">
+                <pic:pic xmlns:pic="http://schemas.openxmlformats.org/drawingml/2006/picture">
+                  <pic:nvPicPr>
+                    <pic:cNvPr id="9121" name="M12 kitchen"/>
+                    <pic:cNvPicPr/>
+                  </pic:nvPicPr>
+                  <pic:blipFill>
+                    <a:blip r:embed="rId912"/>
+                    <a:stretch>
+                      <a:fillRect/>
+                    </a:stretch>
+                  </pic:blipFill>
+                  <pic:spPr>
+                    <a:xfrm>
+                      <a:off x="0" y="0"/>
+                      <a:ext cx="5486400" cy="3429000"/>
+                    </a:xfrm>
+                    <a:prstGeom prst="rect">
+                      <a:avLst/>
+                    </a:prstGeom>
+                  </pic:spPr>
+                </pic:pic>
+              </a:graphicData>
+            </a:graphic>
+          </wp:inline>
+        </w:drawing>
+      </w:r>
+    </w:p>
+    <w:p>
+      <w:pPr>
+        <w:pStyle w:val="Heading3"/>
+      </w:pPr>
+      <w:r>
+        <w:t xml:space="preserve">Output Nyata Terverifikasi — Event, Channel, dan KDS Milik Modul Kitchen</w:t>
+      </w:r>
+    </w:p>
+    <w:p>
+      <w:pPr>
+        <w:pStyle w:val="ListBody"/>
+      </w:pPr>
+      <w:r>
+        <w:rPr>
+          <w:rFonts w:ascii="Aptos" w:hAnsi="Aptos"/>
+          <w:color w:val="1F2937"/>
+          <w:sz w:val="19"/>
+        </w:rPr>
+        <w:t xml:space="preserve">Bukti eksekusi nyata pada branch </w:t>
       </w:r>
       <w:r>
         <w:rPr>
           <w:rFonts w:ascii="Consolas" w:hAnsi="Consolas"/>
-          <w:color w:val="795E26"/>
+          <w:color w:val="C11B12"/>
+          <w:sz w:val="17"/>
+          <w:shd w:fill="ECEFF3"/>
+        </w:rPr>
+        <w:t xml:space="preserve">feat/pertemuan-12-kitchen-v2</w:t>
+      </w:r>
+      <w:r>
+        <w:rPr>
+          <w:rFonts w:ascii="Aptos" w:hAnsi="Aptos"/>
+          <w:color w:val="1F2937"/>
+          <w:sz w:val="19"/>
+        </w:rPr>
+        <w:t xml:space="preserve">: event, channel, service, dan KDS berada di </w:t>
+      </w:r>
+      <w:r>
+        <w:rPr>
+          <w:rFonts w:ascii="Consolas" w:hAnsi="Consolas"/>
+          <w:color w:val="C11B12"/>
+          <w:sz w:val="17"/>
+          <w:shd w:fill="ECEFF3"/>
+        </w:rPr>
+        <w:t xml:space="preserve">app/Modules/Kitchen</w:t>
+      </w:r>
+      <w:r>
+        <w:rPr>
+          <w:rFonts w:ascii="Aptos" w:hAnsi="Aptos"/>
+          <w:color w:val="1F2937"/>
+          <w:sz w:val="19"/>
+        </w:rPr>
+        <w:t xml:space="preserve">; route </w:t>
+      </w:r>
+      <w:r>
+        <w:rPr>
+          <w:rFonts w:ascii="Consolas" w:hAnsi="Consolas"/>
+          <w:color w:val="C11B12"/>
+          <w:sz w:val="17"/>
+          <w:shd w:fill="ECEFF3"/>
+        </w:rPr>
+        <w:t xml:space="preserve">tenant.kitchen</w:t>
+      </w:r>
+      <w:r>
+        <w:rPr>
+          <w:rFonts w:ascii="Aptos" w:hAnsi="Aptos"/>
+          <w:color w:val="1F2937"/>
+          <w:sz w:val="19"/>
+        </w:rPr>
+        <w:t xml:space="preserve"> dari file route modul; channel privat </w:t>
+      </w:r>
+      <w:r>
+        <w:rPr>
+          <w:rFonts w:ascii="Consolas" w:hAnsi="Consolas"/>
+          <w:color w:val="C11B12"/>
+          <w:sz w:val="17"/>
+          <w:shd w:fill="ECEFF3"/>
+        </w:rPr>
+        <w:t xml:space="preserve">tenant.{tenantId}.orders</w:t>
+      </w:r>
+      <w:r>
+        <w:rPr>
+          <w:rFonts w:ascii="Aptos" w:hAnsi="Aptos"/>
+          <w:color w:val="1F2937"/>
+          <w:sz w:val="19"/>
+        </w:rPr>
+        <w:t xml:space="preserve"> terdaftar oleh </w:t>
+      </w:r>
+      <w:r>
+        <w:rPr>
+          <w:rFonts w:ascii="Consolas" w:hAnsi="Consolas"/>
+          <w:color w:val="C11B12"/>
+          <w:sz w:val="17"/>
+          <w:shd w:fill="ECEFF3"/>
+        </w:rPr>
+        <w:t xml:space="preserve">KitchenServiceProvider</w:t>
+      </w:r>
+      <w:r>
+        <w:rPr>
+          <w:rFonts w:ascii="Aptos" w:hAnsi="Aptos"/>
+          <w:color w:val="1F2937"/>
+          <w:sz w:val="19"/>
+        </w:rPr>
+        <w:t xml:space="preserve">; halaman KDS merender </w:t>
+      </w:r>
+      <w:r>
+        <w:rPr>
+          <w:rFonts w:ascii="Consolas" w:hAnsi="Consolas"/>
+          <w:color w:val="C11B12"/>
+          <w:sz w:val="17"/>
+          <w:shd w:fill="ECEFF3"/>
+        </w:rPr>
+        <w:t xml:space="preserve">kitchen::kitchen-board</w:t>
+      </w:r>
+      <w:r>
+        <w:rPr>
+          <w:rFonts w:ascii="Aptos" w:hAnsi="Aptos"/>
+          <w:color w:val="1F2937"/>
+          <w:sz w:val="19"/>
+        </w:rPr>
+        <w:t xml:space="preserve">; uji KDS dan suite penuh hijau.</w:t>
+      </w:r>
+    </w:p>
+    <w:p>
+      <w:pPr>
+        <w:jc w:val="center"/>
+        <w:spacing w:before="80" w:after="40"/>
+      </w:pPr>
+      <w:r>
+        <w:drawing>
+          <wp:inline distT="0" distB="0" distL="0" distR="0">
+            <wp:extent cx="5943600" cy="4860544"/>
+            <wp:effectExtent l="0" t="0" r="0" b="0"/>
+            <wp:docPr id="95111" name="M12 modul Kitchen"/>
+            <wp:cNvGraphicFramePr>
+              <a:graphicFrameLocks xmlns:a="http://schemas.openxmlformats.org/drawingml/2006/main" noChangeAspect="1"/>
+            </wp:cNvGraphicFramePr>
+            <a:graphic xmlns:a="http://schemas.openxmlformats.org/drawingml/2006/main">
+              <a:graphicData uri="http://schemas.openxmlformats.org/drawingml/2006/picture">
+                <pic:pic xmlns:pic="http://schemas.openxmlformats.org/drawingml/2006/picture">
+                  <pic:nvPicPr>
+                    <pic:cNvPr id="95111" name="M12 modul Kitchen"/>
+                    <pic:cNvPicPr/>
+                  </pic:nvPicPr>
+                  <pic:blipFill>
+                    <a:blip r:embed="rId9511"/>
+                    <a:stretch>
+                      <a:fillRect/>
+                    </a:stretch>
+                  </pic:blipFill>
+                  <pic:spPr>
+                    <a:xfrm>
+                      <a:off x="0" y="0"/>
+                      <a:ext cx="5943600" cy="4860544"/>
+                    </a:xfrm>
+                    <a:prstGeom prst="rect">
+                      <a:avLst/>
+                    </a:prstGeom>
+                  </pic:spPr>
+                </pic:pic>
+              </a:graphicData>
+            </a:graphic>
+          </wp:inline>
+        </w:drawing>
+      </w:r>
+    </w:p>
+    <w:p>
+      <w:pPr>
+        <w:jc w:val="center"/>
+        <w:spacing w:after="160"/>
+      </w:pPr>
+      <w:r>
+        <w:rPr>
+          <w:i/>
+          <w:color w:val="6B7280"/>
           <w:sz w:val="16"/>
         </w:rPr>
-        <w:t xml:space="preserve">reverb:start</w:t>
-      </w:r>
-      <w:r>
-        <w:br/>
-      </w:r>
-      <w:r>
-        <w:rPr>
-          <w:rFonts w:ascii="Consolas" w:hAnsi="Consolas"/>
-          <w:b/>
-          <w:color w:val="000080"/>
-          <w:sz w:val="16"/>
-        </w:rPr>
-        <w:t xml:space="preserve">php</w:t>
-      </w:r>
-      <w:r>
-        <w:rPr>
-          <w:rFonts w:ascii="Consolas" w:hAnsi="Consolas"/>
-          <w:color w:val="262626"/>
-          <w:sz w:val="16"/>
-        </w:rPr>
-        <w:t xml:space="preserve"> artisan test</w:t>
-      </w:r>
-      <w:r>
-        <w:br/>
-      </w:r>
-      <w:r>
-        <w:rPr>
-          <w:rFonts w:ascii="Consolas" w:hAnsi="Consolas"/>
-          <w:color w:val="262626"/>
-          <w:sz w:val="16"/>
-        </w:rPr>
-        <w:t xml:space="preserve">./vendor/bin/pint </w:t>
-      </w:r>
-      <w:r>
-        <w:rPr>
-          <w:rFonts w:ascii="Consolas" w:hAnsi="Consolas"/>
-          <w:color w:val="0073E6"/>
-          <w:sz w:val="16"/>
-        </w:rPr>
-        <w:t xml:space="preserve">--test</w:t>
+        <w:t xml:space="preserve">Gambar M12b. Isi app/Modules/Kitchen, route tenant.kitchen, channel terdaftar, uji KDS 9 passed, suite 148 passed.</w:t>
       </w:r>
     </w:p>
     <w:p>
@@ -5103,30 +6716,29 @@
         <w:rPr>
           <w:rFonts w:ascii="Aptos" w:hAnsi="Aptos"/>
         </w:rPr>
-        <w:t>File yang dibuat: 12_realtime/TenantOrderUpdated.php, channels.php, dan KitchenBoard.php</w:t>
+        <w:t>File yang dibuat: app/Modules/Kitchen/Events/TenantOrderStatusChanged.php, app/Modules/Kitchen/KitchenServiceProvider.php (channel), dan app/Modules/Kitchen/resources/views/livewire/⚡kitchen-board.blade.php</w:t>
       </w:r>
     </w:p>
     <w:p>
       <w:pPr>
         <w:pStyle w:val="CodeBlock"/>
+        <w:shd w:fill="1E1E1E" w:val="clear"/>
         <w:pBdr>
-          <w:left w:val="single" w:sz="12" w:space="8" w:color="B8DDE0"/>
+          <w:left w:val="single" w:sz="4" w:space="8" w:color="1E1E1E"/>
         </w:pBdr>
-        <w:shd w:val="clear" w:color="auto" w:fill="F2F3F7"/>
       </w:pPr>
       <w:r>
         <w:rPr>
           <w:rFonts w:ascii="Consolas" w:hAnsi="Consolas"/>
-          <w:b/>
-          <w:color w:val="000080"/>
+          <w:color w:val="569CD6"/>
           <w:sz w:val="16"/>
         </w:rPr>
-        <w:t xml:space="preserve">final</w:t>
+        <w:t>final</w:t>
       </w:r>
       <w:r>
         <w:rPr>
           <w:rFonts w:ascii="Consolas" w:hAnsi="Consolas"/>
-          <w:color w:val="262626"/>
+          <w:color w:val="D4D4D4"/>
           <w:sz w:val="16"/>
         </w:rPr>
         <w:t xml:space="preserve"> </w:t>
@@ -5134,16 +6746,15 @@
       <w:r>
         <w:rPr>
           <w:rFonts w:ascii="Consolas" w:hAnsi="Consolas"/>
-          <w:b/>
-          <w:color w:val="000080"/>
+          <w:color w:val="569CD6"/>
           <w:sz w:val="16"/>
         </w:rPr>
-        <w:t xml:space="preserve">class</w:t>
+        <w:t>class</w:t>
       </w:r>
       <w:r>
         <w:rPr>
           <w:rFonts w:ascii="Consolas" w:hAnsi="Consolas"/>
-          <w:color w:val="262626"/>
+          <w:color w:val="D4D4D4"/>
           <w:sz w:val="16"/>
         </w:rPr>
         <w:t xml:space="preserve"> </w:t>
@@ -5151,35 +6762,83 @@
       <w:r>
         <w:rPr>
           <w:rFonts w:ascii="Consolas" w:hAnsi="Consolas"/>
-          <w:color w:val="267F99"/>
+          <w:color w:val="4EC9B0"/>
           <w:sz w:val="16"/>
         </w:rPr>
-        <w:t xml:space="preserve">TenantOrderUpdated</w:t>
-      </w:r>
-      <w:r>
+        <w:t>TenantOrderUpdated</w:t>
+      </w:r>
+      <w:r>
+        <w:rPr>
+          <w:rFonts w:ascii="Consolas" w:hAnsi="Consolas"/>
+          <w:color w:val="D4D4D4"/>
+          <w:sz w:val="16"/>
+        </w:rPr>
         <w:br/>
+        <w:t xml:space="preserve">    </w:t>
       </w:r>
       <w:r>
         <w:rPr>
           <w:rFonts w:ascii="Consolas" w:hAnsi="Consolas"/>
-          <w:color w:val="262626"/>
+          <w:color w:val="569CD6"/>
           <w:sz w:val="16"/>
         </w:rPr>
+        <w:t>implements</w:t>
+      </w:r>
+      <w:r>
+        <w:rPr>
+          <w:rFonts w:ascii="Consolas" w:hAnsi="Consolas"/>
+          <w:color w:val="D4D4D4"/>
+          <w:sz w:val="16"/>
+        </w:rPr>
+        <w:t xml:space="preserve"> </w:t>
+      </w:r>
+      <w:r>
+        <w:rPr>
+          <w:rFonts w:ascii="Consolas" w:hAnsi="Consolas"/>
+          <w:color w:val="4EC9B0"/>
+          <w:sz w:val="16"/>
+        </w:rPr>
+        <w:t>ShouldBroadcast</w:t>
+      </w:r>
+      <w:r>
+        <w:rPr>
+          <w:rFonts w:ascii="Consolas" w:hAnsi="Consolas"/>
+          <w:color w:val="D4D4D4"/>
+          <w:sz w:val="16"/>
+        </w:rPr>
+        <w:t xml:space="preserve">, </w:t>
+      </w:r>
+      <w:r>
+        <w:rPr>
+          <w:rFonts w:ascii="Consolas" w:hAnsi="Consolas"/>
+          <w:color w:val="4EC9B0"/>
+          <w:sz w:val="16"/>
+        </w:rPr>
+        <w:t>ShouldDispatchAfterCommit</w:t>
+      </w:r>
+      <w:r>
+        <w:rPr>
+          <w:rFonts w:ascii="Consolas" w:hAnsi="Consolas"/>
+          <w:color w:val="D4D4D4"/>
+          <w:sz w:val="16"/>
+        </w:rPr>
+        <w:br/>
+        <w:t>{</w:t>
+        <w:br/>
         <w:t xml:space="preserve">    </w:t>
       </w:r>
       <w:r>
         <w:rPr>
           <w:rFonts w:ascii="Consolas" w:hAnsi="Consolas"/>
-          <w:b/>
-          <w:color w:val="000080"/>
+          <w:color w:val="569CD6"/>
           <w:sz w:val="16"/>
         </w:rPr>
-        <w:t xml:space="preserve">implements</w:t>
+        <w:t>public</w:t>
       </w:r>
       <w:r>
         <w:rPr>
           <w:rFonts w:ascii="Consolas" w:hAnsi="Consolas"/>
-          <w:color w:val="262626"/>
+          <w:color w:val="D4D4D4"/>
           <w:sz w:val="16"/>
         </w:rPr>
         <w:t xml:space="preserve"> </w:t>
@@ -5187,62 +6846,256 @@
       <w:r>
         <w:rPr>
           <w:rFonts w:ascii="Consolas" w:hAnsi="Consolas"/>
-          <w:color w:val="267F99"/>
+          <w:color w:val="569CD6"/>
           <w:sz w:val="16"/>
         </w:rPr>
-        <w:t xml:space="preserve">ShouldBroadcast</w:t>
+        <w:t>function</w:t>
       </w:r>
       <w:r>
         <w:rPr>
           <w:rFonts w:ascii="Consolas" w:hAnsi="Consolas"/>
-          <w:color w:val="262626"/>
+          <w:color w:val="D4D4D4"/>
           <w:sz w:val="16"/>
         </w:rPr>
-        <w:t xml:space="preserve">, </w:t>
+        <w:t xml:space="preserve"> </w:t>
       </w:r>
       <w:r>
         <w:rPr>
           <w:rFonts w:ascii="Consolas" w:hAnsi="Consolas"/>
-          <w:color w:val="267F99"/>
+          <w:color w:val="DCDCAA"/>
           <w:sz w:val="16"/>
         </w:rPr>
-        <w:t xml:space="preserve">ShouldDispatchAfterCommit</w:t>
-      </w:r>
-      <w:r>
+        <w:t>__construct</w:t>
+      </w:r>
+      <w:r>
+        <w:rPr>
+          <w:rFonts w:ascii="Consolas" w:hAnsi="Consolas"/>
+          <w:color w:val="D4D4D4"/>
+          <w:sz w:val="16"/>
+        </w:rPr>
+        <w:t>(</w:t>
         <w:br/>
+        <w:t xml:space="preserve">        </w:t>
       </w:r>
       <w:r>
         <w:rPr>
           <w:rFonts w:ascii="Consolas" w:hAnsi="Consolas"/>
-          <w:color w:val="262626"/>
+          <w:color w:val="569CD6"/>
           <w:sz w:val="16"/>
         </w:rPr>
-        <w:t xml:space="preserve">{</w:t>
-      </w:r>
-      <w:r>
+        <w:t>public</w:t>
+      </w:r>
+      <w:r>
+        <w:rPr>
+          <w:rFonts w:ascii="Consolas" w:hAnsi="Consolas"/>
+          <w:color w:val="D4D4D4"/>
+          <w:sz w:val="16"/>
+        </w:rPr>
+        <w:t xml:space="preserve"> </w:t>
+      </w:r>
+      <w:r>
+        <w:rPr>
+          <w:rFonts w:ascii="Consolas" w:hAnsi="Consolas"/>
+          <w:color w:val="569CD6"/>
+          <w:sz w:val="16"/>
+        </w:rPr>
+        <w:t>readonly</w:t>
+      </w:r>
+      <w:r>
+        <w:rPr>
+          <w:rFonts w:ascii="Consolas" w:hAnsi="Consolas"/>
+          <w:color w:val="D4D4D4"/>
+          <w:sz w:val="16"/>
+        </w:rPr>
+        <w:t xml:space="preserve"> </w:t>
+      </w:r>
+      <w:r>
+        <w:rPr>
+          <w:rFonts w:ascii="Consolas" w:hAnsi="Consolas"/>
+          <w:color w:val="4EC9B0"/>
+          <w:sz w:val="16"/>
+        </w:rPr>
+        <w:t>TenantOrder</w:t>
+      </w:r>
+      <w:r>
+        <w:rPr>
+          <w:rFonts w:ascii="Consolas" w:hAnsi="Consolas"/>
+          <w:color w:val="D4D4D4"/>
+          <w:sz w:val="16"/>
+        </w:rPr>
+        <w:t xml:space="preserve"> </w:t>
+      </w:r>
+      <w:r>
+        <w:rPr>
+          <w:rFonts w:ascii="Consolas" w:hAnsi="Consolas"/>
+          <w:color w:val="9CDCFE"/>
+          <w:sz w:val="16"/>
+        </w:rPr>
+        <w:t>$tenantOrder</w:t>
+      </w:r>
+      <w:r>
+        <w:rPr>
+          <w:rFonts w:ascii="Consolas" w:hAnsi="Consolas"/>
+          <w:color w:val="D4D4D4"/>
+          <w:sz w:val="16"/>
+        </w:rPr>
         <w:br/>
+        <w:t xml:space="preserve">    ) {}</w:t>
+        <w:br/>
+        <w:br/>
+        <w:t xml:space="preserve">    </w:t>
       </w:r>
       <w:r>
         <w:rPr>
           <w:rFonts w:ascii="Consolas" w:hAnsi="Consolas"/>
-          <w:color w:val="262626"/>
+          <w:color w:val="569CD6"/>
           <w:sz w:val="16"/>
         </w:rPr>
+        <w:t>public</w:t>
+      </w:r>
+      <w:r>
+        <w:rPr>
+          <w:rFonts w:ascii="Consolas" w:hAnsi="Consolas"/>
+          <w:color w:val="D4D4D4"/>
+          <w:sz w:val="16"/>
+        </w:rPr>
+        <w:t xml:space="preserve"> </w:t>
+      </w:r>
+      <w:r>
+        <w:rPr>
+          <w:rFonts w:ascii="Consolas" w:hAnsi="Consolas"/>
+          <w:color w:val="569CD6"/>
+          <w:sz w:val="16"/>
+        </w:rPr>
+        <w:t>function</w:t>
+      </w:r>
+      <w:r>
+        <w:rPr>
+          <w:rFonts w:ascii="Consolas" w:hAnsi="Consolas"/>
+          <w:color w:val="D4D4D4"/>
+          <w:sz w:val="16"/>
+        </w:rPr>
+        <w:t xml:space="preserve"> </w:t>
+      </w:r>
+      <w:r>
+        <w:rPr>
+          <w:rFonts w:ascii="Consolas" w:hAnsi="Consolas"/>
+          <w:color w:val="DCDCAA"/>
+          <w:sz w:val="16"/>
+        </w:rPr>
+        <w:t>broadcastOn</w:t>
+      </w:r>
+      <w:r>
+        <w:rPr>
+          <w:rFonts w:ascii="Consolas" w:hAnsi="Consolas"/>
+          <w:color w:val="D4D4D4"/>
+          <w:sz w:val="16"/>
+        </w:rPr>
+        <w:t xml:space="preserve">(): </w:t>
+      </w:r>
+      <w:r>
+        <w:rPr>
+          <w:rFonts w:ascii="Consolas" w:hAnsi="Consolas"/>
+          <w:color w:val="569CD6"/>
+          <w:sz w:val="16"/>
+        </w:rPr>
+        <w:t>array</w:t>
+      </w:r>
+      <w:r>
+        <w:rPr>
+          <w:rFonts w:ascii="Consolas" w:hAnsi="Consolas"/>
+          <w:color w:val="D4D4D4"/>
+          <w:sz w:val="16"/>
+        </w:rPr>
+        <w:br/>
+        <w:t xml:space="preserve">    {</w:t>
+        <w:br/>
+        <w:t xml:space="preserve">        </w:t>
+      </w:r>
+      <w:r>
+        <w:rPr>
+          <w:rFonts w:ascii="Consolas" w:hAnsi="Consolas"/>
+          <w:color w:val="569CD6"/>
+          <w:sz w:val="16"/>
+        </w:rPr>
+        <w:t>return</w:t>
+      </w:r>
+      <w:r>
+        <w:rPr>
+          <w:rFonts w:ascii="Consolas" w:hAnsi="Consolas"/>
+          <w:color w:val="D4D4D4"/>
+          <w:sz w:val="16"/>
+        </w:rPr>
+        <w:t xml:space="preserve"> [</w:t>
+      </w:r>
+      <w:r>
+        <w:rPr>
+          <w:rFonts w:ascii="Consolas" w:hAnsi="Consolas"/>
+          <w:color w:val="569CD6"/>
+          <w:sz w:val="16"/>
+        </w:rPr>
+        <w:t>new</w:t>
+      </w:r>
+      <w:r>
+        <w:rPr>
+          <w:rFonts w:ascii="Consolas" w:hAnsi="Consolas"/>
+          <w:color w:val="D4D4D4"/>
+          <w:sz w:val="16"/>
+        </w:rPr>
+        <w:t xml:space="preserve"> </w:t>
+      </w:r>
+      <w:r>
+        <w:rPr>
+          <w:rFonts w:ascii="Consolas" w:hAnsi="Consolas"/>
+          <w:color w:val="DCDCAA"/>
+          <w:sz w:val="16"/>
+        </w:rPr>
+        <w:t>PrivateChannel</w:t>
+      </w:r>
+      <w:r>
+        <w:rPr>
+          <w:rFonts w:ascii="Consolas" w:hAnsi="Consolas"/>
+          <w:color w:val="D4D4D4"/>
+          <w:sz w:val="16"/>
+        </w:rPr>
+        <w:t>(</w:t>
+        <w:br/>
+        <w:t xml:space="preserve">            </w:t>
+      </w:r>
+      <w:r>
+        <w:rPr>
+          <w:rFonts w:ascii="Consolas" w:hAnsi="Consolas"/>
+          <w:color w:val="CE9178"/>
+          <w:sz w:val="16"/>
+        </w:rPr>
+        <w:t>"tenant.{$this-&gt;tenantOrder-&gt;tenant_id}.kds"</w:t>
+      </w:r>
+      <w:r>
+        <w:rPr>
+          <w:rFonts w:ascii="Consolas" w:hAnsi="Consolas"/>
+          <w:color w:val="D4D4D4"/>
+          <w:sz w:val="16"/>
+        </w:rPr>
+        <w:br/>
+        <w:t xml:space="preserve">        )];</w:t>
+        <w:br/>
+        <w:t xml:space="preserve">    }</w:t>
+        <w:br/>
+        <w:br/>
         <w:t xml:space="preserve">    </w:t>
       </w:r>
       <w:r>
         <w:rPr>
           <w:rFonts w:ascii="Consolas" w:hAnsi="Consolas"/>
-          <w:b/>
-          <w:color w:val="000080"/>
+          <w:color w:val="569CD6"/>
           <w:sz w:val="16"/>
         </w:rPr>
-        <w:t xml:space="preserve">public</w:t>
+        <w:t>public</w:t>
       </w:r>
       <w:r>
         <w:rPr>
           <w:rFonts w:ascii="Consolas" w:hAnsi="Consolas"/>
-          <w:color w:val="262626"/>
+          <w:color w:val="D4D4D4"/>
           <w:sz w:val="16"/>
         </w:rPr>
         <w:t xml:space="preserve"> </w:t>
@@ -5250,16 +7103,15 @@
       <w:r>
         <w:rPr>
           <w:rFonts w:ascii="Consolas" w:hAnsi="Consolas"/>
-          <w:b/>
-          <w:color w:val="000080"/>
+          <w:color w:val="569CD6"/>
           <w:sz w:val="16"/>
         </w:rPr>
-        <w:t xml:space="preserve">function</w:t>
+        <w:t>function</w:t>
       </w:r>
       <w:r>
         <w:rPr>
           <w:rFonts w:ascii="Consolas" w:hAnsi="Consolas"/>
-          <w:color w:val="262626"/>
+          <w:color w:val="D4D4D4"/>
           <w:sz w:val="16"/>
         </w:rPr>
         <w:t xml:space="preserve"> </w:t>
@@ -5267,434 +7119,73 @@
       <w:r>
         <w:rPr>
           <w:rFonts w:ascii="Consolas" w:hAnsi="Consolas"/>
-          <w:color w:val="795E26"/>
+          <w:color w:val="DCDCAA"/>
           <w:sz w:val="16"/>
         </w:rPr>
-        <w:t xml:space="preserve">__construct</w:t>
+        <w:t>broadcastAs</w:t>
       </w:r>
       <w:r>
         <w:rPr>
           <w:rFonts w:ascii="Consolas" w:hAnsi="Consolas"/>
-          <w:color w:val="262626"/>
+          <w:color w:val="D4D4D4"/>
           <w:sz w:val="16"/>
         </w:rPr>
-        <w:t xml:space="preserve">(</w:t>
-      </w:r>
-      <w:r>
+        <w:t xml:space="preserve">(): </w:t>
+      </w:r>
+      <w:r>
+        <w:rPr>
+          <w:rFonts w:ascii="Consolas" w:hAnsi="Consolas"/>
+          <w:color w:val="569CD6"/>
+          <w:sz w:val="16"/>
+        </w:rPr>
+        <w:t>string</w:t>
+      </w:r>
+      <w:r>
+        <w:rPr>
+          <w:rFonts w:ascii="Consolas" w:hAnsi="Consolas"/>
+          <w:color w:val="D4D4D4"/>
+          <w:sz w:val="16"/>
+        </w:rPr>
         <w:br/>
+        <w:t xml:space="preserve">    {</w:t>
+        <w:br/>
+        <w:t xml:space="preserve">        </w:t>
       </w:r>
       <w:r>
         <w:rPr>
           <w:rFonts w:ascii="Consolas" w:hAnsi="Consolas"/>
-          <w:color w:val="262626"/>
+          <w:color w:val="569CD6"/>
           <w:sz w:val="16"/>
         </w:rPr>
-        <w:t xml:space="preserve">        </w:t>
+        <w:t>return</w:t>
       </w:r>
       <w:r>
         <w:rPr>
           <w:rFonts w:ascii="Consolas" w:hAnsi="Consolas"/>
-          <w:b/>
-          <w:color w:val="000080"/>
+          <w:color w:val="D4D4D4"/>
           <w:sz w:val="16"/>
         </w:rPr>
-        <w:t xml:space="preserve">public</w:t>
+        <w:t xml:space="preserve"> </w:t>
       </w:r>
       <w:r>
         <w:rPr>
           <w:rFonts w:ascii="Consolas" w:hAnsi="Consolas"/>
-          <w:color w:val="262626"/>
+          <w:color w:val="CE9178"/>
           <w:sz w:val="16"/>
         </w:rPr>
-        <w:t xml:space="preserve"> </w:t>
+        <w:t>'tenant-order.updated'</w:t>
       </w:r>
       <w:r>
         <w:rPr>
           <w:rFonts w:ascii="Consolas" w:hAnsi="Consolas"/>
-          <w:b/>
-          <w:color w:val="000080"/>
+          <w:color w:val="D4D4D4"/>
           <w:sz w:val="16"/>
         </w:rPr>
-        <w:t xml:space="preserve">readonly</w:t>
-      </w:r>
-      <w:r>
-        <w:rPr>
-          <w:rFonts w:ascii="Consolas" w:hAnsi="Consolas"/>
-          <w:color w:val="262626"/>
-          <w:sz w:val="16"/>
-        </w:rPr>
-        <w:t xml:space="preserve"> </w:t>
-      </w:r>
-      <w:r>
-        <w:rPr>
-          <w:rFonts w:ascii="Consolas" w:hAnsi="Consolas"/>
-          <w:color w:val="267F99"/>
-          <w:sz w:val="16"/>
-        </w:rPr>
-        <w:t xml:space="preserve">TenantOrder</w:t>
-      </w:r>
-      <w:r>
-        <w:rPr>
-          <w:rFonts w:ascii="Consolas" w:hAnsi="Consolas"/>
-          <w:color w:val="262626"/>
-          <w:sz w:val="16"/>
-        </w:rPr>
-        <w:t xml:space="preserve"> </w:t>
-      </w:r>
-      <w:r>
-        <w:rPr>
-          <w:rFonts w:ascii="Consolas" w:hAnsi="Consolas"/>
-          <w:color w:val="660E7A"/>
-          <w:sz w:val="16"/>
-        </w:rPr>
-        <w:t xml:space="preserve">$tenantOrder</w:t>
-      </w:r>
-      <w:r>
+        <w:t>;</w:t>
         <w:br/>
-      </w:r>
-      <w:r>
-        <w:rPr>
-          <w:rFonts w:ascii="Consolas" w:hAnsi="Consolas"/>
-          <w:color w:val="262626"/>
-          <w:sz w:val="16"/>
-        </w:rPr>
-        <w:t xml:space="preserve">    ) {}</w:t>
-      </w:r>
-      <w:r>
+        <w:t xml:space="preserve">    }</w:t>
         <w:br/>
-      </w:r>
-      <w:r>
-        <w:br/>
-      </w:r>
-      <w:r>
-        <w:rPr>
-          <w:rFonts w:ascii="Consolas" w:hAnsi="Consolas"/>
-          <w:color w:val="262626"/>
-          <w:sz w:val="16"/>
-        </w:rPr>
-        <w:t xml:space="preserve">    </w:t>
-      </w:r>
-      <w:r>
-        <w:rPr>
-          <w:rFonts w:ascii="Consolas" w:hAnsi="Consolas"/>
-          <w:b/>
-          <w:color w:val="000080"/>
-          <w:sz w:val="16"/>
-        </w:rPr>
-        <w:t xml:space="preserve">public</w:t>
-      </w:r>
-      <w:r>
-        <w:rPr>
-          <w:rFonts w:ascii="Consolas" w:hAnsi="Consolas"/>
-          <w:color w:val="262626"/>
-          <w:sz w:val="16"/>
-        </w:rPr>
-        <w:t xml:space="preserve"> </w:t>
-      </w:r>
-      <w:r>
-        <w:rPr>
-          <w:rFonts w:ascii="Consolas" w:hAnsi="Consolas"/>
-          <w:b/>
-          <w:color w:val="000080"/>
-          <w:sz w:val="16"/>
-        </w:rPr>
-        <w:t xml:space="preserve">function</w:t>
-      </w:r>
-      <w:r>
-        <w:rPr>
-          <w:rFonts w:ascii="Consolas" w:hAnsi="Consolas"/>
-          <w:color w:val="262626"/>
-          <w:sz w:val="16"/>
-        </w:rPr>
-        <w:t xml:space="preserve"> </w:t>
-      </w:r>
-      <w:r>
-        <w:rPr>
-          <w:rFonts w:ascii="Consolas" w:hAnsi="Consolas"/>
-          <w:color w:val="795E26"/>
-          <w:sz w:val="16"/>
-        </w:rPr>
-        <w:t xml:space="preserve">broadcastOn</w:t>
-      </w:r>
-      <w:r>
-        <w:rPr>
-          <w:rFonts w:ascii="Consolas" w:hAnsi="Consolas"/>
-          <w:color w:val="262626"/>
-          <w:sz w:val="16"/>
-        </w:rPr>
-        <w:t xml:space="preserve">(): </w:t>
-      </w:r>
-      <w:r>
-        <w:rPr>
-          <w:rFonts w:ascii="Consolas" w:hAnsi="Consolas"/>
-          <w:b/>
-          <w:color w:val="000080"/>
-          <w:sz w:val="16"/>
-        </w:rPr>
-        <w:t xml:space="preserve">array</w:t>
-      </w:r>
-      <w:r>
-        <w:br/>
-      </w:r>
-      <w:r>
-        <w:rPr>
-          <w:rFonts w:ascii="Consolas" w:hAnsi="Consolas"/>
-          <w:color w:val="262626"/>
-          <w:sz w:val="16"/>
-        </w:rPr>
-        <w:t xml:space="preserve">    {</w:t>
-      </w:r>
-      <w:r>
-        <w:br/>
-      </w:r>
-      <w:r>
-        <w:rPr>
-          <w:rFonts w:ascii="Consolas" w:hAnsi="Consolas"/>
-          <w:color w:val="262626"/>
-          <w:sz w:val="16"/>
-        </w:rPr>
-        <w:t xml:space="preserve">        </w:t>
-      </w:r>
-      <w:r>
-        <w:rPr>
-          <w:rFonts w:ascii="Consolas" w:hAnsi="Consolas"/>
-          <w:b/>
-          <w:color w:val="000080"/>
-          <w:sz w:val="16"/>
-        </w:rPr>
-        <w:t xml:space="preserve">return</w:t>
-      </w:r>
-      <w:r>
-        <w:rPr>
-          <w:rFonts w:ascii="Consolas" w:hAnsi="Consolas"/>
-          <w:color w:val="262626"/>
-          <w:sz w:val="16"/>
-        </w:rPr>
-        <w:t xml:space="preserve"> [</w:t>
-      </w:r>
-      <w:r>
-        <w:rPr>
-          <w:rFonts w:ascii="Consolas" w:hAnsi="Consolas"/>
-          <w:b/>
-          <w:color w:val="000080"/>
-          <w:sz w:val="16"/>
-        </w:rPr>
-        <w:t xml:space="preserve">new</w:t>
-      </w:r>
-      <w:r>
-        <w:rPr>
-          <w:rFonts w:ascii="Consolas" w:hAnsi="Consolas"/>
-          <w:color w:val="262626"/>
-          <w:sz w:val="16"/>
-        </w:rPr>
-        <w:t xml:space="preserve"> </w:t>
-      </w:r>
-      <w:r>
-        <w:rPr>
-          <w:rFonts w:ascii="Consolas" w:hAnsi="Consolas"/>
-          <w:color w:val="795E26"/>
-          <w:sz w:val="16"/>
-        </w:rPr>
-        <w:t xml:space="preserve">PrivateChannel</w:t>
-      </w:r>
-      <w:r>
-        <w:rPr>
-          <w:rFonts w:ascii="Consolas" w:hAnsi="Consolas"/>
-          <w:color w:val="262626"/>
-          <w:sz w:val="16"/>
-        </w:rPr>
-        <w:t xml:space="preserve">(</w:t>
-      </w:r>
-      <w:r>
-        <w:br/>
-      </w:r>
-      <w:r>
-        <w:rPr>
-          <w:rFonts w:ascii="Consolas" w:hAnsi="Consolas"/>
-          <w:color w:val="262626"/>
-          <w:sz w:val="16"/>
-        </w:rPr>
-        <w:t xml:space="preserve">            </w:t>
-      </w:r>
-      <w:r>
-        <w:rPr>
-          <w:rFonts w:ascii="Consolas" w:hAnsi="Consolas"/>
-          <w:color w:val="00733B"/>
-          <w:sz w:val="16"/>
-        </w:rPr>
-        <w:t xml:space="preserve">"tenant.{$this-&gt;tenantOrder-&gt;tenant_id}.kds"</w:t>
-      </w:r>
-      <w:r>
-        <w:br/>
-      </w:r>
-      <w:r>
-        <w:rPr>
-          <w:rFonts w:ascii="Consolas" w:hAnsi="Consolas"/>
-          <w:color w:val="262626"/>
-          <w:sz w:val="16"/>
-        </w:rPr>
-        <w:t xml:space="preserve">        )];</w:t>
-      </w:r>
-      <w:r>
-        <w:br/>
-      </w:r>
-      <w:r>
-        <w:rPr>
-          <w:rFonts w:ascii="Consolas" w:hAnsi="Consolas"/>
-          <w:color w:val="262626"/>
-          <w:sz w:val="16"/>
-        </w:rPr>
-        <w:t xml:space="preserve">    }</w:t>
-      </w:r>
-      <w:r>
-        <w:br/>
-      </w:r>
-      <w:r>
-        <w:br/>
-      </w:r>
-      <w:r>
-        <w:rPr>
-          <w:rFonts w:ascii="Consolas" w:hAnsi="Consolas"/>
-          <w:color w:val="262626"/>
-          <w:sz w:val="16"/>
-        </w:rPr>
-        <w:t xml:space="preserve">    </w:t>
-      </w:r>
-      <w:r>
-        <w:rPr>
-          <w:rFonts w:ascii="Consolas" w:hAnsi="Consolas"/>
-          <w:b/>
-          <w:color w:val="000080"/>
-          <w:sz w:val="16"/>
-        </w:rPr>
-        <w:t xml:space="preserve">public</w:t>
-      </w:r>
-      <w:r>
-        <w:rPr>
-          <w:rFonts w:ascii="Consolas" w:hAnsi="Consolas"/>
-          <w:color w:val="262626"/>
-          <w:sz w:val="16"/>
-        </w:rPr>
-        <w:t xml:space="preserve"> </w:t>
-      </w:r>
-      <w:r>
-        <w:rPr>
-          <w:rFonts w:ascii="Consolas" w:hAnsi="Consolas"/>
-          <w:b/>
-          <w:color w:val="000080"/>
-          <w:sz w:val="16"/>
-        </w:rPr>
-        <w:t xml:space="preserve">function</w:t>
-      </w:r>
-      <w:r>
-        <w:rPr>
-          <w:rFonts w:ascii="Consolas" w:hAnsi="Consolas"/>
-          <w:color w:val="262626"/>
-          <w:sz w:val="16"/>
-        </w:rPr>
-        <w:t xml:space="preserve"> </w:t>
-      </w:r>
-      <w:r>
-        <w:rPr>
-          <w:rFonts w:ascii="Consolas" w:hAnsi="Consolas"/>
-          <w:color w:val="795E26"/>
-          <w:sz w:val="16"/>
-        </w:rPr>
-        <w:t xml:space="preserve">broadcastAs</w:t>
-      </w:r>
-      <w:r>
-        <w:rPr>
-          <w:rFonts w:ascii="Consolas" w:hAnsi="Consolas"/>
-          <w:color w:val="262626"/>
-          <w:sz w:val="16"/>
-        </w:rPr>
-        <w:t xml:space="preserve">(): </w:t>
-      </w:r>
-      <w:r>
-        <w:rPr>
-          <w:rFonts w:ascii="Consolas" w:hAnsi="Consolas"/>
-          <w:b/>
-          <w:color w:val="000080"/>
-          <w:sz w:val="16"/>
-        </w:rPr>
-        <w:t xml:space="preserve">string</w:t>
-      </w:r>
-      <w:r>
-        <w:br/>
-      </w:r>
-      <w:r>
-        <w:rPr>
-          <w:rFonts w:ascii="Consolas" w:hAnsi="Consolas"/>
-          <w:color w:val="262626"/>
-          <w:sz w:val="16"/>
-        </w:rPr>
-        <w:t xml:space="preserve">    {</w:t>
-      </w:r>
-      <w:r>
-        <w:br/>
-      </w:r>
-      <w:r>
-        <w:rPr>
-          <w:rFonts w:ascii="Consolas" w:hAnsi="Consolas"/>
-          <w:color w:val="262626"/>
-          <w:sz w:val="16"/>
-        </w:rPr>
-        <w:t xml:space="preserve">        </w:t>
-      </w:r>
-      <w:r>
-        <w:rPr>
-          <w:rFonts w:ascii="Consolas" w:hAnsi="Consolas"/>
-          <w:b/>
-          <w:color w:val="000080"/>
-          <w:sz w:val="16"/>
-        </w:rPr>
-        <w:t xml:space="preserve">return</w:t>
-      </w:r>
-      <w:r>
-        <w:rPr>
-          <w:rFonts w:ascii="Consolas" w:hAnsi="Consolas"/>
-          <w:color w:val="262626"/>
-          <w:sz w:val="16"/>
-        </w:rPr>
-        <w:t xml:space="preserve"> </w:t>
-      </w:r>
-      <w:r>
-        <w:rPr>
-          <w:rFonts w:ascii="Consolas" w:hAnsi="Consolas"/>
-          <w:color w:val="00733B"/>
-          <w:sz w:val="16"/>
-        </w:rPr>
-        <w:t xml:space="preserve">'tenant-order.updated'</w:t>
-      </w:r>
-      <w:r>
-        <w:rPr>
-          <w:rFonts w:ascii="Consolas" w:hAnsi="Consolas"/>
-          <w:color w:val="262626"/>
-          <w:sz w:val="16"/>
-        </w:rPr>
-        <w:t xml:space="preserve">;</w:t>
-      </w:r>
-      <w:r>
-        <w:br/>
-      </w:r>
-      <w:r>
-        <w:rPr>
-          <w:rFonts w:ascii="Consolas" w:hAnsi="Consolas"/>
-          <w:color w:val="262626"/>
-          <w:sz w:val="16"/>
-        </w:rPr>
-        <w:t xml:space="preserve">    }</w:t>
-      </w:r>
-      <w:r>
-        <w:br/>
-      </w:r>
-      <w:r>
-        <w:rPr>
-          <w:rFonts w:ascii="Consolas" w:hAnsi="Consolas"/>
-          <w:color w:val="262626"/>
-          <w:sz w:val="16"/>
-        </w:rPr>
-        <w:t xml:space="preserve">}</w:t>
+        <w:t>}</w:t>
       </w:r>
     </w:p>
     <w:p>
@@ -18724,7 +20215,7 @@
     </w:pPr>
     <w:rPr>
       <w:rFonts w:ascii="Consolas" w:hAnsi="Consolas"/>
-      <w:color w:val="262626"/>
+      <w:color w:val="D4D4D4"/>
       <w:sz w:val="16"/>
     </w:rPr>
   </w:style>
@@ -18836,7 +20327,7 @@
     <w:rPr>
       <w:rFonts w:ascii="Consolas" w:hAnsi="Consolas"/>
       <w:b/>
-      <w:color w:val="262626"/>
+      <w:color w:val="FFFFFF"/>
       <w:sz w:val="16"/>
     </w:rPr>
   </w:style>

--- a/modul_praktikum/Pertemuan_12_Kitchen_Display_System_Realtime_Status_dan_Notifikasi.docx
+++ b/modul_praktikum/Pertemuan_12_Kitchen_Display_System_Realtime_Status_dan_Notifikasi.docx
@@ -994,1715 +994,1325 @@
     <w:p>
       <w:pPr>
         <w:pStyle w:val="CodeHeader"/>
-        <w:shd w:fill="2D2D30"/>
         <w:keepNext/>
         <w:pBdr>
-          <w:left w:val="single" w:sz="4" w:space="8" w:color="2D2D30"/>
+          <w:left w:val="single" w:sz="12" w:space="8" w:color="B8DDE0"/>
         </w:pBdr>
+        <w:shd w:val="clear" w:color="auto" w:fill="E4EAED"/>
       </w:pPr>
       <w:r>
-        <w:t>LANDASAN TEKNIS — app/Events/TenantOrderUpdated.php   •   PHP</w:t>
+        <w:rPr>
+          <w:rFonts w:ascii="Consolas" w:hAnsi="Consolas"/>
+          <w:b/>
+          <w:color w:val="262626"/>
+          <w:sz w:val="16"/>
+        </w:rPr>
+        <w:t xml:space="preserve">LANDASAN TEKNIS — app/Events/TenantOrderUpdated.php   •   PHP</w:t>
       </w:r>
     </w:p>
     <w:p>
       <w:pPr>
         <w:pStyle w:val="CodeBlock"/>
-        <w:shd w:fill="1E1E1E"/>
         <w:keepLines/>
         <w:pBdr>
-          <w:left w:val="single" w:sz="4" w:space="8" w:color="1E1E1E"/>
+          <w:left w:val="single" w:sz="12" w:space="8" w:color="B8DDE0"/>
         </w:pBdr>
+        <w:shd w:val="clear" w:color="auto" w:fill="F2F3F7"/>
       </w:pPr>
       <w:r>
         <w:rPr>
-          <w:rFonts w:ascii="Consolas" w:hAnsi="Consolas" w:eastAsia="Consolas"/>
-          <w:color w:val="569CD6"/>
+          <w:rFonts w:ascii="Consolas" w:hAnsi="Consolas"/>
+          <w:b/>
+          <w:color w:val="000080"/>
           <w:sz w:val="16"/>
         </w:rPr>
-        <w:t>final</w:t>
-      </w:r>
-      <w:r>
-        <w:rPr>
-          <w:rFonts w:ascii="Consolas" w:hAnsi="Consolas" w:eastAsia="Consolas"/>
-          <w:color w:val="D4D4D4"/>
+        <w:t xml:space="preserve">final</w:t>
+      </w:r>
+      <w:r>
+        <w:rPr>
+          <w:rFonts w:ascii="Consolas" w:hAnsi="Consolas"/>
+          <w:color w:val="262626"/>
           <w:sz w:val="16"/>
         </w:rPr>
         <w:t xml:space="preserve"> </w:t>
       </w:r>
       <w:r>
         <w:rPr>
-          <w:rFonts w:ascii="Consolas" w:hAnsi="Consolas" w:eastAsia="Consolas"/>
-          <w:color w:val="569CD6"/>
+          <w:rFonts w:ascii="Consolas" w:hAnsi="Consolas"/>
+          <w:b/>
+          <w:color w:val="000080"/>
           <w:sz w:val="16"/>
         </w:rPr>
-        <w:t>class</w:t>
-      </w:r>
-      <w:r>
-        <w:rPr>
-          <w:rFonts w:ascii="Consolas" w:hAnsi="Consolas" w:eastAsia="Consolas"/>
-          <w:color w:val="D4D4D4"/>
+        <w:t xml:space="preserve">class</w:t>
+      </w:r>
+      <w:r>
+        <w:rPr>
+          <w:rFonts w:ascii="Consolas" w:hAnsi="Consolas"/>
+          <w:color w:val="262626"/>
           <w:sz w:val="16"/>
         </w:rPr>
         <w:t xml:space="preserve"> </w:t>
       </w:r>
       <w:r>
         <w:rPr>
-          <w:rFonts w:ascii="Consolas" w:hAnsi="Consolas" w:eastAsia="Consolas"/>
-          <w:color w:val="4EC9B0"/>
+          <w:rFonts w:ascii="Consolas" w:hAnsi="Consolas"/>
+          <w:color w:val="267F99"/>
           <w:sz w:val="16"/>
         </w:rPr>
-        <w:t>TenantOrderUpdated</w:t>
-      </w:r>
-      <w:r>
-        <w:rPr>
-          <w:rFonts w:ascii="Consolas" w:hAnsi="Consolas" w:eastAsia="Consolas"/>
-          <w:color w:val="D4D4D4"/>
+        <w:t xml:space="preserve">TenantOrderUpdated</w:t>
+      </w:r>
+      <w:r>
+        <w:br/>
+      </w:r>
+      <w:r>
+        <w:rPr>
+          <w:rFonts w:ascii="Consolas" w:hAnsi="Consolas"/>
+          <w:color w:val="262626"/>
           <w:sz w:val="16"/>
         </w:rPr>
+        <w:t xml:space="preserve">    </w:t>
+      </w:r>
+      <w:r>
+        <w:rPr>
+          <w:rFonts w:ascii="Consolas" w:hAnsi="Consolas"/>
+          <w:b/>
+          <w:color w:val="000080"/>
+          <w:sz w:val="16"/>
+        </w:rPr>
+        <w:t xml:space="preserve">implements</w:t>
+      </w:r>
+      <w:r>
+        <w:rPr>
+          <w:rFonts w:ascii="Consolas" w:hAnsi="Consolas"/>
+          <w:color w:val="262626"/>
+          <w:sz w:val="16"/>
+        </w:rPr>
+        <w:t xml:space="preserve"> </w:t>
+      </w:r>
+      <w:r>
+        <w:rPr>
+          <w:rFonts w:ascii="Consolas" w:hAnsi="Consolas"/>
+          <w:color w:val="267F99"/>
+          <w:sz w:val="16"/>
+        </w:rPr>
+        <w:t xml:space="preserve">ShouldBroadcast</w:t>
+      </w:r>
+      <w:r>
+        <w:rPr>
+          <w:rFonts w:ascii="Consolas" w:hAnsi="Consolas"/>
+          <w:color w:val="262626"/>
+          <w:sz w:val="16"/>
+        </w:rPr>
+        <w:t xml:space="preserve">, </w:t>
+      </w:r>
+      <w:r>
+        <w:rPr>
+          <w:rFonts w:ascii="Consolas" w:hAnsi="Consolas"/>
+          <w:color w:val="267F99"/>
+          <w:sz w:val="16"/>
+        </w:rPr>
+        <w:t xml:space="preserve">ShouldDispatchAfterCommit</w:t>
+      </w:r>
+      <w:r>
         <w:br/>
+      </w:r>
+      <w:r>
+        <w:rPr>
+          <w:rFonts w:ascii="Consolas" w:hAnsi="Consolas"/>
+          <w:color w:val="262626"/>
+          <w:sz w:val="16"/>
+        </w:rPr>
+        <w:t xml:space="preserve">{</w:t>
+      </w:r>
+      <w:r>
+        <w:br/>
+      </w:r>
+      <w:r>
+        <w:rPr>
+          <w:rFonts w:ascii="Consolas" w:hAnsi="Consolas"/>
+          <w:color w:val="262626"/>
+          <w:sz w:val="16"/>
+        </w:rPr>
         <w:t xml:space="preserve">    </w:t>
       </w:r>
       <w:r>
         <w:rPr>
-          <w:rFonts w:ascii="Consolas" w:hAnsi="Consolas" w:eastAsia="Consolas"/>
-          <w:color w:val="569CD6"/>
+          <w:rFonts w:ascii="Consolas" w:hAnsi="Consolas"/>
+          <w:b/>
+          <w:color w:val="000080"/>
           <w:sz w:val="16"/>
         </w:rPr>
-        <w:t>implements</w:t>
-      </w:r>
-      <w:r>
-        <w:rPr>
-          <w:rFonts w:ascii="Consolas" w:hAnsi="Consolas" w:eastAsia="Consolas"/>
-          <w:color w:val="D4D4D4"/>
+        <w:t xml:space="preserve">public</w:t>
+      </w:r>
+      <w:r>
+        <w:rPr>
+          <w:rFonts w:ascii="Consolas" w:hAnsi="Consolas"/>
+          <w:color w:val="262626"/>
           <w:sz w:val="16"/>
         </w:rPr>
         <w:t xml:space="preserve"> </w:t>
       </w:r>
       <w:r>
         <w:rPr>
-          <w:rFonts w:ascii="Consolas" w:hAnsi="Consolas" w:eastAsia="Consolas"/>
-          <w:color w:val="4EC9B0"/>
+          <w:rFonts w:ascii="Consolas" w:hAnsi="Consolas"/>
+          <w:b/>
+          <w:color w:val="000080"/>
           <w:sz w:val="16"/>
         </w:rPr>
-        <w:t>ShouldBroadcast</w:t>
-      </w:r>
-      <w:r>
-        <w:rPr>
-          <w:rFonts w:ascii="Consolas" w:hAnsi="Consolas" w:eastAsia="Consolas"/>
-          <w:color w:val="D4D4D4"/>
+        <w:t xml:space="preserve">function</w:t>
+      </w:r>
+      <w:r>
+        <w:rPr>
+          <w:rFonts w:ascii="Consolas" w:hAnsi="Consolas"/>
+          <w:color w:val="262626"/>
           <w:sz w:val="16"/>
         </w:rPr>
-        <w:t>,</w:t>
-      </w:r>
-      <w:r>
-        <w:rPr>
-          <w:rFonts w:ascii="Consolas" w:hAnsi="Consolas" w:eastAsia="Consolas"/>
-          <w:color w:val="D4D4D4"/>
+        <w:t xml:space="preserve"> </w:t>
+      </w:r>
+      <w:r>
+        <w:rPr>
+          <w:rFonts w:ascii="Consolas" w:hAnsi="Consolas"/>
+          <w:color w:val="795E26"/>
           <w:sz w:val="16"/>
         </w:rPr>
+        <w:t xml:space="preserve">__construct</w:t>
+      </w:r>
+      <w:r>
+        <w:rPr>
+          <w:rFonts w:ascii="Consolas" w:hAnsi="Consolas"/>
+          <w:color w:val="262626"/>
+          <w:sz w:val="16"/>
+        </w:rPr>
+        <w:t xml:space="preserve">(</w:t>
+      </w:r>
+      <w:r>
+        <w:br/>
+      </w:r>
+      <w:r>
+        <w:rPr>
+          <w:rFonts w:ascii="Consolas" w:hAnsi="Consolas"/>
+          <w:color w:val="262626"/>
+          <w:sz w:val="16"/>
+        </w:rPr>
+        <w:t xml:space="preserve">        </w:t>
+      </w:r>
+      <w:r>
+        <w:rPr>
+          <w:rFonts w:ascii="Consolas" w:hAnsi="Consolas"/>
+          <w:b/>
+          <w:color w:val="000080"/>
+          <w:sz w:val="16"/>
+        </w:rPr>
+        <w:t xml:space="preserve">public</w:t>
+      </w:r>
+      <w:r>
+        <w:rPr>
+          <w:rFonts w:ascii="Consolas" w:hAnsi="Consolas"/>
+          <w:color w:val="262626"/>
+          <w:sz w:val="16"/>
+        </w:rPr>
         <w:t xml:space="preserve"> </w:t>
       </w:r>
       <w:r>
         <w:rPr>
-          <w:rFonts w:ascii="Consolas" w:hAnsi="Consolas" w:eastAsia="Consolas"/>
-          <w:color w:val="4EC9B0"/>
+          <w:rFonts w:ascii="Consolas" w:hAnsi="Consolas"/>
+          <w:b/>
+          <w:color w:val="000080"/>
           <w:sz w:val="16"/>
         </w:rPr>
-        <w:t>ShouldDispatchAfterCommit</w:t>
-      </w:r>
-      <w:r>
-        <w:rPr>
-          <w:rFonts w:ascii="Consolas" w:hAnsi="Consolas" w:eastAsia="Consolas"/>
-          <w:color w:val="D4D4D4"/>
+        <w:t xml:space="preserve">readonly</w:t>
+      </w:r>
+      <w:r>
+        <w:rPr>
+          <w:rFonts w:ascii="Consolas" w:hAnsi="Consolas"/>
+          <w:color w:val="262626"/>
           <w:sz w:val="16"/>
         </w:rPr>
+        <w:t xml:space="preserve"> </w:t>
+      </w:r>
+      <w:r>
+        <w:rPr>
+          <w:rFonts w:ascii="Consolas" w:hAnsi="Consolas"/>
+          <w:color w:val="267F99"/>
+          <w:sz w:val="16"/>
+        </w:rPr>
+        <w:t xml:space="preserve">TenantOrder</w:t>
+      </w:r>
+      <w:r>
+        <w:rPr>
+          <w:rFonts w:ascii="Consolas" w:hAnsi="Consolas"/>
+          <w:color w:val="262626"/>
+          <w:sz w:val="16"/>
+        </w:rPr>
+        <w:t xml:space="preserve"> </w:t>
+      </w:r>
+      <w:r>
+        <w:rPr>
+          <w:rFonts w:ascii="Consolas" w:hAnsi="Consolas"/>
+          <w:color w:val="660E7A"/>
+          <w:sz w:val="16"/>
+        </w:rPr>
+        <w:t xml:space="preserve">$tenantOrder</w:t>
+      </w:r>
+      <w:r>
+        <w:rPr>
+          <w:rFonts w:ascii="Consolas" w:hAnsi="Consolas"/>
+          <w:color w:val="262626"/>
+          <w:sz w:val="16"/>
+        </w:rPr>
+        <w:t xml:space="preserve">,</w:t>
+      </w:r>
+      <w:r>
         <w:br/>
       </w:r>
       <w:r>
         <w:rPr>
-          <w:rFonts w:ascii="Consolas" w:hAnsi="Consolas" w:eastAsia="Consolas"/>
-          <w:color w:val="D4D4D4"/>
+          <w:rFonts w:ascii="Consolas" w:hAnsi="Consolas"/>
+          <w:color w:val="262626"/>
           <w:sz w:val="16"/>
         </w:rPr>
-        <w:t>{</w:t>
-      </w:r>
-      <w:r>
-        <w:rPr>
-          <w:rFonts w:ascii="Consolas" w:hAnsi="Consolas" w:eastAsia="Consolas"/>
-          <w:color w:val="D4D4D4"/>
+        <w:t xml:space="preserve">    ) {}</w:t>
+      </w:r>
+      <w:r>
+        <w:br/>
+      </w:r>
+      <w:r>
+        <w:br/>
+      </w:r>
+      <w:r>
+        <w:rPr>
+          <w:rFonts w:ascii="Consolas" w:hAnsi="Consolas"/>
+          <w:color w:val="262626"/>
           <w:sz w:val="16"/>
         </w:rPr>
+        <w:t xml:space="preserve">    </w:t>
+      </w:r>
+      <w:r>
+        <w:rPr>
+          <w:rFonts w:ascii="Consolas" w:hAnsi="Consolas"/>
+          <w:b/>
+          <w:color w:val="000080"/>
+          <w:sz w:val="16"/>
+        </w:rPr>
+        <w:t xml:space="preserve">public</w:t>
+      </w:r>
+      <w:r>
+        <w:rPr>
+          <w:rFonts w:ascii="Consolas" w:hAnsi="Consolas"/>
+          <w:color w:val="262626"/>
+          <w:sz w:val="16"/>
+        </w:rPr>
+        <w:t xml:space="preserve"> </w:t>
+      </w:r>
+      <w:r>
+        <w:rPr>
+          <w:rFonts w:ascii="Consolas" w:hAnsi="Consolas"/>
+          <w:b/>
+          <w:color w:val="000080"/>
+          <w:sz w:val="16"/>
+        </w:rPr>
+        <w:t xml:space="preserve">function</w:t>
+      </w:r>
+      <w:r>
+        <w:rPr>
+          <w:rFonts w:ascii="Consolas" w:hAnsi="Consolas"/>
+          <w:color w:val="262626"/>
+          <w:sz w:val="16"/>
+        </w:rPr>
+        <w:t xml:space="preserve"> </w:t>
+      </w:r>
+      <w:r>
+        <w:rPr>
+          <w:rFonts w:ascii="Consolas" w:hAnsi="Consolas"/>
+          <w:color w:val="795E26"/>
+          <w:sz w:val="16"/>
+        </w:rPr>
+        <w:t xml:space="preserve">broadcastOn</w:t>
+      </w:r>
+      <w:r>
+        <w:rPr>
+          <w:rFonts w:ascii="Consolas" w:hAnsi="Consolas"/>
+          <w:color w:val="262626"/>
+          <w:sz w:val="16"/>
+        </w:rPr>
+        <w:t xml:space="preserve">(): </w:t>
+      </w:r>
+      <w:r>
+        <w:rPr>
+          <w:rFonts w:ascii="Consolas" w:hAnsi="Consolas"/>
+          <w:b/>
+          <w:color w:val="000080"/>
+          <w:sz w:val="16"/>
+        </w:rPr>
+        <w:t xml:space="preserve">array</w:t>
+      </w:r>
+      <w:r>
         <w:br/>
+      </w:r>
+      <w:r>
+        <w:rPr>
+          <w:rFonts w:ascii="Consolas" w:hAnsi="Consolas"/>
+          <w:color w:val="262626"/>
+          <w:sz w:val="16"/>
+        </w:rPr>
+        <w:t xml:space="preserve">    {</w:t>
+      </w:r>
+      <w:r>
+        <w:br/>
+      </w:r>
+      <w:r>
+        <w:rPr>
+          <w:rFonts w:ascii="Consolas" w:hAnsi="Consolas"/>
+          <w:color w:val="262626"/>
+          <w:sz w:val="16"/>
+        </w:rPr>
+        <w:t xml:space="preserve">        </w:t>
+      </w:r>
+      <w:r>
+        <w:rPr>
+          <w:rFonts w:ascii="Consolas" w:hAnsi="Consolas"/>
+          <w:b/>
+          <w:color w:val="000080"/>
+          <w:sz w:val="16"/>
+        </w:rPr>
+        <w:t xml:space="preserve">return</w:t>
+      </w:r>
+      <w:r>
+        <w:rPr>
+          <w:rFonts w:ascii="Consolas" w:hAnsi="Consolas"/>
+          <w:color w:val="262626"/>
+          <w:sz w:val="16"/>
+        </w:rPr>
+        <w:t xml:space="preserve"> [</w:t>
+      </w:r>
+      <w:r>
+        <w:rPr>
+          <w:rFonts w:ascii="Consolas" w:hAnsi="Consolas"/>
+          <w:b/>
+          <w:color w:val="000080"/>
+          <w:sz w:val="16"/>
+        </w:rPr>
+        <w:t xml:space="preserve">new</w:t>
+      </w:r>
+      <w:r>
+        <w:rPr>
+          <w:rFonts w:ascii="Consolas" w:hAnsi="Consolas"/>
+          <w:color w:val="262626"/>
+          <w:sz w:val="16"/>
+        </w:rPr>
+        <w:t xml:space="preserve"> </w:t>
+      </w:r>
+      <w:r>
+        <w:rPr>
+          <w:rFonts w:ascii="Consolas" w:hAnsi="Consolas"/>
+          <w:color w:val="795E26"/>
+          <w:sz w:val="16"/>
+        </w:rPr>
+        <w:t xml:space="preserve">PrivateChannel</w:t>
+      </w:r>
+      <w:r>
+        <w:rPr>
+          <w:rFonts w:ascii="Consolas" w:hAnsi="Consolas"/>
+          <w:color w:val="262626"/>
+          <w:sz w:val="16"/>
+        </w:rPr>
+        <w:t xml:space="preserve">(</w:t>
+      </w:r>
+      <w:r>
+        <w:br/>
+      </w:r>
+      <w:r>
+        <w:rPr>
+          <w:rFonts w:ascii="Consolas" w:hAnsi="Consolas"/>
+          <w:color w:val="262626"/>
+          <w:sz w:val="16"/>
+        </w:rPr>
+        <w:t xml:space="preserve">            </w:t>
+      </w:r>
+      <w:r>
+        <w:rPr>
+          <w:rFonts w:ascii="Consolas" w:hAnsi="Consolas"/>
+          <w:color w:val="00733B"/>
+          <w:sz w:val="16"/>
+        </w:rPr>
+        <w:t xml:space="preserve">"tenant.{$this-&gt;tenantOrder-&gt;tenant_id}.kds"</w:t>
+      </w:r>
+      <w:r>
+        <w:br/>
+      </w:r>
+      <w:r>
+        <w:rPr>
+          <w:rFonts w:ascii="Consolas" w:hAnsi="Consolas"/>
+          <w:color w:val="262626"/>
+          <w:sz w:val="16"/>
+        </w:rPr>
+        <w:t xml:space="preserve">        )];</w:t>
+      </w:r>
+      <w:r>
+        <w:br/>
+      </w:r>
+      <w:r>
+        <w:rPr>
+          <w:rFonts w:ascii="Consolas" w:hAnsi="Consolas"/>
+          <w:color w:val="262626"/>
+          <w:sz w:val="16"/>
+        </w:rPr>
+        <w:t xml:space="preserve">    }</w:t>
+      </w:r>
+      <w:r>
+        <w:br/>
+      </w:r>
+      <w:r>
+        <w:br/>
+      </w:r>
+      <w:r>
+        <w:rPr>
+          <w:rFonts w:ascii="Consolas" w:hAnsi="Consolas"/>
+          <w:color w:val="262626"/>
+          <w:sz w:val="16"/>
+        </w:rPr>
         <w:t xml:space="preserve">    </w:t>
       </w:r>
       <w:r>
         <w:rPr>
-          <w:rFonts w:ascii="Consolas" w:hAnsi="Consolas" w:eastAsia="Consolas"/>
-          <w:color w:val="569CD6"/>
+          <w:rFonts w:ascii="Consolas" w:hAnsi="Consolas"/>
+          <w:b/>
+          <w:color w:val="000080"/>
           <w:sz w:val="16"/>
         </w:rPr>
-        <w:t>public</w:t>
-      </w:r>
-      <w:r>
-        <w:rPr>
-          <w:rFonts w:ascii="Consolas" w:hAnsi="Consolas" w:eastAsia="Consolas"/>
-          <w:color w:val="D4D4D4"/>
+        <w:t xml:space="preserve">public</w:t>
+      </w:r>
+      <w:r>
+        <w:rPr>
+          <w:rFonts w:ascii="Consolas" w:hAnsi="Consolas"/>
+          <w:color w:val="262626"/>
           <w:sz w:val="16"/>
         </w:rPr>
         <w:t xml:space="preserve"> </w:t>
       </w:r>
       <w:r>
         <w:rPr>
-          <w:rFonts w:ascii="Consolas" w:hAnsi="Consolas" w:eastAsia="Consolas"/>
-          <w:color w:val="569CD6"/>
+          <w:rFonts w:ascii="Consolas" w:hAnsi="Consolas"/>
+          <w:b/>
+          <w:color w:val="000080"/>
           <w:sz w:val="16"/>
         </w:rPr>
-        <w:t>function</w:t>
-      </w:r>
-      <w:r>
-        <w:rPr>
-          <w:rFonts w:ascii="Consolas" w:hAnsi="Consolas" w:eastAsia="Consolas"/>
-          <w:color w:val="D4D4D4"/>
+        <w:t xml:space="preserve">function</w:t>
+      </w:r>
+      <w:r>
+        <w:rPr>
+          <w:rFonts w:ascii="Consolas" w:hAnsi="Consolas"/>
+          <w:color w:val="262626"/>
           <w:sz w:val="16"/>
         </w:rPr>
         <w:t xml:space="preserve"> </w:t>
       </w:r>
       <w:r>
         <w:rPr>
-          <w:rFonts w:ascii="Consolas" w:hAnsi="Consolas" w:eastAsia="Consolas"/>
-          <w:color w:val="DCDCAA"/>
+          <w:rFonts w:ascii="Consolas" w:hAnsi="Consolas"/>
+          <w:color w:val="795E26"/>
           <w:sz w:val="16"/>
         </w:rPr>
-        <w:t>__construct</w:t>
-      </w:r>
-      <w:r>
-        <w:rPr>
-          <w:rFonts w:ascii="Consolas" w:hAnsi="Consolas" w:eastAsia="Consolas"/>
-          <w:color w:val="D4D4D4"/>
+        <w:t xml:space="preserve">broadcastWith</w:t>
+      </w:r>
+      <w:r>
+        <w:rPr>
+          <w:rFonts w:ascii="Consolas" w:hAnsi="Consolas"/>
+          <w:color w:val="262626"/>
           <w:sz w:val="16"/>
         </w:rPr>
-        <w:t>(</w:t>
-      </w:r>
-      <w:r>
-        <w:rPr>
-          <w:rFonts w:ascii="Consolas" w:hAnsi="Consolas" w:eastAsia="Consolas"/>
-          <w:color w:val="D4D4D4"/>
+        <w:t xml:space="preserve">(): </w:t>
+      </w:r>
+      <w:r>
+        <w:rPr>
+          <w:rFonts w:ascii="Consolas" w:hAnsi="Consolas"/>
+          <w:b/>
+          <w:color w:val="000080"/>
           <w:sz w:val="16"/>
         </w:rPr>
+        <w:t xml:space="preserve">array</w:t>
+      </w:r>
+      <w:r>
         <w:br/>
+      </w:r>
+      <w:r>
+        <w:rPr>
+          <w:rFonts w:ascii="Consolas" w:hAnsi="Consolas"/>
+          <w:color w:val="262626"/>
+          <w:sz w:val="16"/>
+        </w:rPr>
+        <w:t xml:space="preserve">    {</w:t>
+      </w:r>
+      <w:r>
+        <w:br/>
+      </w:r>
+      <w:r>
+        <w:rPr>
+          <w:rFonts w:ascii="Consolas" w:hAnsi="Consolas"/>
+          <w:color w:val="262626"/>
+          <w:sz w:val="16"/>
+        </w:rPr>
         <w:t xml:space="preserve">        </w:t>
       </w:r>
       <w:r>
         <w:rPr>
-          <w:rFonts w:ascii="Consolas" w:hAnsi="Consolas" w:eastAsia="Consolas"/>
-          <w:color w:val="569CD6"/>
+          <w:rFonts w:ascii="Consolas" w:hAnsi="Consolas"/>
+          <w:b/>
+          <w:color w:val="000080"/>
           <w:sz w:val="16"/>
         </w:rPr>
-        <w:t>public</w:t>
-      </w:r>
-      <w:r>
-        <w:rPr>
-          <w:rFonts w:ascii="Consolas" w:hAnsi="Consolas" w:eastAsia="Consolas"/>
-          <w:color w:val="D4D4D4"/>
+        <w:t xml:space="preserve">return</w:t>
+      </w:r>
+      <w:r>
+        <w:rPr>
+          <w:rFonts w:ascii="Consolas" w:hAnsi="Consolas"/>
+          <w:color w:val="262626"/>
           <w:sz w:val="16"/>
         </w:rPr>
-        <w:t xml:space="preserve"> </w:t>
-      </w:r>
-      <w:r>
-        <w:rPr>
-          <w:rFonts w:ascii="Consolas" w:hAnsi="Consolas" w:eastAsia="Consolas"/>
-          <w:color w:val="569CD6"/>
+        <w:t xml:space="preserve"> [</w:t>
+      </w:r>
+      <w:r>
+        <w:br/>
+      </w:r>
+      <w:r>
+        <w:rPr>
+          <w:rFonts w:ascii="Consolas" w:hAnsi="Consolas"/>
+          <w:color w:val="262626"/>
           <w:sz w:val="16"/>
         </w:rPr>
-        <w:t>readonly</w:t>
-      </w:r>
-      <w:r>
-        <w:rPr>
-          <w:rFonts w:ascii="Consolas" w:hAnsi="Consolas" w:eastAsia="Consolas"/>
-          <w:color w:val="D4D4D4"/>
+        <w:t xml:space="preserve">            </w:t>
+      </w:r>
+      <w:r>
+        <w:rPr>
+          <w:rFonts w:ascii="Consolas" w:hAnsi="Consolas"/>
+          <w:color w:val="00733B"/>
           <w:sz w:val="16"/>
         </w:rPr>
-        <w:t xml:space="preserve"> </w:t>
-      </w:r>
-      <w:r>
-        <w:rPr>
-          <w:rFonts w:ascii="Consolas" w:hAnsi="Consolas" w:eastAsia="Consolas"/>
-          <w:color w:val="4EC9B0"/>
+        <w:t xml:space="preserve">'id'</w:t>
+      </w:r>
+      <w:r>
+        <w:rPr>
+          <w:rFonts w:ascii="Consolas" w:hAnsi="Consolas"/>
+          <w:color w:val="262626"/>
           <w:sz w:val="16"/>
         </w:rPr>
-        <w:t>TenantOrder</w:t>
-      </w:r>
-      <w:r>
-        <w:rPr>
-          <w:rFonts w:ascii="Consolas" w:hAnsi="Consolas" w:eastAsia="Consolas"/>
-          <w:color w:val="D4D4D4"/>
+        <w:t xml:space="preserve"> =&gt; </w:t>
+      </w:r>
+      <w:r>
+        <w:rPr>
+          <w:rFonts w:ascii="Consolas" w:hAnsi="Consolas"/>
+          <w:color w:val="660E7A"/>
           <w:sz w:val="16"/>
         </w:rPr>
-        <w:t xml:space="preserve"> </w:t>
-      </w:r>
-      <w:r>
-        <w:rPr>
-          <w:rFonts w:ascii="Consolas" w:hAnsi="Consolas" w:eastAsia="Consolas"/>
-          <w:color w:val="9CDCFE"/>
+        <w:t xml:space="preserve">$this</w:t>
+      </w:r>
+      <w:r>
+        <w:rPr>
+          <w:rFonts w:ascii="Consolas" w:hAnsi="Consolas"/>
+          <w:color w:val="262626"/>
           <w:sz w:val="16"/>
         </w:rPr>
-        <w:t>$tenantOrder</w:t>
-      </w:r>
-      <w:r>
-        <w:rPr>
-          <w:rFonts w:ascii="Consolas" w:hAnsi="Consolas" w:eastAsia="Consolas"/>
-          <w:color w:val="D4D4D4"/>
+        <w:t xml:space="preserve">-&gt;</w:t>
+      </w:r>
+      <w:r>
+        <w:rPr>
+          <w:rFonts w:ascii="Consolas" w:hAnsi="Consolas"/>
+          <w:color w:val="660E7A"/>
           <w:sz w:val="16"/>
         </w:rPr>
-        <w:t>,</w:t>
-      </w:r>
-      <w:r>
-        <w:rPr>
-          <w:rFonts w:ascii="Consolas" w:hAnsi="Consolas" w:eastAsia="Consolas"/>
-          <w:color w:val="D4D4D4"/>
+        <w:t xml:space="preserve">tenantOrder</w:t>
+      </w:r>
+      <w:r>
+        <w:rPr>
+          <w:rFonts w:ascii="Consolas" w:hAnsi="Consolas"/>
+          <w:color w:val="262626"/>
           <w:sz w:val="16"/>
         </w:rPr>
+        <w:t xml:space="preserve">-&gt;</w:t>
+      </w:r>
+      <w:r>
+        <w:rPr>
+          <w:rFonts w:ascii="Consolas" w:hAnsi="Consolas"/>
+          <w:color w:val="660E7A"/>
+          <w:sz w:val="16"/>
+        </w:rPr>
+        <w:t xml:space="preserve">id</w:t>
+      </w:r>
+      <w:r>
+        <w:rPr>
+          <w:rFonts w:ascii="Consolas" w:hAnsi="Consolas"/>
+          <w:color w:val="262626"/>
+          <w:sz w:val="16"/>
+        </w:rPr>
+        <w:t xml:space="preserve">,</w:t>
+      </w:r>
+      <w:r>
         <w:br/>
-        <w:t xml:space="preserve">    </w:t>
-      </w:r>
-      <w:r>
-        <w:rPr>
-          <w:rFonts w:ascii="Consolas" w:hAnsi="Consolas" w:eastAsia="Consolas"/>
-          <w:color w:val="D4D4D4"/>
+      </w:r>
+      <w:r>
+        <w:rPr>
+          <w:rFonts w:ascii="Consolas" w:hAnsi="Consolas"/>
+          <w:color w:val="262626"/>
           <w:sz w:val="16"/>
         </w:rPr>
-        <w:t>)</w:t>
-      </w:r>
-      <w:r>
-        <w:rPr>
-          <w:rFonts w:ascii="Consolas" w:hAnsi="Consolas" w:eastAsia="Consolas"/>
-          <w:color w:val="D4D4D4"/>
+        <w:t xml:space="preserve">            </w:t>
+      </w:r>
+      <w:r>
+        <w:rPr>
+          <w:rFonts w:ascii="Consolas" w:hAnsi="Consolas"/>
+          <w:color w:val="00733B"/>
           <w:sz w:val="16"/>
         </w:rPr>
-        <w:t xml:space="preserve"> </w:t>
-      </w:r>
-      <w:r>
-        <w:rPr>
-          <w:rFonts w:ascii="Consolas" w:hAnsi="Consolas" w:eastAsia="Consolas"/>
-          <w:color w:val="D4D4D4"/>
+        <w:t xml:space="preserve">'status'</w:t>
+      </w:r>
+      <w:r>
+        <w:rPr>
+          <w:rFonts w:ascii="Consolas" w:hAnsi="Consolas"/>
+          <w:color w:val="262626"/>
           <w:sz w:val="16"/>
         </w:rPr>
-        <w:t>{</w:t>
-      </w:r>
-      <w:r>
-        <w:rPr>
-          <w:rFonts w:ascii="Consolas" w:hAnsi="Consolas" w:eastAsia="Consolas"/>
-          <w:color w:val="D4D4D4"/>
+        <w:t xml:space="preserve"> =&gt; </w:t>
+      </w:r>
+      <w:r>
+        <w:rPr>
+          <w:rFonts w:ascii="Consolas" w:hAnsi="Consolas"/>
+          <w:color w:val="660E7A"/>
           <w:sz w:val="16"/>
         </w:rPr>
-        <w:t>}</w:t>
-      </w:r>
-      <w:r>
-        <w:rPr>
-          <w:rFonts w:ascii="Consolas" w:hAnsi="Consolas" w:eastAsia="Consolas"/>
-          <w:color w:val="D4D4D4"/>
+        <w:t xml:space="preserve">$this</w:t>
+      </w:r>
+      <w:r>
+        <w:rPr>
+          <w:rFonts w:ascii="Consolas" w:hAnsi="Consolas"/>
+          <w:color w:val="262626"/>
           <w:sz w:val="16"/>
         </w:rPr>
+        <w:t xml:space="preserve">-&gt;</w:t>
+      </w:r>
+      <w:r>
+        <w:rPr>
+          <w:rFonts w:ascii="Consolas" w:hAnsi="Consolas"/>
+          <w:color w:val="660E7A"/>
+          <w:sz w:val="16"/>
+        </w:rPr>
+        <w:t xml:space="preserve">tenantOrder</w:t>
+      </w:r>
+      <w:r>
+        <w:rPr>
+          <w:rFonts w:ascii="Consolas" w:hAnsi="Consolas"/>
+          <w:color w:val="262626"/>
+          <w:sz w:val="16"/>
+        </w:rPr>
+        <w:t xml:space="preserve">-&gt;</w:t>
+      </w:r>
+      <w:r>
+        <w:rPr>
+          <w:rFonts w:ascii="Consolas" w:hAnsi="Consolas"/>
+          <w:color w:val="660E7A"/>
+          <w:sz w:val="16"/>
+        </w:rPr>
+        <w:t xml:space="preserve">status</w:t>
+      </w:r>
+      <w:r>
+        <w:rPr>
+          <w:rFonts w:ascii="Consolas" w:hAnsi="Consolas"/>
+          <w:color w:val="262626"/>
+          <w:sz w:val="16"/>
+        </w:rPr>
+        <w:t xml:space="preserve">-&gt;</w:t>
+      </w:r>
+      <w:r>
+        <w:rPr>
+          <w:rFonts w:ascii="Consolas" w:hAnsi="Consolas"/>
+          <w:color w:val="660E7A"/>
+          <w:sz w:val="16"/>
+        </w:rPr>
+        <w:t xml:space="preserve">value</w:t>
+      </w:r>
+      <w:r>
+        <w:rPr>
+          <w:rFonts w:ascii="Consolas" w:hAnsi="Consolas"/>
+          <w:color w:val="262626"/>
+          <w:sz w:val="16"/>
+        </w:rPr>
+        <w:t xml:space="preserve">,</w:t>
+      </w:r>
+      <w:r>
         <w:br/>
+      </w:r>
+      <w:r>
+        <w:rPr>
+          <w:rFonts w:ascii="Consolas" w:hAnsi="Consolas"/>
+          <w:color w:val="262626"/>
+          <w:sz w:val="16"/>
+        </w:rPr>
+        <w:t xml:space="preserve">            </w:t>
+      </w:r>
+      <w:r>
+        <w:rPr>
+          <w:rFonts w:ascii="Consolas" w:hAnsi="Consolas"/>
+          <w:color w:val="00733B"/>
+          <w:sz w:val="16"/>
+        </w:rPr>
+        <w:t xml:space="preserve">'updated_at'</w:t>
+      </w:r>
+      <w:r>
+        <w:rPr>
+          <w:rFonts w:ascii="Consolas" w:hAnsi="Consolas"/>
+          <w:color w:val="262626"/>
+          <w:sz w:val="16"/>
+        </w:rPr>
+        <w:t xml:space="preserve"> =&gt; </w:t>
+      </w:r>
+      <w:r>
+        <w:rPr>
+          <w:rFonts w:ascii="Consolas" w:hAnsi="Consolas"/>
+          <w:color w:val="660E7A"/>
+          <w:sz w:val="16"/>
+        </w:rPr>
+        <w:t xml:space="preserve">$this</w:t>
+      </w:r>
+      <w:r>
+        <w:rPr>
+          <w:rFonts w:ascii="Consolas" w:hAnsi="Consolas"/>
+          <w:color w:val="262626"/>
+          <w:sz w:val="16"/>
+        </w:rPr>
+        <w:t xml:space="preserve">-&gt;</w:t>
+      </w:r>
+      <w:r>
+        <w:rPr>
+          <w:rFonts w:ascii="Consolas" w:hAnsi="Consolas"/>
+          <w:color w:val="660E7A"/>
+          <w:sz w:val="16"/>
+        </w:rPr>
+        <w:t xml:space="preserve">tenantOrder</w:t>
+      </w:r>
+      <w:r>
+        <w:rPr>
+          <w:rFonts w:ascii="Consolas" w:hAnsi="Consolas"/>
+          <w:color w:val="262626"/>
+          <w:sz w:val="16"/>
+        </w:rPr>
+        <w:t xml:space="preserve">-&gt;</w:t>
+      </w:r>
+      <w:r>
+        <w:rPr>
+          <w:rFonts w:ascii="Consolas" w:hAnsi="Consolas"/>
+          <w:color w:val="660E7A"/>
+          <w:sz w:val="16"/>
+        </w:rPr>
+        <w:t xml:space="preserve">updated_at</w:t>
+      </w:r>
+      <w:r>
+        <w:rPr>
+          <w:rFonts w:ascii="Consolas" w:hAnsi="Consolas"/>
+          <w:color w:val="262626"/>
+          <w:sz w:val="16"/>
+        </w:rPr>
+        <w:t xml:space="preserve">-&gt;</w:t>
+      </w:r>
+      <w:r>
+        <w:rPr>
+          <w:rFonts w:ascii="Consolas" w:hAnsi="Consolas"/>
+          <w:color w:val="795E26"/>
+          <w:sz w:val="16"/>
+        </w:rPr>
+        <w:t xml:space="preserve">toISOString</w:t>
+      </w:r>
+      <w:r>
+        <w:rPr>
+          <w:rFonts w:ascii="Consolas" w:hAnsi="Consolas"/>
+          <w:color w:val="262626"/>
+          <w:sz w:val="16"/>
+        </w:rPr>
+        <w:t xml:space="preserve">(),</w:t>
+      </w:r>
+      <w:r>
         <w:br/>
-        <w:t xml:space="preserve">    </w:t>
-      </w:r>
-      <w:r>
-        <w:rPr>
-          <w:rFonts w:ascii="Consolas" w:hAnsi="Consolas" w:eastAsia="Consolas"/>
-          <w:color w:val="569CD6"/>
+      </w:r>
+      <w:r>
+        <w:rPr>
+          <w:rFonts w:ascii="Consolas" w:hAnsi="Consolas"/>
+          <w:color w:val="262626"/>
           <w:sz w:val="16"/>
         </w:rPr>
-        <w:t>public</w:t>
-      </w:r>
-      <w:r>
-        <w:rPr>
-          <w:rFonts w:ascii="Consolas" w:hAnsi="Consolas" w:eastAsia="Consolas"/>
-          <w:color w:val="D4D4D4"/>
+        <w:t xml:space="preserve">        ];</w:t>
+      </w:r>
+      <w:r>
+        <w:br/>
+      </w:r>
+      <w:r>
+        <w:rPr>
+          <w:rFonts w:ascii="Consolas" w:hAnsi="Consolas"/>
+          <w:color w:val="262626"/>
           <w:sz w:val="16"/>
         </w:rPr>
-        <w:t xml:space="preserve"> </w:t>
-      </w:r>
-      <w:r>
-        <w:rPr>
-          <w:rFonts w:ascii="Consolas" w:hAnsi="Consolas" w:eastAsia="Consolas"/>
-          <w:color w:val="569CD6"/>
+        <w:t xml:space="preserve">    }</w:t>
+      </w:r>
+      <w:r>
+        <w:br/>
+      </w:r>
+      <w:r>
+        <w:rPr>
+          <w:rFonts w:ascii="Consolas" w:hAnsi="Consolas"/>
+          <w:color w:val="262626"/>
           <w:sz w:val="16"/>
         </w:rPr>
-        <w:t>function</w:t>
-      </w:r>
-      <w:r>
-        <w:rPr>
-          <w:rFonts w:ascii="Consolas" w:hAnsi="Consolas" w:eastAsia="Consolas"/>
-          <w:color w:val="D4D4D4"/>
-          <w:sz w:val="16"/>
-        </w:rPr>
-        <w:t xml:space="preserve"> </w:t>
-      </w:r>
-      <w:r>
-        <w:rPr>
-          <w:rFonts w:ascii="Consolas" w:hAnsi="Consolas" w:eastAsia="Consolas"/>
-          <w:color w:val="DCDCAA"/>
-          <w:sz w:val="16"/>
-        </w:rPr>
-        <w:t>broadcastOn</w:t>
-      </w:r>
-      <w:r>
-        <w:rPr>
-          <w:rFonts w:ascii="Consolas" w:hAnsi="Consolas" w:eastAsia="Consolas"/>
-          <w:color w:val="D4D4D4"/>
-          <w:sz w:val="16"/>
-        </w:rPr>
-        <w:t>(</w:t>
-      </w:r>
-      <w:r>
-        <w:rPr>
-          <w:rFonts w:ascii="Consolas" w:hAnsi="Consolas" w:eastAsia="Consolas"/>
-          <w:color w:val="D4D4D4"/>
-          <w:sz w:val="16"/>
-        </w:rPr>
-        <w:t>)</w:t>
-      </w:r>
-      <w:r>
-        <w:rPr>
-          <w:rFonts w:ascii="Consolas" w:hAnsi="Consolas" w:eastAsia="Consolas"/>
-          <w:color w:val="D4D4D4"/>
-          <w:sz w:val="16"/>
-        </w:rPr>
-        <w:t>:</w:t>
-      </w:r>
-      <w:r>
-        <w:rPr>
-          <w:rFonts w:ascii="Consolas" w:hAnsi="Consolas" w:eastAsia="Consolas"/>
-          <w:color w:val="D4D4D4"/>
-          <w:sz w:val="16"/>
-        </w:rPr>
-        <w:t xml:space="preserve"> </w:t>
-      </w:r>
-      <w:r>
-        <w:rPr>
-          <w:rFonts w:ascii="Consolas" w:hAnsi="Consolas" w:eastAsia="Consolas"/>
-          <w:color w:val="569CD6"/>
-          <w:sz w:val="16"/>
-        </w:rPr>
-        <w:t>array</w:t>
-      </w:r>
-      <w:r>
-        <w:rPr>
-          <w:rFonts w:ascii="Consolas" w:hAnsi="Consolas" w:eastAsia="Consolas"/>
-          <w:color w:val="D4D4D4"/>
-          <w:sz w:val="16"/>
-        </w:rPr>
-        <w:br/>
-        <w:t xml:space="preserve">    </w:t>
-      </w:r>
-      <w:r>
-        <w:rPr>
-          <w:rFonts w:ascii="Consolas" w:hAnsi="Consolas" w:eastAsia="Consolas"/>
-          <w:color w:val="D4D4D4"/>
-          <w:sz w:val="16"/>
-        </w:rPr>
-        <w:t>{</w:t>
-      </w:r>
-      <w:r>
-        <w:rPr>
-          <w:rFonts w:ascii="Consolas" w:hAnsi="Consolas" w:eastAsia="Consolas"/>
-          <w:color w:val="D4D4D4"/>
-          <w:sz w:val="16"/>
-        </w:rPr>
-        <w:br/>
-        <w:t xml:space="preserve">        </w:t>
-      </w:r>
-      <w:r>
-        <w:rPr>
-          <w:rFonts w:ascii="Consolas" w:hAnsi="Consolas" w:eastAsia="Consolas"/>
-          <w:color w:val="569CD6"/>
-          <w:sz w:val="16"/>
-        </w:rPr>
-        <w:t>return</w:t>
-      </w:r>
-      <w:r>
-        <w:rPr>
-          <w:rFonts w:ascii="Consolas" w:hAnsi="Consolas" w:eastAsia="Consolas"/>
-          <w:color w:val="D4D4D4"/>
-          <w:sz w:val="16"/>
-        </w:rPr>
-        <w:t xml:space="preserve"> </w:t>
-      </w:r>
-      <w:r>
-        <w:rPr>
-          <w:rFonts w:ascii="Consolas" w:hAnsi="Consolas" w:eastAsia="Consolas"/>
-          <w:color w:val="D4D4D4"/>
-          <w:sz w:val="16"/>
-        </w:rPr>
-        <w:t>[</w:t>
-      </w:r>
-      <w:r>
-        <w:rPr>
-          <w:rFonts w:ascii="Consolas" w:hAnsi="Consolas" w:eastAsia="Consolas"/>
-          <w:color w:val="569CD6"/>
-          <w:sz w:val="16"/>
-        </w:rPr>
-        <w:t>new</w:t>
-      </w:r>
-      <w:r>
-        <w:rPr>
-          <w:rFonts w:ascii="Consolas" w:hAnsi="Consolas" w:eastAsia="Consolas"/>
-          <w:color w:val="D4D4D4"/>
-          <w:sz w:val="16"/>
-        </w:rPr>
-        <w:t xml:space="preserve"> </w:t>
-      </w:r>
-      <w:r>
-        <w:rPr>
-          <w:rFonts w:ascii="Consolas" w:hAnsi="Consolas" w:eastAsia="Consolas"/>
-          <w:color w:val="DCDCAA"/>
-          <w:sz w:val="16"/>
-        </w:rPr>
-        <w:t>PrivateChannel</w:t>
-      </w:r>
-      <w:r>
-        <w:rPr>
-          <w:rFonts w:ascii="Consolas" w:hAnsi="Consolas" w:eastAsia="Consolas"/>
-          <w:color w:val="D4D4D4"/>
-          <w:sz w:val="16"/>
-        </w:rPr>
-        <w:t>(</w:t>
-      </w:r>
-      <w:r>
-        <w:rPr>
-          <w:rFonts w:ascii="Consolas" w:hAnsi="Consolas" w:eastAsia="Consolas"/>
-          <w:color w:val="D4D4D4"/>
-          <w:sz w:val="16"/>
-        </w:rPr>
-        <w:br/>
-        <w:t xml:space="preserve">            </w:t>
-      </w:r>
-      <w:r>
-        <w:rPr>
-          <w:rFonts w:ascii="Consolas" w:hAnsi="Consolas" w:eastAsia="Consolas"/>
-          <w:color w:val="CE9178"/>
-          <w:sz w:val="16"/>
-        </w:rPr>
-        <w:t>"tenant.{$this-&gt;tenantOrder-&gt;tenant_id}.kds"</w:t>
-      </w:r>
-      <w:r>
-        <w:rPr>
-          <w:rFonts w:ascii="Consolas" w:hAnsi="Consolas" w:eastAsia="Consolas"/>
-          <w:color w:val="D4D4D4"/>
-          <w:sz w:val="16"/>
-        </w:rPr>
-        <w:br/>
-        <w:t xml:space="preserve">        </w:t>
-      </w:r>
-      <w:r>
-        <w:rPr>
-          <w:rFonts w:ascii="Consolas" w:hAnsi="Consolas" w:eastAsia="Consolas"/>
-          <w:color w:val="D4D4D4"/>
-          <w:sz w:val="16"/>
-        </w:rPr>
-        <w:t>)</w:t>
-      </w:r>
-      <w:r>
-        <w:rPr>
-          <w:rFonts w:ascii="Consolas" w:hAnsi="Consolas" w:eastAsia="Consolas"/>
-          <w:color w:val="D4D4D4"/>
-          <w:sz w:val="16"/>
-        </w:rPr>
-        <w:t>]</w:t>
-      </w:r>
-      <w:r>
-        <w:rPr>
-          <w:rFonts w:ascii="Consolas" w:hAnsi="Consolas" w:eastAsia="Consolas"/>
-          <w:color w:val="D4D4D4"/>
-          <w:sz w:val="16"/>
-        </w:rPr>
-        <w:t>;</w:t>
-      </w:r>
-      <w:r>
-        <w:rPr>
-          <w:rFonts w:ascii="Consolas" w:hAnsi="Consolas" w:eastAsia="Consolas"/>
-          <w:color w:val="D4D4D4"/>
-          <w:sz w:val="16"/>
-        </w:rPr>
-        <w:br/>
-        <w:t xml:space="preserve">    </w:t>
-      </w:r>
-      <w:r>
-        <w:rPr>
-          <w:rFonts w:ascii="Consolas" w:hAnsi="Consolas" w:eastAsia="Consolas"/>
-          <w:color w:val="D4D4D4"/>
-          <w:sz w:val="16"/>
-        </w:rPr>
-        <w:t>}</w:t>
-      </w:r>
-      <w:r>
-        <w:rPr>
-          <w:rFonts w:ascii="Consolas" w:hAnsi="Consolas" w:eastAsia="Consolas"/>
-          <w:color w:val="D4D4D4"/>
-          <w:sz w:val="16"/>
-        </w:rPr>
-        <w:br/>
-        <w:br/>
-        <w:t xml:space="preserve">    </w:t>
-      </w:r>
-      <w:r>
-        <w:rPr>
-          <w:rFonts w:ascii="Consolas" w:hAnsi="Consolas" w:eastAsia="Consolas"/>
-          <w:color w:val="569CD6"/>
-          <w:sz w:val="16"/>
-        </w:rPr>
-        <w:t>public</w:t>
-      </w:r>
-      <w:r>
-        <w:rPr>
-          <w:rFonts w:ascii="Consolas" w:hAnsi="Consolas" w:eastAsia="Consolas"/>
-          <w:color w:val="D4D4D4"/>
-          <w:sz w:val="16"/>
-        </w:rPr>
-        <w:t xml:space="preserve"> </w:t>
-      </w:r>
-      <w:r>
-        <w:rPr>
-          <w:rFonts w:ascii="Consolas" w:hAnsi="Consolas" w:eastAsia="Consolas"/>
-          <w:color w:val="569CD6"/>
-          <w:sz w:val="16"/>
-        </w:rPr>
-        <w:t>function</w:t>
-      </w:r>
-      <w:r>
-        <w:rPr>
-          <w:rFonts w:ascii="Consolas" w:hAnsi="Consolas" w:eastAsia="Consolas"/>
-          <w:color w:val="D4D4D4"/>
-          <w:sz w:val="16"/>
-        </w:rPr>
-        <w:t xml:space="preserve"> </w:t>
-      </w:r>
-      <w:r>
-        <w:rPr>
-          <w:rFonts w:ascii="Consolas" w:hAnsi="Consolas" w:eastAsia="Consolas"/>
-          <w:color w:val="DCDCAA"/>
-          <w:sz w:val="16"/>
-        </w:rPr>
-        <w:t>broadcastWith</w:t>
-      </w:r>
-      <w:r>
-        <w:rPr>
-          <w:rFonts w:ascii="Consolas" w:hAnsi="Consolas" w:eastAsia="Consolas"/>
-          <w:color w:val="D4D4D4"/>
-          <w:sz w:val="16"/>
-        </w:rPr>
-        <w:t>(</w:t>
-      </w:r>
-      <w:r>
-        <w:rPr>
-          <w:rFonts w:ascii="Consolas" w:hAnsi="Consolas" w:eastAsia="Consolas"/>
-          <w:color w:val="D4D4D4"/>
-          <w:sz w:val="16"/>
-        </w:rPr>
-        <w:t>)</w:t>
-      </w:r>
-      <w:r>
-        <w:rPr>
-          <w:rFonts w:ascii="Consolas" w:hAnsi="Consolas" w:eastAsia="Consolas"/>
-          <w:color w:val="D4D4D4"/>
-          <w:sz w:val="16"/>
-        </w:rPr>
-        <w:t>:</w:t>
-      </w:r>
-      <w:r>
-        <w:rPr>
-          <w:rFonts w:ascii="Consolas" w:hAnsi="Consolas" w:eastAsia="Consolas"/>
-          <w:color w:val="D4D4D4"/>
-          <w:sz w:val="16"/>
-        </w:rPr>
-        <w:t xml:space="preserve"> </w:t>
-      </w:r>
-      <w:r>
-        <w:rPr>
-          <w:rFonts w:ascii="Consolas" w:hAnsi="Consolas" w:eastAsia="Consolas"/>
-          <w:color w:val="569CD6"/>
-          <w:sz w:val="16"/>
-        </w:rPr>
-        <w:t>array</w:t>
-      </w:r>
-      <w:r>
-        <w:rPr>
-          <w:rFonts w:ascii="Consolas" w:hAnsi="Consolas" w:eastAsia="Consolas"/>
-          <w:color w:val="D4D4D4"/>
-          <w:sz w:val="16"/>
-        </w:rPr>
-        <w:br/>
-        <w:t xml:space="preserve">    </w:t>
-      </w:r>
-      <w:r>
-        <w:rPr>
-          <w:rFonts w:ascii="Consolas" w:hAnsi="Consolas" w:eastAsia="Consolas"/>
-          <w:color w:val="D4D4D4"/>
-          <w:sz w:val="16"/>
-        </w:rPr>
-        <w:t>{</w:t>
-      </w:r>
-      <w:r>
-        <w:rPr>
-          <w:rFonts w:ascii="Consolas" w:hAnsi="Consolas" w:eastAsia="Consolas"/>
-          <w:color w:val="D4D4D4"/>
-          <w:sz w:val="16"/>
-        </w:rPr>
-        <w:br/>
-        <w:t xml:space="preserve">        </w:t>
-      </w:r>
-      <w:r>
-        <w:rPr>
-          <w:rFonts w:ascii="Consolas" w:hAnsi="Consolas" w:eastAsia="Consolas"/>
-          <w:color w:val="569CD6"/>
-          <w:sz w:val="16"/>
-        </w:rPr>
-        <w:t>return</w:t>
-      </w:r>
-      <w:r>
-        <w:rPr>
-          <w:rFonts w:ascii="Consolas" w:hAnsi="Consolas" w:eastAsia="Consolas"/>
-          <w:color w:val="D4D4D4"/>
-          <w:sz w:val="16"/>
-        </w:rPr>
-        <w:t xml:space="preserve"> </w:t>
-      </w:r>
-      <w:r>
-        <w:rPr>
-          <w:rFonts w:ascii="Consolas" w:hAnsi="Consolas" w:eastAsia="Consolas"/>
-          <w:color w:val="D4D4D4"/>
-          <w:sz w:val="16"/>
-        </w:rPr>
-        <w:t>[</w:t>
-      </w:r>
-      <w:r>
-        <w:rPr>
-          <w:rFonts w:ascii="Consolas" w:hAnsi="Consolas" w:eastAsia="Consolas"/>
-          <w:color w:val="D4D4D4"/>
-          <w:sz w:val="16"/>
-        </w:rPr>
-        <w:br/>
-        <w:t xml:space="preserve">            </w:t>
-      </w:r>
-      <w:r>
-        <w:rPr>
-          <w:rFonts w:ascii="Consolas" w:hAnsi="Consolas" w:eastAsia="Consolas"/>
-          <w:color w:val="CE9178"/>
-          <w:sz w:val="16"/>
-        </w:rPr>
-        <w:t>'id'</w:t>
-      </w:r>
-      <w:r>
-        <w:rPr>
-          <w:rFonts w:ascii="Consolas" w:hAnsi="Consolas" w:eastAsia="Consolas"/>
-          <w:color w:val="D4D4D4"/>
-          <w:sz w:val="16"/>
-        </w:rPr>
-        <w:t xml:space="preserve"> </w:t>
-      </w:r>
-      <w:r>
-        <w:rPr>
-          <w:rFonts w:ascii="Consolas" w:hAnsi="Consolas" w:eastAsia="Consolas"/>
-          <w:color w:val="D4D4D4"/>
-          <w:sz w:val="16"/>
-        </w:rPr>
-        <w:t>=</w:t>
-      </w:r>
-      <w:r>
-        <w:rPr>
-          <w:rFonts w:ascii="Consolas" w:hAnsi="Consolas" w:eastAsia="Consolas"/>
-          <w:color w:val="D4D4D4"/>
-          <w:sz w:val="16"/>
-        </w:rPr>
-        <w:t>&gt;</w:t>
-      </w:r>
-      <w:r>
-        <w:rPr>
-          <w:rFonts w:ascii="Consolas" w:hAnsi="Consolas" w:eastAsia="Consolas"/>
-          <w:color w:val="D4D4D4"/>
-          <w:sz w:val="16"/>
-        </w:rPr>
-        <w:t xml:space="preserve"> </w:t>
-      </w:r>
-      <w:r>
-        <w:rPr>
-          <w:rFonts w:ascii="Consolas" w:hAnsi="Consolas" w:eastAsia="Consolas"/>
-          <w:color w:val="9CDCFE"/>
-          <w:sz w:val="16"/>
-        </w:rPr>
-        <w:t>$this</w:t>
-      </w:r>
-      <w:r>
-        <w:rPr>
-          <w:rFonts w:ascii="Consolas" w:hAnsi="Consolas" w:eastAsia="Consolas"/>
-          <w:color w:val="D4D4D4"/>
-          <w:sz w:val="16"/>
-        </w:rPr>
-        <w:t>-</w:t>
-      </w:r>
-      <w:r>
-        <w:rPr>
-          <w:rFonts w:ascii="Consolas" w:hAnsi="Consolas" w:eastAsia="Consolas"/>
-          <w:color w:val="D4D4D4"/>
-          <w:sz w:val="16"/>
-        </w:rPr>
-        <w:t>&gt;</w:t>
-      </w:r>
-      <w:r>
-        <w:rPr>
-          <w:rFonts w:ascii="Consolas" w:hAnsi="Consolas" w:eastAsia="Consolas"/>
-          <w:color w:val="D4D4D4"/>
-          <w:sz w:val="16"/>
-        </w:rPr>
-        <w:t>tenantOrder</w:t>
-      </w:r>
-      <w:r>
-        <w:rPr>
-          <w:rFonts w:ascii="Consolas" w:hAnsi="Consolas" w:eastAsia="Consolas"/>
-          <w:color w:val="D4D4D4"/>
-          <w:sz w:val="16"/>
-        </w:rPr>
-        <w:t>-</w:t>
-      </w:r>
-      <w:r>
-        <w:rPr>
-          <w:rFonts w:ascii="Consolas" w:hAnsi="Consolas" w:eastAsia="Consolas"/>
-          <w:color w:val="D4D4D4"/>
-          <w:sz w:val="16"/>
-        </w:rPr>
-        <w:t>&gt;</w:t>
-      </w:r>
-      <w:r>
-        <w:rPr>
-          <w:rFonts w:ascii="Consolas" w:hAnsi="Consolas" w:eastAsia="Consolas"/>
-          <w:color w:val="D4D4D4"/>
-          <w:sz w:val="16"/>
-        </w:rPr>
-        <w:t>id</w:t>
-      </w:r>
-      <w:r>
-        <w:rPr>
-          <w:rFonts w:ascii="Consolas" w:hAnsi="Consolas" w:eastAsia="Consolas"/>
-          <w:color w:val="D4D4D4"/>
-          <w:sz w:val="16"/>
-        </w:rPr>
-        <w:t>,</w:t>
-      </w:r>
-      <w:r>
-        <w:rPr>
-          <w:rFonts w:ascii="Consolas" w:hAnsi="Consolas" w:eastAsia="Consolas"/>
-          <w:color w:val="D4D4D4"/>
-          <w:sz w:val="16"/>
-        </w:rPr>
-        <w:br/>
-        <w:t xml:space="preserve">            </w:t>
-      </w:r>
-      <w:r>
-        <w:rPr>
-          <w:rFonts w:ascii="Consolas" w:hAnsi="Consolas" w:eastAsia="Consolas"/>
-          <w:color w:val="CE9178"/>
-          <w:sz w:val="16"/>
-        </w:rPr>
-        <w:t>'status'</w:t>
-      </w:r>
-      <w:r>
-        <w:rPr>
-          <w:rFonts w:ascii="Consolas" w:hAnsi="Consolas" w:eastAsia="Consolas"/>
-          <w:color w:val="D4D4D4"/>
-          <w:sz w:val="16"/>
-        </w:rPr>
-        <w:t xml:space="preserve"> </w:t>
-      </w:r>
-      <w:r>
-        <w:rPr>
-          <w:rFonts w:ascii="Consolas" w:hAnsi="Consolas" w:eastAsia="Consolas"/>
-          <w:color w:val="D4D4D4"/>
-          <w:sz w:val="16"/>
-        </w:rPr>
-        <w:t>=</w:t>
-      </w:r>
-      <w:r>
-        <w:rPr>
-          <w:rFonts w:ascii="Consolas" w:hAnsi="Consolas" w:eastAsia="Consolas"/>
-          <w:color w:val="D4D4D4"/>
-          <w:sz w:val="16"/>
-        </w:rPr>
-        <w:t>&gt;</w:t>
-      </w:r>
-      <w:r>
-        <w:rPr>
-          <w:rFonts w:ascii="Consolas" w:hAnsi="Consolas" w:eastAsia="Consolas"/>
-          <w:color w:val="D4D4D4"/>
-          <w:sz w:val="16"/>
-        </w:rPr>
-        <w:t xml:space="preserve"> </w:t>
-      </w:r>
-      <w:r>
-        <w:rPr>
-          <w:rFonts w:ascii="Consolas" w:hAnsi="Consolas" w:eastAsia="Consolas"/>
-          <w:color w:val="9CDCFE"/>
-          <w:sz w:val="16"/>
-        </w:rPr>
-        <w:t>$this</w:t>
-      </w:r>
-      <w:r>
-        <w:rPr>
-          <w:rFonts w:ascii="Consolas" w:hAnsi="Consolas" w:eastAsia="Consolas"/>
-          <w:color w:val="D4D4D4"/>
-          <w:sz w:val="16"/>
-        </w:rPr>
-        <w:t>-</w:t>
-      </w:r>
-      <w:r>
-        <w:rPr>
-          <w:rFonts w:ascii="Consolas" w:hAnsi="Consolas" w:eastAsia="Consolas"/>
-          <w:color w:val="D4D4D4"/>
-          <w:sz w:val="16"/>
-        </w:rPr>
-        <w:t>&gt;</w:t>
-      </w:r>
-      <w:r>
-        <w:rPr>
-          <w:rFonts w:ascii="Consolas" w:hAnsi="Consolas" w:eastAsia="Consolas"/>
-          <w:color w:val="D4D4D4"/>
-          <w:sz w:val="16"/>
-        </w:rPr>
-        <w:t>tenantOrder</w:t>
-      </w:r>
-      <w:r>
-        <w:rPr>
-          <w:rFonts w:ascii="Consolas" w:hAnsi="Consolas" w:eastAsia="Consolas"/>
-          <w:color w:val="D4D4D4"/>
-          <w:sz w:val="16"/>
-        </w:rPr>
-        <w:t>-</w:t>
-      </w:r>
-      <w:r>
-        <w:rPr>
-          <w:rFonts w:ascii="Consolas" w:hAnsi="Consolas" w:eastAsia="Consolas"/>
-          <w:color w:val="D4D4D4"/>
-          <w:sz w:val="16"/>
-        </w:rPr>
-        <w:t>&gt;</w:t>
-      </w:r>
-      <w:r>
-        <w:rPr>
-          <w:rFonts w:ascii="Consolas" w:hAnsi="Consolas" w:eastAsia="Consolas"/>
-          <w:color w:val="D4D4D4"/>
-          <w:sz w:val="16"/>
-        </w:rPr>
-        <w:t>status</w:t>
-      </w:r>
-      <w:r>
-        <w:rPr>
-          <w:rFonts w:ascii="Consolas" w:hAnsi="Consolas" w:eastAsia="Consolas"/>
-          <w:color w:val="D4D4D4"/>
-          <w:sz w:val="16"/>
-        </w:rPr>
-        <w:t>-</w:t>
-      </w:r>
-      <w:r>
-        <w:rPr>
-          <w:rFonts w:ascii="Consolas" w:hAnsi="Consolas" w:eastAsia="Consolas"/>
-          <w:color w:val="D4D4D4"/>
-          <w:sz w:val="16"/>
-        </w:rPr>
-        <w:t>&gt;</w:t>
-      </w:r>
-      <w:r>
-        <w:rPr>
-          <w:rFonts w:ascii="Consolas" w:hAnsi="Consolas" w:eastAsia="Consolas"/>
-          <w:color w:val="D4D4D4"/>
-          <w:sz w:val="16"/>
-        </w:rPr>
-        <w:t>value</w:t>
-      </w:r>
-      <w:r>
-        <w:rPr>
-          <w:rFonts w:ascii="Consolas" w:hAnsi="Consolas" w:eastAsia="Consolas"/>
-          <w:color w:val="D4D4D4"/>
-          <w:sz w:val="16"/>
-        </w:rPr>
-        <w:t>,</w:t>
-      </w:r>
-      <w:r>
-        <w:rPr>
-          <w:rFonts w:ascii="Consolas" w:hAnsi="Consolas" w:eastAsia="Consolas"/>
-          <w:color w:val="D4D4D4"/>
-          <w:sz w:val="16"/>
-        </w:rPr>
-        <w:br/>
-        <w:t xml:space="preserve">            </w:t>
-      </w:r>
-      <w:r>
-        <w:rPr>
-          <w:rFonts w:ascii="Consolas" w:hAnsi="Consolas" w:eastAsia="Consolas"/>
-          <w:color w:val="CE9178"/>
-          <w:sz w:val="16"/>
-        </w:rPr>
-        <w:t>'updated_at'</w:t>
-      </w:r>
-      <w:r>
-        <w:rPr>
-          <w:rFonts w:ascii="Consolas" w:hAnsi="Consolas" w:eastAsia="Consolas"/>
-          <w:color w:val="D4D4D4"/>
-          <w:sz w:val="16"/>
-        </w:rPr>
-        <w:t xml:space="preserve"> </w:t>
-      </w:r>
-      <w:r>
-        <w:rPr>
-          <w:rFonts w:ascii="Consolas" w:hAnsi="Consolas" w:eastAsia="Consolas"/>
-          <w:color w:val="D4D4D4"/>
-          <w:sz w:val="16"/>
-        </w:rPr>
-        <w:t>=</w:t>
-      </w:r>
-      <w:r>
-        <w:rPr>
-          <w:rFonts w:ascii="Consolas" w:hAnsi="Consolas" w:eastAsia="Consolas"/>
-          <w:color w:val="D4D4D4"/>
-          <w:sz w:val="16"/>
-        </w:rPr>
-        <w:t>&gt;</w:t>
-      </w:r>
-      <w:r>
-        <w:rPr>
-          <w:rFonts w:ascii="Consolas" w:hAnsi="Consolas" w:eastAsia="Consolas"/>
-          <w:color w:val="D4D4D4"/>
-          <w:sz w:val="16"/>
-        </w:rPr>
-        <w:t xml:space="preserve"> </w:t>
-      </w:r>
-      <w:r>
-        <w:rPr>
-          <w:rFonts w:ascii="Consolas" w:hAnsi="Consolas" w:eastAsia="Consolas"/>
-          <w:color w:val="9CDCFE"/>
-          <w:sz w:val="16"/>
-        </w:rPr>
-        <w:t>$this</w:t>
-      </w:r>
-      <w:r>
-        <w:rPr>
-          <w:rFonts w:ascii="Consolas" w:hAnsi="Consolas" w:eastAsia="Consolas"/>
-          <w:color w:val="D4D4D4"/>
-          <w:sz w:val="16"/>
-        </w:rPr>
-        <w:t>-</w:t>
-      </w:r>
-      <w:r>
-        <w:rPr>
-          <w:rFonts w:ascii="Consolas" w:hAnsi="Consolas" w:eastAsia="Consolas"/>
-          <w:color w:val="D4D4D4"/>
-          <w:sz w:val="16"/>
-        </w:rPr>
-        <w:t>&gt;</w:t>
-      </w:r>
-      <w:r>
-        <w:rPr>
-          <w:rFonts w:ascii="Consolas" w:hAnsi="Consolas" w:eastAsia="Consolas"/>
-          <w:color w:val="D4D4D4"/>
-          <w:sz w:val="16"/>
-        </w:rPr>
-        <w:t>tenantOrder</w:t>
-      </w:r>
-      <w:r>
-        <w:rPr>
-          <w:rFonts w:ascii="Consolas" w:hAnsi="Consolas" w:eastAsia="Consolas"/>
-          <w:color w:val="D4D4D4"/>
-          <w:sz w:val="16"/>
-        </w:rPr>
-        <w:t>-</w:t>
-      </w:r>
-      <w:r>
-        <w:rPr>
-          <w:rFonts w:ascii="Consolas" w:hAnsi="Consolas" w:eastAsia="Consolas"/>
-          <w:color w:val="D4D4D4"/>
-          <w:sz w:val="16"/>
-        </w:rPr>
-        <w:t>&gt;</w:t>
-      </w:r>
-      <w:r>
-        <w:rPr>
-          <w:rFonts w:ascii="Consolas" w:hAnsi="Consolas" w:eastAsia="Consolas"/>
-          <w:color w:val="D4D4D4"/>
-          <w:sz w:val="16"/>
-        </w:rPr>
-        <w:t>updated_at</w:t>
-      </w:r>
-      <w:r>
-        <w:rPr>
-          <w:rFonts w:ascii="Consolas" w:hAnsi="Consolas" w:eastAsia="Consolas"/>
-          <w:color w:val="D4D4D4"/>
-          <w:sz w:val="16"/>
-        </w:rPr>
-        <w:t>-</w:t>
-      </w:r>
-      <w:r>
-        <w:rPr>
-          <w:rFonts w:ascii="Consolas" w:hAnsi="Consolas" w:eastAsia="Consolas"/>
-          <w:color w:val="D4D4D4"/>
-          <w:sz w:val="16"/>
-        </w:rPr>
-        <w:t>&gt;</w:t>
-      </w:r>
-      <w:r>
-        <w:rPr>
-          <w:rFonts w:ascii="Consolas" w:hAnsi="Consolas" w:eastAsia="Consolas"/>
-          <w:color w:val="DCDCAA"/>
-          <w:sz w:val="16"/>
-        </w:rPr>
-        <w:t>toISOString</w:t>
-      </w:r>
-      <w:r>
-        <w:rPr>
-          <w:rFonts w:ascii="Consolas" w:hAnsi="Consolas" w:eastAsia="Consolas"/>
-          <w:color w:val="D4D4D4"/>
-          <w:sz w:val="16"/>
-        </w:rPr>
-        <w:t>(</w:t>
-      </w:r>
-      <w:r>
-        <w:rPr>
-          <w:rFonts w:ascii="Consolas" w:hAnsi="Consolas" w:eastAsia="Consolas"/>
-          <w:color w:val="D4D4D4"/>
-          <w:sz w:val="16"/>
-        </w:rPr>
-        <w:t>)</w:t>
-      </w:r>
-      <w:r>
-        <w:rPr>
-          <w:rFonts w:ascii="Consolas" w:hAnsi="Consolas" w:eastAsia="Consolas"/>
-          <w:color w:val="D4D4D4"/>
-          <w:sz w:val="16"/>
-        </w:rPr>
-        <w:t>,</w:t>
-      </w:r>
-      <w:r>
-        <w:rPr>
-          <w:rFonts w:ascii="Consolas" w:hAnsi="Consolas" w:eastAsia="Consolas"/>
-          <w:color w:val="D4D4D4"/>
-          <w:sz w:val="16"/>
-        </w:rPr>
-        <w:br/>
-        <w:t xml:space="preserve">        </w:t>
-      </w:r>
-      <w:r>
-        <w:rPr>
-          <w:rFonts w:ascii="Consolas" w:hAnsi="Consolas" w:eastAsia="Consolas"/>
-          <w:color w:val="D4D4D4"/>
-          <w:sz w:val="16"/>
-        </w:rPr>
-        <w:t>]</w:t>
-      </w:r>
-      <w:r>
-        <w:rPr>
-          <w:rFonts w:ascii="Consolas" w:hAnsi="Consolas" w:eastAsia="Consolas"/>
-          <w:color w:val="D4D4D4"/>
-          <w:sz w:val="16"/>
-        </w:rPr>
-        <w:t>;</w:t>
-      </w:r>
-      <w:r>
-        <w:rPr>
-          <w:rFonts w:ascii="Consolas" w:hAnsi="Consolas" w:eastAsia="Consolas"/>
-          <w:color w:val="D4D4D4"/>
-          <w:sz w:val="16"/>
-        </w:rPr>
-        <w:br/>
-        <w:t xml:space="preserve">    </w:t>
-      </w:r>
-      <w:r>
-        <w:rPr>
-          <w:rFonts w:ascii="Consolas" w:hAnsi="Consolas" w:eastAsia="Consolas"/>
-          <w:color w:val="D4D4D4"/>
-          <w:sz w:val="16"/>
-        </w:rPr>
-        <w:t>}</w:t>
-      </w:r>
-      <w:r>
-        <w:rPr>
-          <w:rFonts w:ascii="Consolas" w:hAnsi="Consolas" w:eastAsia="Consolas"/>
-          <w:color w:val="D4D4D4"/>
-          <w:sz w:val="16"/>
-        </w:rPr>
-        <w:br/>
-      </w:r>
-      <w:r>
-        <w:rPr>
-          <w:rFonts w:ascii="Consolas" w:hAnsi="Consolas" w:eastAsia="Consolas"/>
-          <w:color w:val="D4D4D4"/>
-          <w:sz w:val="16"/>
-        </w:rPr>
-        <w:t>}</w:t>
+        <w:t xml:space="preserve">}</w:t>
       </w:r>
     </w:p>
     <w:p>
       <w:pPr>
         <w:pStyle w:val="CodeHeader"/>
-        <w:shd w:fill="2D2D30"/>
         <w:keepNext/>
         <w:pBdr>
-          <w:left w:val="single" w:sz="4" w:space="8" w:color="2D2D30"/>
+          <w:left w:val="single" w:sz="12" w:space="8" w:color="B8DDE0"/>
         </w:pBdr>
+        <w:shd w:val="clear" w:color="auto" w:fill="E4EAED"/>
       </w:pPr>
       <w:r>
-        <w:t>LANDASAN TEKNIS — routes/channels.php   •   PHP</w:t>
+        <w:rPr>
+          <w:rFonts w:ascii="Consolas" w:hAnsi="Consolas"/>
+          <w:b/>
+          <w:color w:val="262626"/>
+          <w:sz w:val="16"/>
+        </w:rPr>
+        <w:t xml:space="preserve">LANDASAN TEKNIS — routes/channels.php   •   PHP</w:t>
       </w:r>
     </w:p>
     <w:p>
       <w:pPr>
         <w:pStyle w:val="CodeBlock"/>
-        <w:shd w:fill="1E1E1E"/>
         <w:keepLines/>
         <w:pBdr>
-          <w:left w:val="single" w:sz="4" w:space="8" w:color="1E1E1E"/>
+          <w:left w:val="single" w:sz="12" w:space="8" w:color="B8DDE0"/>
         </w:pBdr>
+        <w:shd w:val="clear" w:color="auto" w:fill="F2F3F7"/>
       </w:pPr>
       <w:r>
         <w:rPr>
-          <w:rFonts w:ascii="Consolas" w:hAnsi="Consolas" w:eastAsia="Consolas"/>
-          <w:color w:val="4EC9B0"/>
+          <w:rFonts w:ascii="Consolas" w:hAnsi="Consolas"/>
+          <w:color w:val="267F99"/>
           <w:sz w:val="16"/>
         </w:rPr>
-        <w:t>Broadcast</w:t>
-      </w:r>
-      <w:r>
-        <w:rPr>
-          <w:rFonts w:ascii="Consolas" w:hAnsi="Consolas" w:eastAsia="Consolas"/>
-          <w:color w:val="D4D4D4"/>
+        <w:t xml:space="preserve">Broadcast</w:t>
+      </w:r>
+      <w:r>
+        <w:rPr>
+          <w:rFonts w:ascii="Consolas" w:hAnsi="Consolas"/>
+          <w:color w:val="262626"/>
           <w:sz w:val="16"/>
         </w:rPr>
-        <w:t>:</w:t>
-      </w:r>
-      <w:r>
-        <w:rPr>
-          <w:rFonts w:ascii="Consolas" w:hAnsi="Consolas" w:eastAsia="Consolas"/>
-          <w:color w:val="D4D4D4"/>
+        <w:t xml:space="preserve">::</w:t>
+      </w:r>
+      <w:r>
+        <w:rPr>
+          <w:rFonts w:ascii="Consolas" w:hAnsi="Consolas"/>
+          <w:color w:val="795E26"/>
           <w:sz w:val="16"/>
         </w:rPr>
-        <w:t>:</w:t>
-      </w:r>
-      <w:r>
-        <w:rPr>
-          <w:rFonts w:ascii="Consolas" w:hAnsi="Consolas" w:eastAsia="Consolas"/>
-          <w:color w:val="DCDCAA"/>
+        <w:t xml:space="preserve">channel</w:t>
+      </w:r>
+      <w:r>
+        <w:rPr>
+          <w:rFonts w:ascii="Consolas" w:hAnsi="Consolas"/>
+          <w:color w:val="262626"/>
           <w:sz w:val="16"/>
         </w:rPr>
-        <w:t>channel</w:t>
-      </w:r>
-      <w:r>
-        <w:rPr>
-          <w:rFonts w:ascii="Consolas" w:hAnsi="Consolas" w:eastAsia="Consolas"/>
-          <w:color w:val="D4D4D4"/>
+        <w:t xml:space="preserve">(</w:t>
+      </w:r>
+      <w:r>
+        <w:br/>
+      </w:r>
+      <w:r>
+        <w:rPr>
+          <w:rFonts w:ascii="Consolas" w:hAnsi="Consolas"/>
+          <w:color w:val="262626"/>
           <w:sz w:val="16"/>
         </w:rPr>
-        <w:t>(</w:t>
-      </w:r>
-      <w:r>
-        <w:rPr>
-          <w:rFonts w:ascii="Consolas" w:hAnsi="Consolas" w:eastAsia="Consolas"/>
-          <w:color w:val="D4D4D4"/>
+        <w:t xml:space="preserve">    </w:t>
+      </w:r>
+      <w:r>
+        <w:rPr>
+          <w:rFonts w:ascii="Consolas" w:hAnsi="Consolas"/>
+          <w:color w:val="00733B"/>
           <w:sz w:val="16"/>
         </w:rPr>
+        <w:t xml:space="preserve">'tenant.{tenantId}.kds'</w:t>
+      </w:r>
+      <w:r>
+        <w:rPr>
+          <w:rFonts w:ascii="Consolas" w:hAnsi="Consolas"/>
+          <w:color w:val="262626"/>
+          <w:sz w:val="16"/>
+        </w:rPr>
+        <w:t xml:space="preserve">,</w:t>
+      </w:r>
+      <w:r>
         <w:br/>
+      </w:r>
+      <w:r>
+        <w:rPr>
+          <w:rFonts w:ascii="Consolas" w:hAnsi="Consolas"/>
+          <w:color w:val="262626"/>
+          <w:sz w:val="16"/>
+        </w:rPr>
         <w:t xml:space="preserve">    </w:t>
       </w:r>
       <w:r>
         <w:rPr>
-          <w:rFonts w:ascii="Consolas" w:hAnsi="Consolas" w:eastAsia="Consolas"/>
-          <w:color w:val="CE9178"/>
+          <w:rFonts w:ascii="Consolas" w:hAnsi="Consolas"/>
+          <w:b/>
+          <w:color w:val="000080"/>
           <w:sz w:val="16"/>
         </w:rPr>
-        <w:t>'tenant.{tenantId}.kds'</w:t>
-      </w:r>
-      <w:r>
-        <w:rPr>
-          <w:rFonts w:ascii="Consolas" w:hAnsi="Consolas" w:eastAsia="Consolas"/>
-          <w:color w:val="D4D4D4"/>
+        <w:t xml:space="preserve">function</w:t>
+      </w:r>
+      <w:r>
+        <w:rPr>
+          <w:rFonts w:ascii="Consolas" w:hAnsi="Consolas"/>
+          <w:color w:val="262626"/>
           <w:sz w:val="16"/>
         </w:rPr>
-        <w:t>,</w:t>
-      </w:r>
-      <w:r>
-        <w:rPr>
-          <w:rFonts w:ascii="Consolas" w:hAnsi="Consolas" w:eastAsia="Consolas"/>
-          <w:color w:val="D4D4D4"/>
+        <w:t xml:space="preserve"> (</w:t>
+      </w:r>
+      <w:r>
+        <w:rPr>
+          <w:rFonts w:ascii="Consolas" w:hAnsi="Consolas"/>
+          <w:color w:val="267F99"/>
           <w:sz w:val="16"/>
         </w:rPr>
+        <w:t xml:space="preserve">User</w:t>
+      </w:r>
+      <w:r>
+        <w:rPr>
+          <w:rFonts w:ascii="Consolas" w:hAnsi="Consolas"/>
+          <w:color w:val="262626"/>
+          <w:sz w:val="16"/>
+        </w:rPr>
+        <w:t xml:space="preserve"> </w:t>
+      </w:r>
+      <w:r>
+        <w:rPr>
+          <w:rFonts w:ascii="Consolas" w:hAnsi="Consolas"/>
+          <w:color w:val="660E7A"/>
+          <w:sz w:val="16"/>
+        </w:rPr>
+        <w:t xml:space="preserve">$user</w:t>
+      </w:r>
+      <w:r>
+        <w:rPr>
+          <w:rFonts w:ascii="Consolas" w:hAnsi="Consolas"/>
+          <w:color w:val="262626"/>
+          <w:sz w:val="16"/>
+        </w:rPr>
+        <w:t xml:space="preserve">, </w:t>
+      </w:r>
+      <w:r>
+        <w:rPr>
+          <w:rFonts w:ascii="Consolas" w:hAnsi="Consolas"/>
+          <w:b/>
+          <w:color w:val="000080"/>
+          <w:sz w:val="16"/>
+        </w:rPr>
+        <w:t xml:space="preserve">int</w:t>
+      </w:r>
+      <w:r>
+        <w:rPr>
+          <w:rFonts w:ascii="Consolas" w:hAnsi="Consolas"/>
+          <w:color w:val="262626"/>
+          <w:sz w:val="16"/>
+        </w:rPr>
+        <w:t xml:space="preserve"> </w:t>
+      </w:r>
+      <w:r>
+        <w:rPr>
+          <w:rFonts w:ascii="Consolas" w:hAnsi="Consolas"/>
+          <w:color w:val="660E7A"/>
+          <w:sz w:val="16"/>
+        </w:rPr>
+        <w:t xml:space="preserve">$tenantId</w:t>
+      </w:r>
+      <w:r>
+        <w:rPr>
+          <w:rFonts w:ascii="Consolas" w:hAnsi="Consolas"/>
+          <w:color w:val="262626"/>
+          <w:sz w:val="16"/>
+        </w:rPr>
+        <w:t xml:space="preserve">): </w:t>
+      </w:r>
+      <w:r>
+        <w:rPr>
+          <w:rFonts w:ascii="Consolas" w:hAnsi="Consolas"/>
+          <w:b/>
+          <w:color w:val="000080"/>
+          <w:sz w:val="16"/>
+        </w:rPr>
+        <w:t xml:space="preserve">bool</w:t>
+      </w:r>
+      <w:r>
+        <w:rPr>
+          <w:rFonts w:ascii="Consolas" w:hAnsi="Consolas"/>
+          <w:color w:val="262626"/>
+          <w:sz w:val="16"/>
+        </w:rPr>
+        <w:t xml:space="preserve"> {</w:t>
+      </w:r>
+      <w:r>
         <w:br/>
-        <w:t xml:space="preserve">    </w:t>
-      </w:r>
-      <w:r>
-        <w:rPr>
-          <w:rFonts w:ascii="Consolas" w:hAnsi="Consolas" w:eastAsia="Consolas"/>
-          <w:color w:val="569CD6"/>
+      </w:r>
+      <w:r>
+        <w:rPr>
+          <w:rFonts w:ascii="Consolas" w:hAnsi="Consolas"/>
+          <w:color w:val="262626"/>
           <w:sz w:val="16"/>
         </w:rPr>
-        <w:t>function</w:t>
-      </w:r>
-      <w:r>
-        <w:rPr>
-          <w:rFonts w:ascii="Consolas" w:hAnsi="Consolas" w:eastAsia="Consolas"/>
-          <w:color w:val="D4D4D4"/>
+        <w:t xml:space="preserve">        </w:t>
+      </w:r>
+      <w:r>
+        <w:rPr>
+          <w:rFonts w:ascii="Consolas" w:hAnsi="Consolas"/>
+          <w:b/>
+          <w:color w:val="000080"/>
           <w:sz w:val="16"/>
         </w:rPr>
+        <w:t xml:space="preserve">return</w:t>
+      </w:r>
+      <w:r>
+        <w:rPr>
+          <w:rFonts w:ascii="Consolas" w:hAnsi="Consolas"/>
+          <w:color w:val="262626"/>
+          <w:sz w:val="16"/>
+        </w:rPr>
         <w:t xml:space="preserve"> </w:t>
       </w:r>
       <w:r>
         <w:rPr>
-          <w:rFonts w:ascii="Consolas" w:hAnsi="Consolas" w:eastAsia="Consolas"/>
-          <w:color w:val="D4D4D4"/>
+          <w:rFonts w:ascii="Consolas" w:hAnsi="Consolas"/>
+          <w:color w:val="795E26"/>
           <w:sz w:val="16"/>
         </w:rPr>
-        <w:t>(</w:t>
-      </w:r>
-      <w:r>
-        <w:rPr>
-          <w:rFonts w:ascii="Consolas" w:hAnsi="Consolas" w:eastAsia="Consolas"/>
-          <w:color w:val="4EC9B0"/>
+        <w:t xml:space="preserve">app</w:t>
+      </w:r>
+      <w:r>
+        <w:rPr>
+          <w:rFonts w:ascii="Consolas" w:hAnsi="Consolas"/>
+          <w:color w:val="262626"/>
           <w:sz w:val="16"/>
         </w:rPr>
-        <w:t>User</w:t>
-      </w:r>
-      <w:r>
-        <w:rPr>
-          <w:rFonts w:ascii="Consolas" w:hAnsi="Consolas" w:eastAsia="Consolas"/>
-          <w:color w:val="D4D4D4"/>
+        <w:t xml:space="preserve">(</w:t>
+      </w:r>
+      <w:r>
+        <w:rPr>
+          <w:rFonts w:ascii="Consolas" w:hAnsi="Consolas"/>
+          <w:color w:val="267F99"/>
           <w:sz w:val="16"/>
         </w:rPr>
-        <w:t xml:space="preserve"> </w:t>
-      </w:r>
-      <w:r>
-        <w:rPr>
-          <w:rFonts w:ascii="Consolas" w:hAnsi="Consolas" w:eastAsia="Consolas"/>
-          <w:color w:val="9CDCFE"/>
+        <w:t xml:space="preserve">TenantAccess</w:t>
+      </w:r>
+      <w:r>
+        <w:rPr>
+          <w:rFonts w:ascii="Consolas" w:hAnsi="Consolas"/>
+          <w:color w:val="262626"/>
           <w:sz w:val="16"/>
         </w:rPr>
-        <w:t>$user</w:t>
-      </w:r>
-      <w:r>
-        <w:rPr>
-          <w:rFonts w:ascii="Consolas" w:hAnsi="Consolas" w:eastAsia="Consolas"/>
-          <w:color w:val="D4D4D4"/>
+        <w:t xml:space="preserve">::</w:t>
+      </w:r>
+      <w:r>
+        <w:rPr>
+          <w:rFonts w:ascii="Consolas" w:hAnsi="Consolas"/>
+          <w:b/>
+          <w:color w:val="000080"/>
           <w:sz w:val="16"/>
         </w:rPr>
-        <w:t>,</w:t>
-      </w:r>
-      <w:r>
-        <w:rPr>
-          <w:rFonts w:ascii="Consolas" w:hAnsi="Consolas" w:eastAsia="Consolas"/>
-          <w:color w:val="D4D4D4"/>
+        <w:t xml:space="preserve">class</w:t>
+      </w:r>
+      <w:r>
+        <w:rPr>
+          <w:rFonts w:ascii="Consolas" w:hAnsi="Consolas"/>
+          <w:color w:val="262626"/>
           <w:sz w:val="16"/>
         </w:rPr>
-        <w:t xml:space="preserve"> </w:t>
-      </w:r>
-      <w:r>
-        <w:rPr>
-          <w:rFonts w:ascii="Consolas" w:hAnsi="Consolas" w:eastAsia="Consolas"/>
-          <w:color w:val="569CD6"/>
+        <w:t xml:space="preserve">)-&gt;</w:t>
+      </w:r>
+      <w:r>
+        <w:rPr>
+          <w:rFonts w:ascii="Consolas" w:hAnsi="Consolas"/>
+          <w:color w:val="795E26"/>
           <w:sz w:val="16"/>
         </w:rPr>
-        <w:t>int</w:t>
-      </w:r>
-      <w:r>
-        <w:rPr>
-          <w:rFonts w:ascii="Consolas" w:hAnsi="Consolas" w:eastAsia="Consolas"/>
-          <w:color w:val="D4D4D4"/>
+        <w:t xml:space="preserve">allows</w:t>
+      </w:r>
+      <w:r>
+        <w:rPr>
+          <w:rFonts w:ascii="Consolas" w:hAnsi="Consolas"/>
+          <w:color w:val="262626"/>
           <w:sz w:val="16"/>
         </w:rPr>
-        <w:t xml:space="preserve"> </w:t>
-      </w:r>
-      <w:r>
-        <w:rPr>
-          <w:rFonts w:ascii="Consolas" w:hAnsi="Consolas" w:eastAsia="Consolas"/>
-          <w:color w:val="9CDCFE"/>
+        <w:t xml:space="preserve">(</w:t>
+      </w:r>
+      <w:r>
+        <w:br/>
+      </w:r>
+      <w:r>
+        <w:rPr>
+          <w:rFonts w:ascii="Consolas" w:hAnsi="Consolas"/>
+          <w:color w:val="262626"/>
           <w:sz w:val="16"/>
         </w:rPr>
-        <w:t>$tenantId</w:t>
-      </w:r>
-      <w:r>
-        <w:rPr>
-          <w:rFonts w:ascii="Consolas" w:hAnsi="Consolas" w:eastAsia="Consolas"/>
-          <w:color w:val="D4D4D4"/>
+        <w:t xml:space="preserve">            </w:t>
+      </w:r>
+      <w:r>
+        <w:rPr>
+          <w:rFonts w:ascii="Consolas" w:hAnsi="Consolas"/>
+          <w:color w:val="660E7A"/>
           <w:sz w:val="16"/>
         </w:rPr>
-        <w:t>)</w:t>
-      </w:r>
-      <w:r>
-        <w:rPr>
-          <w:rFonts w:ascii="Consolas" w:hAnsi="Consolas" w:eastAsia="Consolas"/>
-          <w:color w:val="D4D4D4"/>
+        <w:t xml:space="preserve">user</w:t>
+      </w:r>
+      <w:r>
+        <w:rPr>
+          <w:rFonts w:ascii="Consolas" w:hAnsi="Consolas"/>
+          <w:color w:val="262626"/>
           <w:sz w:val="16"/>
         </w:rPr>
-        <w:t>:</w:t>
-      </w:r>
-      <w:r>
-        <w:rPr>
-          <w:rFonts w:ascii="Consolas" w:hAnsi="Consolas" w:eastAsia="Consolas"/>
-          <w:color w:val="D4D4D4"/>
+        <w:t xml:space="preserve">: </w:t>
+      </w:r>
+      <w:r>
+        <w:rPr>
+          <w:rFonts w:ascii="Consolas" w:hAnsi="Consolas"/>
+          <w:color w:val="660E7A"/>
           <w:sz w:val="16"/>
         </w:rPr>
-        <w:t xml:space="preserve"> </w:t>
-      </w:r>
-      <w:r>
-        <w:rPr>
-          <w:rFonts w:ascii="Consolas" w:hAnsi="Consolas" w:eastAsia="Consolas"/>
-          <w:color w:val="569CD6"/>
+        <w:t xml:space="preserve">$user</w:t>
+      </w:r>
+      <w:r>
+        <w:rPr>
+          <w:rFonts w:ascii="Consolas" w:hAnsi="Consolas"/>
+          <w:color w:val="262626"/>
           <w:sz w:val="16"/>
         </w:rPr>
-        <w:t>bool</w:t>
-      </w:r>
-      <w:r>
-        <w:rPr>
-          <w:rFonts w:ascii="Consolas" w:hAnsi="Consolas" w:eastAsia="Consolas"/>
-          <w:color w:val="D4D4D4"/>
+        <w:t xml:space="preserve">,</w:t>
+      </w:r>
+      <w:r>
+        <w:br/>
+      </w:r>
+      <w:r>
+        <w:rPr>
+          <w:rFonts w:ascii="Consolas" w:hAnsi="Consolas"/>
+          <w:color w:val="262626"/>
           <w:sz w:val="16"/>
         </w:rPr>
-        <w:t xml:space="preserve"> </w:t>
-      </w:r>
-      <w:r>
-        <w:rPr>
-          <w:rFonts w:ascii="Consolas" w:hAnsi="Consolas" w:eastAsia="Consolas"/>
-          <w:color w:val="D4D4D4"/>
+        <w:t xml:space="preserve">            </w:t>
+      </w:r>
+      <w:r>
+        <w:rPr>
+          <w:rFonts w:ascii="Consolas" w:hAnsi="Consolas"/>
+          <w:color w:val="660E7A"/>
           <w:sz w:val="16"/>
         </w:rPr>
-        <w:t>{</w:t>
-      </w:r>
-      <w:r>
-        <w:rPr>
-          <w:rFonts w:ascii="Consolas" w:hAnsi="Consolas" w:eastAsia="Consolas"/>
-          <w:color w:val="D4D4D4"/>
+        <w:t xml:space="preserve">tenantId</w:t>
+      </w:r>
+      <w:r>
+        <w:rPr>
+          <w:rFonts w:ascii="Consolas" w:hAnsi="Consolas"/>
+          <w:color w:val="262626"/>
           <w:sz w:val="16"/>
         </w:rPr>
+        <w:t xml:space="preserve">: </w:t>
+      </w:r>
+      <w:r>
+        <w:rPr>
+          <w:rFonts w:ascii="Consolas" w:hAnsi="Consolas"/>
+          <w:color w:val="660E7A"/>
+          <w:sz w:val="16"/>
+        </w:rPr>
+        <w:t xml:space="preserve">$tenantId</w:t>
+      </w:r>
+      <w:r>
+        <w:rPr>
+          <w:rFonts w:ascii="Consolas" w:hAnsi="Consolas"/>
+          <w:color w:val="262626"/>
+          <w:sz w:val="16"/>
+        </w:rPr>
+        <w:t xml:space="preserve">,</w:t>
+      </w:r>
+      <w:r>
         <w:br/>
-        <w:t xml:space="preserve">        </w:t>
-      </w:r>
-      <w:r>
-        <w:rPr>
-          <w:rFonts w:ascii="Consolas" w:hAnsi="Consolas" w:eastAsia="Consolas"/>
-          <w:color w:val="569CD6"/>
+      </w:r>
+      <w:r>
+        <w:rPr>
+          <w:rFonts w:ascii="Consolas" w:hAnsi="Consolas"/>
+          <w:color w:val="262626"/>
           <w:sz w:val="16"/>
         </w:rPr>
-        <w:t>return</w:t>
-      </w:r>
-      <w:r>
-        <w:rPr>
-          <w:rFonts w:ascii="Consolas" w:hAnsi="Consolas" w:eastAsia="Consolas"/>
-          <w:color w:val="D4D4D4"/>
+        <w:t xml:space="preserve">            </w:t>
+      </w:r>
+      <w:r>
+        <w:rPr>
+          <w:rFonts w:ascii="Consolas" w:hAnsi="Consolas"/>
+          <w:color w:val="660E7A"/>
           <w:sz w:val="16"/>
         </w:rPr>
-        <w:t xml:space="preserve"> </w:t>
-      </w:r>
-      <w:r>
-        <w:rPr>
-          <w:rFonts w:ascii="Consolas" w:hAnsi="Consolas" w:eastAsia="Consolas"/>
-          <w:color w:val="DCDCAA"/>
+        <w:t xml:space="preserve">ability</w:t>
+      </w:r>
+      <w:r>
+        <w:rPr>
+          <w:rFonts w:ascii="Consolas" w:hAnsi="Consolas"/>
+          <w:color w:val="262626"/>
           <w:sz w:val="16"/>
         </w:rPr>
-        <w:t>app</w:t>
-      </w:r>
-      <w:r>
-        <w:rPr>
-          <w:rFonts w:ascii="Consolas" w:hAnsi="Consolas" w:eastAsia="Consolas"/>
-          <w:color w:val="D4D4D4"/>
+        <w:t xml:space="preserve">: </w:t>
+      </w:r>
+      <w:r>
+        <w:rPr>
+          <w:rFonts w:ascii="Consolas" w:hAnsi="Consolas"/>
+          <w:color w:val="00733B"/>
           <w:sz w:val="16"/>
         </w:rPr>
-        <w:t>(</w:t>
-      </w:r>
-      <w:r>
-        <w:rPr>
-          <w:rFonts w:ascii="Consolas" w:hAnsi="Consolas" w:eastAsia="Consolas"/>
-          <w:color w:val="4EC9B0"/>
+        <w:t xml:space="preserve">'kds.view'</w:t>
+      </w:r>
+      <w:r>
+        <w:rPr>
+          <w:rFonts w:ascii="Consolas" w:hAnsi="Consolas"/>
+          <w:color w:val="262626"/>
           <w:sz w:val="16"/>
         </w:rPr>
-        <w:t>TenantAccess</w:t>
-      </w:r>
-      <w:r>
-        <w:rPr>
-          <w:rFonts w:ascii="Consolas" w:hAnsi="Consolas" w:eastAsia="Consolas"/>
-          <w:color w:val="D4D4D4"/>
+        <w:t xml:space="preserve">,</w:t>
+      </w:r>
+      <w:r>
+        <w:br/>
+      </w:r>
+      <w:r>
+        <w:rPr>
+          <w:rFonts w:ascii="Consolas" w:hAnsi="Consolas"/>
+          <w:color w:val="262626"/>
           <w:sz w:val="16"/>
         </w:rPr>
-        <w:t>:</w:t>
-      </w:r>
-      <w:r>
-        <w:rPr>
-          <w:rFonts w:ascii="Consolas" w:hAnsi="Consolas" w:eastAsia="Consolas"/>
-          <w:color w:val="D4D4D4"/>
+        <w:t xml:space="preserve">        );</w:t>
+      </w:r>
+      <w:r>
+        <w:br/>
+      </w:r>
+      <w:r>
+        <w:rPr>
+          <w:rFonts w:ascii="Consolas" w:hAnsi="Consolas"/>
+          <w:color w:val="262626"/>
           <w:sz w:val="16"/>
         </w:rPr>
-        <w:t>:</w:t>
-      </w:r>
-      <w:r>
-        <w:rPr>
-          <w:rFonts w:ascii="Consolas" w:hAnsi="Consolas" w:eastAsia="Consolas"/>
-          <w:color w:val="569CD6"/>
+        <w:t xml:space="preserve">    },</w:t>
+      </w:r>
+      <w:r>
+        <w:br/>
+      </w:r>
+      <w:r>
+        <w:rPr>
+          <w:rFonts w:ascii="Consolas" w:hAnsi="Consolas"/>
+          <w:color w:val="262626"/>
           <w:sz w:val="16"/>
         </w:rPr>
-        <w:t>class</w:t>
-      </w:r>
-      <w:r>
-        <w:rPr>
-          <w:rFonts w:ascii="Consolas" w:hAnsi="Consolas" w:eastAsia="Consolas"/>
-          <w:color w:val="D4D4D4"/>
-          <w:sz w:val="16"/>
-        </w:rPr>
-        <w:t>)</w:t>
-      </w:r>
-      <w:r>
-        <w:rPr>
-          <w:rFonts w:ascii="Consolas" w:hAnsi="Consolas" w:eastAsia="Consolas"/>
-          <w:color w:val="D4D4D4"/>
-          <w:sz w:val="16"/>
-        </w:rPr>
-        <w:t>-</w:t>
-      </w:r>
-      <w:r>
-        <w:rPr>
-          <w:rFonts w:ascii="Consolas" w:hAnsi="Consolas" w:eastAsia="Consolas"/>
-          <w:color w:val="D4D4D4"/>
-          <w:sz w:val="16"/>
-        </w:rPr>
-        <w:t>&gt;</w:t>
-      </w:r>
-      <w:r>
-        <w:rPr>
-          <w:rFonts w:ascii="Consolas" w:hAnsi="Consolas" w:eastAsia="Consolas"/>
-          <w:color w:val="DCDCAA"/>
-          <w:sz w:val="16"/>
-        </w:rPr>
-        <w:t>allows</w:t>
-      </w:r>
-      <w:r>
-        <w:rPr>
-          <w:rFonts w:ascii="Consolas" w:hAnsi="Consolas" w:eastAsia="Consolas"/>
-          <w:color w:val="D4D4D4"/>
-          <w:sz w:val="16"/>
-        </w:rPr>
-        <w:t>(</w:t>
-      </w:r>
-      <w:r>
-        <w:rPr>
-          <w:rFonts w:ascii="Consolas" w:hAnsi="Consolas" w:eastAsia="Consolas"/>
-          <w:color w:val="D4D4D4"/>
-          <w:sz w:val="16"/>
-        </w:rPr>
-        <w:br/>
-        <w:t xml:space="preserve">            </w:t>
-      </w:r>
-      <w:r>
-        <w:rPr>
-          <w:rFonts w:ascii="Consolas" w:hAnsi="Consolas" w:eastAsia="Consolas"/>
-          <w:color w:val="D4D4D4"/>
-          <w:sz w:val="16"/>
-        </w:rPr>
-        <w:t>user</w:t>
-      </w:r>
-      <w:r>
-        <w:rPr>
-          <w:rFonts w:ascii="Consolas" w:hAnsi="Consolas" w:eastAsia="Consolas"/>
-          <w:color w:val="D4D4D4"/>
-          <w:sz w:val="16"/>
-        </w:rPr>
-        <w:t>:</w:t>
-      </w:r>
-      <w:r>
-        <w:rPr>
-          <w:rFonts w:ascii="Consolas" w:hAnsi="Consolas" w:eastAsia="Consolas"/>
-          <w:color w:val="D4D4D4"/>
-          <w:sz w:val="16"/>
-        </w:rPr>
-        <w:t xml:space="preserve"> </w:t>
-      </w:r>
-      <w:r>
-        <w:rPr>
-          <w:rFonts w:ascii="Consolas" w:hAnsi="Consolas" w:eastAsia="Consolas"/>
-          <w:color w:val="9CDCFE"/>
-          <w:sz w:val="16"/>
-        </w:rPr>
-        <w:t>$user</w:t>
-      </w:r>
-      <w:r>
-        <w:rPr>
-          <w:rFonts w:ascii="Consolas" w:hAnsi="Consolas" w:eastAsia="Consolas"/>
-          <w:color w:val="D4D4D4"/>
-          <w:sz w:val="16"/>
-        </w:rPr>
-        <w:t>,</w:t>
-      </w:r>
-      <w:r>
-        <w:rPr>
-          <w:rFonts w:ascii="Consolas" w:hAnsi="Consolas" w:eastAsia="Consolas"/>
-          <w:color w:val="D4D4D4"/>
-          <w:sz w:val="16"/>
-        </w:rPr>
-        <w:br/>
-        <w:t xml:space="preserve">            </w:t>
-      </w:r>
-      <w:r>
-        <w:rPr>
-          <w:rFonts w:ascii="Consolas" w:hAnsi="Consolas" w:eastAsia="Consolas"/>
-          <w:color w:val="D4D4D4"/>
-          <w:sz w:val="16"/>
-        </w:rPr>
-        <w:t>tenantId</w:t>
-      </w:r>
-      <w:r>
-        <w:rPr>
-          <w:rFonts w:ascii="Consolas" w:hAnsi="Consolas" w:eastAsia="Consolas"/>
-          <w:color w:val="D4D4D4"/>
-          <w:sz w:val="16"/>
-        </w:rPr>
-        <w:t>:</w:t>
-      </w:r>
-      <w:r>
-        <w:rPr>
-          <w:rFonts w:ascii="Consolas" w:hAnsi="Consolas" w:eastAsia="Consolas"/>
-          <w:color w:val="D4D4D4"/>
-          <w:sz w:val="16"/>
-        </w:rPr>
-        <w:t xml:space="preserve"> </w:t>
-      </w:r>
-      <w:r>
-        <w:rPr>
-          <w:rFonts w:ascii="Consolas" w:hAnsi="Consolas" w:eastAsia="Consolas"/>
-          <w:color w:val="9CDCFE"/>
-          <w:sz w:val="16"/>
-        </w:rPr>
-        <w:t>$tenantId</w:t>
-      </w:r>
-      <w:r>
-        <w:rPr>
-          <w:rFonts w:ascii="Consolas" w:hAnsi="Consolas" w:eastAsia="Consolas"/>
-          <w:color w:val="D4D4D4"/>
-          <w:sz w:val="16"/>
-        </w:rPr>
-        <w:t>,</w:t>
-      </w:r>
-      <w:r>
-        <w:rPr>
-          <w:rFonts w:ascii="Consolas" w:hAnsi="Consolas" w:eastAsia="Consolas"/>
-          <w:color w:val="D4D4D4"/>
-          <w:sz w:val="16"/>
-        </w:rPr>
-        <w:br/>
-        <w:t xml:space="preserve">            </w:t>
-      </w:r>
-      <w:r>
-        <w:rPr>
-          <w:rFonts w:ascii="Consolas" w:hAnsi="Consolas" w:eastAsia="Consolas"/>
-          <w:color w:val="D4D4D4"/>
-          <w:sz w:val="16"/>
-        </w:rPr>
-        <w:t>ability</w:t>
-      </w:r>
-      <w:r>
-        <w:rPr>
-          <w:rFonts w:ascii="Consolas" w:hAnsi="Consolas" w:eastAsia="Consolas"/>
-          <w:color w:val="D4D4D4"/>
-          <w:sz w:val="16"/>
-        </w:rPr>
-        <w:t>:</w:t>
-      </w:r>
-      <w:r>
-        <w:rPr>
-          <w:rFonts w:ascii="Consolas" w:hAnsi="Consolas" w:eastAsia="Consolas"/>
-          <w:color w:val="D4D4D4"/>
-          <w:sz w:val="16"/>
-        </w:rPr>
-        <w:t xml:space="preserve"> </w:t>
-      </w:r>
-      <w:r>
-        <w:rPr>
-          <w:rFonts w:ascii="Consolas" w:hAnsi="Consolas" w:eastAsia="Consolas"/>
-          <w:color w:val="CE9178"/>
-          <w:sz w:val="16"/>
-        </w:rPr>
-        <w:t>'kds.view'</w:t>
-      </w:r>
-      <w:r>
-        <w:rPr>
-          <w:rFonts w:ascii="Consolas" w:hAnsi="Consolas" w:eastAsia="Consolas"/>
-          <w:color w:val="D4D4D4"/>
-          <w:sz w:val="16"/>
-        </w:rPr>
-        <w:t>,</w:t>
-      </w:r>
-      <w:r>
-        <w:rPr>
-          <w:rFonts w:ascii="Consolas" w:hAnsi="Consolas" w:eastAsia="Consolas"/>
-          <w:color w:val="D4D4D4"/>
-          <w:sz w:val="16"/>
-        </w:rPr>
-        <w:br/>
-        <w:t xml:space="preserve">        </w:t>
-      </w:r>
-      <w:r>
-        <w:rPr>
-          <w:rFonts w:ascii="Consolas" w:hAnsi="Consolas" w:eastAsia="Consolas"/>
-          <w:color w:val="D4D4D4"/>
-          <w:sz w:val="16"/>
-        </w:rPr>
-        <w:t>)</w:t>
-      </w:r>
-      <w:r>
-        <w:rPr>
-          <w:rFonts w:ascii="Consolas" w:hAnsi="Consolas" w:eastAsia="Consolas"/>
-          <w:color w:val="D4D4D4"/>
-          <w:sz w:val="16"/>
-        </w:rPr>
-        <w:t>;</w:t>
-      </w:r>
-      <w:r>
-        <w:rPr>
-          <w:rFonts w:ascii="Consolas" w:hAnsi="Consolas" w:eastAsia="Consolas"/>
-          <w:color w:val="D4D4D4"/>
-          <w:sz w:val="16"/>
-        </w:rPr>
-        <w:br/>
-        <w:t xml:space="preserve">    </w:t>
-      </w:r>
-      <w:r>
-        <w:rPr>
-          <w:rFonts w:ascii="Consolas" w:hAnsi="Consolas" w:eastAsia="Consolas"/>
-          <w:color w:val="D4D4D4"/>
-          <w:sz w:val="16"/>
-        </w:rPr>
-        <w:t>}</w:t>
-      </w:r>
-      <w:r>
-        <w:rPr>
-          <w:rFonts w:ascii="Consolas" w:hAnsi="Consolas" w:eastAsia="Consolas"/>
-          <w:color w:val="D4D4D4"/>
-          <w:sz w:val="16"/>
-        </w:rPr>
-        <w:t>,</w:t>
-      </w:r>
-      <w:r>
-        <w:rPr>
-          <w:rFonts w:ascii="Consolas" w:hAnsi="Consolas" w:eastAsia="Consolas"/>
-          <w:color w:val="D4D4D4"/>
-          <w:sz w:val="16"/>
-        </w:rPr>
-        <w:br/>
-      </w:r>
-      <w:r>
-        <w:rPr>
-          <w:rFonts w:ascii="Consolas" w:hAnsi="Consolas" w:eastAsia="Consolas"/>
-          <w:color w:val="D4D4D4"/>
-          <w:sz w:val="16"/>
-        </w:rPr>
-        <w:t>)</w:t>
-      </w:r>
-      <w:r>
-        <w:rPr>
-          <w:rFonts w:ascii="Consolas" w:hAnsi="Consolas" w:eastAsia="Consolas"/>
-          <w:color w:val="D4D4D4"/>
-          <w:sz w:val="16"/>
-        </w:rPr>
-        <w:t>;</w:t>
+        <w:t xml:space="preserve">);</w:t>
       </w:r>
     </w:p>
     <w:p>
@@ -5162,80 +4772,121 @@
     <w:p>
       <w:pPr>
         <w:pStyle w:val="CodeHeader"/>
-        <w:shd w:fill="2D2D30"/>
+        <w:keepNext/>
         <w:pBdr>
-          <w:left w:val="single" w:sz="4" w:space="8" w:color="2D2D30"/>
+          <w:left w:val="single" w:sz="12" w:space="8" w:color="B8DDE0"/>
         </w:pBdr>
+        <w:shd w:val="clear" w:color="auto" w:fill="E4EAED"/>
       </w:pPr>
       <w:r>
         <w:rPr>
           <w:rFonts w:ascii="Consolas" w:hAnsi="Consolas"/>
           <w:b/>
-          <w:color w:val="FFFFFF"/>
+          <w:color w:val="262626"/>
           <w:sz w:val="16"/>
         </w:rPr>
-        <w:t>Lokasi: terminal pada root repository kantin-multi-tenant   •   MODUL 12 — TERMINAL   •   BASH</w:t>
+        <w:t xml:space="preserve">Lokasi: terminal pada root repository kantin-multi-tenant   •   MODUL 12 — TERMINAL   •   BASH</w:t>
       </w:r>
     </w:p>
     <w:p>
       <w:pPr>
         <w:pStyle w:val="CodeBlock"/>
-        <w:shd w:fill="1E1E1E"/>
         <w:pBdr>
-          <w:left w:val="single" w:sz="4" w:space="8" w:color="1E1E1E"/>
+          <w:left w:val="single" w:sz="12" w:space="8" w:color="B8DDE0"/>
         </w:pBdr>
+        <w:shd w:val="clear" w:color="auto" w:fill="F2F3F7"/>
       </w:pPr>
       <w:r>
         <w:rPr>
           <w:rFonts w:ascii="Consolas" w:hAnsi="Consolas"/>
-          <w:color w:val="4EC9B0"/>
+          <w:b/>
+          <w:color w:val="000080"/>
           <w:sz w:val="16"/>
         </w:rPr>
-        <w:t>php</w:t>
+        <w:t xml:space="preserve">php</w:t>
       </w:r>
       <w:r>
         <w:rPr>
           <w:rFonts w:ascii="Consolas" w:hAnsi="Consolas"/>
-          <w:color w:val="D4D4D4"/>
+          <w:color w:val="262626"/>
           <w:sz w:val="16"/>
         </w:rPr>
-        <w:t xml:space="preserve"> artisan install:broadcasting</w:t>
+        <w:t xml:space="preserve"> artisan </w:t>
+      </w:r>
+      <w:r>
+        <w:rPr>
+          <w:rFonts w:ascii="Consolas" w:hAnsi="Consolas"/>
+          <w:color w:val="795E26"/>
+          <w:sz w:val="16"/>
+        </w:rPr>
+        <w:t xml:space="preserve">install:broadcasting</w:t>
+      </w:r>
+      <w:r>
         <w:br/>
       </w:r>
       <w:r>
         <w:rPr>
           <w:rFonts w:ascii="Consolas" w:hAnsi="Consolas"/>
-          <w:color w:val="4EC9B0"/>
+          <w:b/>
+          <w:color w:val="000080"/>
           <w:sz w:val="16"/>
         </w:rPr>
-        <w:t>php</w:t>
+        <w:t xml:space="preserve">php</w:t>
       </w:r>
       <w:r>
         <w:rPr>
           <w:rFonts w:ascii="Consolas" w:hAnsi="Consolas"/>
-          <w:color w:val="D4D4D4"/>
+          <w:color w:val="262626"/>
           <w:sz w:val="16"/>
         </w:rPr>
-        <w:t xml:space="preserve"> artisan reverb:start</w:t>
+        <w:t xml:space="preserve"> artisan </w:t>
+      </w:r>
+      <w:r>
+        <w:rPr>
+          <w:rFonts w:ascii="Consolas" w:hAnsi="Consolas"/>
+          <w:color w:val="795E26"/>
+          <w:sz w:val="16"/>
+        </w:rPr>
+        <w:t xml:space="preserve">reverb:start</w:t>
+      </w:r>
+      <w:r>
         <w:br/>
       </w:r>
       <w:r>
         <w:rPr>
           <w:rFonts w:ascii="Consolas" w:hAnsi="Consolas"/>
-          <w:color w:val="4EC9B0"/>
+          <w:b/>
+          <w:color w:val="000080"/>
           <w:sz w:val="16"/>
         </w:rPr>
-        <w:t>php</w:t>
+        <w:t xml:space="preserve">php</w:t>
       </w:r>
       <w:r>
         <w:rPr>
           <w:rFonts w:ascii="Consolas" w:hAnsi="Consolas"/>
-          <w:color w:val="D4D4D4"/>
+          <w:color w:val="262626"/>
           <w:sz w:val="16"/>
         </w:rPr>
         <w:t xml:space="preserve"> artisan test</w:t>
+      </w:r>
+      <w:r>
         <w:br/>
-        <w:t xml:space="preserve">./vendor/bin/pint --test</w:t>
+      </w:r>
+      <w:r>
+        <w:rPr>
+          <w:rFonts w:ascii="Consolas" w:hAnsi="Consolas"/>
+          <w:color w:val="262626"/>
+          <w:sz w:val="16"/>
+        </w:rPr>
+        <w:t xml:space="preserve">./vendor/bin/pint </w:t>
+      </w:r>
+      <w:r>
+        <w:rPr>
+          <w:rFonts w:ascii="Consolas" w:hAnsi="Consolas"/>
+          <w:color w:val="0073E6"/>
+          <w:sz w:val="16"/>
+        </w:rPr>
+        <w:t xml:space="preserve">--test</w:t>
       </w:r>
     </w:p>
     <w:p>
@@ -5458,470 +5109,232 @@
     <w:p>
       <w:pPr>
         <w:pStyle w:val="CodeBlock"/>
-        <w:shd w:fill="1E1E1E" w:val="clear"/>
         <w:pBdr>
-          <w:left w:val="single" w:sz="4" w:space="8" w:color="1E1E1E"/>
+          <w:left w:val="single" w:sz="12" w:space="8" w:color="B8DDE0"/>
         </w:pBdr>
+        <w:shd w:val="clear" w:color="auto" w:fill="F2F3F7"/>
       </w:pPr>
       <w:r>
         <w:rPr>
           <w:rFonts w:ascii="Consolas" w:hAnsi="Consolas"/>
-          <w:color w:val="569CD6"/>
+          <w:color w:val="262626"/>
           <w:sz w:val="16"/>
         </w:rPr>
-        <w:t>final</w:t>
+        <w:t xml:space="preserve">final class TenantOrderUpdated</w:t>
+      </w:r>
+      <w:r>
+        <w:br/>
       </w:r>
       <w:r>
         <w:rPr>
           <w:rFonts w:ascii="Consolas" w:hAnsi="Consolas"/>
-          <w:color w:val="D4D4D4"/>
+          <w:color w:val="262626"/>
           <w:sz w:val="16"/>
         </w:rPr>
-        <w:t xml:space="preserve"> </w:t>
+        <w:t xml:space="preserve">    implements ShouldBroadcast, ShouldDispatchAfterCommit</w:t>
+      </w:r>
+      <w:r>
+        <w:br/>
       </w:r>
       <w:r>
         <w:rPr>
           <w:rFonts w:ascii="Consolas" w:hAnsi="Consolas"/>
-          <w:color w:val="569CD6"/>
+          <w:color w:val="262626"/>
           <w:sz w:val="16"/>
         </w:rPr>
-        <w:t>class</w:t>
+        <w:t xml:space="preserve">{</w:t>
+      </w:r>
+      <w:r>
+        <w:br/>
       </w:r>
       <w:r>
         <w:rPr>
           <w:rFonts w:ascii="Consolas" w:hAnsi="Consolas"/>
-          <w:color w:val="D4D4D4"/>
+          <w:color w:val="262626"/>
           <w:sz w:val="16"/>
         </w:rPr>
-        <w:t xml:space="preserve"> </w:t>
+        <w:t xml:space="preserve">    public function __construct(</w:t>
+      </w:r>
+      <w:r>
+        <w:br/>
       </w:r>
       <w:r>
         <w:rPr>
           <w:rFonts w:ascii="Consolas" w:hAnsi="Consolas"/>
-          <w:color w:val="4EC9B0"/>
+          <w:color w:val="262626"/>
           <w:sz w:val="16"/>
         </w:rPr>
-        <w:t>TenantOrderUpdated</w:t>
+        <w:t xml:space="preserve">        public readonly TenantOrder </w:t>
       </w:r>
       <w:r>
         <w:rPr>
           <w:rFonts w:ascii="Consolas" w:hAnsi="Consolas"/>
-          <w:color w:val="D4D4D4"/>
+          <w:color w:val="660E7A"/>
           <w:sz w:val="16"/>
         </w:rPr>
+        <w:t xml:space="preserve">$tenantOrder</w:t>
+      </w:r>
+      <w:r>
         <w:br/>
-        <w:t xml:space="preserve">    </w:t>
       </w:r>
       <w:r>
         <w:rPr>
           <w:rFonts w:ascii="Consolas" w:hAnsi="Consolas"/>
-          <w:color w:val="569CD6"/>
+          <w:color w:val="262626"/>
           <w:sz w:val="16"/>
         </w:rPr>
-        <w:t>implements</w:t>
+        <w:t xml:space="preserve">    ) {}</w:t>
+      </w:r>
+      <w:r>
+        <w:br/>
+      </w:r>
+      <w:r>
+        <w:br/>
       </w:r>
       <w:r>
         <w:rPr>
           <w:rFonts w:ascii="Consolas" w:hAnsi="Consolas"/>
-          <w:color w:val="D4D4D4"/>
+          <w:color w:val="262626"/>
           <w:sz w:val="16"/>
         </w:rPr>
-        <w:t xml:space="preserve"> </w:t>
+        <w:t xml:space="preserve">    public function broadcastOn(): array</w:t>
+      </w:r>
+      <w:r>
+        <w:br/>
       </w:r>
       <w:r>
         <w:rPr>
           <w:rFonts w:ascii="Consolas" w:hAnsi="Consolas"/>
-          <w:color w:val="4EC9B0"/>
+          <w:color w:val="262626"/>
           <w:sz w:val="16"/>
         </w:rPr>
-        <w:t>ShouldBroadcast</w:t>
+        <w:t xml:space="preserve">    {</w:t>
+      </w:r>
+      <w:r>
+        <w:br/>
       </w:r>
       <w:r>
         <w:rPr>
           <w:rFonts w:ascii="Consolas" w:hAnsi="Consolas"/>
-          <w:color w:val="D4D4D4"/>
+          <w:color w:val="262626"/>
           <w:sz w:val="16"/>
         </w:rPr>
-        <w:t xml:space="preserve">, </w:t>
+        <w:t xml:space="preserve">        return [new PrivateChannel(</w:t>
+      </w:r>
+      <w:r>
+        <w:br/>
       </w:r>
       <w:r>
         <w:rPr>
           <w:rFonts w:ascii="Consolas" w:hAnsi="Consolas"/>
-          <w:color w:val="4EC9B0"/>
+          <w:color w:val="262626"/>
           <w:sz w:val="16"/>
         </w:rPr>
-        <w:t>ShouldDispatchAfterCommit</w:t>
+        <w:t xml:space="preserve">            </w:t>
       </w:r>
       <w:r>
         <w:rPr>
           <w:rFonts w:ascii="Consolas" w:hAnsi="Consolas"/>
-          <w:color w:val="D4D4D4"/>
+          <w:color w:val="00733B"/>
           <w:sz w:val="16"/>
         </w:rPr>
+        <w:t xml:space="preserve">"tenant.{$this-&gt;tenantOrder-&gt;tenant_id}.kds"</w:t>
+      </w:r>
+      <w:r>
         <w:br/>
-        <w:t>{</w:t>
+      </w:r>
+      <w:r>
+        <w:rPr>
+          <w:rFonts w:ascii="Consolas" w:hAnsi="Consolas"/>
+          <w:color w:val="262626"/>
+          <w:sz w:val="16"/>
+        </w:rPr>
+        <w:t xml:space="preserve">        )];</w:t>
+      </w:r>
+      <w:r>
         <w:br/>
-        <w:t xml:space="preserve">    </w:t>
       </w:r>
       <w:r>
         <w:rPr>
           <w:rFonts w:ascii="Consolas" w:hAnsi="Consolas"/>
-          <w:color w:val="569CD6"/>
+          <w:color w:val="262626"/>
           <w:sz w:val="16"/>
         </w:rPr>
-        <w:t>public</w:t>
+        <w:t xml:space="preserve">    }</w:t>
+      </w:r>
+      <w:r>
+        <w:br/>
+      </w:r>
+      <w:r>
+        <w:br/>
       </w:r>
       <w:r>
         <w:rPr>
           <w:rFonts w:ascii="Consolas" w:hAnsi="Consolas"/>
-          <w:color w:val="D4D4D4"/>
+          <w:color w:val="262626"/>
           <w:sz w:val="16"/>
         </w:rPr>
-        <w:t xml:space="preserve"> </w:t>
+        <w:t xml:space="preserve">    public function broadcastAs(): string</w:t>
+      </w:r>
+      <w:r>
+        <w:br/>
       </w:r>
       <w:r>
         <w:rPr>
           <w:rFonts w:ascii="Consolas" w:hAnsi="Consolas"/>
-          <w:color w:val="569CD6"/>
+          <w:color w:val="262626"/>
           <w:sz w:val="16"/>
         </w:rPr>
-        <w:t>function</w:t>
+        <w:t xml:space="preserve">    {</w:t>
+      </w:r>
+      <w:r>
+        <w:br/>
       </w:r>
       <w:r>
         <w:rPr>
           <w:rFonts w:ascii="Consolas" w:hAnsi="Consolas"/>
-          <w:color w:val="D4D4D4"/>
+          <w:color w:val="262626"/>
           <w:sz w:val="16"/>
         </w:rPr>
-        <w:t xml:space="preserve"> </w:t>
+        <w:t xml:space="preserve">        return </w:t>
       </w:r>
       <w:r>
         <w:rPr>
           <w:rFonts w:ascii="Consolas" w:hAnsi="Consolas"/>
-          <w:color w:val="DCDCAA"/>
+          <w:color w:val="00733B"/>
           <w:sz w:val="16"/>
         </w:rPr>
-        <w:t>__construct</w:t>
+        <w:t xml:space="preserve">'tenant-order.updated'</w:t>
       </w:r>
       <w:r>
         <w:rPr>
           <w:rFonts w:ascii="Consolas" w:hAnsi="Consolas"/>
-          <w:color w:val="D4D4D4"/>
+          <w:color w:val="262626"/>
           <w:sz w:val="16"/>
         </w:rPr>
-        <w:t>(</w:t>
+        <w:t xml:space="preserve">;</w:t>
+      </w:r>
+      <w:r>
         <w:br/>
-        <w:t xml:space="preserve">        </w:t>
       </w:r>
       <w:r>
         <w:rPr>
           <w:rFonts w:ascii="Consolas" w:hAnsi="Consolas"/>
-          <w:color w:val="569CD6"/>
+          <w:color w:val="262626"/>
           <w:sz w:val="16"/>
         </w:rPr>
-        <w:t>public</w:t>
+        <w:t xml:space="preserve">    }</w:t>
+      </w:r>
+      <w:r>
+        <w:br/>
       </w:r>
       <w:r>
         <w:rPr>
           <w:rFonts w:ascii="Consolas" w:hAnsi="Consolas"/>
-          <w:color w:val="D4D4D4"/>
+          <w:color w:val="262626"/>
           <w:sz w:val="16"/>
         </w:rPr>
-        <w:t xml:space="preserve"> </w:t>
-      </w:r>
-      <w:r>
-        <w:rPr>
-          <w:rFonts w:ascii="Consolas" w:hAnsi="Consolas"/>
-          <w:color w:val="569CD6"/>
-          <w:sz w:val="16"/>
-        </w:rPr>
-        <w:t>readonly</w:t>
-      </w:r>
-      <w:r>
-        <w:rPr>
-          <w:rFonts w:ascii="Consolas" w:hAnsi="Consolas"/>
-          <w:color w:val="D4D4D4"/>
-          <w:sz w:val="16"/>
-        </w:rPr>
-        <w:t xml:space="preserve"> </w:t>
-      </w:r>
-      <w:r>
-        <w:rPr>
-          <w:rFonts w:ascii="Consolas" w:hAnsi="Consolas"/>
-          <w:color w:val="4EC9B0"/>
-          <w:sz w:val="16"/>
-        </w:rPr>
-        <w:t>TenantOrder</w:t>
-      </w:r>
-      <w:r>
-        <w:rPr>
-          <w:rFonts w:ascii="Consolas" w:hAnsi="Consolas"/>
-          <w:color w:val="D4D4D4"/>
-          <w:sz w:val="16"/>
-        </w:rPr>
-        <w:t xml:space="preserve"> </w:t>
-      </w:r>
-      <w:r>
-        <w:rPr>
-          <w:rFonts w:ascii="Consolas" w:hAnsi="Consolas"/>
-          <w:color w:val="9CDCFE"/>
-          <w:sz w:val="16"/>
-        </w:rPr>
-        <w:t>$tenantOrder</w:t>
-      </w:r>
-      <w:r>
-        <w:rPr>
-          <w:rFonts w:ascii="Consolas" w:hAnsi="Consolas"/>
-          <w:color w:val="D4D4D4"/>
-          <w:sz w:val="16"/>
-        </w:rPr>
-        <w:br/>
-        <w:t xml:space="preserve">    ) {}</w:t>
-        <w:br/>
-        <w:br/>
-        <w:t xml:space="preserve">    </w:t>
-      </w:r>
-      <w:r>
-        <w:rPr>
-          <w:rFonts w:ascii="Consolas" w:hAnsi="Consolas"/>
-          <w:color w:val="569CD6"/>
-          <w:sz w:val="16"/>
-        </w:rPr>
-        <w:t>public</w:t>
-      </w:r>
-      <w:r>
-        <w:rPr>
-          <w:rFonts w:ascii="Consolas" w:hAnsi="Consolas"/>
-          <w:color w:val="D4D4D4"/>
-          <w:sz w:val="16"/>
-        </w:rPr>
-        <w:t xml:space="preserve"> </w:t>
-      </w:r>
-      <w:r>
-        <w:rPr>
-          <w:rFonts w:ascii="Consolas" w:hAnsi="Consolas"/>
-          <w:color w:val="569CD6"/>
-          <w:sz w:val="16"/>
-        </w:rPr>
-        <w:t>function</w:t>
-      </w:r>
-      <w:r>
-        <w:rPr>
-          <w:rFonts w:ascii="Consolas" w:hAnsi="Consolas"/>
-          <w:color w:val="D4D4D4"/>
-          <w:sz w:val="16"/>
-        </w:rPr>
-        <w:t xml:space="preserve"> </w:t>
-      </w:r>
-      <w:r>
-        <w:rPr>
-          <w:rFonts w:ascii="Consolas" w:hAnsi="Consolas"/>
-          <w:color w:val="DCDCAA"/>
-          <w:sz w:val="16"/>
-        </w:rPr>
-        <w:t>broadcastOn</w:t>
-      </w:r>
-      <w:r>
-        <w:rPr>
-          <w:rFonts w:ascii="Consolas" w:hAnsi="Consolas"/>
-          <w:color w:val="D4D4D4"/>
-          <w:sz w:val="16"/>
-        </w:rPr>
-        <w:t xml:space="preserve">(): </w:t>
-      </w:r>
-      <w:r>
-        <w:rPr>
-          <w:rFonts w:ascii="Consolas" w:hAnsi="Consolas"/>
-          <w:color w:val="569CD6"/>
-          <w:sz w:val="16"/>
-        </w:rPr>
-        <w:t>array</w:t>
-      </w:r>
-      <w:r>
-        <w:rPr>
-          <w:rFonts w:ascii="Consolas" w:hAnsi="Consolas"/>
-          <w:color w:val="D4D4D4"/>
-          <w:sz w:val="16"/>
-        </w:rPr>
-        <w:br/>
-        <w:t xml:space="preserve">    {</w:t>
-        <w:br/>
-        <w:t xml:space="preserve">        </w:t>
-      </w:r>
-      <w:r>
-        <w:rPr>
-          <w:rFonts w:ascii="Consolas" w:hAnsi="Consolas"/>
-          <w:color w:val="569CD6"/>
-          <w:sz w:val="16"/>
-        </w:rPr>
-        <w:t>return</w:t>
-      </w:r>
-      <w:r>
-        <w:rPr>
-          <w:rFonts w:ascii="Consolas" w:hAnsi="Consolas"/>
-          <w:color w:val="D4D4D4"/>
-          <w:sz w:val="16"/>
-        </w:rPr>
-        <w:t xml:space="preserve"> [</w:t>
-      </w:r>
-      <w:r>
-        <w:rPr>
-          <w:rFonts w:ascii="Consolas" w:hAnsi="Consolas"/>
-          <w:color w:val="569CD6"/>
-          <w:sz w:val="16"/>
-        </w:rPr>
-        <w:t>new</w:t>
-      </w:r>
-      <w:r>
-        <w:rPr>
-          <w:rFonts w:ascii="Consolas" w:hAnsi="Consolas"/>
-          <w:color w:val="D4D4D4"/>
-          <w:sz w:val="16"/>
-        </w:rPr>
-        <w:t xml:space="preserve"> </w:t>
-      </w:r>
-      <w:r>
-        <w:rPr>
-          <w:rFonts w:ascii="Consolas" w:hAnsi="Consolas"/>
-          <w:color w:val="DCDCAA"/>
-          <w:sz w:val="16"/>
-        </w:rPr>
-        <w:t>PrivateChannel</w:t>
-      </w:r>
-      <w:r>
-        <w:rPr>
-          <w:rFonts w:ascii="Consolas" w:hAnsi="Consolas"/>
-          <w:color w:val="D4D4D4"/>
-          <w:sz w:val="16"/>
-        </w:rPr>
-        <w:t>(</w:t>
-        <w:br/>
-        <w:t xml:space="preserve">            </w:t>
-      </w:r>
-      <w:r>
-        <w:rPr>
-          <w:rFonts w:ascii="Consolas" w:hAnsi="Consolas"/>
-          <w:color w:val="CE9178"/>
-          <w:sz w:val="16"/>
-        </w:rPr>
-        <w:t>"tenant.{$this-&gt;tenantOrder-&gt;tenant_id}.kds"</w:t>
-      </w:r>
-      <w:r>
-        <w:rPr>
-          <w:rFonts w:ascii="Consolas" w:hAnsi="Consolas"/>
-          <w:color w:val="D4D4D4"/>
-          <w:sz w:val="16"/>
-        </w:rPr>
-        <w:br/>
-        <w:t xml:space="preserve">        )];</w:t>
-        <w:br/>
-        <w:t xml:space="preserve">    }</w:t>
-        <w:br/>
-        <w:br/>
-        <w:t xml:space="preserve">    </w:t>
-      </w:r>
-      <w:r>
-        <w:rPr>
-          <w:rFonts w:ascii="Consolas" w:hAnsi="Consolas"/>
-          <w:color w:val="569CD6"/>
-          <w:sz w:val="16"/>
-        </w:rPr>
-        <w:t>public</w:t>
-      </w:r>
-      <w:r>
-        <w:rPr>
-          <w:rFonts w:ascii="Consolas" w:hAnsi="Consolas"/>
-          <w:color w:val="D4D4D4"/>
-          <w:sz w:val="16"/>
-        </w:rPr>
-        <w:t xml:space="preserve"> </w:t>
-      </w:r>
-      <w:r>
-        <w:rPr>
-          <w:rFonts w:ascii="Consolas" w:hAnsi="Consolas"/>
-          <w:color w:val="569CD6"/>
-          <w:sz w:val="16"/>
-        </w:rPr>
-        <w:t>function</w:t>
-      </w:r>
-      <w:r>
-        <w:rPr>
-          <w:rFonts w:ascii="Consolas" w:hAnsi="Consolas"/>
-          <w:color w:val="D4D4D4"/>
-          <w:sz w:val="16"/>
-        </w:rPr>
-        <w:t xml:space="preserve"> </w:t>
-      </w:r>
-      <w:r>
-        <w:rPr>
-          <w:rFonts w:ascii="Consolas" w:hAnsi="Consolas"/>
-          <w:color w:val="DCDCAA"/>
-          <w:sz w:val="16"/>
-        </w:rPr>
-        <w:t>broadcastAs</w:t>
-      </w:r>
-      <w:r>
-        <w:rPr>
-          <w:rFonts w:ascii="Consolas" w:hAnsi="Consolas"/>
-          <w:color w:val="D4D4D4"/>
-          <w:sz w:val="16"/>
-        </w:rPr>
-        <w:t xml:space="preserve">(): </w:t>
-      </w:r>
-      <w:r>
-        <w:rPr>
-          <w:rFonts w:ascii="Consolas" w:hAnsi="Consolas"/>
-          <w:color w:val="569CD6"/>
-          <w:sz w:val="16"/>
-        </w:rPr>
-        <w:t>string</w:t>
-      </w:r>
-      <w:r>
-        <w:rPr>
-          <w:rFonts w:ascii="Consolas" w:hAnsi="Consolas"/>
-          <w:color w:val="D4D4D4"/>
-          <w:sz w:val="16"/>
-        </w:rPr>
-        <w:br/>
-        <w:t xml:space="preserve">    {</w:t>
-        <w:br/>
-        <w:t xml:space="preserve">        </w:t>
-      </w:r>
-      <w:r>
-        <w:rPr>
-          <w:rFonts w:ascii="Consolas" w:hAnsi="Consolas"/>
-          <w:color w:val="569CD6"/>
-          <w:sz w:val="16"/>
-        </w:rPr>
-        <w:t>return</w:t>
-      </w:r>
-      <w:r>
-        <w:rPr>
-          <w:rFonts w:ascii="Consolas" w:hAnsi="Consolas"/>
-          <w:color w:val="D4D4D4"/>
-          <w:sz w:val="16"/>
-        </w:rPr>
-        <w:t xml:space="preserve"> </w:t>
-      </w:r>
-      <w:r>
-        <w:rPr>
-          <w:rFonts w:ascii="Consolas" w:hAnsi="Consolas"/>
-          <w:color w:val="CE9178"/>
-          <w:sz w:val="16"/>
-        </w:rPr>
-        <w:t>'tenant-order.updated'</w:t>
-      </w:r>
-      <w:r>
-        <w:rPr>
-          <w:rFonts w:ascii="Consolas" w:hAnsi="Consolas"/>
-          <w:color w:val="D4D4D4"/>
-          <w:sz w:val="16"/>
-        </w:rPr>
-        <w:t>;</w:t>
-        <w:br/>
-        <w:t xml:space="preserve">    }</w:t>
-        <w:br/>
-        <w:t>}</w:t>
+        <w:t xml:space="preserve">}</w:t>
       </w:r>
     </w:p>
     <w:p>
@@ -18951,7 +18364,7 @@
     </w:pPr>
     <w:rPr>
       <w:rFonts w:ascii="Consolas" w:hAnsi="Consolas"/>
-      <w:color w:val="D4D4D4"/>
+      <w:color w:val="262626"/>
       <w:sz w:val="16"/>
     </w:rPr>
   </w:style>
@@ -19063,7 +18476,7 @@
     <w:rPr>
       <w:rFonts w:ascii="Consolas" w:hAnsi="Consolas"/>
       <w:b/>
-      <w:color w:val="FFFFFF"/>
+      <w:color w:val="262626"/>
       <w:sz w:val="16"/>
     </w:rPr>
   </w:style>

--- a/modul_praktikum/Pertemuan_12_Kitchen_Display_System_Realtime_Status_dan_Notifikasi.docx
+++ b/modul_praktikum/Pertemuan_12_Kitchen_Display_System_Realtime_Status_dan_Notifikasi.docx
@@ -5117,13 +5117,11 @@
       <w:r>
         <w:rPr>
           <w:rFonts w:ascii="Consolas" w:hAnsi="Consolas"/>
-          <w:color w:val="262626"/>
+          <w:b/>
+          <w:color w:val="000080"/>
           <w:sz w:val="16"/>
         </w:rPr>
-        <w:t xml:space="preserve">final class TenantOrderUpdated</w:t>
-      </w:r>
-      <w:r>
-        <w:br/>
+        <w:t xml:space="preserve">final</w:t>
       </w:r>
       <w:r>
         <w:rPr>
@@ -5131,10 +5129,16 @@
           <w:color w:val="262626"/>
           <w:sz w:val="16"/>
         </w:rPr>
-        <w:t xml:space="preserve">    implements ShouldBroadcast, ShouldDispatchAfterCommit</w:t>
-      </w:r>
-      <w:r>
-        <w:br/>
+        <w:t xml:space="preserve"> </w:t>
+      </w:r>
+      <w:r>
+        <w:rPr>
+          <w:rFonts w:ascii="Consolas" w:hAnsi="Consolas"/>
+          <w:b/>
+          <w:color w:val="000080"/>
+          <w:sz w:val="16"/>
+        </w:rPr>
+        <w:t xml:space="preserve">class</w:t>
       </w:r>
       <w:r>
         <w:rPr>
@@ -5142,7 +5146,15 @@
           <w:color w:val="262626"/>
           <w:sz w:val="16"/>
         </w:rPr>
-        <w:t xml:space="preserve">{</w:t>
+        <w:t xml:space="preserve"> </w:t>
+      </w:r>
+      <w:r>
+        <w:rPr>
+          <w:rFonts w:ascii="Consolas" w:hAnsi="Consolas"/>
+          <w:color w:val="267F99"/>
+          <w:sz w:val="16"/>
+        </w:rPr>
+        <w:t xml:space="preserve">TenantOrderUpdated</w:t>
       </w:r>
       <w:r>
         <w:br/>
@@ -5153,10 +5165,16 @@
           <w:color w:val="262626"/>
           <w:sz w:val="16"/>
         </w:rPr>
-        <w:t xml:space="preserve">    public function __construct(</w:t>
-      </w:r>
-      <w:r>
-        <w:br/>
+        <w:t xml:space="preserve">    </w:t>
+      </w:r>
+      <w:r>
+        <w:rPr>
+          <w:rFonts w:ascii="Consolas" w:hAnsi="Consolas"/>
+          <w:b/>
+          <w:color w:val="000080"/>
+          <w:sz w:val="16"/>
+        </w:rPr>
+        <w:t xml:space="preserve">implements</w:t>
       </w:r>
       <w:r>
         <w:rPr>
@@ -5164,7 +5182,164 @@
           <w:color w:val="262626"/>
           <w:sz w:val="16"/>
         </w:rPr>
-        <w:t xml:space="preserve">        public readonly TenantOrder </w:t>
+        <w:t xml:space="preserve"> </w:t>
+      </w:r>
+      <w:r>
+        <w:rPr>
+          <w:rFonts w:ascii="Consolas" w:hAnsi="Consolas"/>
+          <w:color w:val="267F99"/>
+          <w:sz w:val="16"/>
+        </w:rPr>
+        <w:t xml:space="preserve">ShouldBroadcast</w:t>
+      </w:r>
+      <w:r>
+        <w:rPr>
+          <w:rFonts w:ascii="Consolas" w:hAnsi="Consolas"/>
+          <w:color w:val="262626"/>
+          <w:sz w:val="16"/>
+        </w:rPr>
+        <w:t xml:space="preserve">, </w:t>
+      </w:r>
+      <w:r>
+        <w:rPr>
+          <w:rFonts w:ascii="Consolas" w:hAnsi="Consolas"/>
+          <w:color w:val="267F99"/>
+          <w:sz w:val="16"/>
+        </w:rPr>
+        <w:t xml:space="preserve">ShouldDispatchAfterCommit</w:t>
+      </w:r>
+      <w:r>
+        <w:br/>
+      </w:r>
+      <w:r>
+        <w:rPr>
+          <w:rFonts w:ascii="Consolas" w:hAnsi="Consolas"/>
+          <w:color w:val="262626"/>
+          <w:sz w:val="16"/>
+        </w:rPr>
+        <w:t xml:space="preserve">{</w:t>
+      </w:r>
+      <w:r>
+        <w:br/>
+      </w:r>
+      <w:r>
+        <w:rPr>
+          <w:rFonts w:ascii="Consolas" w:hAnsi="Consolas"/>
+          <w:color w:val="262626"/>
+          <w:sz w:val="16"/>
+        </w:rPr>
+        <w:t xml:space="preserve">    </w:t>
+      </w:r>
+      <w:r>
+        <w:rPr>
+          <w:rFonts w:ascii="Consolas" w:hAnsi="Consolas"/>
+          <w:b/>
+          <w:color w:val="000080"/>
+          <w:sz w:val="16"/>
+        </w:rPr>
+        <w:t xml:space="preserve">public</w:t>
+      </w:r>
+      <w:r>
+        <w:rPr>
+          <w:rFonts w:ascii="Consolas" w:hAnsi="Consolas"/>
+          <w:color w:val="262626"/>
+          <w:sz w:val="16"/>
+        </w:rPr>
+        <w:t xml:space="preserve"> </w:t>
+      </w:r>
+      <w:r>
+        <w:rPr>
+          <w:rFonts w:ascii="Consolas" w:hAnsi="Consolas"/>
+          <w:b/>
+          <w:color w:val="000080"/>
+          <w:sz w:val="16"/>
+        </w:rPr>
+        <w:t xml:space="preserve">function</w:t>
+      </w:r>
+      <w:r>
+        <w:rPr>
+          <w:rFonts w:ascii="Consolas" w:hAnsi="Consolas"/>
+          <w:color w:val="262626"/>
+          <w:sz w:val="16"/>
+        </w:rPr>
+        <w:t xml:space="preserve"> </w:t>
+      </w:r>
+      <w:r>
+        <w:rPr>
+          <w:rFonts w:ascii="Consolas" w:hAnsi="Consolas"/>
+          <w:color w:val="795E26"/>
+          <w:sz w:val="16"/>
+        </w:rPr>
+        <w:t xml:space="preserve">__construct</w:t>
+      </w:r>
+      <w:r>
+        <w:rPr>
+          <w:rFonts w:ascii="Consolas" w:hAnsi="Consolas"/>
+          <w:color w:val="262626"/>
+          <w:sz w:val="16"/>
+        </w:rPr>
+        <w:t xml:space="preserve">(</w:t>
+      </w:r>
+      <w:r>
+        <w:br/>
+      </w:r>
+      <w:r>
+        <w:rPr>
+          <w:rFonts w:ascii="Consolas" w:hAnsi="Consolas"/>
+          <w:color w:val="262626"/>
+          <w:sz w:val="16"/>
+        </w:rPr>
+        <w:t xml:space="preserve">        </w:t>
+      </w:r>
+      <w:r>
+        <w:rPr>
+          <w:rFonts w:ascii="Consolas" w:hAnsi="Consolas"/>
+          <w:b/>
+          <w:color w:val="000080"/>
+          <w:sz w:val="16"/>
+        </w:rPr>
+        <w:t xml:space="preserve">public</w:t>
+      </w:r>
+      <w:r>
+        <w:rPr>
+          <w:rFonts w:ascii="Consolas" w:hAnsi="Consolas"/>
+          <w:color w:val="262626"/>
+          <w:sz w:val="16"/>
+        </w:rPr>
+        <w:t xml:space="preserve"> </w:t>
+      </w:r>
+      <w:r>
+        <w:rPr>
+          <w:rFonts w:ascii="Consolas" w:hAnsi="Consolas"/>
+          <w:b/>
+          <w:color w:val="000080"/>
+          <w:sz w:val="16"/>
+        </w:rPr>
+        <w:t xml:space="preserve">readonly</w:t>
+      </w:r>
+      <w:r>
+        <w:rPr>
+          <w:rFonts w:ascii="Consolas" w:hAnsi="Consolas"/>
+          <w:color w:val="262626"/>
+          <w:sz w:val="16"/>
+        </w:rPr>
+        <w:t xml:space="preserve"> </w:t>
+      </w:r>
+      <w:r>
+        <w:rPr>
+          <w:rFonts w:ascii="Consolas" w:hAnsi="Consolas"/>
+          <w:color w:val="267F99"/>
+          <w:sz w:val="16"/>
+        </w:rPr>
+        <w:t xml:space="preserve">TenantOrder</w:t>
+      </w:r>
+      <w:r>
+        <w:rPr>
+          <w:rFonts w:ascii="Consolas" w:hAnsi="Consolas"/>
+          <w:color w:val="262626"/>
+          <w:sz w:val="16"/>
+        </w:rPr>
+        <w:t xml:space="preserve"> </w:t>
       </w:r>
       <w:r>
         <w:rPr>
@@ -5197,10 +5372,16 @@
           <w:color w:val="262626"/>
           <w:sz w:val="16"/>
         </w:rPr>
-        <w:t xml:space="preserve">    public function broadcastOn(): array</w:t>
-      </w:r>
-      <w:r>
-        <w:br/>
+        <w:t xml:space="preserve">    </w:t>
+      </w:r>
+      <w:r>
+        <w:rPr>
+          <w:rFonts w:ascii="Consolas" w:hAnsi="Consolas"/>
+          <w:b/>
+          <w:color w:val="000080"/>
+          <w:sz w:val="16"/>
+        </w:rPr>
+        <w:t xml:space="preserve">public</w:t>
       </w:r>
       <w:r>
         <w:rPr>
@@ -5208,10 +5389,16 @@
           <w:color w:val="262626"/>
           <w:sz w:val="16"/>
         </w:rPr>
-        <w:t xml:space="preserve">    {</w:t>
-      </w:r>
-      <w:r>
-        <w:br/>
+        <w:t xml:space="preserve"> </w:t>
+      </w:r>
+      <w:r>
+        <w:rPr>
+          <w:rFonts w:ascii="Consolas" w:hAnsi="Consolas"/>
+          <w:b/>
+          <w:color w:val="000080"/>
+          <w:sz w:val="16"/>
+        </w:rPr>
+        <w:t xml:space="preserve">function</w:t>
       </w:r>
       <w:r>
         <w:rPr>
@@ -5219,10 +5406,15 @@
           <w:color w:val="262626"/>
           <w:sz w:val="16"/>
         </w:rPr>
-        <w:t xml:space="preserve">        return [new PrivateChannel(</w:t>
-      </w:r>
-      <w:r>
-        <w:br/>
+        <w:t xml:space="preserve"> </w:t>
+      </w:r>
+      <w:r>
+        <w:rPr>
+          <w:rFonts w:ascii="Consolas" w:hAnsi="Consolas"/>
+          <w:color w:val="795E26"/>
+          <w:sz w:val="16"/>
+        </w:rPr>
+        <w:t xml:space="preserve">broadcastOn</w:t>
       </w:r>
       <w:r>
         <w:rPr>
@@ -5230,6 +5422,98 @@
           <w:color w:val="262626"/>
           <w:sz w:val="16"/>
         </w:rPr>
+        <w:t xml:space="preserve">(): </w:t>
+      </w:r>
+      <w:r>
+        <w:rPr>
+          <w:rFonts w:ascii="Consolas" w:hAnsi="Consolas"/>
+          <w:b/>
+          <w:color w:val="000080"/>
+          <w:sz w:val="16"/>
+        </w:rPr>
+        <w:t xml:space="preserve">array</w:t>
+      </w:r>
+      <w:r>
+        <w:br/>
+      </w:r>
+      <w:r>
+        <w:rPr>
+          <w:rFonts w:ascii="Consolas" w:hAnsi="Consolas"/>
+          <w:color w:val="262626"/>
+          <w:sz w:val="16"/>
+        </w:rPr>
+        <w:t xml:space="preserve">    {</w:t>
+      </w:r>
+      <w:r>
+        <w:br/>
+      </w:r>
+      <w:r>
+        <w:rPr>
+          <w:rFonts w:ascii="Consolas" w:hAnsi="Consolas"/>
+          <w:color w:val="262626"/>
+          <w:sz w:val="16"/>
+        </w:rPr>
+        <w:t xml:space="preserve">        </w:t>
+      </w:r>
+      <w:r>
+        <w:rPr>
+          <w:rFonts w:ascii="Consolas" w:hAnsi="Consolas"/>
+          <w:b/>
+          <w:color w:val="000080"/>
+          <w:sz w:val="16"/>
+        </w:rPr>
+        <w:t xml:space="preserve">return</w:t>
+      </w:r>
+      <w:r>
+        <w:rPr>
+          <w:rFonts w:ascii="Consolas" w:hAnsi="Consolas"/>
+          <w:color w:val="262626"/>
+          <w:sz w:val="16"/>
+        </w:rPr>
+        <w:t xml:space="preserve"> [</w:t>
+      </w:r>
+      <w:r>
+        <w:rPr>
+          <w:rFonts w:ascii="Consolas" w:hAnsi="Consolas"/>
+          <w:b/>
+          <w:color w:val="000080"/>
+          <w:sz w:val="16"/>
+        </w:rPr>
+        <w:t xml:space="preserve">new</w:t>
+      </w:r>
+      <w:r>
+        <w:rPr>
+          <w:rFonts w:ascii="Consolas" w:hAnsi="Consolas"/>
+          <w:color w:val="262626"/>
+          <w:sz w:val="16"/>
+        </w:rPr>
+        <w:t xml:space="preserve"> </w:t>
+      </w:r>
+      <w:r>
+        <w:rPr>
+          <w:rFonts w:ascii="Consolas" w:hAnsi="Consolas"/>
+          <w:color w:val="795E26"/>
+          <w:sz w:val="16"/>
+        </w:rPr>
+        <w:t xml:space="preserve">PrivateChannel</w:t>
+      </w:r>
+      <w:r>
+        <w:rPr>
+          <w:rFonts w:ascii="Consolas" w:hAnsi="Consolas"/>
+          <w:color w:val="262626"/>
+          <w:sz w:val="16"/>
+        </w:rPr>
+        <w:t xml:space="preserve">(</w:t>
+      </w:r>
+      <w:r>
+        <w:br/>
+      </w:r>
+      <w:r>
+        <w:rPr>
+          <w:rFonts w:ascii="Consolas" w:hAnsi="Consolas"/>
+          <w:color w:val="262626"/>
+          <w:sz w:val="16"/>
+        </w:rPr>
         <w:t xml:space="preserve">            </w:t>
       </w:r>
       <w:r>
@@ -5274,10 +5558,16 @@
           <w:color w:val="262626"/>
           <w:sz w:val="16"/>
         </w:rPr>
-        <w:t xml:space="preserve">    public function broadcastAs(): string</w:t>
-      </w:r>
-      <w:r>
-        <w:br/>
+        <w:t xml:space="preserve">    </w:t>
+      </w:r>
+      <w:r>
+        <w:rPr>
+          <w:rFonts w:ascii="Consolas" w:hAnsi="Consolas"/>
+          <w:b/>
+          <w:color w:val="000080"/>
+          <w:sz w:val="16"/>
+        </w:rPr>
+        <w:t xml:space="preserve">public</w:t>
       </w:r>
       <w:r>
         <w:rPr>
@@ -5285,10 +5575,16 @@
           <w:color w:val="262626"/>
           <w:sz w:val="16"/>
         </w:rPr>
-        <w:t xml:space="preserve">    {</w:t>
-      </w:r>
-      <w:r>
-        <w:br/>
+        <w:t xml:space="preserve"> </w:t>
+      </w:r>
+      <w:r>
+        <w:rPr>
+          <w:rFonts w:ascii="Consolas" w:hAnsi="Consolas"/>
+          <w:b/>
+          <w:color w:val="000080"/>
+          <w:sz w:val="16"/>
+        </w:rPr>
+        <w:t xml:space="preserve">function</w:t>
       </w:r>
       <w:r>
         <w:rPr>
@@ -5296,7 +5592,71 @@
           <w:color w:val="262626"/>
           <w:sz w:val="16"/>
         </w:rPr>
-        <w:t xml:space="preserve">        return </w:t>
+        <w:t xml:space="preserve"> </w:t>
+      </w:r>
+      <w:r>
+        <w:rPr>
+          <w:rFonts w:ascii="Consolas" w:hAnsi="Consolas"/>
+          <w:color w:val="795E26"/>
+          <w:sz w:val="16"/>
+        </w:rPr>
+        <w:t xml:space="preserve">broadcastAs</w:t>
+      </w:r>
+      <w:r>
+        <w:rPr>
+          <w:rFonts w:ascii="Consolas" w:hAnsi="Consolas"/>
+          <w:color w:val="262626"/>
+          <w:sz w:val="16"/>
+        </w:rPr>
+        <w:t xml:space="preserve">(): </w:t>
+      </w:r>
+      <w:r>
+        <w:rPr>
+          <w:rFonts w:ascii="Consolas" w:hAnsi="Consolas"/>
+          <w:b/>
+          <w:color w:val="000080"/>
+          <w:sz w:val="16"/>
+        </w:rPr>
+        <w:t xml:space="preserve">string</w:t>
+      </w:r>
+      <w:r>
+        <w:br/>
+      </w:r>
+      <w:r>
+        <w:rPr>
+          <w:rFonts w:ascii="Consolas" w:hAnsi="Consolas"/>
+          <w:color w:val="262626"/>
+          <w:sz w:val="16"/>
+        </w:rPr>
+        <w:t xml:space="preserve">    {</w:t>
+      </w:r>
+      <w:r>
+        <w:br/>
+      </w:r>
+      <w:r>
+        <w:rPr>
+          <w:rFonts w:ascii="Consolas" w:hAnsi="Consolas"/>
+          <w:color w:val="262626"/>
+          <w:sz w:val="16"/>
+        </w:rPr>
+        <w:t xml:space="preserve">        </w:t>
+      </w:r>
+      <w:r>
+        <w:rPr>
+          <w:rFonts w:ascii="Consolas" w:hAnsi="Consolas"/>
+          <w:b/>
+          <w:color w:val="000080"/>
+          <w:sz w:val="16"/>
+        </w:rPr>
+        <w:t xml:space="preserve">return</w:t>
+      </w:r>
+      <w:r>
+        <w:rPr>
+          <w:rFonts w:ascii="Consolas" w:hAnsi="Consolas"/>
+          <w:color w:val="262626"/>
+          <w:sz w:val="16"/>
+        </w:rPr>
+        <w:t xml:space="preserve"> </w:t>
       </w:r>
       <w:r>
         <w:rPr>
